--- a/PAST Logbook - Zoe Haggett.docx
+++ b/PAST Logbook - Zoe Haggett.docx
@@ -34,7 +34,7 @@
                     <pic:cNvPicPr/>
                   </pic:nvPicPr>
                   <pic:blipFill>
-                    <a:blip r:embed="rId7">
+                    <a:blip r:embed="rId8">
                       <a:extLst>
                         <a:ext uri="{28A0092B-C50C-407E-A947-70E740481C1C}">
                           <a14:useLocalDpi xmlns:a14="http://schemas.microsoft.com/office/drawing/2010/main" val="0"/>
@@ -146,7 +146,7 @@
           <w:szCs w:val="32"/>
         </w:rPr>
       </w:pPr>
-      <w:hyperlink r:id="rId8" w:history="1">
+      <w:hyperlink r:id="rId9" w:history="1">
         <w:r>
           <w:rPr>
             <w:rStyle w:val="Hyperlink"/>
@@ -660,7 +660,7 @@
           <w:color w:val="000000" w:themeColor="text1"/>
         </w:rPr>
         <w:sectPr>
-          <w:headerReference w:type="default" r:id="rId9"/>
+          <w:headerReference w:type="default" r:id="rId10"/>
           <w:pgSz w:w="11906" w:h="16838"/>
           <w:pgMar w:top="720" w:right="720" w:bottom="720" w:left="720" w:header="708" w:footer="708" w:gutter="0"/>
           <w:cols w:space="708"/>
@@ -697,6 +697,7 @@
           </w:tcPr>
           <w:p>
             <w:pPr>
+              <w:shd w:val="clear" w:color="auto" w:fill="D86DCB" w:themeFill="accent5" w:themeFillTint="99"/>
               <w:tabs>
                 <w:tab w:val="left" w:pos="5480"/>
               </w:tabs>
@@ -729,6 +730,7 @@
           </w:p>
           <w:p>
             <w:pPr>
+              <w:shd w:val="clear" w:color="auto" w:fill="F0FDA5"/>
               <w:tabs>
                 <w:tab w:val="left" w:pos="5480"/>
               </w:tabs>
@@ -746,7 +748,6 @@
                 <w:rFonts w:asciiTheme="majorHAnsi" w:hAnsiTheme="majorHAnsi" w:cs="Nirmala UI"/>
                 <w:b/>
                 <w:bCs/>
-                <w:highlight w:val="magenta"/>
               </w:rPr>
               <w:t>Research Phase</w:t>
             </w:r>
@@ -1271,6 +1272,20 @@
           <w:p>
             <w:pPr>
               <w:pStyle w:val="ListParagraph"/>
+              <w:tabs>
+                <w:tab w:val="left" w:pos="5480"/>
+              </w:tabs>
+              <w:spacing w:line="240" w:lineRule="auto"/>
+              <w:rPr>
+                <w:rFonts w:asciiTheme="majorHAnsi" w:hAnsiTheme="majorHAnsi" w:cs="Nirmala UI"/>
+                <w:b/>
+                <w:bCs/>
+              </w:rPr>
+            </w:pPr>
+          </w:p>
+          <w:p>
+            <w:pPr>
+              <w:pStyle w:val="ListParagraph"/>
               <w:numPr>
                 <w:ilvl w:val="0"/>
                 <w:numId w:val="11"/>
@@ -1310,7 +1325,7 @@
                 <w:bCs/>
               </w:rPr>
             </w:pPr>
-            <w:hyperlink r:id="rId10" w:history="1">
+            <w:hyperlink r:id="rId11" w:history="1">
               <w:r>
                 <w:rPr>
                   <w:rStyle w:val="Hyperlink"/>
@@ -1329,11 +1344,8 @@
                 <w:tab w:val="left" w:pos="5480"/>
               </w:tabs>
               <w:spacing w:line="240" w:lineRule="auto"/>
-              <w:rPr>
-                <w:rFonts w:asciiTheme="majorHAnsi" w:hAnsiTheme="majorHAnsi" w:cs="Nirmala UI"/>
-              </w:rPr>
-            </w:pPr>
-            <w:hyperlink r:id="rId11" w:history="1">
+            </w:pPr>
+            <w:hyperlink r:id="rId12" w:history="1">
               <w:r>
                 <w:rPr>
                   <w:rStyle w:val="Hyperlink"/>
@@ -1341,6 +1353,15 @@
                 <w:t>https://www.ibm.com/think/topics/real-time-operating-system</w:t>
               </w:r>
             </w:hyperlink>
+          </w:p>
+          <w:p>
+            <w:pPr>
+              <w:pStyle w:val="ListParagraph"/>
+              <w:tabs>
+                <w:tab w:val="left" w:pos="5480"/>
+              </w:tabs>
+              <w:spacing w:line="240" w:lineRule="auto"/>
+            </w:pPr>
           </w:p>
           <w:p>
             <w:pPr>
@@ -1555,7 +1576,7 @@
               </w:rPr>
               <w:t xml:space="preserve">Read through attached beginners guide - </w:t>
             </w:r>
-            <w:hyperlink r:id="rId12" w:history="1">
+            <w:hyperlink r:id="rId13" w:history="1">
               <w:r>
                 <w:rPr>
                   <w:rStyle w:val="Hyperlink"/>
@@ -1570,6 +1591,20 @@
               </w:rPr>
               <w:t xml:space="preserve"> </w:t>
             </w:r>
+          </w:p>
+          <w:p>
+            <w:pPr>
+              <w:pStyle w:val="ListParagraph"/>
+              <w:tabs>
+                <w:tab w:val="left" w:pos="5480"/>
+              </w:tabs>
+              <w:spacing w:line="240" w:lineRule="auto"/>
+              <w:rPr>
+                <w:rFonts w:asciiTheme="majorHAnsi" w:hAnsiTheme="majorHAnsi" w:cs="Nirmala UI"/>
+                <w:b/>
+                <w:bCs/>
+              </w:rPr>
+            </w:pPr>
           </w:p>
           <w:p>
             <w:pPr>
@@ -1655,7 +1690,7 @@
                           <pic:cNvPicPr/>
                         </pic:nvPicPr>
                         <pic:blipFill>
-                          <a:blip r:embed="rId13"/>
+                          <a:blip r:embed="rId14"/>
                           <a:stretch>
                             <a:fillRect/>
                           </a:stretch>
@@ -1679,6 +1714,20 @@
           <w:p>
             <w:pPr>
               <w:pStyle w:val="ListParagraph"/>
+              <w:tabs>
+                <w:tab w:val="left" w:pos="5480"/>
+              </w:tabs>
+              <w:spacing w:line="240" w:lineRule="auto"/>
+              <w:rPr>
+                <w:rFonts w:asciiTheme="majorHAnsi" w:hAnsiTheme="majorHAnsi" w:cs="Nirmala UI"/>
+                <w:b/>
+                <w:bCs/>
+              </w:rPr>
+            </w:pPr>
+          </w:p>
+          <w:p>
+            <w:pPr>
+              <w:pStyle w:val="ListParagraph"/>
               <w:numPr>
                 <w:ilvl w:val="0"/>
                 <w:numId w:val="11"/>
@@ -1711,7 +1760,7 @@
                 <w:rFonts w:asciiTheme="majorHAnsi" w:hAnsiTheme="majorHAnsi" w:cs="Nirmala UI"/>
               </w:rPr>
             </w:pPr>
-            <w:hyperlink r:id="rId14" w:history="1">
+            <w:hyperlink r:id="rId15" w:history="1">
               <w:r>
                 <w:rPr>
                   <w:rStyle w:val="Hyperlink"/>
@@ -1754,6 +1803,7 @@
           </w:tcPr>
           <w:p>
             <w:pPr>
+              <w:shd w:val="clear" w:color="auto" w:fill="D86DCB" w:themeFill="accent5" w:themeFillTint="99"/>
               <w:tabs>
                 <w:tab w:val="left" w:pos="5480"/>
               </w:tabs>
@@ -1772,6 +1822,7 @@
                 <w:b/>
                 <w:bCs/>
               </w:rPr>
+              <w:lastRenderedPageBreak/>
               <w:t xml:space="preserve">WEEK 2: </w:t>
             </w:r>
             <w:r>
@@ -1785,6 +1836,7 @@
           </w:p>
           <w:p>
             <w:pPr>
+              <w:shd w:val="clear" w:color="auto" w:fill="F0FDA5"/>
               <w:tabs>
                 <w:tab w:val="left" w:pos="5480"/>
               </w:tabs>
@@ -1802,7 +1854,6 @@
                 <w:rFonts w:asciiTheme="majorHAnsi" w:hAnsiTheme="majorHAnsi" w:cs="Nirmala UI"/>
                 <w:b/>
                 <w:bCs/>
-                <w:highlight w:val="magenta"/>
               </w:rPr>
               <w:t>Research Phase</w:t>
             </w:r>
@@ -1972,7 +2023,7 @@
               </w:tabs>
               <w:spacing w:line="240" w:lineRule="auto"/>
             </w:pPr>
-            <w:hyperlink r:id="rId15" w:history="1">
+            <w:hyperlink r:id="rId16" w:history="1">
               <w:r>
                 <w:rPr>
                   <w:rStyle w:val="Hyperlink"/>
@@ -1992,7 +2043,7 @@
                 <w:color w:val="000000" w:themeColor="text1"/>
               </w:rPr>
             </w:pPr>
-            <w:hyperlink r:id="rId16" w:anchor="google_vignette" w:history="1">
+            <w:hyperlink r:id="rId17" w:anchor="google_vignette" w:history="1">
               <w:r>
                 <w:rPr>
                   <w:rStyle w:val="Hyperlink"/>
@@ -2009,7 +2060,7 @@
                 <w:color w:val="000000" w:themeColor="text1"/>
               </w:rPr>
             </w:pPr>
-            <w:hyperlink r:id="rId17" w:history="1">
+            <w:hyperlink r:id="rId18" w:history="1">
               <w:r>
                 <w:rPr>
                   <w:rStyle w:val="Hyperlink"/>
@@ -2239,7 +2290,7 @@
                 <w:bCs/>
               </w:rPr>
             </w:pPr>
-            <w:hyperlink r:id="rId18" w:history="1">
+            <w:hyperlink r:id="rId19" w:history="1">
               <w:r>
                 <w:rPr>
                   <w:rStyle w:val="Hyperlink"/>
@@ -2278,7 +2329,7 @@
                 <w:bCs/>
               </w:rPr>
             </w:pPr>
-            <w:hyperlink r:id="rId19" w:history="1">
+            <w:hyperlink r:id="rId20" w:history="1">
               <w:r>
                 <w:rPr>
                   <w:rStyle w:val="Hyperlink"/>
@@ -2317,7 +2368,7 @@
                 <w:bCs/>
               </w:rPr>
             </w:pPr>
-            <w:hyperlink r:id="rId20" w:history="1">
+            <w:hyperlink r:id="rId21" w:history="1">
               <w:r>
                 <w:rPr>
                   <w:rStyle w:val="Hyperlink"/>
@@ -2366,6 +2417,7 @@
           </w:tcPr>
           <w:p>
             <w:pPr>
+              <w:shd w:val="clear" w:color="auto" w:fill="D86DCB" w:themeFill="accent5" w:themeFillTint="99"/>
               <w:tabs>
                 <w:tab w:val="left" w:pos="5480"/>
               </w:tabs>
@@ -2453,6 +2505,7 @@
           </w:p>
           <w:p>
             <w:pPr>
+              <w:shd w:val="clear" w:color="auto" w:fill="F6C5AC" w:themeFill="accent2" w:themeFillTint="66"/>
               <w:tabs>
                 <w:tab w:val="left" w:pos="5480"/>
               </w:tabs>
@@ -2470,7 +2523,6 @@
                 <w:rFonts w:asciiTheme="majorHAnsi" w:hAnsiTheme="majorHAnsi" w:cs="Nirmala UI"/>
                 <w:b/>
                 <w:bCs/>
-                <w:highlight w:val="yellow"/>
               </w:rPr>
               <w:t>Implementation Phase</w:t>
             </w:r>
@@ -2759,7 +2811,7 @@
               </w:tabs>
               <w:spacing w:line="240" w:lineRule="auto"/>
             </w:pPr>
-            <w:hyperlink r:id="rId21" w:history="1">
+            <w:hyperlink r:id="rId22" w:history="1">
               <w:r>
                 <w:rPr>
                   <w:rStyle w:val="Hyperlink"/>
@@ -2794,7 +2846,6 @@
                 <w:rFonts w:asciiTheme="majorHAnsi" w:hAnsiTheme="majorHAnsi" w:cs="Nirmala UI"/>
                 <w:noProof/>
               </w:rPr>
-              <w:lastRenderedPageBreak/>
               <w:drawing>
                 <wp:inline distT="0" distB="0" distL="0" distR="0" wp14:anchorId="49869D3E" wp14:editId="006A392F">
                   <wp:extent cx="2672316" cy="1426164"/>
@@ -2811,7 +2862,7 @@
                           <pic:cNvPicPr/>
                         </pic:nvPicPr>
                         <pic:blipFill>
-                          <a:blip r:embed="rId22"/>
+                          <a:blip r:embed="rId23"/>
                           <a:stretch>
                             <a:fillRect/>
                           </a:stretch>
@@ -2948,70 +2999,7 @@
                 <w:noProof/>
               </w:rPr>
               <w:drawing>
-                <wp:anchor distT="0" distB="0" distL="114300" distR="114300" simplePos="0" relativeHeight="251660288" behindDoc="1" locked="0" layoutInCell="1" allowOverlap="1" wp14:anchorId="5F9C0049" wp14:editId="2CA5BD59">
-                  <wp:simplePos x="0" y="0"/>
-                  <wp:positionH relativeFrom="column">
-                    <wp:posOffset>3092420</wp:posOffset>
-                  </wp:positionH>
-                  <wp:positionV relativeFrom="paragraph">
-                    <wp:posOffset>81620</wp:posOffset>
-                  </wp:positionV>
-                  <wp:extent cx="2768600" cy="330200"/>
-                  <wp:effectExtent l="0" t="0" r="0" b="0"/>
-                  <wp:wrapTight wrapText="bothSides">
-                    <wp:wrapPolygon edited="0">
-                      <wp:start x="0" y="0"/>
-                      <wp:lineTo x="0" y="19938"/>
-                      <wp:lineTo x="21402" y="19938"/>
-                      <wp:lineTo x="21402" y="0"/>
-                      <wp:lineTo x="0" y="0"/>
-                    </wp:wrapPolygon>
-                  </wp:wrapTight>
-                  <wp:docPr id="293275004" name="Picture 1"/>
-                  <wp:cNvGraphicFramePr>
-                    <a:graphicFrameLocks xmlns:a="http://schemas.openxmlformats.org/drawingml/2006/main" noChangeAspect="1"/>
-                  </wp:cNvGraphicFramePr>
-                  <a:graphic xmlns:a="http://schemas.openxmlformats.org/drawingml/2006/main">
-                    <a:graphicData uri="http://schemas.openxmlformats.org/drawingml/2006/picture">
-                      <pic:pic xmlns:pic="http://schemas.openxmlformats.org/drawingml/2006/picture">
-                        <pic:nvPicPr>
-                          <pic:cNvPr id="293275004" name=""/>
-                          <pic:cNvPicPr/>
-                        </pic:nvPicPr>
-                        <pic:blipFill>
-                          <a:blip r:embed="rId23">
-                            <a:extLst>
-                              <a:ext uri="{28A0092B-C50C-407E-A947-70E740481C1C}">
-                                <a14:useLocalDpi xmlns:a14="http://schemas.microsoft.com/office/drawing/2010/main" val="0"/>
-                              </a:ext>
-                            </a:extLst>
-                          </a:blip>
-                          <a:stretch>
-                            <a:fillRect/>
-                          </a:stretch>
-                        </pic:blipFill>
-                        <pic:spPr>
-                          <a:xfrm>
-                            <a:off x="0" y="0"/>
-                            <a:ext cx="2768600" cy="330200"/>
-                          </a:xfrm>
-                          <a:prstGeom prst="rect">
-                            <a:avLst/>
-                          </a:prstGeom>
-                        </pic:spPr>
-                      </pic:pic>
-                    </a:graphicData>
-                  </a:graphic>
-                </wp:anchor>
-              </w:drawing>
-            </w:r>
-            <w:r>
-              <w:rPr>
-                <w:rFonts w:asciiTheme="majorHAnsi" w:hAnsiTheme="majorHAnsi" w:cs="Nirmala UI"/>
-                <w:noProof/>
-              </w:rPr>
-              <w:drawing>
-                <wp:anchor distT="0" distB="0" distL="114300" distR="114300" simplePos="0" relativeHeight="251661312" behindDoc="1" locked="0" layoutInCell="1" allowOverlap="1" wp14:anchorId="5C2F1801" wp14:editId="5A7F0A79">
+                <wp:anchor distT="0" distB="0" distL="114300" distR="114300" simplePos="0" relativeHeight="251661312" behindDoc="1" locked="0" layoutInCell="1" allowOverlap="1" wp14:anchorId="5C2F1801" wp14:editId="429AB6E7">
                   <wp:simplePos x="0" y="0"/>
                   <wp:positionH relativeFrom="column">
                     <wp:posOffset>448310</wp:posOffset>
@@ -3104,6 +3092,213 @@
                 <w:rFonts w:asciiTheme="majorHAnsi" w:hAnsiTheme="majorHAnsi" w:cs="Nirmala UI"/>
               </w:rPr>
             </w:pPr>
+          </w:p>
+          <w:p>
+            <w:pPr>
+              <w:tabs>
+                <w:tab w:val="left" w:pos="5480"/>
+              </w:tabs>
+              <w:spacing w:line="240" w:lineRule="auto"/>
+              <w:contextualSpacing/>
+              <w:rPr>
+                <w:rFonts w:asciiTheme="majorHAnsi" w:hAnsiTheme="majorHAnsi" w:cs="Nirmala UI"/>
+              </w:rPr>
+            </w:pPr>
+          </w:p>
+          <w:p>
+            <w:pPr>
+              <w:tabs>
+                <w:tab w:val="left" w:pos="5480"/>
+              </w:tabs>
+              <w:spacing w:line="240" w:lineRule="auto"/>
+              <w:contextualSpacing/>
+              <w:rPr>
+                <w:rFonts w:asciiTheme="majorHAnsi" w:hAnsiTheme="majorHAnsi" w:cs="Nirmala UI"/>
+              </w:rPr>
+            </w:pPr>
+          </w:p>
+          <w:p>
+            <w:pPr>
+              <w:tabs>
+                <w:tab w:val="left" w:pos="5480"/>
+              </w:tabs>
+              <w:spacing w:line="240" w:lineRule="auto"/>
+              <w:contextualSpacing/>
+              <w:rPr>
+                <w:rFonts w:asciiTheme="majorHAnsi" w:hAnsiTheme="majorHAnsi" w:cs="Nirmala UI"/>
+              </w:rPr>
+            </w:pPr>
+          </w:p>
+          <w:p>
+            <w:pPr>
+              <w:tabs>
+                <w:tab w:val="left" w:pos="5480"/>
+              </w:tabs>
+              <w:spacing w:line="240" w:lineRule="auto"/>
+              <w:contextualSpacing/>
+              <w:rPr>
+                <w:rFonts w:asciiTheme="majorHAnsi" w:hAnsiTheme="majorHAnsi" w:cs="Nirmala UI"/>
+              </w:rPr>
+            </w:pPr>
+          </w:p>
+          <w:p>
+            <w:pPr>
+              <w:tabs>
+                <w:tab w:val="left" w:pos="5480"/>
+              </w:tabs>
+              <w:spacing w:line="240" w:lineRule="auto"/>
+              <w:contextualSpacing/>
+              <w:rPr>
+                <w:rFonts w:asciiTheme="majorHAnsi" w:hAnsiTheme="majorHAnsi" w:cs="Nirmala UI"/>
+              </w:rPr>
+            </w:pPr>
+          </w:p>
+          <w:p>
+            <w:pPr>
+              <w:tabs>
+                <w:tab w:val="left" w:pos="5480"/>
+              </w:tabs>
+              <w:spacing w:line="240" w:lineRule="auto"/>
+              <w:contextualSpacing/>
+              <w:rPr>
+                <w:rFonts w:asciiTheme="majorHAnsi" w:hAnsiTheme="majorHAnsi" w:cs="Nirmala UI"/>
+              </w:rPr>
+            </w:pPr>
+          </w:p>
+          <w:p>
+            <w:pPr>
+              <w:tabs>
+                <w:tab w:val="left" w:pos="5480"/>
+              </w:tabs>
+              <w:spacing w:line="240" w:lineRule="auto"/>
+              <w:contextualSpacing/>
+              <w:rPr>
+                <w:rFonts w:asciiTheme="majorHAnsi" w:hAnsiTheme="majorHAnsi" w:cs="Nirmala UI"/>
+              </w:rPr>
+            </w:pPr>
+          </w:p>
+          <w:p>
+            <w:pPr>
+              <w:tabs>
+                <w:tab w:val="left" w:pos="5480"/>
+              </w:tabs>
+              <w:spacing w:line="240" w:lineRule="auto"/>
+              <w:contextualSpacing/>
+              <w:rPr>
+                <w:rFonts w:asciiTheme="majorHAnsi" w:hAnsiTheme="majorHAnsi" w:cs="Nirmala UI"/>
+              </w:rPr>
+            </w:pPr>
+            <w:r>
+              <w:rPr>
+                <w:rFonts w:asciiTheme="majorHAnsi" w:hAnsiTheme="majorHAnsi" w:cs="Nirmala UI"/>
+                <w:noProof/>
+              </w:rPr>
+              <w:drawing>
+                <wp:anchor distT="0" distB="0" distL="114300" distR="114300" simplePos="0" relativeHeight="251660288" behindDoc="1" locked="0" layoutInCell="1" allowOverlap="1" wp14:anchorId="5F9C0049" wp14:editId="6AF6D2E8">
+                  <wp:simplePos x="0" y="0"/>
+                  <wp:positionH relativeFrom="column">
+                    <wp:posOffset>456899</wp:posOffset>
+                  </wp:positionH>
+                  <wp:positionV relativeFrom="paragraph">
+                    <wp:posOffset>182946</wp:posOffset>
+                  </wp:positionV>
+                  <wp:extent cx="2768600" cy="330200"/>
+                  <wp:effectExtent l="0" t="0" r="0" b="0"/>
+                  <wp:wrapTight wrapText="bothSides">
+                    <wp:wrapPolygon edited="0">
+                      <wp:start x="0" y="0"/>
+                      <wp:lineTo x="0" y="19938"/>
+                      <wp:lineTo x="21402" y="19938"/>
+                      <wp:lineTo x="21402" y="0"/>
+                      <wp:lineTo x="0" y="0"/>
+                    </wp:wrapPolygon>
+                  </wp:wrapTight>
+                  <wp:docPr id="293275004" name="Picture 1"/>
+                  <wp:cNvGraphicFramePr>
+                    <a:graphicFrameLocks xmlns:a="http://schemas.openxmlformats.org/drawingml/2006/main" noChangeAspect="1"/>
+                  </wp:cNvGraphicFramePr>
+                  <a:graphic xmlns:a="http://schemas.openxmlformats.org/drawingml/2006/main">
+                    <a:graphicData uri="http://schemas.openxmlformats.org/drawingml/2006/picture">
+                      <pic:pic xmlns:pic="http://schemas.openxmlformats.org/drawingml/2006/picture">
+                        <pic:nvPicPr>
+                          <pic:cNvPr id="293275004" name=""/>
+                          <pic:cNvPicPr/>
+                        </pic:nvPicPr>
+                        <pic:blipFill>
+                          <a:blip r:embed="rId25">
+                            <a:extLst>
+                              <a:ext uri="{28A0092B-C50C-407E-A947-70E740481C1C}">
+                                <a14:useLocalDpi xmlns:a14="http://schemas.microsoft.com/office/drawing/2010/main" val="0"/>
+                              </a:ext>
+                            </a:extLst>
+                          </a:blip>
+                          <a:stretch>
+                            <a:fillRect/>
+                          </a:stretch>
+                        </pic:blipFill>
+                        <pic:spPr>
+                          <a:xfrm>
+                            <a:off x="0" y="0"/>
+                            <a:ext cx="2768600" cy="330200"/>
+                          </a:xfrm>
+                          <a:prstGeom prst="rect">
+                            <a:avLst/>
+                          </a:prstGeom>
+                        </pic:spPr>
+                      </pic:pic>
+                    </a:graphicData>
+                  </a:graphic>
+                </wp:anchor>
+              </w:drawing>
+            </w:r>
+          </w:p>
+          <w:p>
+            <w:pPr>
+              <w:tabs>
+                <w:tab w:val="left" w:pos="5480"/>
+              </w:tabs>
+              <w:spacing w:line="240" w:lineRule="auto"/>
+              <w:contextualSpacing/>
+              <w:rPr>
+                <w:rFonts w:asciiTheme="majorHAnsi" w:hAnsiTheme="majorHAnsi" w:cs="Nirmala UI"/>
+              </w:rPr>
+            </w:pPr>
+          </w:p>
+          <w:p>
+            <w:pPr>
+              <w:tabs>
+                <w:tab w:val="left" w:pos="5480"/>
+              </w:tabs>
+              <w:spacing w:line="240" w:lineRule="auto"/>
+              <w:contextualSpacing/>
+              <w:rPr>
+                <w:rFonts w:asciiTheme="majorHAnsi" w:hAnsiTheme="majorHAnsi" w:cs="Nirmala UI"/>
+              </w:rPr>
+            </w:pPr>
+          </w:p>
+          <w:p>
+            <w:pPr>
+              <w:tabs>
+                <w:tab w:val="left" w:pos="5480"/>
+              </w:tabs>
+              <w:spacing w:line="240" w:lineRule="auto"/>
+              <w:contextualSpacing/>
+              <w:rPr>
+                <w:rFonts w:asciiTheme="majorHAnsi" w:hAnsiTheme="majorHAnsi" w:cs="Nirmala UI"/>
+              </w:rPr>
+            </w:pPr>
+          </w:p>
+          <w:p>
+            <w:pPr>
+              <w:tabs>
+                <w:tab w:val="left" w:pos="5480"/>
+              </w:tabs>
+              <w:spacing w:line="240" w:lineRule="auto"/>
+              <w:contextualSpacing/>
+              <w:rPr>
+                <w:rFonts w:asciiTheme="majorHAnsi" w:hAnsiTheme="majorHAnsi" w:cs="Nirmala UI"/>
+              </w:rPr>
+            </w:pPr>
             <w:r>
               <w:rPr>
                 <w:rFonts w:asciiTheme="majorHAnsi" w:hAnsiTheme="majorHAnsi" w:cs="Nirmala UI"/>
@@ -3111,13 +3306,13 @@
                 <w:color w:val="EE0000"/>
               </w:rPr>
               <w:drawing>
-                <wp:anchor distT="0" distB="0" distL="114300" distR="114300" simplePos="0" relativeHeight="251662336" behindDoc="1" locked="0" layoutInCell="1" allowOverlap="1" wp14:anchorId="78CF7EA5" wp14:editId="4F8FCB82">
+                <wp:anchor distT="0" distB="0" distL="114300" distR="114300" simplePos="0" relativeHeight="251662336" behindDoc="1" locked="0" layoutInCell="1" allowOverlap="1" wp14:anchorId="78CF7EA5" wp14:editId="315FC87A">
                   <wp:simplePos x="0" y="0"/>
                   <wp:positionH relativeFrom="column">
-                    <wp:posOffset>3170127</wp:posOffset>
+                    <wp:posOffset>456799</wp:posOffset>
                   </wp:positionH>
                   <wp:positionV relativeFrom="paragraph">
-                    <wp:posOffset>40197</wp:posOffset>
+                    <wp:posOffset>75933</wp:posOffset>
                   </wp:positionV>
                   <wp:extent cx="3075940" cy="400685"/>
                   <wp:effectExtent l="0" t="0" r="0" b="0"/>
@@ -3142,7 +3337,7 @@
                           <pic:cNvPicPr/>
                         </pic:nvPicPr>
                         <pic:blipFill>
-                          <a:blip r:embed="rId25" cstate="print">
+                          <a:blip r:embed="rId26" cstate="print">
                             <a:extLst>
                               <a:ext uri="{28A0092B-C50C-407E-A947-70E740481C1C}">
                                 <a14:useLocalDpi xmlns:a14="http://schemas.microsoft.com/office/drawing/2010/main" val="0"/>
@@ -3223,30 +3418,6 @@
               </w:rPr>
             </w:pPr>
           </w:p>
-          <w:p>
-            <w:pPr>
-              <w:tabs>
-                <w:tab w:val="left" w:pos="5480"/>
-              </w:tabs>
-              <w:spacing w:line="240" w:lineRule="auto"/>
-              <w:contextualSpacing/>
-              <w:rPr>
-                <w:rFonts w:asciiTheme="majorHAnsi" w:hAnsiTheme="majorHAnsi" w:cs="Nirmala UI"/>
-              </w:rPr>
-            </w:pPr>
-          </w:p>
-          <w:p>
-            <w:pPr>
-              <w:tabs>
-                <w:tab w:val="left" w:pos="5480"/>
-              </w:tabs>
-              <w:spacing w:line="240" w:lineRule="auto"/>
-              <w:contextualSpacing/>
-              <w:rPr>
-                <w:rFonts w:asciiTheme="majorHAnsi" w:hAnsiTheme="majorHAnsi" w:cs="Nirmala UI"/>
-              </w:rPr>
-            </w:pPr>
-          </w:p>
         </w:tc>
       </w:tr>
       <w:tr>
@@ -3388,7 +3559,7 @@
                 <w:rFonts w:asciiTheme="majorHAnsi" w:hAnsiTheme="majorHAnsi" w:cs="Nirmala UI"/>
               </w:rPr>
             </w:pPr>
-            <w:hyperlink r:id="rId26" w:history="1">
+            <w:hyperlink r:id="rId27" w:history="1">
               <w:r>
                 <w:rPr>
                   <w:rStyle w:val="Hyperlink"/>
@@ -3415,7 +3586,7 @@
                 <w:rFonts w:asciiTheme="majorHAnsi" w:hAnsiTheme="majorHAnsi" w:cs="Nirmala UI"/>
               </w:rPr>
             </w:pPr>
-            <w:hyperlink r:id="rId27" w:history="1">
+            <w:hyperlink r:id="rId28" w:history="1">
               <w:r>
                 <w:rPr>
                   <w:rStyle w:val="Hyperlink"/>
@@ -3436,7 +3607,7 @@
                 <w:rFonts w:asciiTheme="majorHAnsi" w:hAnsiTheme="majorHAnsi" w:cs="Nirmala UI"/>
               </w:rPr>
             </w:pPr>
-            <w:hyperlink r:id="rId28" w:history="1">
+            <w:hyperlink r:id="rId29" w:history="1">
               <w:r>
                 <w:rPr>
                   <w:rStyle w:val="Hyperlink"/>
@@ -3471,6 +3642,7 @@
           </w:tcPr>
           <w:p>
             <w:pPr>
+              <w:shd w:val="clear" w:color="auto" w:fill="D86DCB" w:themeFill="accent5" w:themeFillTint="99"/>
               <w:tabs>
                 <w:tab w:val="left" w:pos="5480"/>
               </w:tabs>
@@ -3489,6 +3661,7 @@
                 <w:b/>
                 <w:bCs/>
               </w:rPr>
+              <w:lastRenderedPageBreak/>
               <w:t xml:space="preserve">WEEK </w:t>
             </w:r>
             <w:r>
@@ -3566,6 +3739,7 @@
           </w:p>
           <w:p>
             <w:pPr>
+              <w:shd w:val="clear" w:color="auto" w:fill="F6C5AC" w:themeFill="accent2" w:themeFillTint="66"/>
               <w:tabs>
                 <w:tab w:val="left" w:pos="5480"/>
               </w:tabs>
@@ -3583,7 +3757,7 @@
                 <w:rFonts w:asciiTheme="majorHAnsi" w:hAnsiTheme="majorHAnsi" w:cs="Nirmala UI"/>
                 <w:b/>
                 <w:bCs/>
-                <w:highlight w:val="yellow"/>
+                <w:shd w:val="clear" w:color="auto" w:fill="F6C5AC" w:themeFill="accent2" w:themeFillTint="66"/>
               </w:rPr>
               <w:t>Implementation Phase</w:t>
             </w:r>
@@ -3606,6 +3780,12 @@
               </w:rPr>
               <w:t>Total Hours Spent:</w:t>
             </w:r>
+            <w:r>
+              <w:rPr>
+                <w:rFonts w:asciiTheme="majorHAnsi" w:hAnsiTheme="majorHAnsi" w:cs="Nirmala UI"/>
+              </w:rPr>
+              <w:t xml:space="preserve"> 6</w:t>
+            </w:r>
           </w:p>
           <w:p>
             <w:pPr>
@@ -3624,6 +3804,12 @@
                 <w:rFonts w:asciiTheme="majorHAnsi" w:hAnsiTheme="majorHAnsi" w:cs="Nirmala UI"/>
               </w:rPr>
               <w:t>Running Total:</w:t>
+            </w:r>
+            <w:r>
+              <w:rPr>
+                <w:rFonts w:asciiTheme="majorHAnsi" w:hAnsiTheme="majorHAnsi" w:cs="Nirmala UI"/>
+              </w:rPr>
+              <w:t xml:space="preserve"> 18</w:t>
             </w:r>
           </w:p>
         </w:tc>
@@ -3787,7 +3973,7 @@
                           <pic:cNvPicPr/>
                         </pic:nvPicPr>
                         <pic:blipFill>
-                          <a:blip r:embed="rId29"/>
+                          <a:blip r:embed="rId30"/>
                           <a:stretch>
                             <a:fillRect/>
                           </a:stretch>
@@ -3829,7 +4015,6 @@
                 <w:color w:val="EE0000"/>
                 <w:lang w:val="en-GB"/>
               </w:rPr>
-              <w:lastRenderedPageBreak/>
               <w:drawing>
                 <wp:anchor distT="0" distB="0" distL="114300" distR="114300" simplePos="0" relativeHeight="251664384" behindDoc="1" locked="0" layoutInCell="1" allowOverlap="1" wp14:anchorId="293B8366" wp14:editId="1D51374B">
                   <wp:simplePos x="0" y="0"/>
@@ -3864,7 +4049,7 @@
                           </pic:cNvPicPr>
                         </pic:nvPicPr>
                         <pic:blipFill>
-                          <a:blip r:embed="rId30" cstate="print">
+                          <a:blip r:embed="rId31" cstate="print">
                             <a:extLst>
                               <a:ext uri="{28A0092B-C50C-407E-A947-70E740481C1C}">
                                 <a14:useLocalDpi xmlns:a14="http://schemas.microsoft.com/office/drawing/2010/main" val="0"/>
@@ -3944,7 +4129,7 @@
                           </pic:cNvPicPr>
                         </pic:nvPicPr>
                         <pic:blipFill>
-                          <a:blip r:embed="rId31" cstate="print">
+                          <a:blip r:embed="rId32" cstate="print">
                             <a:extLst>
                               <a:ext uri="{28A0092B-C50C-407E-A947-70E740481C1C}">
                                 <a14:useLocalDpi xmlns:a14="http://schemas.microsoft.com/office/drawing/2010/main" val="0"/>
@@ -4104,7 +4289,7 @@
                 <w:rFonts w:asciiTheme="majorHAnsi" w:hAnsiTheme="majorHAnsi" w:cs="Nirmala UI"/>
               </w:rPr>
             </w:pPr>
-            <w:hyperlink r:id="rId32" w:history="1">
+            <w:hyperlink r:id="rId33" w:history="1">
               <w:r>
                 <w:rPr>
                   <w:rStyle w:val="Hyperlink"/>
@@ -4198,7 +4383,7 @@
               </w:rPr>
               <w:t xml:space="preserve">: </w:t>
             </w:r>
-            <w:hyperlink r:id="rId33" w:history="1">
+            <w:hyperlink r:id="rId34" w:history="1">
               <w:r>
                 <w:rPr>
                   <w:rStyle w:val="Hyperlink"/>
@@ -4235,7 +4420,7 @@
               </w:rPr>
               <w:t xml:space="preserve">Gathered functions from: </w:t>
             </w:r>
-            <w:hyperlink r:id="rId34" w:history="1">
+            <w:hyperlink r:id="rId35" w:history="1">
               <w:r>
                 <w:rPr>
                   <w:rStyle w:val="Hyperlink"/>
@@ -4298,6 +4483,7 @@
             <w:r>
               <w:rPr>
                 <w:rFonts w:asciiTheme="majorHAnsi" w:hAnsiTheme="majorHAnsi" w:cs="Nirmala UI"/>
+                <w:noProof/>
               </w:rPr>
               <w:drawing>
                 <wp:inline distT="0" distB="0" distL="0" distR="0" wp14:anchorId="0DD06036" wp14:editId="731EE2D3">
@@ -4315,7 +4501,7 @@
                           <pic:cNvPicPr/>
                         </pic:nvPicPr>
                         <pic:blipFill>
-                          <a:blip r:embed="rId35"/>
+                          <a:blip r:embed="rId36"/>
                           <a:stretch>
                             <a:fillRect/>
                           </a:stretch>
@@ -4360,7 +4546,9 @@
             <w:r>
               <w:rPr>
                 <w:rFonts w:asciiTheme="majorHAnsi" w:hAnsiTheme="majorHAnsi" w:cs="Nirmala UI"/>
-              </w:rPr>
+                <w:noProof/>
+              </w:rPr>
+              <w:lastRenderedPageBreak/>
               <w:drawing>
                 <wp:anchor distT="0" distB="0" distL="114300" distR="114300" simplePos="0" relativeHeight="251665408" behindDoc="1" locked="0" layoutInCell="1" allowOverlap="1" wp14:anchorId="6FF9F456" wp14:editId="4B9F65DF">
                   <wp:simplePos x="0" y="0"/>
@@ -4393,7 +4581,7 @@
                           <pic:cNvPicPr/>
                         </pic:nvPicPr>
                         <pic:blipFill>
-                          <a:blip r:embed="rId36" cstate="print">
+                          <a:blip r:embed="rId37" cstate="print">
                             <a:extLst>
                               <a:ext uri="{28A0092B-C50C-407E-A947-70E740481C1C}">
                                 <a14:useLocalDpi xmlns:a14="http://schemas.microsoft.com/office/drawing/2010/main" val="0"/>
@@ -4463,6 +4651,7 @@
             <w:r>
               <w:rPr>
                 <w:rFonts w:asciiTheme="majorHAnsi" w:hAnsiTheme="majorHAnsi" w:cs="Nirmala UI"/>
+                <w:noProof/>
               </w:rPr>
               <w:drawing>
                 <wp:anchor distT="0" distB="0" distL="114300" distR="114300" simplePos="0" relativeHeight="251666432" behindDoc="1" locked="0" layoutInCell="1" allowOverlap="1" wp14:anchorId="765AD3F0" wp14:editId="28FB4B7E">
@@ -4496,7 +4685,7 @@
                           <pic:cNvPicPr/>
                         </pic:nvPicPr>
                         <pic:blipFill>
-                          <a:blip r:embed="rId37">
+                          <a:blip r:embed="rId38">
                             <a:extLst>
                               <a:ext uri="{28A0092B-C50C-407E-A947-70E740481C1C}">
                                 <a14:useLocalDpi xmlns:a14="http://schemas.microsoft.com/office/drawing/2010/main" val="0"/>
@@ -4646,29 +4835,6 @@
               <w:tabs>
                 <w:tab w:val="left" w:pos="5480"/>
               </w:tabs>
-              <w:rPr>
-                <w:rFonts w:asciiTheme="majorHAnsi" w:hAnsiTheme="majorHAnsi" w:cs="Nirmala UI"/>
-              </w:rPr>
-            </w:pPr>
-          </w:p>
-          <w:p>
-            <w:pPr>
-              <w:pStyle w:val="ListParagraph"/>
-              <w:tabs>
-                <w:tab w:val="left" w:pos="5480"/>
-              </w:tabs>
-              <w:ind w:left="1440"/>
-              <w:rPr>
-                <w:rFonts w:asciiTheme="majorHAnsi" w:hAnsiTheme="majorHAnsi" w:cs="Nirmala UI"/>
-              </w:rPr>
-            </w:pPr>
-          </w:p>
-          <w:p>
-            <w:pPr>
-              <w:pStyle w:val="ListParagraph"/>
-              <w:tabs>
-                <w:tab w:val="left" w:pos="5480"/>
-              </w:tabs>
               <w:ind w:left="1440"/>
               <w:rPr>
                 <w:rFonts w:asciiTheme="majorHAnsi" w:hAnsiTheme="majorHAnsi" w:cs="Nirmala UI"/>
@@ -4713,18 +4879,6 @@
               </w:rPr>
               <w:t>Link repository to STM32CubeIDE. Add program to RTOS project repository.</w:t>
             </w:r>
-          </w:p>
-          <w:p>
-            <w:pPr>
-              <w:tabs>
-                <w:tab w:val="left" w:pos="5480"/>
-              </w:tabs>
-              <w:spacing w:line="240" w:lineRule="auto"/>
-              <w:contextualSpacing/>
-              <w:rPr>
-                <w:rFonts w:asciiTheme="majorHAnsi" w:hAnsiTheme="majorHAnsi" w:cs="Nirmala UI"/>
-              </w:rPr>
-            </w:pPr>
           </w:p>
           <w:p>
             <w:pPr>
@@ -4884,15 +5038,103 @@
           </w:p>
           <w:p>
             <w:pPr>
-              <w:tabs>
-                <w:tab w:val="left" w:pos="5480"/>
-              </w:tabs>
-              <w:spacing w:line="240" w:lineRule="auto"/>
-              <w:contextualSpacing/>
-              <w:rPr>
-                <w:rFonts w:asciiTheme="majorHAnsi" w:hAnsiTheme="majorHAnsi" w:cs="Nirmala UI"/>
-              </w:rPr>
-            </w:pPr>
+              <w:pStyle w:val="ListParagraph"/>
+              <w:spacing w:line="276" w:lineRule="auto"/>
+              <w:ind w:left="1440"/>
+              <w:rPr>
+                <w:rFonts w:asciiTheme="minorHAnsi" w:hAnsiTheme="minorHAnsi"/>
+                <w:i/>
+                <w:iCs/>
+                <w:color w:val="000000" w:themeColor="text1"/>
+              </w:rPr>
+            </w:pPr>
+          </w:p>
+          <w:p>
+            <w:pPr>
+              <w:pStyle w:val="ListParagraph"/>
+              <w:numPr>
+                <w:ilvl w:val="0"/>
+                <w:numId w:val="18"/>
+              </w:numPr>
+              <w:spacing w:line="276" w:lineRule="auto"/>
+              <w:rPr>
+                <w:rFonts w:asciiTheme="minorHAnsi" w:hAnsiTheme="minorHAnsi"/>
+                <w:i/>
+                <w:iCs/>
+                <w:color w:val="000000" w:themeColor="text1"/>
+              </w:rPr>
+            </w:pPr>
+            <w:r>
+              <w:rPr>
+                <w:rFonts w:asciiTheme="minorHAnsi" w:hAnsiTheme="minorHAnsi"/>
+                <w:color w:val="000000" w:themeColor="text1"/>
+              </w:rPr>
+              <w:t>Look into YouTube videos on queues in STM</w:t>
+            </w:r>
+            <w:r>
+              <w:rPr>
+                <w:rFonts w:asciiTheme="minorHAnsi" w:hAnsiTheme="minorHAnsi"/>
+                <w:color w:val="000000" w:themeColor="text1"/>
+              </w:rPr>
+              <w:t>32CubeIDE and how to use a queue for a task.</w:t>
+            </w:r>
+          </w:p>
+          <w:p>
+            <w:pPr>
+              <w:pStyle w:val="ListParagraph"/>
+              <w:spacing w:line="276" w:lineRule="auto"/>
+              <w:rPr>
+                <w:rFonts w:asciiTheme="minorHAnsi" w:hAnsiTheme="minorHAnsi"/>
+                <w:color w:val="000000" w:themeColor="text1"/>
+              </w:rPr>
+            </w:pPr>
+            <w:hyperlink r:id="rId39" w:history="1">
+              <w:r>
+                <w:rPr>
+                  <w:rStyle w:val="Hyperlink"/>
+                  <w:rFonts w:asciiTheme="minorHAnsi" w:hAnsiTheme="minorHAnsi"/>
+                </w:rPr>
+                <w:t>https://www.youtube.com/watch?v=TAY9shuSdlE&amp;t=111s</w:t>
+              </w:r>
+            </w:hyperlink>
+          </w:p>
+          <w:p>
+            <w:pPr>
+              <w:pStyle w:val="ListParagraph"/>
+              <w:spacing w:line="276" w:lineRule="auto"/>
+              <w:rPr>
+                <w:rFonts w:asciiTheme="minorHAnsi" w:hAnsiTheme="minorHAnsi"/>
+                <w:color w:val="000000" w:themeColor="text1"/>
+              </w:rPr>
+            </w:pPr>
+            <w:hyperlink r:id="rId40" w:history="1">
+              <w:r>
+                <w:rPr>
+                  <w:rStyle w:val="Hyperlink"/>
+                  <w:rFonts w:asciiTheme="minorHAnsi" w:hAnsiTheme="minorHAnsi"/>
+                </w:rPr>
+                <w:t>https://www.youtube.com/watch?v=wMp5GQLobio&amp;t=243s</w:t>
+              </w:r>
+            </w:hyperlink>
+          </w:p>
+          <w:p>
+            <w:pPr>
+              <w:pStyle w:val="ListParagraph"/>
+              <w:spacing w:line="276" w:lineRule="auto"/>
+              <w:rPr>
+                <w:rFonts w:asciiTheme="minorHAnsi" w:hAnsiTheme="minorHAnsi"/>
+                <w:color w:val="000000" w:themeColor="text1"/>
+              </w:rPr>
+            </w:pPr>
+            <w:hyperlink r:id="rId41" w:history="1">
+              <w:r>
+                <w:rPr>
+                  <w:rStyle w:val="Hyperlink"/>
+                  <w:rFonts w:asciiTheme="minorHAnsi" w:hAnsiTheme="minorHAnsi"/>
+                </w:rPr>
+                <w:t>https://www.youtube.com/watch?v=N1A1-Ioqkj8</w:t>
+              </w:r>
+            </w:hyperlink>
           </w:p>
           <w:p>
             <w:pPr>
@@ -4919,6 +5161,7 @@
           </w:tcPr>
           <w:p>
             <w:pPr>
+              <w:shd w:val="clear" w:color="auto" w:fill="D86DCB" w:themeFill="accent5" w:themeFillTint="99"/>
               <w:tabs>
                 <w:tab w:val="left" w:pos="5480"/>
               </w:tabs>
@@ -4990,6 +5233,7 @@
           </w:p>
           <w:p>
             <w:pPr>
+              <w:shd w:val="clear" w:color="auto" w:fill="F6C5AC" w:themeFill="accent2" w:themeFillTint="66"/>
               <w:tabs>
                 <w:tab w:val="left" w:pos="5480"/>
               </w:tabs>
@@ -4998,13 +5242,17 @@
               <w:jc w:val="center"/>
               <w:rPr>
                 <w:rFonts w:asciiTheme="majorHAnsi" w:hAnsiTheme="majorHAnsi" w:cs="Nirmala UI"/>
-              </w:rPr>
-            </w:pPr>
-            <w:r>
-              <w:rPr>
-                <w:rFonts w:asciiTheme="majorHAnsi" w:hAnsiTheme="majorHAnsi" w:cs="Nirmala UI"/>
-              </w:rPr>
-              <w:t>Total Hours Spent:</w:t>
+                <w:b/>
+                <w:bCs/>
+              </w:rPr>
+            </w:pPr>
+            <w:r>
+              <w:rPr>
+                <w:rFonts w:asciiTheme="majorHAnsi" w:hAnsiTheme="majorHAnsi" w:cs="Nirmala UI"/>
+                <w:b/>
+                <w:bCs/>
+              </w:rPr>
+              <w:t>Implementation Phase</w:t>
             </w:r>
           </w:p>
           <w:p>
@@ -5023,7 +5271,44 @@
               <w:rPr>
                 <w:rFonts w:asciiTheme="majorHAnsi" w:hAnsiTheme="majorHAnsi" w:cs="Nirmala UI"/>
               </w:rPr>
+              <w:t>Total Hours Spent:</w:t>
+            </w:r>
+            <w:r>
+              <w:rPr>
+                <w:rFonts w:asciiTheme="majorHAnsi" w:hAnsiTheme="majorHAnsi" w:cs="Nirmala UI"/>
+              </w:rPr>
+              <w:t xml:space="preserve"> 2</w:t>
+            </w:r>
+            <w:r>
+              <w:rPr>
+                <w:rFonts w:asciiTheme="majorHAnsi" w:hAnsiTheme="majorHAnsi" w:cs="Nirmala UI"/>
+              </w:rPr>
+              <w:t>.5</w:t>
+            </w:r>
+          </w:p>
+          <w:p>
+            <w:pPr>
+              <w:tabs>
+                <w:tab w:val="left" w:pos="5480"/>
+              </w:tabs>
+              <w:spacing w:line="240" w:lineRule="auto"/>
+              <w:contextualSpacing/>
+              <w:jc w:val="center"/>
+              <w:rPr>
+                <w:rFonts w:asciiTheme="majorHAnsi" w:hAnsiTheme="majorHAnsi" w:cs="Nirmala UI"/>
+              </w:rPr>
+            </w:pPr>
+            <w:r>
+              <w:rPr>
+                <w:rFonts w:asciiTheme="majorHAnsi" w:hAnsiTheme="majorHAnsi" w:cs="Nirmala UI"/>
+              </w:rPr>
               <w:t>Running Total:</w:t>
+            </w:r>
+            <w:r>
+              <w:rPr>
+                <w:rFonts w:asciiTheme="majorHAnsi" w:hAnsiTheme="majorHAnsi" w:cs="Nirmala UI"/>
+              </w:rPr>
+              <w:t xml:space="preserve"> 20.5</w:t>
             </w:r>
           </w:p>
         </w:tc>
@@ -5036,6 +5321,339 @@
           <w:tcPr>
             <w:tcW w:w="10545" w:type="dxa"/>
           </w:tcPr>
+          <w:p>
+            <w:pPr>
+              <w:tabs>
+                <w:tab w:val="left" w:pos="5480"/>
+              </w:tabs>
+              <w:spacing w:line="240" w:lineRule="auto"/>
+              <w:contextualSpacing/>
+              <w:rPr>
+                <w:rFonts w:asciiTheme="majorHAnsi" w:hAnsiTheme="majorHAnsi" w:cs="Nirmala UI"/>
+              </w:rPr>
+            </w:pPr>
+          </w:p>
+          <w:p>
+            <w:pPr>
+              <w:tabs>
+                <w:tab w:val="left" w:pos="5480"/>
+              </w:tabs>
+              <w:spacing w:line="240" w:lineRule="auto"/>
+              <w:contextualSpacing/>
+              <w:rPr>
+                <w:rFonts w:asciiTheme="majorHAnsi" w:hAnsiTheme="majorHAnsi" w:cs="Nirmala UI"/>
+                <w:i/>
+                <w:iCs/>
+              </w:rPr>
+            </w:pPr>
+            <w:r>
+              <w:rPr>
+                <w:rFonts w:asciiTheme="majorHAnsi" w:hAnsiTheme="majorHAnsi" w:cs="Nirmala UI"/>
+                <w:b/>
+                <w:bCs/>
+              </w:rPr>
+              <w:t xml:space="preserve">16/09/2026                                                                                                                                                                         </w:t>
+            </w:r>
+            <w:r>
+              <w:rPr>
+                <w:rFonts w:asciiTheme="majorHAnsi" w:hAnsiTheme="majorHAnsi" w:cs="Nirmala UI"/>
+                <w:b/>
+                <w:bCs/>
+              </w:rPr>
+              <w:t xml:space="preserve"> </w:t>
+            </w:r>
+            <w:r>
+              <w:rPr>
+                <w:rFonts w:asciiTheme="majorHAnsi" w:hAnsiTheme="majorHAnsi" w:cs="Nirmala UI"/>
+                <w:b/>
+                <w:bCs/>
+              </w:rPr>
+              <w:t xml:space="preserve">     </w:t>
+            </w:r>
+            <w:r>
+              <w:rPr>
+                <w:rFonts w:asciiTheme="majorHAnsi" w:hAnsiTheme="majorHAnsi" w:cs="Nirmala UI"/>
+                <w:i/>
+                <w:iCs/>
+              </w:rPr>
+              <w:t>Hours: 2</w:t>
+            </w:r>
+            <w:r>
+              <w:rPr>
+                <w:rFonts w:asciiTheme="majorHAnsi" w:hAnsiTheme="majorHAnsi" w:cs="Nirmala UI"/>
+                <w:i/>
+                <w:iCs/>
+              </w:rPr>
+              <w:t>.5</w:t>
+            </w:r>
+          </w:p>
+          <w:p>
+            <w:pPr>
+              <w:tabs>
+                <w:tab w:val="left" w:pos="5480"/>
+              </w:tabs>
+              <w:spacing w:line="240" w:lineRule="auto"/>
+              <w:contextualSpacing/>
+              <w:rPr>
+                <w:rFonts w:asciiTheme="majorHAnsi" w:hAnsiTheme="majorHAnsi" w:cs="Nirmala UI"/>
+                <w:i/>
+                <w:iCs/>
+              </w:rPr>
+            </w:pPr>
+          </w:p>
+          <w:p>
+            <w:pPr>
+              <w:pStyle w:val="ListParagraph"/>
+              <w:numPr>
+                <w:ilvl w:val="0"/>
+                <w:numId w:val="18"/>
+              </w:numPr>
+              <w:tabs>
+                <w:tab w:val="left" w:pos="5480"/>
+              </w:tabs>
+              <w:spacing w:line="240" w:lineRule="auto"/>
+              <w:rPr>
+                <w:rFonts w:asciiTheme="majorHAnsi" w:hAnsiTheme="majorHAnsi" w:cs="Nirmala UI"/>
+              </w:rPr>
+            </w:pPr>
+            <w:r>
+              <w:rPr>
+                <w:rFonts w:asciiTheme="majorHAnsi" w:hAnsiTheme="majorHAnsi" w:cs="Nirmala UI"/>
+              </w:rPr>
+              <w:t>Test two</w:t>
+            </w:r>
+            <w:r>
+              <w:rPr>
+                <w:rFonts w:asciiTheme="majorHAnsi" w:hAnsiTheme="majorHAnsi" w:cs="Nirmala UI"/>
+              </w:rPr>
+              <w:t>-</w:t>
+            </w:r>
+            <w:r>
+              <w:rPr>
+                <w:rFonts w:asciiTheme="majorHAnsi" w:hAnsiTheme="majorHAnsi" w:cs="Nirmala UI"/>
+              </w:rPr>
+              <w:t>task blinking demo</w:t>
+            </w:r>
+            <w:r>
+              <w:rPr>
+                <w:rFonts w:asciiTheme="majorHAnsi" w:hAnsiTheme="majorHAnsi" w:cs="Nirmala UI"/>
+              </w:rPr>
+              <w:t xml:space="preserve">, </w:t>
+            </w:r>
+            <w:r>
+              <w:rPr>
+                <w:rFonts w:asciiTheme="majorHAnsi" w:hAnsiTheme="majorHAnsi" w:cs="Nirmala UI"/>
+              </w:rPr>
+              <w:t xml:space="preserve">written in week 4. It didn’t work at first as my STM32CubeIDE was </w:t>
+            </w:r>
+            <w:r>
+              <w:rPr>
+                <w:rFonts w:asciiTheme="majorHAnsi" w:hAnsiTheme="majorHAnsi" w:cs="Nirmala UI"/>
+              </w:rPr>
+              <w:t xml:space="preserve">getting errors around connectivity, and the LED therefore was not blinking. After some </w:t>
+            </w:r>
+            <w:r>
+              <w:rPr>
+                <w:rFonts w:asciiTheme="majorHAnsi" w:hAnsiTheme="majorHAnsi" w:cs="Nirmala UI"/>
+              </w:rPr>
+              <w:t xml:space="preserve">debugging, and research into why my connectivity was being strange, </w:t>
+            </w:r>
+            <w:r>
+              <w:rPr>
+                <w:rFonts w:asciiTheme="majorHAnsi" w:hAnsiTheme="majorHAnsi" w:cs="Nirmala UI"/>
+              </w:rPr>
+              <w:t>I figured it was not a code issue and was a</w:t>
+            </w:r>
+            <w:r>
+              <w:rPr>
+                <w:rFonts w:asciiTheme="majorHAnsi" w:hAnsiTheme="majorHAnsi" w:cs="Nirmala UI"/>
+              </w:rPr>
+              <w:t xml:space="preserve">n issue with my application, I could not get it fixed before the end of session, so debugged some things and will retry next </w:t>
+            </w:r>
+            <w:r>
+              <w:rPr>
+                <w:rFonts w:asciiTheme="majorHAnsi" w:hAnsiTheme="majorHAnsi" w:cs="Nirmala UI"/>
+              </w:rPr>
+              <w:t>meeting.</w:t>
+            </w:r>
+          </w:p>
+          <w:p>
+            <w:pPr>
+              <w:pStyle w:val="ListParagraph"/>
+              <w:tabs>
+                <w:tab w:val="left" w:pos="5480"/>
+              </w:tabs>
+              <w:spacing w:line="240" w:lineRule="auto"/>
+              <w:rPr>
+                <w:rFonts w:asciiTheme="majorHAnsi" w:hAnsiTheme="majorHAnsi" w:cs="Nirmala UI"/>
+              </w:rPr>
+            </w:pPr>
+          </w:p>
+          <w:p>
+            <w:pPr>
+              <w:pStyle w:val="ListParagraph"/>
+              <w:numPr>
+                <w:ilvl w:val="0"/>
+                <w:numId w:val="18"/>
+              </w:numPr>
+              <w:tabs>
+                <w:tab w:val="left" w:pos="5480"/>
+              </w:tabs>
+              <w:spacing w:line="240" w:lineRule="auto"/>
+              <w:rPr>
+                <w:rFonts w:asciiTheme="majorHAnsi" w:hAnsiTheme="majorHAnsi" w:cs="Nirmala UI"/>
+              </w:rPr>
+            </w:pPr>
+            <w:r>
+              <w:rPr>
+                <w:rFonts w:asciiTheme="majorHAnsi" w:hAnsiTheme="majorHAnsi" w:cs="Nirmala UI"/>
+              </w:rPr>
+              <w:t xml:space="preserve">Works when using </w:t>
+            </w:r>
+            <w:r>
+              <w:rPr>
+                <w:rFonts w:asciiTheme="majorHAnsi" w:hAnsiTheme="majorHAnsi" w:cs="Nirmala UI"/>
+              </w:rPr>
+              <w:t>‘</w:t>
+            </w:r>
+            <w:r>
+              <w:rPr>
+                <w:rFonts w:asciiTheme="majorHAnsi" w:hAnsiTheme="majorHAnsi" w:cs="Nirmala UI"/>
+              </w:rPr>
+              <w:t>run</w:t>
+            </w:r>
+            <w:r>
+              <w:rPr>
+                <w:rFonts w:asciiTheme="majorHAnsi" w:hAnsiTheme="majorHAnsi" w:cs="Nirmala UI"/>
+              </w:rPr>
+              <w:t>’</w:t>
+            </w:r>
+            <w:r>
+              <w:rPr>
+                <w:rFonts w:asciiTheme="majorHAnsi" w:hAnsiTheme="majorHAnsi" w:cs="Nirmala UI"/>
+              </w:rPr>
+              <w:t xml:space="preserve"> instead of </w:t>
+            </w:r>
+            <w:r>
+              <w:rPr>
+                <w:rFonts w:asciiTheme="majorHAnsi" w:hAnsiTheme="majorHAnsi" w:cs="Nirmala UI"/>
+              </w:rPr>
+              <w:t>‘</w:t>
+            </w:r>
+            <w:r>
+              <w:rPr>
+                <w:rFonts w:asciiTheme="majorHAnsi" w:hAnsiTheme="majorHAnsi" w:cs="Nirmala UI"/>
+              </w:rPr>
+              <w:t>debug</w:t>
+            </w:r>
+            <w:r>
+              <w:rPr>
+                <w:rFonts w:asciiTheme="majorHAnsi" w:hAnsiTheme="majorHAnsi" w:cs="Nirmala UI"/>
+              </w:rPr>
+              <w:t>’</w:t>
+            </w:r>
+            <w:r>
+              <w:rPr>
+                <w:rFonts w:asciiTheme="majorHAnsi" w:hAnsiTheme="majorHAnsi" w:cs="Nirmala UI"/>
+              </w:rPr>
+              <w:t xml:space="preserve"> – non-code error.</w:t>
+            </w:r>
+          </w:p>
+          <w:p>
+            <w:pPr>
+              <w:pStyle w:val="ListParagraph"/>
+              <w:numPr>
+                <w:ilvl w:val="0"/>
+                <w:numId w:val="18"/>
+              </w:numPr>
+              <w:tabs>
+                <w:tab w:val="left" w:pos="5480"/>
+              </w:tabs>
+              <w:spacing w:line="240" w:lineRule="auto"/>
+              <w:rPr>
+                <w:rFonts w:asciiTheme="majorHAnsi" w:hAnsiTheme="majorHAnsi" w:cs="Nirmala UI"/>
+              </w:rPr>
+            </w:pPr>
+            <w:r>
+              <w:rPr>
+                <w:rFonts w:asciiTheme="majorHAnsi" w:hAnsiTheme="majorHAnsi" w:cs="Nirmala UI"/>
+              </w:rPr>
+              <w:t>Confirmed code for second deliverable works!</w:t>
+            </w:r>
+          </w:p>
+          <w:p>
+            <w:pPr>
+              <w:tabs>
+                <w:tab w:val="left" w:pos="5480"/>
+              </w:tabs>
+              <w:spacing w:line="240" w:lineRule="auto"/>
+              <w:rPr>
+                <w:rFonts w:asciiTheme="majorHAnsi" w:hAnsiTheme="majorHAnsi" w:cs="Nirmala UI"/>
+              </w:rPr>
+            </w:pPr>
+          </w:p>
+          <w:p>
+            <w:pPr>
+              <w:tabs>
+                <w:tab w:val="left" w:pos="5480"/>
+              </w:tabs>
+              <w:spacing w:line="240" w:lineRule="auto"/>
+              <w:rPr>
+                <w:rFonts w:asciiTheme="majorHAnsi" w:hAnsiTheme="majorHAnsi" w:cs="Nirmala UI"/>
+                <w:color w:val="EE0000"/>
+              </w:rPr>
+            </w:pPr>
+            <w:r>
+              <w:rPr>
+                <w:rFonts w:asciiTheme="majorHAnsi" w:hAnsiTheme="majorHAnsi" w:cs="Nirmala UI"/>
+                <w:color w:val="EE0000"/>
+              </w:rPr>
+              <w:t>(</w:t>
+            </w:r>
+            <w:r>
+              <w:rPr>
+                <w:rFonts w:asciiTheme="majorHAnsi" w:hAnsiTheme="majorHAnsi" w:cs="Nirmala UI"/>
+                <w:i/>
+                <w:iCs/>
+                <w:color w:val="EE0000"/>
+              </w:rPr>
+              <w:t xml:space="preserve">Note: I had </w:t>
+            </w:r>
+            <w:r>
+              <w:rPr>
+                <w:rFonts w:asciiTheme="majorHAnsi" w:hAnsiTheme="majorHAnsi" w:cs="Nirmala UI"/>
+                <w:i/>
+                <w:iCs/>
+                <w:color w:val="EE0000"/>
+              </w:rPr>
+              <w:t xml:space="preserve">to begin 4 group assignments this week and could not meet the </w:t>
+            </w:r>
+            <w:r>
+              <w:rPr>
+                <w:rFonts w:asciiTheme="majorHAnsi" w:hAnsiTheme="majorHAnsi" w:cs="Nirmala UI"/>
+                <w:i/>
+                <w:iCs/>
+                <w:color w:val="EE0000"/>
+              </w:rPr>
+              <w:t>4-hour</w:t>
+            </w:r>
+            <w:r>
+              <w:rPr>
+                <w:rFonts w:asciiTheme="majorHAnsi" w:hAnsiTheme="majorHAnsi" w:cs="Nirmala UI"/>
+                <w:i/>
+                <w:iCs/>
+                <w:color w:val="EE0000"/>
+              </w:rPr>
+              <w:t xml:space="preserve"> time estimate – but will put more hours into week 6 as a result!</w:t>
+            </w:r>
+            <w:r>
+              <w:rPr>
+                <w:rFonts w:asciiTheme="majorHAnsi" w:hAnsiTheme="majorHAnsi" w:cs="Nirmala UI"/>
+                <w:color w:val="EE0000"/>
+              </w:rPr>
+              <w:t>)</w:t>
+            </w:r>
+          </w:p>
           <w:p>
             <w:pPr>
               <w:tabs>
@@ -5061,6 +5679,7 @@
           </w:tcPr>
           <w:p>
             <w:pPr>
+              <w:shd w:val="clear" w:color="auto" w:fill="D86DCB" w:themeFill="accent5" w:themeFillTint="99"/>
               <w:tabs>
                 <w:tab w:val="left" w:pos="5480"/>
               </w:tabs>
@@ -5079,6 +5698,7 @@
                 <w:b/>
                 <w:bCs/>
               </w:rPr>
+              <w:lastRenderedPageBreak/>
               <w:t xml:space="preserve">WEEK </w:t>
             </w:r>
             <w:r>
@@ -5132,6 +5752,7 @@
           </w:p>
           <w:p>
             <w:pPr>
+              <w:shd w:val="clear" w:color="auto" w:fill="F6C5AC" w:themeFill="accent2" w:themeFillTint="66"/>
               <w:tabs>
                 <w:tab w:val="left" w:pos="5480"/>
               </w:tabs>
@@ -5140,13 +5761,17 @@
               <w:jc w:val="center"/>
               <w:rPr>
                 <w:rFonts w:asciiTheme="majorHAnsi" w:hAnsiTheme="majorHAnsi" w:cs="Nirmala UI"/>
-              </w:rPr>
-            </w:pPr>
-            <w:r>
-              <w:rPr>
-                <w:rFonts w:asciiTheme="majorHAnsi" w:hAnsiTheme="majorHAnsi" w:cs="Nirmala UI"/>
-              </w:rPr>
-              <w:t>Total Hours Spent:</w:t>
+                <w:b/>
+                <w:bCs/>
+              </w:rPr>
+            </w:pPr>
+            <w:r>
+              <w:rPr>
+                <w:rFonts w:asciiTheme="majorHAnsi" w:hAnsiTheme="majorHAnsi" w:cs="Nirmala UI"/>
+                <w:b/>
+                <w:bCs/>
+              </w:rPr>
+              <w:t>Implementation Phase</w:t>
             </w:r>
           </w:p>
           <w:p>
@@ -5165,7 +5790,44 @@
               <w:rPr>
                 <w:rFonts w:asciiTheme="majorHAnsi" w:hAnsiTheme="majorHAnsi" w:cs="Nirmala UI"/>
               </w:rPr>
+              <w:t>Total Hours Spent:</w:t>
+            </w:r>
+            <w:r>
+              <w:rPr>
+                <w:rFonts w:asciiTheme="majorHAnsi" w:hAnsiTheme="majorHAnsi" w:cs="Nirmala UI"/>
+              </w:rPr>
+              <w:t xml:space="preserve"> </w:t>
+            </w:r>
+            <w:r>
+              <w:rPr>
+                <w:rFonts w:asciiTheme="majorHAnsi" w:hAnsiTheme="majorHAnsi" w:cs="Nirmala UI"/>
+              </w:rPr>
+              <w:t>5</w:t>
+            </w:r>
+          </w:p>
+          <w:p>
+            <w:pPr>
+              <w:tabs>
+                <w:tab w:val="left" w:pos="5480"/>
+              </w:tabs>
+              <w:spacing w:line="240" w:lineRule="auto"/>
+              <w:contextualSpacing/>
+              <w:jc w:val="center"/>
+              <w:rPr>
+                <w:rFonts w:asciiTheme="majorHAnsi" w:hAnsiTheme="majorHAnsi" w:cs="Nirmala UI"/>
+              </w:rPr>
+            </w:pPr>
+            <w:r>
+              <w:rPr>
+                <w:rFonts w:asciiTheme="majorHAnsi" w:hAnsiTheme="majorHAnsi" w:cs="Nirmala UI"/>
+              </w:rPr>
               <w:t>Running Total:</w:t>
+            </w:r>
+            <w:r>
+              <w:rPr>
+                <w:rFonts w:asciiTheme="majorHAnsi" w:hAnsiTheme="majorHAnsi" w:cs="Nirmala UI"/>
+              </w:rPr>
+              <w:t xml:space="preserve"> 25.5</w:t>
             </w:r>
           </w:p>
         </w:tc>
@@ -5185,6 +5847,2227 @@
               </w:tabs>
               <w:spacing w:line="240" w:lineRule="auto"/>
               <w:contextualSpacing/>
+              <w:rPr>
+                <w:rFonts w:asciiTheme="majorHAnsi" w:hAnsiTheme="majorHAnsi" w:cs="Nirmala UI"/>
+              </w:rPr>
+            </w:pPr>
+          </w:p>
+          <w:p>
+            <w:pPr>
+              <w:tabs>
+                <w:tab w:val="left" w:pos="5480"/>
+              </w:tabs>
+              <w:spacing w:line="240" w:lineRule="auto"/>
+              <w:contextualSpacing/>
+              <w:rPr>
+                <w:rFonts w:asciiTheme="majorHAnsi" w:hAnsiTheme="majorHAnsi" w:cs="Nirmala UI"/>
+                <w:i/>
+                <w:iCs/>
+              </w:rPr>
+            </w:pPr>
+            <w:r>
+              <w:rPr>
+                <w:rFonts w:asciiTheme="majorHAnsi" w:hAnsiTheme="majorHAnsi" w:cs="Nirmala UI"/>
+                <w:b/>
+                <w:bCs/>
+              </w:rPr>
+              <w:t xml:space="preserve">25/09/2026                                                                                                                                                                          </w:t>
+            </w:r>
+            <w:r>
+              <w:rPr>
+                <w:rFonts w:asciiTheme="majorHAnsi" w:hAnsiTheme="majorHAnsi" w:cs="Nirmala UI"/>
+                <w:b/>
+                <w:bCs/>
+              </w:rPr>
+              <w:t xml:space="preserve">    </w:t>
+            </w:r>
+            <w:r>
+              <w:rPr>
+                <w:rFonts w:asciiTheme="majorHAnsi" w:hAnsiTheme="majorHAnsi" w:cs="Nirmala UI"/>
+                <w:b/>
+                <w:bCs/>
+              </w:rPr>
+              <w:t xml:space="preserve">   </w:t>
+            </w:r>
+            <w:r>
+              <w:rPr>
+                <w:rFonts w:asciiTheme="majorHAnsi" w:hAnsiTheme="majorHAnsi" w:cs="Nirmala UI"/>
+                <w:b/>
+                <w:bCs/>
+              </w:rPr>
+              <w:t xml:space="preserve">  </w:t>
+            </w:r>
+            <w:r>
+              <w:rPr>
+                <w:rFonts w:asciiTheme="majorHAnsi" w:hAnsiTheme="majorHAnsi" w:cs="Nirmala UI"/>
+                <w:i/>
+                <w:iCs/>
+              </w:rPr>
+              <w:t xml:space="preserve">Hours: </w:t>
+            </w:r>
+            <w:r>
+              <w:rPr>
+                <w:rFonts w:asciiTheme="majorHAnsi" w:hAnsiTheme="majorHAnsi" w:cs="Nirmala UI"/>
+                <w:i/>
+                <w:iCs/>
+              </w:rPr>
+              <w:t>2</w:t>
+            </w:r>
+          </w:p>
+          <w:p>
+            <w:pPr>
+              <w:tabs>
+                <w:tab w:val="left" w:pos="5480"/>
+              </w:tabs>
+              <w:spacing w:line="240" w:lineRule="auto"/>
+              <w:contextualSpacing/>
+              <w:rPr>
+                <w:rFonts w:asciiTheme="majorHAnsi" w:hAnsiTheme="majorHAnsi" w:cs="Nirmala UI"/>
+                <w:i/>
+                <w:iCs/>
+              </w:rPr>
+            </w:pPr>
+          </w:p>
+          <w:p>
+            <w:pPr>
+              <w:pStyle w:val="ListParagraph"/>
+              <w:numPr>
+                <w:ilvl w:val="0"/>
+                <w:numId w:val="20"/>
+              </w:numPr>
+              <w:tabs>
+                <w:tab w:val="left" w:pos="5480"/>
+              </w:tabs>
+              <w:spacing w:line="240" w:lineRule="auto"/>
+              <w:rPr>
+                <w:rFonts w:asciiTheme="majorHAnsi" w:hAnsiTheme="majorHAnsi" w:cs="Nirmala UI"/>
+                <w:i/>
+                <w:iCs/>
+              </w:rPr>
+            </w:pPr>
+            <w:r>
+              <w:rPr>
+                <w:rFonts w:asciiTheme="majorHAnsi" w:hAnsiTheme="majorHAnsi" w:cs="Nirmala UI"/>
+              </w:rPr>
+              <w:t xml:space="preserve">Create tasks for </w:t>
+            </w:r>
+            <w:r>
+              <w:rPr>
+                <w:rFonts w:asciiTheme="majorHAnsi" w:hAnsiTheme="majorHAnsi" w:cs="Nirmala UI"/>
+              </w:rPr>
+              <w:t>sending data to the queue (SendTask), and for receiving data from queue (ReceiveTask).</w:t>
+            </w:r>
+          </w:p>
+          <w:p>
+            <w:pPr>
+              <w:tabs>
+                <w:tab w:val="left" w:pos="5480"/>
+              </w:tabs>
+              <w:spacing w:line="240" w:lineRule="auto"/>
+              <w:contextualSpacing/>
+              <w:rPr>
+                <w:rFonts w:asciiTheme="majorHAnsi" w:hAnsiTheme="majorHAnsi" w:cs="Nirmala UI"/>
+              </w:rPr>
+            </w:pPr>
+            <w:r>
+              <w:rPr>
+                <w:rFonts w:asciiTheme="majorHAnsi" w:hAnsiTheme="majorHAnsi" w:cs="Nirmala UI"/>
+                <w:noProof/>
+              </w:rPr>
+              <w:drawing>
+                <wp:anchor distT="0" distB="0" distL="114300" distR="114300" simplePos="0" relativeHeight="251667456" behindDoc="1" locked="0" layoutInCell="1" allowOverlap="1" wp14:anchorId="4BA1CC15" wp14:editId="3764CED6">
+                  <wp:simplePos x="0" y="0"/>
+                  <wp:positionH relativeFrom="column">
+                    <wp:posOffset>480060</wp:posOffset>
+                  </wp:positionH>
+                  <wp:positionV relativeFrom="paragraph">
+                    <wp:posOffset>73025</wp:posOffset>
+                  </wp:positionV>
+                  <wp:extent cx="4222750" cy="1450975"/>
+                  <wp:effectExtent l="0" t="0" r="6350" b="0"/>
+                  <wp:wrapTight wrapText="bothSides">
+                    <wp:wrapPolygon edited="0">
+                      <wp:start x="0" y="0"/>
+                      <wp:lineTo x="0" y="21269"/>
+                      <wp:lineTo x="21535" y="21269"/>
+                      <wp:lineTo x="21535" y="0"/>
+                      <wp:lineTo x="0" y="0"/>
+                    </wp:wrapPolygon>
+                  </wp:wrapTight>
+                  <wp:docPr id="1412100607" name="Picture 1"/>
+                  <wp:cNvGraphicFramePr>
+                    <a:graphicFrameLocks xmlns:a="http://schemas.openxmlformats.org/drawingml/2006/main" noChangeAspect="1"/>
+                  </wp:cNvGraphicFramePr>
+                  <a:graphic xmlns:a="http://schemas.openxmlformats.org/drawingml/2006/main">
+                    <a:graphicData uri="http://schemas.openxmlformats.org/drawingml/2006/picture">
+                      <pic:pic xmlns:pic="http://schemas.openxmlformats.org/drawingml/2006/picture">
+                        <pic:nvPicPr>
+                          <pic:cNvPr id="1412100607" name=""/>
+                          <pic:cNvPicPr/>
+                        </pic:nvPicPr>
+                        <pic:blipFill>
+                          <a:blip r:embed="rId42" cstate="print">
+                            <a:extLst>
+                              <a:ext uri="{28A0092B-C50C-407E-A947-70E740481C1C}">
+                                <a14:useLocalDpi xmlns:a14="http://schemas.microsoft.com/office/drawing/2010/main" val="0"/>
+                              </a:ext>
+                            </a:extLst>
+                          </a:blip>
+                          <a:stretch>
+                            <a:fillRect/>
+                          </a:stretch>
+                        </pic:blipFill>
+                        <pic:spPr>
+                          <a:xfrm>
+                            <a:off x="0" y="0"/>
+                            <a:ext cx="4222750" cy="1450975"/>
+                          </a:xfrm>
+                          <a:prstGeom prst="rect">
+                            <a:avLst/>
+                          </a:prstGeom>
+                        </pic:spPr>
+                      </pic:pic>
+                    </a:graphicData>
+                  </a:graphic>
+                  <wp14:sizeRelH relativeFrom="margin">
+                    <wp14:pctWidth>0</wp14:pctWidth>
+                  </wp14:sizeRelH>
+                  <wp14:sizeRelV relativeFrom="margin">
+                    <wp14:pctHeight>0</wp14:pctHeight>
+                  </wp14:sizeRelV>
+                </wp:anchor>
+              </w:drawing>
+            </w:r>
+          </w:p>
+          <w:p>
+            <w:pPr>
+              <w:tabs>
+                <w:tab w:val="left" w:pos="5480"/>
+              </w:tabs>
+              <w:spacing w:line="240" w:lineRule="auto"/>
+              <w:contextualSpacing/>
+              <w:rPr>
+                <w:rFonts w:asciiTheme="majorHAnsi" w:hAnsiTheme="majorHAnsi" w:cs="Nirmala UI"/>
+              </w:rPr>
+            </w:pPr>
+          </w:p>
+          <w:p>
+            <w:pPr>
+              <w:tabs>
+                <w:tab w:val="left" w:pos="5480"/>
+              </w:tabs>
+              <w:spacing w:line="240" w:lineRule="auto"/>
+              <w:contextualSpacing/>
+              <w:rPr>
+                <w:rFonts w:asciiTheme="majorHAnsi" w:hAnsiTheme="majorHAnsi" w:cs="Nirmala UI"/>
+                <w:b/>
+                <w:bCs/>
+              </w:rPr>
+            </w:pPr>
+          </w:p>
+          <w:p>
+            <w:pPr>
+              <w:tabs>
+                <w:tab w:val="left" w:pos="5480"/>
+              </w:tabs>
+              <w:spacing w:line="240" w:lineRule="auto"/>
+              <w:contextualSpacing/>
+              <w:rPr>
+                <w:rFonts w:asciiTheme="majorHAnsi" w:hAnsiTheme="majorHAnsi" w:cs="Nirmala UI"/>
+                <w:b/>
+                <w:bCs/>
+              </w:rPr>
+            </w:pPr>
+          </w:p>
+          <w:p>
+            <w:pPr>
+              <w:tabs>
+                <w:tab w:val="left" w:pos="5480"/>
+              </w:tabs>
+              <w:spacing w:line="240" w:lineRule="auto"/>
+              <w:contextualSpacing/>
+              <w:rPr>
+                <w:rFonts w:asciiTheme="majorHAnsi" w:hAnsiTheme="majorHAnsi" w:cs="Nirmala UI"/>
+                <w:b/>
+                <w:bCs/>
+              </w:rPr>
+            </w:pPr>
+          </w:p>
+          <w:p>
+            <w:pPr>
+              <w:tabs>
+                <w:tab w:val="left" w:pos="5480"/>
+              </w:tabs>
+              <w:spacing w:line="240" w:lineRule="auto"/>
+              <w:contextualSpacing/>
+              <w:rPr>
+                <w:rFonts w:asciiTheme="majorHAnsi" w:hAnsiTheme="majorHAnsi" w:cs="Nirmala UI"/>
+                <w:b/>
+                <w:bCs/>
+              </w:rPr>
+            </w:pPr>
+          </w:p>
+          <w:p>
+            <w:pPr>
+              <w:tabs>
+                <w:tab w:val="left" w:pos="5480"/>
+              </w:tabs>
+              <w:spacing w:line="240" w:lineRule="auto"/>
+              <w:contextualSpacing/>
+              <w:rPr>
+                <w:rFonts w:asciiTheme="majorHAnsi" w:hAnsiTheme="majorHAnsi" w:cs="Nirmala UI"/>
+                <w:b/>
+                <w:bCs/>
+              </w:rPr>
+            </w:pPr>
+          </w:p>
+          <w:p>
+            <w:pPr>
+              <w:tabs>
+                <w:tab w:val="left" w:pos="5480"/>
+              </w:tabs>
+              <w:spacing w:line="240" w:lineRule="auto"/>
+              <w:contextualSpacing/>
+              <w:rPr>
+                <w:rFonts w:asciiTheme="majorHAnsi" w:hAnsiTheme="majorHAnsi" w:cs="Nirmala UI"/>
+                <w:b/>
+                <w:bCs/>
+              </w:rPr>
+            </w:pPr>
+          </w:p>
+          <w:p>
+            <w:pPr>
+              <w:tabs>
+                <w:tab w:val="left" w:pos="5480"/>
+              </w:tabs>
+              <w:spacing w:line="240" w:lineRule="auto"/>
+              <w:contextualSpacing/>
+              <w:rPr>
+                <w:rFonts w:asciiTheme="majorHAnsi" w:hAnsiTheme="majorHAnsi" w:cs="Nirmala UI"/>
+                <w:b/>
+                <w:bCs/>
+              </w:rPr>
+            </w:pPr>
+          </w:p>
+          <w:p>
+            <w:pPr>
+              <w:pStyle w:val="ListParagraph"/>
+              <w:numPr>
+                <w:ilvl w:val="0"/>
+                <w:numId w:val="20"/>
+              </w:numPr>
+              <w:tabs>
+                <w:tab w:val="left" w:pos="5480"/>
+              </w:tabs>
+              <w:spacing w:line="240" w:lineRule="auto"/>
+              <w:rPr>
+                <w:rFonts w:asciiTheme="majorHAnsi" w:hAnsiTheme="majorHAnsi" w:cs="Nirmala UI"/>
+                <w:b/>
+                <w:bCs/>
+              </w:rPr>
+            </w:pPr>
+            <w:r>
+              <w:rPr>
+                <w:rFonts w:asciiTheme="majorHAnsi" w:hAnsiTheme="majorHAnsi" w:cs="Nirmala UI"/>
+              </w:rPr>
+              <w:t>Create queue</w:t>
+            </w:r>
+            <w:r>
+              <w:rPr>
+                <w:rFonts w:asciiTheme="majorHAnsi" w:hAnsiTheme="majorHAnsi" w:cs="Nirmala UI"/>
+              </w:rPr>
+              <w:t xml:space="preserve"> (queue size of 10 </w:t>
+            </w:r>
+            <w:r>
+              <w:rPr>
+                <w:rFonts w:asciiTheme="majorHAnsi" w:hAnsiTheme="majorHAnsi" w:cs="Nirmala UI"/>
+              </w:rPr>
+              <w:t>messages, and item size of 4 bytes – amount for an integer).</w:t>
+            </w:r>
+          </w:p>
+          <w:p>
+            <w:pPr>
+              <w:tabs>
+                <w:tab w:val="left" w:pos="5480"/>
+              </w:tabs>
+              <w:spacing w:line="240" w:lineRule="auto"/>
+              <w:rPr>
+                <w:rFonts w:asciiTheme="majorHAnsi" w:hAnsiTheme="majorHAnsi" w:cs="Nirmala UI"/>
+                <w:b/>
+                <w:bCs/>
+              </w:rPr>
+            </w:pPr>
+            <w:r>
+              <w:rPr>
+                <w:rFonts w:asciiTheme="majorHAnsi" w:hAnsiTheme="majorHAnsi" w:cs="Nirmala UI"/>
+                <w:b/>
+                <w:bCs/>
+                <w:noProof/>
+              </w:rPr>
+              <w:drawing>
+                <wp:anchor distT="0" distB="0" distL="114300" distR="114300" simplePos="0" relativeHeight="251668480" behindDoc="1" locked="0" layoutInCell="1" allowOverlap="1" wp14:anchorId="5DA5507E" wp14:editId="63EF5C1D">
+                  <wp:simplePos x="0" y="0"/>
+                  <wp:positionH relativeFrom="column">
+                    <wp:posOffset>462280</wp:posOffset>
+                  </wp:positionH>
+                  <wp:positionV relativeFrom="paragraph">
+                    <wp:posOffset>24130</wp:posOffset>
+                  </wp:positionV>
+                  <wp:extent cx="5467985" cy="508000"/>
+                  <wp:effectExtent l="0" t="0" r="0" b="6350"/>
+                  <wp:wrapTight wrapText="bothSides">
+                    <wp:wrapPolygon edited="0">
+                      <wp:start x="0" y="0"/>
+                      <wp:lineTo x="0" y="21060"/>
+                      <wp:lineTo x="21522" y="21060"/>
+                      <wp:lineTo x="21522" y="0"/>
+                      <wp:lineTo x="0" y="0"/>
+                    </wp:wrapPolygon>
+                  </wp:wrapTight>
+                  <wp:docPr id="1763129971" name="Picture 1"/>
+                  <wp:cNvGraphicFramePr>
+                    <a:graphicFrameLocks xmlns:a="http://schemas.openxmlformats.org/drawingml/2006/main" noChangeAspect="1"/>
+                  </wp:cNvGraphicFramePr>
+                  <a:graphic xmlns:a="http://schemas.openxmlformats.org/drawingml/2006/main">
+                    <a:graphicData uri="http://schemas.openxmlformats.org/drawingml/2006/picture">
+                      <pic:pic xmlns:pic="http://schemas.openxmlformats.org/drawingml/2006/picture">
+                        <pic:nvPicPr>
+                          <pic:cNvPr id="1763129971" name=""/>
+                          <pic:cNvPicPr/>
+                        </pic:nvPicPr>
+                        <pic:blipFill>
+                          <a:blip r:embed="rId43">
+                            <a:extLst>
+                              <a:ext uri="{28A0092B-C50C-407E-A947-70E740481C1C}">
+                                <a14:useLocalDpi xmlns:a14="http://schemas.microsoft.com/office/drawing/2010/main" val="0"/>
+                              </a:ext>
+                            </a:extLst>
+                          </a:blip>
+                          <a:stretch>
+                            <a:fillRect/>
+                          </a:stretch>
+                        </pic:blipFill>
+                        <pic:spPr>
+                          <a:xfrm>
+                            <a:off x="0" y="0"/>
+                            <a:ext cx="5467985" cy="508000"/>
+                          </a:xfrm>
+                          <a:prstGeom prst="rect">
+                            <a:avLst/>
+                          </a:prstGeom>
+                        </pic:spPr>
+                      </pic:pic>
+                    </a:graphicData>
+                  </a:graphic>
+                  <wp14:sizeRelH relativeFrom="margin">
+                    <wp14:pctWidth>0</wp14:pctWidth>
+                  </wp14:sizeRelH>
+                </wp:anchor>
+              </w:drawing>
+            </w:r>
+          </w:p>
+          <w:p>
+            <w:pPr>
+              <w:tabs>
+                <w:tab w:val="left" w:pos="5480"/>
+              </w:tabs>
+              <w:spacing w:line="240" w:lineRule="auto"/>
+              <w:rPr>
+                <w:rFonts w:asciiTheme="majorHAnsi" w:hAnsiTheme="majorHAnsi" w:cs="Nirmala UI"/>
+                <w:b/>
+                <w:bCs/>
+              </w:rPr>
+            </w:pPr>
+          </w:p>
+          <w:p>
+            <w:pPr>
+              <w:tabs>
+                <w:tab w:val="left" w:pos="5480"/>
+              </w:tabs>
+              <w:spacing w:line="240" w:lineRule="auto"/>
+              <w:rPr>
+                <w:rFonts w:asciiTheme="majorHAnsi" w:hAnsiTheme="majorHAnsi" w:cs="Nirmala UI"/>
+                <w:b/>
+                <w:bCs/>
+              </w:rPr>
+            </w:pPr>
+          </w:p>
+          <w:p>
+            <w:pPr>
+              <w:tabs>
+                <w:tab w:val="left" w:pos="5480"/>
+              </w:tabs>
+              <w:spacing w:line="240" w:lineRule="auto"/>
+              <w:rPr>
+                <w:rFonts w:asciiTheme="majorHAnsi" w:hAnsiTheme="majorHAnsi" w:cs="Nirmala UI"/>
+                <w:b/>
+                <w:bCs/>
+              </w:rPr>
+            </w:pPr>
+          </w:p>
+          <w:p>
+            <w:pPr>
+              <w:pStyle w:val="ListParagraph"/>
+              <w:numPr>
+                <w:ilvl w:val="0"/>
+                <w:numId w:val="20"/>
+              </w:numPr>
+              <w:tabs>
+                <w:tab w:val="left" w:pos="5480"/>
+              </w:tabs>
+              <w:spacing w:line="240" w:lineRule="auto"/>
+              <w:rPr>
+                <w:rFonts w:asciiTheme="majorHAnsi" w:hAnsiTheme="majorHAnsi" w:cs="Nirmala UI"/>
+                <w:b/>
+                <w:bCs/>
+              </w:rPr>
+            </w:pPr>
+            <w:r>
+              <w:rPr>
+                <w:rFonts w:asciiTheme="majorHAnsi" w:hAnsiTheme="majorHAnsi" w:cs="Nirmala UI"/>
+              </w:rPr>
+              <w:t>Change time source to a HAL time base source, as FreeRTOS uses a periodic tick</w:t>
+            </w:r>
+            <w:r>
+              <w:rPr>
+                <w:rFonts w:asciiTheme="majorHAnsi" w:hAnsiTheme="majorHAnsi" w:cs="Nirmala UI"/>
+              </w:rPr>
+              <w:t xml:space="preserve"> for scheduling as well, and these can clash and cause errors. Allow FreeRTOS to use SysTick and change system time source to an alternative (in this case TIM6).</w:t>
+            </w:r>
+          </w:p>
+          <w:p>
+            <w:pPr>
+              <w:pStyle w:val="ListParagraph"/>
+              <w:tabs>
+                <w:tab w:val="left" w:pos="5480"/>
+              </w:tabs>
+              <w:spacing w:line="240" w:lineRule="auto"/>
+              <w:rPr>
+                <w:rFonts w:asciiTheme="majorHAnsi" w:hAnsiTheme="majorHAnsi" w:cs="Nirmala UI"/>
+                <w:b/>
+                <w:bCs/>
+              </w:rPr>
+            </w:pPr>
+            <w:r>
+              <w:rPr>
+                <w:rFonts w:asciiTheme="majorHAnsi" w:hAnsiTheme="majorHAnsi" w:cs="Nirmala UI"/>
+                <w:b/>
+                <w:bCs/>
+                <w:noProof/>
+              </w:rPr>
+              <w:drawing>
+                <wp:inline distT="0" distB="0" distL="0" distR="0" wp14:anchorId="27BA3EDF" wp14:editId="36D19D5D">
+                  <wp:extent cx="5281189" cy="228600"/>
+                  <wp:effectExtent l="19050" t="19050" r="15240" b="19050"/>
+                  <wp:docPr id="2090950758" name="Picture 1"/>
+                  <wp:cNvGraphicFramePr>
+                    <a:graphicFrameLocks xmlns:a="http://schemas.openxmlformats.org/drawingml/2006/main" noChangeAspect="1"/>
+                  </wp:cNvGraphicFramePr>
+                  <a:graphic xmlns:a="http://schemas.openxmlformats.org/drawingml/2006/main">
+                    <a:graphicData uri="http://schemas.openxmlformats.org/drawingml/2006/picture">
+                      <pic:pic xmlns:pic="http://schemas.openxmlformats.org/drawingml/2006/picture">
+                        <pic:nvPicPr>
+                          <pic:cNvPr id="2090950758" name=""/>
+                          <pic:cNvPicPr/>
+                        </pic:nvPicPr>
+                        <pic:blipFill rotWithShape="1">
+                          <a:blip r:embed="rId44"/>
+                          <a:srcRect l="3517"/>
+                          <a:stretch>
+                            <a:fillRect/>
+                          </a:stretch>
+                        </pic:blipFill>
+                        <pic:spPr bwMode="auto">
+                          <a:xfrm>
+                            <a:off x="0" y="0"/>
+                            <a:ext cx="5281466" cy="228612"/>
+                          </a:xfrm>
+                          <a:prstGeom prst="rect">
+                            <a:avLst/>
+                          </a:prstGeom>
+                          <a:ln>
+                            <a:solidFill>
+                              <a:schemeClr val="tx1"/>
+                            </a:solidFill>
+                          </a:ln>
+                          <a:extLst>
+                            <a:ext uri="{53640926-AAD7-44D8-BBD7-CCE9431645EC}">
+                              <a14:shadowObscured xmlns:a14="http://schemas.microsoft.com/office/drawing/2010/main"/>
+                            </a:ext>
+                          </a:extLst>
+                        </pic:spPr>
+                      </pic:pic>
+                    </a:graphicData>
+                  </a:graphic>
+                </wp:inline>
+              </w:drawing>
+            </w:r>
+          </w:p>
+          <w:p>
+            <w:pPr>
+              <w:pStyle w:val="ListParagraph"/>
+              <w:tabs>
+                <w:tab w:val="left" w:pos="5480"/>
+              </w:tabs>
+              <w:spacing w:line="240" w:lineRule="auto"/>
+              <w:rPr>
+                <w:rFonts w:asciiTheme="majorHAnsi" w:hAnsiTheme="majorHAnsi" w:cs="Nirmala UI"/>
+                <w:b/>
+                <w:bCs/>
+              </w:rPr>
+            </w:pPr>
+          </w:p>
+          <w:p>
+            <w:pPr>
+              <w:pStyle w:val="ListParagraph"/>
+              <w:numPr>
+                <w:ilvl w:val="0"/>
+                <w:numId w:val="20"/>
+              </w:numPr>
+              <w:tabs>
+                <w:tab w:val="left" w:pos="5480"/>
+              </w:tabs>
+              <w:spacing w:line="240" w:lineRule="auto"/>
+              <w:rPr>
+                <w:rFonts w:asciiTheme="majorHAnsi" w:hAnsiTheme="majorHAnsi" w:cs="Nirmala UI"/>
+                <w:b/>
+                <w:bCs/>
+              </w:rPr>
+            </w:pPr>
+            <w:r>
+              <w:rPr>
+                <w:rFonts w:asciiTheme="majorHAnsi" w:hAnsiTheme="majorHAnsi" w:cs="Nirmala UI"/>
+              </w:rPr>
+              <w:t xml:space="preserve">Added </w:t>
+            </w:r>
+            <w:r>
+              <w:rPr>
+                <w:rFonts w:asciiTheme="majorHAnsi" w:hAnsiTheme="majorHAnsi" w:cs="Nirmala UI"/>
+              </w:rPr>
+              <w:t xml:space="preserve">a string, similar to the one in the 5.3 LED Blinking Demo from the GitHub, but to state </w:t>
+            </w:r>
+            <w:r>
+              <w:rPr>
+                <w:rFonts w:asciiTheme="majorHAnsi" w:hAnsiTheme="majorHAnsi" w:cs="Nirmala UI"/>
+              </w:rPr>
+              <w:t>the number of iterations received into the serial terminal on the application.</w:t>
+            </w:r>
+          </w:p>
+          <w:p>
+            <w:pPr>
+              <w:pStyle w:val="ListParagraph"/>
+              <w:tabs>
+                <w:tab w:val="left" w:pos="5480"/>
+              </w:tabs>
+              <w:spacing w:line="240" w:lineRule="auto"/>
+              <w:rPr>
+                <w:rFonts w:asciiTheme="majorHAnsi" w:hAnsiTheme="majorHAnsi" w:cs="Nirmala UI"/>
+                <w:b/>
+                <w:bCs/>
+              </w:rPr>
+            </w:pPr>
+            <w:r>
+              <w:rPr>
+                <w:rFonts w:asciiTheme="majorHAnsi" w:hAnsiTheme="majorHAnsi" w:cs="Nirmala UI"/>
+                <w:b/>
+                <w:bCs/>
+                <w:noProof/>
+              </w:rPr>
+              <w:drawing>
+                <wp:anchor distT="0" distB="0" distL="114300" distR="114300" simplePos="0" relativeHeight="251669504" behindDoc="1" locked="0" layoutInCell="1" allowOverlap="1" wp14:anchorId="47F9DE19" wp14:editId="2BBAC6AE">
+                  <wp:simplePos x="0" y="0"/>
+                  <wp:positionH relativeFrom="column">
+                    <wp:posOffset>442929</wp:posOffset>
+                  </wp:positionH>
+                  <wp:positionV relativeFrom="paragraph">
+                    <wp:posOffset>30146</wp:posOffset>
+                  </wp:positionV>
+                  <wp:extent cx="2334126" cy="1774909"/>
+                  <wp:effectExtent l="0" t="0" r="9525" b="0"/>
+                  <wp:wrapTight wrapText="bothSides">
+                    <wp:wrapPolygon edited="0">
+                      <wp:start x="0" y="0"/>
+                      <wp:lineTo x="0" y="21330"/>
+                      <wp:lineTo x="21512" y="21330"/>
+                      <wp:lineTo x="21512" y="0"/>
+                      <wp:lineTo x="0" y="0"/>
+                    </wp:wrapPolygon>
+                  </wp:wrapTight>
+                  <wp:docPr id="2117406760" name="Picture 1"/>
+                  <wp:cNvGraphicFramePr>
+                    <a:graphicFrameLocks xmlns:a="http://schemas.openxmlformats.org/drawingml/2006/main" noChangeAspect="1"/>
+                  </wp:cNvGraphicFramePr>
+                  <a:graphic xmlns:a="http://schemas.openxmlformats.org/drawingml/2006/main">
+                    <a:graphicData uri="http://schemas.openxmlformats.org/drawingml/2006/picture">
+                      <pic:pic xmlns:pic="http://schemas.openxmlformats.org/drawingml/2006/picture">
+                        <pic:nvPicPr>
+                          <pic:cNvPr id="2117406760" name=""/>
+                          <pic:cNvPicPr/>
+                        </pic:nvPicPr>
+                        <pic:blipFill>
+                          <a:blip r:embed="rId45" cstate="print">
+                            <a:extLst>
+                              <a:ext uri="{28A0092B-C50C-407E-A947-70E740481C1C}">
+                                <a14:useLocalDpi xmlns:a14="http://schemas.microsoft.com/office/drawing/2010/main" val="0"/>
+                              </a:ext>
+                            </a:extLst>
+                          </a:blip>
+                          <a:stretch>
+                            <a:fillRect/>
+                          </a:stretch>
+                        </pic:blipFill>
+                        <pic:spPr>
+                          <a:xfrm>
+                            <a:off x="0" y="0"/>
+                            <a:ext cx="2334126" cy="1774909"/>
+                          </a:xfrm>
+                          <a:prstGeom prst="rect">
+                            <a:avLst/>
+                          </a:prstGeom>
+                        </pic:spPr>
+                      </pic:pic>
+                    </a:graphicData>
+                  </a:graphic>
+                </wp:anchor>
+              </w:drawing>
+            </w:r>
+          </w:p>
+          <w:p>
+            <w:pPr>
+              <w:pStyle w:val="ListParagraph"/>
+              <w:tabs>
+                <w:tab w:val="left" w:pos="5480"/>
+              </w:tabs>
+              <w:spacing w:line="240" w:lineRule="auto"/>
+              <w:rPr>
+                <w:rFonts w:asciiTheme="majorHAnsi" w:hAnsiTheme="majorHAnsi" w:cs="Nirmala UI"/>
+                <w:b/>
+                <w:bCs/>
+              </w:rPr>
+            </w:pPr>
+          </w:p>
+          <w:p>
+            <w:pPr>
+              <w:pStyle w:val="ListParagraph"/>
+              <w:tabs>
+                <w:tab w:val="left" w:pos="5480"/>
+              </w:tabs>
+              <w:spacing w:line="240" w:lineRule="auto"/>
+              <w:rPr>
+                <w:rFonts w:asciiTheme="majorHAnsi" w:hAnsiTheme="majorHAnsi" w:cs="Nirmala UI"/>
+                <w:b/>
+                <w:bCs/>
+              </w:rPr>
+            </w:pPr>
+          </w:p>
+          <w:p>
+            <w:pPr>
+              <w:pStyle w:val="ListParagraph"/>
+              <w:tabs>
+                <w:tab w:val="left" w:pos="5480"/>
+              </w:tabs>
+              <w:spacing w:line="240" w:lineRule="auto"/>
+              <w:rPr>
+                <w:rFonts w:asciiTheme="majorHAnsi" w:hAnsiTheme="majorHAnsi" w:cs="Nirmala UI"/>
+                <w:b/>
+                <w:bCs/>
+              </w:rPr>
+            </w:pPr>
+          </w:p>
+          <w:p>
+            <w:pPr>
+              <w:pStyle w:val="ListParagraph"/>
+              <w:tabs>
+                <w:tab w:val="left" w:pos="5480"/>
+              </w:tabs>
+              <w:spacing w:line="240" w:lineRule="auto"/>
+              <w:rPr>
+                <w:rFonts w:asciiTheme="majorHAnsi" w:hAnsiTheme="majorHAnsi" w:cs="Nirmala UI"/>
+                <w:b/>
+                <w:bCs/>
+              </w:rPr>
+            </w:pPr>
+          </w:p>
+          <w:p>
+            <w:pPr>
+              <w:pStyle w:val="ListParagraph"/>
+              <w:tabs>
+                <w:tab w:val="left" w:pos="5480"/>
+              </w:tabs>
+              <w:spacing w:line="240" w:lineRule="auto"/>
+              <w:rPr>
+                <w:rFonts w:asciiTheme="majorHAnsi" w:hAnsiTheme="majorHAnsi" w:cs="Nirmala UI"/>
+                <w:b/>
+                <w:bCs/>
+              </w:rPr>
+            </w:pPr>
+          </w:p>
+          <w:p>
+            <w:pPr>
+              <w:pStyle w:val="ListParagraph"/>
+              <w:tabs>
+                <w:tab w:val="left" w:pos="5480"/>
+              </w:tabs>
+              <w:spacing w:line="240" w:lineRule="auto"/>
+              <w:rPr>
+                <w:rFonts w:asciiTheme="majorHAnsi" w:hAnsiTheme="majorHAnsi" w:cs="Nirmala UI"/>
+                <w:b/>
+                <w:bCs/>
+              </w:rPr>
+            </w:pPr>
+          </w:p>
+          <w:p>
+            <w:pPr>
+              <w:tabs>
+                <w:tab w:val="left" w:pos="5480"/>
+              </w:tabs>
+              <w:spacing w:line="240" w:lineRule="auto"/>
+              <w:rPr>
+                <w:rFonts w:asciiTheme="majorHAnsi" w:hAnsiTheme="majorHAnsi" w:cs="Nirmala UI"/>
+                <w:b/>
+                <w:bCs/>
+              </w:rPr>
+            </w:pPr>
+          </w:p>
+          <w:p>
+            <w:pPr>
+              <w:tabs>
+                <w:tab w:val="left" w:pos="5480"/>
+              </w:tabs>
+              <w:spacing w:line="240" w:lineRule="auto"/>
+              <w:rPr>
+                <w:rFonts w:asciiTheme="majorHAnsi" w:hAnsiTheme="majorHAnsi" w:cs="Nirmala UI"/>
+                <w:b/>
+                <w:bCs/>
+              </w:rPr>
+            </w:pPr>
+          </w:p>
+          <w:p>
+            <w:pPr>
+              <w:tabs>
+                <w:tab w:val="left" w:pos="5480"/>
+              </w:tabs>
+              <w:spacing w:line="240" w:lineRule="auto"/>
+              <w:rPr>
+                <w:rFonts w:asciiTheme="majorHAnsi" w:hAnsiTheme="majorHAnsi" w:cs="Nirmala UI"/>
+                <w:b/>
+                <w:bCs/>
+              </w:rPr>
+            </w:pPr>
+          </w:p>
+          <w:p>
+            <w:pPr>
+              <w:tabs>
+                <w:tab w:val="left" w:pos="5480"/>
+              </w:tabs>
+              <w:spacing w:line="240" w:lineRule="auto"/>
+              <w:rPr>
+                <w:rFonts w:asciiTheme="majorHAnsi" w:hAnsiTheme="majorHAnsi" w:cs="Nirmala UI"/>
+                <w:b/>
+                <w:bCs/>
+              </w:rPr>
+            </w:pPr>
+          </w:p>
+          <w:p>
+            <w:pPr>
+              <w:pStyle w:val="ListParagraph"/>
+              <w:numPr>
+                <w:ilvl w:val="0"/>
+                <w:numId w:val="10"/>
+              </w:numPr>
+              <w:tabs>
+                <w:tab w:val="left" w:pos="5480"/>
+              </w:tabs>
+              <w:spacing w:line="240" w:lineRule="auto"/>
+              <w:rPr>
+                <w:rFonts w:asciiTheme="majorHAnsi" w:hAnsiTheme="majorHAnsi" w:cs="Nirmala UI"/>
+                <w:b/>
+                <w:bCs/>
+              </w:rPr>
+            </w:pPr>
+            <w:r>
+              <w:rPr>
+                <w:rFonts w:asciiTheme="majorHAnsi" w:hAnsiTheme="majorHAnsi" w:cs="Nirmala UI"/>
+              </w:rPr>
+              <w:t xml:space="preserve">Add </w:t>
+            </w:r>
+            <w:r>
+              <w:rPr>
+                <w:rFonts w:asciiTheme="majorHAnsi" w:hAnsiTheme="majorHAnsi" w:cs="Nirmala UI"/>
+              </w:rPr>
+              <w:t>#include &lt;</w:t>
+            </w:r>
+            <w:proofErr w:type="spellStart"/>
+            <w:r>
+              <w:rPr>
+                <w:rFonts w:asciiTheme="majorHAnsi" w:hAnsiTheme="majorHAnsi" w:cs="Nirmala UI"/>
+              </w:rPr>
+              <w:t>string.h</w:t>
+            </w:r>
+            <w:proofErr w:type="spellEnd"/>
+            <w:r>
+              <w:rPr>
+                <w:rFonts w:asciiTheme="majorHAnsi" w:hAnsiTheme="majorHAnsi" w:cs="Nirmala UI"/>
+              </w:rPr>
+              <w:t xml:space="preserve">&gt; so that can add string-handling definitions in order to </w:t>
+            </w:r>
+            <w:r>
+              <w:rPr>
+                <w:rFonts w:asciiTheme="majorHAnsi" w:hAnsiTheme="majorHAnsi" w:cs="Nirmala UI"/>
+              </w:rPr>
+              <w:t>describe number of iterations on console when running the code.</w:t>
+            </w:r>
+          </w:p>
+          <w:p>
+            <w:pPr>
+              <w:pStyle w:val="ListParagraph"/>
+              <w:tabs>
+                <w:tab w:val="left" w:pos="5480"/>
+              </w:tabs>
+              <w:spacing w:line="240" w:lineRule="auto"/>
+              <w:rPr>
+                <w:rFonts w:asciiTheme="majorHAnsi" w:hAnsiTheme="majorHAnsi" w:cs="Nirmala UI"/>
+                <w:b/>
+                <w:bCs/>
+              </w:rPr>
+            </w:pPr>
+            <w:r>
+              <w:rPr>
+                <w:rFonts w:asciiTheme="majorHAnsi" w:hAnsiTheme="majorHAnsi" w:cs="Nirmala UI"/>
+                <w:b/>
+                <w:bCs/>
+              </w:rPr>
+              <w:drawing>
+                <wp:inline distT="0" distB="0" distL="0" distR="0" wp14:anchorId="43B968F9" wp14:editId="3AFCFFC9">
+                  <wp:extent cx="1625684" cy="419122"/>
+                  <wp:effectExtent l="0" t="0" r="0" b="0"/>
+                  <wp:docPr id="12679086" name="Picture 1"/>
+                  <wp:cNvGraphicFramePr>
+                    <a:graphicFrameLocks xmlns:a="http://schemas.openxmlformats.org/drawingml/2006/main" noChangeAspect="1"/>
+                  </wp:cNvGraphicFramePr>
+                  <a:graphic xmlns:a="http://schemas.openxmlformats.org/drawingml/2006/main">
+                    <a:graphicData uri="http://schemas.openxmlformats.org/drawingml/2006/picture">
+                      <pic:pic xmlns:pic="http://schemas.openxmlformats.org/drawingml/2006/picture">
+                        <pic:nvPicPr>
+                          <pic:cNvPr id="12679086" name=""/>
+                          <pic:cNvPicPr/>
+                        </pic:nvPicPr>
+                        <pic:blipFill>
+                          <a:blip r:embed="rId46"/>
+                          <a:stretch>
+                            <a:fillRect/>
+                          </a:stretch>
+                        </pic:blipFill>
+                        <pic:spPr>
+                          <a:xfrm>
+                            <a:off x="0" y="0"/>
+                            <a:ext cx="1625684" cy="419122"/>
+                          </a:xfrm>
+                          <a:prstGeom prst="rect">
+                            <a:avLst/>
+                          </a:prstGeom>
+                        </pic:spPr>
+                      </pic:pic>
+                    </a:graphicData>
+                  </a:graphic>
+                </wp:inline>
+              </w:drawing>
+            </w:r>
+          </w:p>
+          <w:p>
+            <w:pPr>
+              <w:tabs>
+                <w:tab w:val="left" w:pos="5480"/>
+              </w:tabs>
+              <w:spacing w:line="240" w:lineRule="auto"/>
+              <w:rPr>
+                <w:rFonts w:asciiTheme="majorHAnsi" w:hAnsiTheme="majorHAnsi" w:cs="Nirmala UI"/>
+                <w:b/>
+                <w:bCs/>
+              </w:rPr>
+            </w:pPr>
+          </w:p>
+        </w:tc>
+      </w:tr>
+      <w:tr>
+        <w:trPr>
+          <w:trHeight w:val="316"/>
+        </w:trPr>
+        <w:tc>
+          <w:tcPr>
+            <w:tcW w:w="10545" w:type="dxa"/>
+          </w:tcPr>
+          <w:p>
+            <w:pPr>
+              <w:tabs>
+                <w:tab w:val="left" w:pos="5480"/>
+              </w:tabs>
+              <w:spacing w:line="240" w:lineRule="auto"/>
+              <w:contextualSpacing/>
+              <w:rPr>
+                <w:rFonts w:asciiTheme="majorHAnsi" w:hAnsiTheme="majorHAnsi" w:cs="Nirmala UI"/>
+              </w:rPr>
+            </w:pPr>
+          </w:p>
+          <w:p>
+            <w:pPr>
+              <w:tabs>
+                <w:tab w:val="left" w:pos="5480"/>
+              </w:tabs>
+              <w:spacing w:line="240" w:lineRule="auto"/>
+              <w:contextualSpacing/>
+              <w:rPr>
+                <w:rFonts w:asciiTheme="majorHAnsi" w:hAnsiTheme="majorHAnsi" w:cs="Nirmala UI"/>
+              </w:rPr>
+            </w:pPr>
+            <w:r>
+              <w:rPr>
+                <w:rFonts w:asciiTheme="majorHAnsi" w:hAnsiTheme="majorHAnsi" w:cs="Nirmala UI"/>
+                <w:b/>
+                <w:bCs/>
+              </w:rPr>
+              <w:t xml:space="preserve">27/09/2026                                                                                                                                                                      </w:t>
+            </w:r>
+            <w:r>
+              <w:rPr>
+                <w:rFonts w:asciiTheme="majorHAnsi" w:hAnsiTheme="majorHAnsi" w:cs="Nirmala UI"/>
+                <w:b/>
+                <w:bCs/>
+              </w:rPr>
+              <w:t xml:space="preserve">    </w:t>
+            </w:r>
+            <w:r>
+              <w:rPr>
+                <w:rFonts w:asciiTheme="majorHAnsi" w:hAnsiTheme="majorHAnsi" w:cs="Nirmala UI"/>
+                <w:b/>
+                <w:bCs/>
+              </w:rPr>
+              <w:t xml:space="preserve">         </w:t>
+            </w:r>
+            <w:r>
+              <w:rPr>
+                <w:rFonts w:asciiTheme="majorHAnsi" w:hAnsiTheme="majorHAnsi" w:cs="Nirmala UI"/>
+                <w:i/>
+                <w:iCs/>
+              </w:rPr>
+              <w:t xml:space="preserve">Hours: </w:t>
+            </w:r>
+            <w:r>
+              <w:rPr>
+                <w:rFonts w:asciiTheme="majorHAnsi" w:hAnsiTheme="majorHAnsi" w:cs="Nirmala UI"/>
+                <w:i/>
+                <w:iCs/>
+              </w:rPr>
+              <w:t>3</w:t>
+            </w:r>
+          </w:p>
+          <w:p>
+            <w:pPr>
+              <w:tabs>
+                <w:tab w:val="left" w:pos="5480"/>
+              </w:tabs>
+              <w:spacing w:line="240" w:lineRule="auto"/>
+              <w:contextualSpacing/>
+              <w:rPr>
+                <w:rFonts w:asciiTheme="majorHAnsi" w:hAnsiTheme="majorHAnsi" w:cs="Nirmala UI"/>
+              </w:rPr>
+            </w:pPr>
+          </w:p>
+          <w:p>
+            <w:pPr>
+              <w:pStyle w:val="ListParagraph"/>
+              <w:numPr>
+                <w:ilvl w:val="0"/>
+                <w:numId w:val="10"/>
+              </w:numPr>
+              <w:tabs>
+                <w:tab w:val="left" w:pos="5480"/>
+              </w:tabs>
+              <w:spacing w:line="240" w:lineRule="auto"/>
+              <w:rPr>
+                <w:rFonts w:asciiTheme="majorHAnsi" w:hAnsiTheme="majorHAnsi" w:cs="Nirmala UI"/>
+              </w:rPr>
+            </w:pPr>
+            <w:r>
+              <w:rPr>
+                <w:rFonts w:asciiTheme="majorHAnsi" w:hAnsiTheme="majorHAnsi" w:cs="Nirmala UI"/>
+              </w:rPr>
+              <w:t>Create code for the task sending data.</w:t>
+            </w:r>
+          </w:p>
+          <w:p>
+            <w:pPr>
+              <w:pStyle w:val="ListParagraph"/>
+              <w:tabs>
+                <w:tab w:val="left" w:pos="5480"/>
+              </w:tabs>
+              <w:spacing w:line="240" w:lineRule="auto"/>
+              <w:rPr>
+                <w:rFonts w:asciiTheme="majorHAnsi" w:hAnsiTheme="majorHAnsi" w:cs="Nirmala UI"/>
+              </w:rPr>
+            </w:pPr>
+            <w:r>
+              <w:rPr>
+                <w:rFonts w:asciiTheme="majorHAnsi" w:hAnsiTheme="majorHAnsi" w:cs="Nirmala UI"/>
+              </w:rPr>
+              <w:drawing>
+                <wp:inline distT="0" distB="0" distL="0" distR="0" wp14:anchorId="58F16EE8" wp14:editId="3A070278">
+                  <wp:extent cx="2640931" cy="2357974"/>
+                  <wp:effectExtent l="0" t="0" r="7620" b="4445"/>
+                  <wp:docPr id="532437500" name="Picture 1"/>
+                  <wp:cNvGraphicFramePr>
+                    <a:graphicFrameLocks xmlns:a="http://schemas.openxmlformats.org/drawingml/2006/main" noChangeAspect="1"/>
+                  </wp:cNvGraphicFramePr>
+                  <a:graphic xmlns:a="http://schemas.openxmlformats.org/drawingml/2006/main">
+                    <a:graphicData uri="http://schemas.openxmlformats.org/drawingml/2006/picture">
+                      <pic:pic xmlns:pic="http://schemas.openxmlformats.org/drawingml/2006/picture">
+                        <pic:nvPicPr>
+                          <pic:cNvPr id="532437500" name=""/>
+                          <pic:cNvPicPr/>
+                        </pic:nvPicPr>
+                        <pic:blipFill>
+                          <a:blip r:embed="rId47"/>
+                          <a:stretch>
+                            <a:fillRect/>
+                          </a:stretch>
+                        </pic:blipFill>
+                        <pic:spPr>
+                          <a:xfrm>
+                            <a:off x="0" y="0"/>
+                            <a:ext cx="2645966" cy="2362470"/>
+                          </a:xfrm>
+                          <a:prstGeom prst="rect">
+                            <a:avLst/>
+                          </a:prstGeom>
+                        </pic:spPr>
+                      </pic:pic>
+                    </a:graphicData>
+                  </a:graphic>
+                </wp:inline>
+              </w:drawing>
+            </w:r>
+          </w:p>
+          <w:p>
+            <w:pPr>
+              <w:pStyle w:val="ListParagraph"/>
+              <w:tabs>
+                <w:tab w:val="left" w:pos="5480"/>
+              </w:tabs>
+              <w:spacing w:line="240" w:lineRule="auto"/>
+              <w:rPr>
+                <w:rFonts w:asciiTheme="majorHAnsi" w:hAnsiTheme="majorHAnsi" w:cs="Nirmala UI"/>
+              </w:rPr>
+            </w:pPr>
+            <w:r>
+              <w:rPr>
+                <w:rFonts w:asciiTheme="majorHAnsi" w:hAnsiTheme="majorHAnsi" w:cs="Nirmala UI"/>
+              </w:rPr>
+              <w:t>Simply, this code creates a</w:t>
+            </w:r>
+            <w:r>
+              <w:rPr>
+                <w:rFonts w:asciiTheme="majorHAnsi" w:hAnsiTheme="majorHAnsi" w:cs="Nirmala UI"/>
+              </w:rPr>
+              <w:t>n integer</w:t>
+            </w:r>
+            <w:r>
+              <w:rPr>
+                <w:rFonts w:asciiTheme="majorHAnsi" w:hAnsiTheme="majorHAnsi" w:cs="Nirmala UI"/>
+              </w:rPr>
+              <w:t xml:space="preserve"> number</w:t>
+            </w:r>
+            <w:r>
+              <w:rPr>
+                <w:rFonts w:asciiTheme="majorHAnsi" w:hAnsiTheme="majorHAnsi" w:cs="Nirmala UI"/>
+              </w:rPr>
+              <w:t xml:space="preserve"> beginning at 0</w:t>
+            </w:r>
+            <w:r>
+              <w:rPr>
+                <w:rFonts w:asciiTheme="majorHAnsi" w:hAnsiTheme="majorHAnsi" w:cs="Nirmala UI"/>
+              </w:rPr>
+              <w:t>, increases the number in iterations, puts the number into the created queue, and then will wait 2 seconds before sending that number.</w:t>
+            </w:r>
+          </w:p>
+          <w:p>
+            <w:pPr>
+              <w:pStyle w:val="ListParagraph"/>
+              <w:tabs>
+                <w:tab w:val="left" w:pos="5480"/>
+              </w:tabs>
+              <w:spacing w:line="240" w:lineRule="auto"/>
+              <w:rPr>
+                <w:rFonts w:asciiTheme="majorHAnsi" w:hAnsiTheme="majorHAnsi" w:cs="Nirmala UI"/>
+              </w:rPr>
+            </w:pPr>
+          </w:p>
+          <w:p>
+            <w:pPr>
+              <w:pStyle w:val="ListParagraph"/>
+              <w:numPr>
+                <w:ilvl w:val="0"/>
+                <w:numId w:val="10"/>
+              </w:numPr>
+              <w:tabs>
+                <w:tab w:val="left" w:pos="5480"/>
+              </w:tabs>
+              <w:spacing w:line="240" w:lineRule="auto"/>
+              <w:rPr>
+                <w:rFonts w:asciiTheme="majorHAnsi" w:hAnsiTheme="majorHAnsi" w:cs="Nirmala UI"/>
+              </w:rPr>
+            </w:pPr>
+            <w:r>
+              <w:rPr>
+                <w:rFonts w:asciiTheme="majorHAnsi" w:hAnsiTheme="majorHAnsi" w:cs="Nirmala UI"/>
+              </w:rPr>
+              <w:t>Create code for the task receiving and displaying data.</w:t>
+            </w:r>
+          </w:p>
+          <w:p>
+            <w:pPr>
+              <w:pStyle w:val="ListParagraph"/>
+              <w:tabs>
+                <w:tab w:val="left" w:pos="5480"/>
+              </w:tabs>
+              <w:spacing w:line="240" w:lineRule="auto"/>
+              <w:rPr>
+                <w:rFonts w:asciiTheme="majorHAnsi" w:hAnsiTheme="majorHAnsi" w:cs="Nirmala UI"/>
+              </w:rPr>
+            </w:pPr>
+            <w:r>
+              <w:rPr>
+                <w:rFonts w:asciiTheme="majorHAnsi" w:hAnsiTheme="majorHAnsi" w:cs="Nirmala UI"/>
+              </w:rPr>
+              <w:drawing>
+                <wp:inline distT="0" distB="0" distL="0" distR="0" wp14:anchorId="11BEA957" wp14:editId="3D96BFB6">
+                  <wp:extent cx="2502568" cy="3004844"/>
+                  <wp:effectExtent l="0" t="0" r="0" b="5080"/>
+                  <wp:docPr id="406015429" name="Picture 1"/>
+                  <wp:cNvGraphicFramePr>
+                    <a:graphicFrameLocks xmlns:a="http://schemas.openxmlformats.org/drawingml/2006/main" noChangeAspect="1"/>
+                  </wp:cNvGraphicFramePr>
+                  <a:graphic xmlns:a="http://schemas.openxmlformats.org/drawingml/2006/main">
+                    <a:graphicData uri="http://schemas.openxmlformats.org/drawingml/2006/picture">
+                      <pic:pic xmlns:pic="http://schemas.openxmlformats.org/drawingml/2006/picture">
+                        <pic:nvPicPr>
+                          <pic:cNvPr id="406015429" name=""/>
+                          <pic:cNvPicPr/>
+                        </pic:nvPicPr>
+                        <pic:blipFill>
+                          <a:blip r:embed="rId48"/>
+                          <a:stretch>
+                            <a:fillRect/>
+                          </a:stretch>
+                        </pic:blipFill>
+                        <pic:spPr>
+                          <a:xfrm>
+                            <a:off x="0" y="0"/>
+                            <a:ext cx="2515947" cy="3020908"/>
+                          </a:xfrm>
+                          <a:prstGeom prst="rect">
+                            <a:avLst/>
+                          </a:prstGeom>
+                        </pic:spPr>
+                      </pic:pic>
+                    </a:graphicData>
+                  </a:graphic>
+                </wp:inline>
+              </w:drawing>
+            </w:r>
+          </w:p>
+          <w:p>
+            <w:pPr>
+              <w:pStyle w:val="ListParagraph"/>
+              <w:tabs>
+                <w:tab w:val="left" w:pos="5480"/>
+              </w:tabs>
+              <w:spacing w:line="240" w:lineRule="auto"/>
+              <w:rPr>
+                <w:rFonts w:asciiTheme="majorHAnsi" w:hAnsiTheme="majorHAnsi" w:cs="Nirmala UI"/>
+              </w:rPr>
+            </w:pPr>
+            <w:r>
+              <w:rPr>
+                <w:rFonts w:asciiTheme="majorHAnsi" w:hAnsiTheme="majorHAnsi" w:cs="Nirmala UI"/>
+              </w:rPr>
+              <w:t xml:space="preserve">Simply, this code </w:t>
+            </w:r>
+            <w:r>
+              <w:rPr>
+                <w:rFonts w:asciiTheme="majorHAnsi" w:hAnsiTheme="majorHAnsi" w:cs="Nirmala UI"/>
+              </w:rPr>
+              <w:t xml:space="preserve">creates a </w:t>
+            </w:r>
+            <w:r>
+              <w:rPr>
+                <w:rFonts w:asciiTheme="majorHAnsi" w:hAnsiTheme="majorHAnsi" w:cs="Nirmala UI"/>
+              </w:rPr>
+              <w:t xml:space="preserve">variable to hold the iteration number (which can be displayed to maximum 50 characters), </w:t>
+            </w:r>
+            <w:r>
+              <w:rPr>
+                <w:rFonts w:asciiTheme="majorHAnsi" w:hAnsiTheme="majorHAnsi" w:cs="Nirmala UI"/>
+              </w:rPr>
+              <w:t xml:space="preserve">waits for a number to be sent, adds said number to the variable, </w:t>
+            </w:r>
+            <w:r>
+              <w:rPr>
+                <w:rFonts w:asciiTheme="majorHAnsi" w:hAnsiTheme="majorHAnsi" w:cs="Nirmala UI"/>
+              </w:rPr>
+              <w:t>turns this into a message, and then displays this message on the console.</w:t>
+            </w:r>
+          </w:p>
+          <w:p>
+            <w:pPr>
+              <w:pStyle w:val="ListParagraph"/>
+              <w:tabs>
+                <w:tab w:val="left" w:pos="5480"/>
+              </w:tabs>
+              <w:spacing w:line="240" w:lineRule="auto"/>
+              <w:rPr>
+                <w:rFonts w:asciiTheme="majorHAnsi" w:hAnsiTheme="majorHAnsi" w:cs="Nirmala UI"/>
+              </w:rPr>
+            </w:pPr>
+          </w:p>
+          <w:p>
+            <w:pPr>
+              <w:tabs>
+                <w:tab w:val="left" w:pos="5480"/>
+              </w:tabs>
+              <w:spacing w:line="240" w:lineRule="auto"/>
+              <w:contextualSpacing/>
+              <w:rPr>
+                <w:rFonts w:asciiTheme="majorHAnsi" w:hAnsiTheme="majorHAnsi" w:cs="Nirmala UI"/>
+              </w:rPr>
+            </w:pPr>
+          </w:p>
+          <w:p>
+            <w:pPr>
+              <w:pStyle w:val="ListParagraph"/>
+              <w:numPr>
+                <w:ilvl w:val="0"/>
+                <w:numId w:val="10"/>
+              </w:numPr>
+              <w:tabs>
+                <w:tab w:val="left" w:pos="5480"/>
+              </w:tabs>
+              <w:spacing w:line="240" w:lineRule="auto"/>
+              <w:rPr>
+                <w:rFonts w:asciiTheme="majorHAnsi" w:hAnsiTheme="majorHAnsi" w:cs="Nirmala UI"/>
+              </w:rPr>
+            </w:pPr>
+            <w:r>
+              <w:rPr>
+                <w:rFonts w:asciiTheme="majorHAnsi" w:hAnsiTheme="majorHAnsi" w:cs="Nirmala UI"/>
+              </w:rPr>
+              <w:t>Once again, included the string of text from the 5.3 blinking demo to use as a check for how the code runs when tested.</w:t>
+            </w:r>
+          </w:p>
+          <w:p>
+            <w:pPr>
+              <w:pStyle w:val="ListParagraph"/>
+              <w:tabs>
+                <w:tab w:val="left" w:pos="5480"/>
+              </w:tabs>
+              <w:spacing w:line="240" w:lineRule="auto"/>
+              <w:rPr>
+                <w:rFonts w:asciiTheme="majorHAnsi" w:hAnsiTheme="majorHAnsi" w:cs="Nirmala UI"/>
+              </w:rPr>
+            </w:pPr>
+          </w:p>
+          <w:p>
+            <w:pPr>
+              <w:pStyle w:val="ListParagraph"/>
+              <w:tabs>
+                <w:tab w:val="left" w:pos="5480"/>
+              </w:tabs>
+              <w:spacing w:line="240" w:lineRule="auto"/>
+              <w:rPr>
+                <w:rFonts w:asciiTheme="majorHAnsi" w:hAnsiTheme="majorHAnsi" w:cs="Nirmala UI"/>
+              </w:rPr>
+            </w:pPr>
+            <w:r>
+              <w:rPr>
+                <w:rFonts w:asciiTheme="majorHAnsi" w:hAnsiTheme="majorHAnsi" w:cs="Nirmala UI"/>
+              </w:rPr>
+              <w:drawing>
+                <wp:inline distT="0" distB="0" distL="0" distR="0" wp14:anchorId="3AE6B554" wp14:editId="3FC73746">
+                  <wp:extent cx="4743694" cy="215911"/>
+                  <wp:effectExtent l="0" t="0" r="0" b="0"/>
+                  <wp:docPr id="1304906016" name="Picture 1"/>
+                  <wp:cNvGraphicFramePr>
+                    <a:graphicFrameLocks xmlns:a="http://schemas.openxmlformats.org/drawingml/2006/main" noChangeAspect="1"/>
+                  </wp:cNvGraphicFramePr>
+                  <a:graphic xmlns:a="http://schemas.openxmlformats.org/drawingml/2006/main">
+                    <a:graphicData uri="http://schemas.openxmlformats.org/drawingml/2006/picture">
+                      <pic:pic xmlns:pic="http://schemas.openxmlformats.org/drawingml/2006/picture">
+                        <pic:nvPicPr>
+                          <pic:cNvPr id="1304906016" name=""/>
+                          <pic:cNvPicPr/>
+                        </pic:nvPicPr>
+                        <pic:blipFill>
+                          <a:blip r:embed="rId49"/>
+                          <a:stretch>
+                            <a:fillRect/>
+                          </a:stretch>
+                        </pic:blipFill>
+                        <pic:spPr>
+                          <a:xfrm>
+                            <a:off x="0" y="0"/>
+                            <a:ext cx="4743694" cy="215911"/>
+                          </a:xfrm>
+                          <a:prstGeom prst="rect">
+                            <a:avLst/>
+                          </a:prstGeom>
+                        </pic:spPr>
+                      </pic:pic>
+                    </a:graphicData>
+                  </a:graphic>
+                </wp:inline>
+              </w:drawing>
+            </w:r>
+          </w:p>
+          <w:p>
+            <w:pPr>
+              <w:pStyle w:val="ListParagraph"/>
+              <w:tabs>
+                <w:tab w:val="left" w:pos="5480"/>
+              </w:tabs>
+              <w:spacing w:line="240" w:lineRule="auto"/>
+              <w:rPr>
+                <w:rFonts w:asciiTheme="majorHAnsi" w:hAnsiTheme="majorHAnsi" w:cs="Nirmala UI"/>
+              </w:rPr>
+            </w:pPr>
+          </w:p>
+          <w:p>
+            <w:pPr>
+              <w:pStyle w:val="ListParagraph"/>
+              <w:tabs>
+                <w:tab w:val="left" w:pos="5480"/>
+              </w:tabs>
+              <w:spacing w:line="240" w:lineRule="auto"/>
+              <w:rPr>
+                <w:rFonts w:asciiTheme="majorHAnsi" w:hAnsiTheme="majorHAnsi" w:cs="Nirmala UI"/>
+                <w:i/>
+                <w:iCs/>
+              </w:rPr>
+            </w:pPr>
+            <w:r>
+              <w:rPr>
+                <w:rFonts w:asciiTheme="majorHAnsi" w:hAnsiTheme="majorHAnsi" w:cs="Nirmala UI"/>
+                <w:i/>
+                <w:iCs/>
+              </w:rPr>
+              <w:t>Finished this file for this week, as I need to test before making any further changes.</w:t>
+            </w:r>
+          </w:p>
+          <w:p>
+            <w:pPr>
+              <w:pStyle w:val="ListParagraph"/>
+              <w:tabs>
+                <w:tab w:val="left" w:pos="5480"/>
+              </w:tabs>
+              <w:spacing w:line="240" w:lineRule="auto"/>
+              <w:rPr>
+                <w:rFonts w:asciiTheme="majorHAnsi" w:hAnsiTheme="majorHAnsi" w:cs="Nirmala UI"/>
+                <w:i/>
+                <w:iCs/>
+              </w:rPr>
+            </w:pPr>
+          </w:p>
+          <w:p>
+            <w:pPr>
+              <w:pStyle w:val="ListParagraph"/>
+              <w:numPr>
+                <w:ilvl w:val="0"/>
+                <w:numId w:val="10"/>
+              </w:numPr>
+              <w:tabs>
+                <w:tab w:val="left" w:pos="5480"/>
+              </w:tabs>
+              <w:spacing w:line="240" w:lineRule="auto"/>
+              <w:rPr>
+                <w:rFonts w:asciiTheme="majorHAnsi" w:hAnsiTheme="majorHAnsi" w:cs="Nirmala UI"/>
+              </w:rPr>
+            </w:pPr>
+            <w:r>
+              <w:rPr>
+                <w:rFonts w:asciiTheme="majorHAnsi" w:hAnsiTheme="majorHAnsi" w:cs="Nirmala UI"/>
+              </w:rPr>
+              <w:t xml:space="preserve">Decided to make another file for this deliverable where </w:t>
+            </w:r>
+            <w:r>
+              <w:rPr>
+                <w:rFonts w:asciiTheme="majorHAnsi" w:hAnsiTheme="majorHAnsi" w:cs="Nirmala UI"/>
+              </w:rPr>
+              <w:t>data sent will be number of blinks an LED must do and at what speed, and then once received this task will be displayed on the microcontroller.</w:t>
+            </w:r>
+          </w:p>
+          <w:p>
+            <w:pPr>
+              <w:pStyle w:val="ListParagraph"/>
+              <w:tabs>
+                <w:tab w:val="left" w:pos="5480"/>
+              </w:tabs>
+              <w:spacing w:line="240" w:lineRule="auto"/>
+              <w:rPr>
+                <w:rFonts w:asciiTheme="majorHAnsi" w:hAnsiTheme="majorHAnsi" w:cs="Nirmala UI"/>
+                <w:i/>
+                <w:iCs/>
+              </w:rPr>
+            </w:pPr>
+            <w:r>
+              <w:rPr>
+                <w:rFonts w:asciiTheme="majorHAnsi" w:hAnsiTheme="majorHAnsi" w:cs="Nirmala UI"/>
+                <w:i/>
+                <w:iCs/>
+              </w:rPr>
+              <w:t>So, re-did all set-up from the above file and added sender/receiver tasks and queue but for a different purpose.</w:t>
+            </w:r>
+            <w:r>
+              <w:rPr>
+                <w:rFonts w:asciiTheme="majorHAnsi" w:hAnsiTheme="majorHAnsi" w:cs="Nirmala UI"/>
+                <w:i/>
+                <w:iCs/>
+              </w:rPr>
+              <w:t xml:space="preserve"> I will also not be adding 2 separate tasks for turning the LED on/off as I want it to be as simple a</w:t>
+            </w:r>
+            <w:r>
+              <w:rPr>
+                <w:rFonts w:asciiTheme="majorHAnsi" w:hAnsiTheme="majorHAnsi" w:cs="Nirmala UI"/>
+                <w:i/>
+                <w:iCs/>
+              </w:rPr>
+              <w:t>s possible, so as not to lose the new purpose of this deliverable.</w:t>
+            </w:r>
+          </w:p>
+          <w:p>
+            <w:pPr>
+              <w:pStyle w:val="ListParagraph"/>
+              <w:tabs>
+                <w:tab w:val="left" w:pos="5480"/>
+              </w:tabs>
+              <w:spacing w:line="240" w:lineRule="auto"/>
+              <w:rPr>
+                <w:rFonts w:asciiTheme="majorHAnsi" w:hAnsiTheme="majorHAnsi" w:cs="Nirmala UI"/>
+                <w:i/>
+                <w:iCs/>
+              </w:rPr>
+            </w:pPr>
+          </w:p>
+          <w:p>
+            <w:pPr>
+              <w:pStyle w:val="ListParagraph"/>
+              <w:numPr>
+                <w:ilvl w:val="0"/>
+                <w:numId w:val="10"/>
+              </w:numPr>
+              <w:tabs>
+                <w:tab w:val="left" w:pos="5480"/>
+              </w:tabs>
+              <w:spacing w:line="240" w:lineRule="auto"/>
+              <w:rPr>
+                <w:rFonts w:asciiTheme="majorHAnsi" w:hAnsiTheme="majorHAnsi" w:cs="Nirmala UI"/>
+                <w:i/>
+                <w:iCs/>
+              </w:rPr>
+            </w:pPr>
+            <w:r>
+              <w:rPr>
+                <w:rFonts w:asciiTheme="majorHAnsi" w:hAnsiTheme="majorHAnsi" w:cs="Nirmala UI"/>
+              </w:rPr>
+              <w:t>Create combined structure for number of blinks desired and speed at which it blinks on and off.</w:t>
+            </w:r>
+          </w:p>
+          <w:p>
+            <w:pPr>
+              <w:pStyle w:val="ListParagraph"/>
+              <w:tabs>
+                <w:tab w:val="left" w:pos="5480"/>
+              </w:tabs>
+              <w:spacing w:line="240" w:lineRule="auto"/>
+              <w:rPr>
+                <w:rFonts w:asciiTheme="majorHAnsi" w:hAnsiTheme="majorHAnsi" w:cs="Nirmala UI"/>
+                <w:i/>
+                <w:iCs/>
+              </w:rPr>
+            </w:pPr>
+            <w:r>
+              <w:rPr>
+                <w:rFonts w:asciiTheme="majorHAnsi" w:hAnsiTheme="majorHAnsi" w:cs="Nirmala UI"/>
+                <w:i/>
+                <w:iCs/>
+              </w:rPr>
+              <w:drawing>
+                <wp:inline distT="0" distB="0" distL="0" distR="0" wp14:anchorId="634ADF20" wp14:editId="4A5EB640">
+                  <wp:extent cx="2025754" cy="1663786"/>
+                  <wp:effectExtent l="0" t="0" r="0" b="0"/>
+                  <wp:docPr id="1851959713" name="Picture 1"/>
+                  <wp:cNvGraphicFramePr>
+                    <a:graphicFrameLocks xmlns:a="http://schemas.openxmlformats.org/drawingml/2006/main" noChangeAspect="1"/>
+                  </wp:cNvGraphicFramePr>
+                  <a:graphic xmlns:a="http://schemas.openxmlformats.org/drawingml/2006/main">
+                    <a:graphicData uri="http://schemas.openxmlformats.org/drawingml/2006/picture">
+                      <pic:pic xmlns:pic="http://schemas.openxmlformats.org/drawingml/2006/picture">
+                        <pic:nvPicPr>
+                          <pic:cNvPr id="1851959713" name=""/>
+                          <pic:cNvPicPr/>
+                        </pic:nvPicPr>
+                        <pic:blipFill>
+                          <a:blip r:embed="rId50"/>
+                          <a:stretch>
+                            <a:fillRect/>
+                          </a:stretch>
+                        </pic:blipFill>
+                        <pic:spPr>
+                          <a:xfrm>
+                            <a:off x="0" y="0"/>
+                            <a:ext cx="2025754" cy="1663786"/>
+                          </a:xfrm>
+                          <a:prstGeom prst="rect">
+                            <a:avLst/>
+                          </a:prstGeom>
+                        </pic:spPr>
+                      </pic:pic>
+                    </a:graphicData>
+                  </a:graphic>
+                </wp:inline>
+              </w:drawing>
+            </w:r>
+          </w:p>
+          <w:p>
+            <w:pPr>
+              <w:pStyle w:val="ListParagraph"/>
+              <w:tabs>
+                <w:tab w:val="left" w:pos="5480"/>
+              </w:tabs>
+              <w:spacing w:line="240" w:lineRule="auto"/>
+              <w:rPr>
+                <w:rFonts w:asciiTheme="majorHAnsi" w:hAnsiTheme="majorHAnsi" w:cs="Nirmala UI"/>
+              </w:rPr>
+            </w:pPr>
+            <w:r>
+              <w:rPr>
+                <w:rFonts w:asciiTheme="majorHAnsi" w:hAnsiTheme="majorHAnsi" w:cs="Nirmala UI"/>
+              </w:rPr>
+              <w:t>Creates one combined piece of information to send that includes the number of blinks required and at what speed to flash on/off.</w:t>
+            </w:r>
+          </w:p>
+          <w:p>
+            <w:pPr>
+              <w:pStyle w:val="ListParagraph"/>
+              <w:tabs>
+                <w:tab w:val="left" w:pos="5480"/>
+              </w:tabs>
+              <w:spacing w:line="240" w:lineRule="auto"/>
+              <w:rPr>
+                <w:rFonts w:asciiTheme="majorHAnsi" w:hAnsiTheme="majorHAnsi" w:cs="Nirmala UI"/>
+                <w:i/>
+                <w:iCs/>
+              </w:rPr>
+            </w:pPr>
+          </w:p>
+          <w:p>
+            <w:pPr>
+              <w:pStyle w:val="ListParagraph"/>
+              <w:numPr>
+                <w:ilvl w:val="0"/>
+                <w:numId w:val="10"/>
+              </w:numPr>
+              <w:tabs>
+                <w:tab w:val="left" w:pos="5480"/>
+              </w:tabs>
+              <w:spacing w:line="240" w:lineRule="auto"/>
+              <w:rPr>
+                <w:rFonts w:asciiTheme="majorHAnsi" w:hAnsiTheme="majorHAnsi" w:cs="Nirmala UI"/>
+                <w:i/>
+                <w:iCs/>
+              </w:rPr>
+            </w:pPr>
+            <w:r>
+              <w:rPr>
+                <w:rFonts w:asciiTheme="majorHAnsi" w:hAnsiTheme="majorHAnsi" w:cs="Nirmala UI"/>
+              </w:rPr>
+              <w:t>Create new SendTask.</w:t>
+            </w:r>
+          </w:p>
+          <w:p>
+            <w:pPr>
+              <w:pStyle w:val="ListParagraph"/>
+              <w:tabs>
+                <w:tab w:val="left" w:pos="5480"/>
+              </w:tabs>
+              <w:spacing w:line="240" w:lineRule="auto"/>
+              <w:rPr>
+                <w:rFonts w:asciiTheme="majorHAnsi" w:hAnsiTheme="majorHAnsi" w:cs="Nirmala UI"/>
+                <w:i/>
+                <w:iCs/>
+              </w:rPr>
+            </w:pPr>
+            <w:r>
+              <w:rPr>
+                <w:rFonts w:asciiTheme="majorHAnsi" w:hAnsiTheme="majorHAnsi" w:cs="Nirmala UI"/>
+                <w:i/>
+                <w:iCs/>
+              </w:rPr>
+              <w:drawing>
+                <wp:inline distT="0" distB="0" distL="0" distR="0" wp14:anchorId="343AA551" wp14:editId="305AEB59">
+                  <wp:extent cx="3374858" cy="2747865"/>
+                  <wp:effectExtent l="0" t="0" r="0" b="0"/>
+                  <wp:docPr id="347293484" name="Picture 1"/>
+                  <wp:cNvGraphicFramePr>
+                    <a:graphicFrameLocks xmlns:a="http://schemas.openxmlformats.org/drawingml/2006/main" noChangeAspect="1"/>
+                  </wp:cNvGraphicFramePr>
+                  <a:graphic xmlns:a="http://schemas.openxmlformats.org/drawingml/2006/main">
+                    <a:graphicData uri="http://schemas.openxmlformats.org/drawingml/2006/picture">
+                      <pic:pic xmlns:pic="http://schemas.openxmlformats.org/drawingml/2006/picture">
+                        <pic:nvPicPr>
+                          <pic:cNvPr id="347293484" name=""/>
+                          <pic:cNvPicPr/>
+                        </pic:nvPicPr>
+                        <pic:blipFill>
+                          <a:blip r:embed="rId51"/>
+                          <a:stretch>
+                            <a:fillRect/>
+                          </a:stretch>
+                        </pic:blipFill>
+                        <pic:spPr>
+                          <a:xfrm>
+                            <a:off x="0" y="0"/>
+                            <a:ext cx="3377381" cy="2749920"/>
+                          </a:xfrm>
+                          <a:prstGeom prst="rect">
+                            <a:avLst/>
+                          </a:prstGeom>
+                        </pic:spPr>
+                      </pic:pic>
+                    </a:graphicData>
+                  </a:graphic>
+                </wp:inline>
+              </w:drawing>
+            </w:r>
+          </w:p>
+          <w:p>
+            <w:pPr>
+              <w:pStyle w:val="ListParagraph"/>
+              <w:tabs>
+                <w:tab w:val="left" w:pos="5480"/>
+              </w:tabs>
+              <w:spacing w:line="240" w:lineRule="auto"/>
+              <w:rPr>
+                <w:rFonts w:asciiTheme="majorHAnsi" w:hAnsiTheme="majorHAnsi" w:cs="Nirmala UI"/>
+              </w:rPr>
+            </w:pPr>
+            <w:r>
+              <w:rPr>
+                <w:rFonts w:asciiTheme="majorHAnsi" w:hAnsiTheme="majorHAnsi" w:cs="Nirmala UI"/>
+              </w:rPr>
+              <w:t xml:space="preserve">The new SendTask involved the </w:t>
+            </w:r>
+            <w:r>
+              <w:rPr>
+                <w:rFonts w:asciiTheme="majorHAnsi" w:hAnsiTheme="majorHAnsi" w:cs="Nirmala UI"/>
+              </w:rPr>
+              <w:t xml:space="preserve">package of information </w:t>
+            </w:r>
+            <w:proofErr w:type="gramStart"/>
+            <w:r>
+              <w:rPr>
+                <w:rFonts w:asciiTheme="majorHAnsi" w:hAnsiTheme="majorHAnsi" w:cs="Nirmala UI"/>
+              </w:rPr>
+              <w:t>created,</w:t>
+            </w:r>
+            <w:proofErr w:type="gramEnd"/>
+            <w:r>
+              <w:rPr>
+                <w:rFonts w:asciiTheme="majorHAnsi" w:hAnsiTheme="majorHAnsi" w:cs="Nirmala UI"/>
+              </w:rPr>
+              <w:t xml:space="preserve"> </w:t>
+            </w:r>
+            <w:r>
+              <w:rPr>
+                <w:rFonts w:asciiTheme="majorHAnsi" w:hAnsiTheme="majorHAnsi" w:cs="Nirmala UI"/>
+              </w:rPr>
+              <w:t xml:space="preserve">what numbers to hold within it, puts that package </w:t>
+            </w:r>
+            <w:proofErr w:type="gramStart"/>
+            <w:r>
+              <w:rPr>
+                <w:rFonts w:asciiTheme="majorHAnsi" w:hAnsiTheme="majorHAnsi" w:cs="Nirmala UI"/>
+              </w:rPr>
+              <w:t>to</w:t>
+            </w:r>
+            <w:proofErr w:type="gramEnd"/>
+            <w:r>
+              <w:rPr>
+                <w:rFonts w:asciiTheme="majorHAnsi" w:hAnsiTheme="majorHAnsi" w:cs="Nirmala UI"/>
+              </w:rPr>
+              <w:t xml:space="preserve"> the queue, and waits 3 seconds before sending it to the receiving task.</w:t>
+            </w:r>
+          </w:p>
+          <w:p>
+            <w:pPr>
+              <w:pStyle w:val="ListParagraph"/>
+              <w:tabs>
+                <w:tab w:val="left" w:pos="5480"/>
+              </w:tabs>
+              <w:spacing w:line="240" w:lineRule="auto"/>
+              <w:rPr>
+                <w:rFonts w:asciiTheme="majorHAnsi" w:hAnsiTheme="majorHAnsi" w:cs="Nirmala UI"/>
+              </w:rPr>
+            </w:pPr>
+          </w:p>
+          <w:p>
+            <w:pPr>
+              <w:pStyle w:val="ListParagraph"/>
+              <w:tabs>
+                <w:tab w:val="left" w:pos="5480"/>
+              </w:tabs>
+              <w:spacing w:line="240" w:lineRule="auto"/>
+              <w:rPr>
+                <w:rFonts w:asciiTheme="majorHAnsi" w:hAnsiTheme="majorHAnsi" w:cs="Nirmala UI"/>
+              </w:rPr>
+            </w:pPr>
+          </w:p>
+          <w:p>
+            <w:pPr>
+              <w:pStyle w:val="ListParagraph"/>
+              <w:numPr>
+                <w:ilvl w:val="0"/>
+                <w:numId w:val="10"/>
+              </w:numPr>
+              <w:tabs>
+                <w:tab w:val="left" w:pos="5480"/>
+              </w:tabs>
+              <w:spacing w:line="240" w:lineRule="auto"/>
+              <w:rPr>
+                <w:rFonts w:asciiTheme="majorHAnsi" w:hAnsiTheme="majorHAnsi" w:cs="Nirmala UI"/>
+              </w:rPr>
+            </w:pPr>
+            <w:r>
+              <w:rPr>
+                <w:rFonts w:asciiTheme="majorHAnsi" w:hAnsiTheme="majorHAnsi" w:cs="Nirmala UI"/>
+              </w:rPr>
+              <w:t xml:space="preserve">Create new ReceiveTask. This new task is much longer as it also involves </w:t>
+            </w:r>
+            <w:r>
+              <w:rPr>
+                <w:rFonts w:asciiTheme="majorHAnsi" w:hAnsiTheme="majorHAnsi" w:cs="Nirmala UI"/>
+              </w:rPr>
+              <w:t>blinking the LED instead of simply printing information onto the console.</w:t>
+            </w:r>
+          </w:p>
+          <w:p>
+            <w:pPr>
+              <w:pStyle w:val="ListParagraph"/>
+              <w:tabs>
+                <w:tab w:val="left" w:pos="5480"/>
+              </w:tabs>
+              <w:spacing w:line="240" w:lineRule="auto"/>
+              <w:rPr>
+                <w:rFonts w:asciiTheme="majorHAnsi" w:hAnsiTheme="majorHAnsi" w:cs="Nirmala UI"/>
+              </w:rPr>
+            </w:pPr>
+            <w:r>
+              <w:rPr>
+                <w:rFonts w:asciiTheme="majorHAnsi" w:hAnsiTheme="majorHAnsi" w:cs="Nirmala UI"/>
+              </w:rPr>
+              <w:drawing>
+                <wp:anchor distT="0" distB="0" distL="114300" distR="114300" simplePos="0" relativeHeight="251671552" behindDoc="1" locked="0" layoutInCell="1" allowOverlap="1" wp14:anchorId="2166C3D6" wp14:editId="57CFE9E6">
+                  <wp:simplePos x="0" y="0"/>
+                  <wp:positionH relativeFrom="column">
+                    <wp:posOffset>3217545</wp:posOffset>
+                  </wp:positionH>
+                  <wp:positionV relativeFrom="paragraph">
+                    <wp:posOffset>42746</wp:posOffset>
+                  </wp:positionV>
+                  <wp:extent cx="2755231" cy="587410"/>
+                  <wp:effectExtent l="0" t="0" r="7620" b="3175"/>
+                  <wp:wrapTight wrapText="bothSides">
+                    <wp:wrapPolygon edited="0">
+                      <wp:start x="0" y="0"/>
+                      <wp:lineTo x="0" y="21016"/>
+                      <wp:lineTo x="21510" y="21016"/>
+                      <wp:lineTo x="21510" y="0"/>
+                      <wp:lineTo x="0" y="0"/>
+                    </wp:wrapPolygon>
+                  </wp:wrapTight>
+                  <wp:docPr id="1845339168" name="Picture 1"/>
+                  <wp:cNvGraphicFramePr>
+                    <a:graphicFrameLocks xmlns:a="http://schemas.openxmlformats.org/drawingml/2006/main" noChangeAspect="1"/>
+                  </wp:cNvGraphicFramePr>
+                  <a:graphic xmlns:a="http://schemas.openxmlformats.org/drawingml/2006/main">
+                    <a:graphicData uri="http://schemas.openxmlformats.org/drawingml/2006/picture">
+                      <pic:pic xmlns:pic="http://schemas.openxmlformats.org/drawingml/2006/picture">
+                        <pic:nvPicPr>
+                          <pic:cNvPr id="1845339168" name=""/>
+                          <pic:cNvPicPr/>
+                        </pic:nvPicPr>
+                        <pic:blipFill>
+                          <a:blip r:embed="rId52">
+                            <a:extLst>
+                              <a:ext uri="{28A0092B-C50C-407E-A947-70E740481C1C}">
+                                <a14:useLocalDpi xmlns:a14="http://schemas.microsoft.com/office/drawing/2010/main" val="0"/>
+                              </a:ext>
+                            </a:extLst>
+                          </a:blip>
+                          <a:stretch>
+                            <a:fillRect/>
+                          </a:stretch>
+                        </pic:blipFill>
+                        <pic:spPr>
+                          <a:xfrm>
+                            <a:off x="0" y="0"/>
+                            <a:ext cx="2755231" cy="587410"/>
+                          </a:xfrm>
+                          <a:prstGeom prst="rect">
+                            <a:avLst/>
+                          </a:prstGeom>
+                        </pic:spPr>
+                      </pic:pic>
+                    </a:graphicData>
+                  </a:graphic>
+                </wp:anchor>
+              </w:drawing>
+            </w:r>
+            <w:r>
+              <w:rPr>
+                <w:rFonts w:asciiTheme="majorHAnsi" w:hAnsiTheme="majorHAnsi" w:cs="Nirmala UI"/>
+              </w:rPr>
+              <w:drawing>
+                <wp:anchor distT="0" distB="0" distL="114300" distR="114300" simplePos="0" relativeHeight="251670528" behindDoc="1" locked="0" layoutInCell="1" allowOverlap="1" wp14:anchorId="6E406FD5" wp14:editId="07718F15">
+                  <wp:simplePos x="0" y="0"/>
+                  <wp:positionH relativeFrom="column">
+                    <wp:posOffset>473977</wp:posOffset>
+                  </wp:positionH>
+                  <wp:positionV relativeFrom="paragraph">
+                    <wp:posOffset>41676</wp:posOffset>
+                  </wp:positionV>
+                  <wp:extent cx="2667849" cy="2935705"/>
+                  <wp:effectExtent l="0" t="0" r="0" b="0"/>
+                  <wp:wrapTight wrapText="bothSides">
+                    <wp:wrapPolygon edited="0">
+                      <wp:start x="0" y="0"/>
+                      <wp:lineTo x="0" y="21446"/>
+                      <wp:lineTo x="21441" y="21446"/>
+                      <wp:lineTo x="21441" y="0"/>
+                      <wp:lineTo x="0" y="0"/>
+                    </wp:wrapPolygon>
+                  </wp:wrapTight>
+                  <wp:docPr id="348847179" name="Picture 1"/>
+                  <wp:cNvGraphicFramePr>
+                    <a:graphicFrameLocks xmlns:a="http://schemas.openxmlformats.org/drawingml/2006/main" noChangeAspect="1"/>
+                  </wp:cNvGraphicFramePr>
+                  <a:graphic xmlns:a="http://schemas.openxmlformats.org/drawingml/2006/main">
+                    <a:graphicData uri="http://schemas.openxmlformats.org/drawingml/2006/picture">
+                      <pic:pic xmlns:pic="http://schemas.openxmlformats.org/drawingml/2006/picture">
+                        <pic:nvPicPr>
+                          <pic:cNvPr id="348847179" name=""/>
+                          <pic:cNvPicPr/>
+                        </pic:nvPicPr>
+                        <pic:blipFill>
+                          <a:blip r:embed="rId53" cstate="print">
+                            <a:extLst>
+                              <a:ext uri="{28A0092B-C50C-407E-A947-70E740481C1C}">
+                                <a14:useLocalDpi xmlns:a14="http://schemas.microsoft.com/office/drawing/2010/main" val="0"/>
+                              </a:ext>
+                            </a:extLst>
+                          </a:blip>
+                          <a:stretch>
+                            <a:fillRect/>
+                          </a:stretch>
+                        </pic:blipFill>
+                        <pic:spPr>
+                          <a:xfrm>
+                            <a:off x="0" y="0"/>
+                            <a:ext cx="2667849" cy="2935705"/>
+                          </a:xfrm>
+                          <a:prstGeom prst="rect">
+                            <a:avLst/>
+                          </a:prstGeom>
+                        </pic:spPr>
+                      </pic:pic>
+                    </a:graphicData>
+                  </a:graphic>
+                </wp:anchor>
+              </w:drawing>
+            </w:r>
+          </w:p>
+          <w:p>
+            <w:pPr>
+              <w:pStyle w:val="ListParagraph"/>
+              <w:tabs>
+                <w:tab w:val="left" w:pos="5480"/>
+              </w:tabs>
+              <w:spacing w:line="240" w:lineRule="auto"/>
+              <w:rPr>
+                <w:rFonts w:asciiTheme="majorHAnsi" w:hAnsiTheme="majorHAnsi" w:cs="Nirmala UI"/>
+              </w:rPr>
+            </w:pPr>
+          </w:p>
+          <w:p>
+            <w:pPr>
+              <w:pStyle w:val="ListParagraph"/>
+              <w:tabs>
+                <w:tab w:val="left" w:pos="5480"/>
+              </w:tabs>
+              <w:spacing w:line="240" w:lineRule="auto"/>
+              <w:rPr>
+                <w:rFonts w:asciiTheme="majorHAnsi" w:hAnsiTheme="majorHAnsi" w:cs="Nirmala UI"/>
+              </w:rPr>
+            </w:pPr>
+          </w:p>
+          <w:p>
+            <w:pPr>
+              <w:pStyle w:val="ListParagraph"/>
+              <w:tabs>
+                <w:tab w:val="left" w:pos="5480"/>
+              </w:tabs>
+              <w:spacing w:line="240" w:lineRule="auto"/>
+              <w:rPr>
+                <w:rFonts w:asciiTheme="majorHAnsi" w:hAnsiTheme="majorHAnsi" w:cs="Nirmala UI"/>
+              </w:rPr>
+            </w:pPr>
+          </w:p>
+          <w:p>
+            <w:pPr>
+              <w:pStyle w:val="ListParagraph"/>
+              <w:tabs>
+                <w:tab w:val="left" w:pos="5480"/>
+              </w:tabs>
+              <w:spacing w:line="240" w:lineRule="auto"/>
+              <w:rPr>
+                <w:rFonts w:asciiTheme="majorHAnsi" w:hAnsiTheme="majorHAnsi" w:cs="Nirmala UI"/>
+              </w:rPr>
+            </w:pPr>
+          </w:p>
+          <w:p>
+            <w:pPr>
+              <w:pStyle w:val="ListParagraph"/>
+              <w:tabs>
+                <w:tab w:val="left" w:pos="5480"/>
+              </w:tabs>
+              <w:spacing w:line="240" w:lineRule="auto"/>
+              <w:rPr>
+                <w:rFonts w:asciiTheme="majorHAnsi" w:hAnsiTheme="majorHAnsi" w:cs="Nirmala UI"/>
+              </w:rPr>
+            </w:pPr>
+          </w:p>
+          <w:p>
+            <w:pPr>
+              <w:pStyle w:val="ListParagraph"/>
+              <w:tabs>
+                <w:tab w:val="left" w:pos="5480"/>
+              </w:tabs>
+              <w:spacing w:line="240" w:lineRule="auto"/>
+              <w:rPr>
+                <w:rFonts w:asciiTheme="majorHAnsi" w:hAnsiTheme="majorHAnsi" w:cs="Nirmala UI"/>
+              </w:rPr>
+            </w:pPr>
+          </w:p>
+          <w:p>
+            <w:pPr>
+              <w:pStyle w:val="ListParagraph"/>
+              <w:tabs>
+                <w:tab w:val="left" w:pos="5480"/>
+              </w:tabs>
+              <w:spacing w:line="240" w:lineRule="auto"/>
+              <w:rPr>
+                <w:rFonts w:asciiTheme="majorHAnsi" w:hAnsiTheme="majorHAnsi" w:cs="Nirmala UI"/>
+              </w:rPr>
+            </w:pPr>
+          </w:p>
+          <w:p>
+            <w:pPr>
+              <w:pStyle w:val="ListParagraph"/>
+              <w:tabs>
+                <w:tab w:val="left" w:pos="5480"/>
+              </w:tabs>
+              <w:spacing w:line="240" w:lineRule="auto"/>
+              <w:rPr>
+                <w:rFonts w:asciiTheme="majorHAnsi" w:hAnsiTheme="majorHAnsi" w:cs="Nirmala UI"/>
+              </w:rPr>
+            </w:pPr>
+          </w:p>
+          <w:p>
+            <w:pPr>
+              <w:pStyle w:val="ListParagraph"/>
+              <w:tabs>
+                <w:tab w:val="left" w:pos="5480"/>
+              </w:tabs>
+              <w:spacing w:line="240" w:lineRule="auto"/>
+              <w:rPr>
+                <w:rFonts w:asciiTheme="majorHAnsi" w:hAnsiTheme="majorHAnsi" w:cs="Nirmala UI"/>
+              </w:rPr>
+            </w:pPr>
+          </w:p>
+          <w:p>
+            <w:pPr>
+              <w:pStyle w:val="ListParagraph"/>
+              <w:tabs>
+                <w:tab w:val="left" w:pos="5480"/>
+              </w:tabs>
+              <w:spacing w:line="240" w:lineRule="auto"/>
+              <w:rPr>
+                <w:rFonts w:asciiTheme="majorHAnsi" w:hAnsiTheme="majorHAnsi" w:cs="Nirmala UI"/>
+              </w:rPr>
+            </w:pPr>
+          </w:p>
+          <w:p>
+            <w:pPr>
+              <w:pStyle w:val="ListParagraph"/>
+              <w:tabs>
+                <w:tab w:val="left" w:pos="5480"/>
+              </w:tabs>
+              <w:spacing w:line="240" w:lineRule="auto"/>
+              <w:rPr>
+                <w:rFonts w:asciiTheme="majorHAnsi" w:hAnsiTheme="majorHAnsi" w:cs="Nirmala UI"/>
+              </w:rPr>
+            </w:pPr>
+          </w:p>
+          <w:p>
+            <w:pPr>
+              <w:pStyle w:val="ListParagraph"/>
+              <w:tabs>
+                <w:tab w:val="left" w:pos="5480"/>
+              </w:tabs>
+              <w:spacing w:line="240" w:lineRule="auto"/>
+              <w:rPr>
+                <w:rFonts w:asciiTheme="majorHAnsi" w:hAnsiTheme="majorHAnsi" w:cs="Nirmala UI"/>
+              </w:rPr>
+            </w:pPr>
+          </w:p>
+          <w:p>
+            <w:pPr>
+              <w:pStyle w:val="ListParagraph"/>
+              <w:tabs>
+                <w:tab w:val="left" w:pos="5480"/>
+              </w:tabs>
+              <w:spacing w:line="240" w:lineRule="auto"/>
+              <w:rPr>
+                <w:rFonts w:asciiTheme="majorHAnsi" w:hAnsiTheme="majorHAnsi" w:cs="Nirmala UI"/>
+              </w:rPr>
+            </w:pPr>
+          </w:p>
+          <w:p>
+            <w:pPr>
+              <w:pStyle w:val="ListParagraph"/>
+              <w:tabs>
+                <w:tab w:val="left" w:pos="5480"/>
+              </w:tabs>
+              <w:spacing w:line="240" w:lineRule="auto"/>
+              <w:rPr>
+                <w:rFonts w:asciiTheme="majorHAnsi" w:hAnsiTheme="majorHAnsi" w:cs="Nirmala UI"/>
+              </w:rPr>
+            </w:pPr>
+          </w:p>
+          <w:p>
+            <w:pPr>
+              <w:pStyle w:val="ListParagraph"/>
+              <w:tabs>
+                <w:tab w:val="left" w:pos="5480"/>
+              </w:tabs>
+              <w:spacing w:line="240" w:lineRule="auto"/>
+              <w:rPr>
+                <w:rFonts w:asciiTheme="majorHAnsi" w:hAnsiTheme="majorHAnsi" w:cs="Nirmala UI"/>
+              </w:rPr>
+            </w:pPr>
+          </w:p>
+          <w:p>
+            <w:pPr>
+              <w:pStyle w:val="ListParagraph"/>
+              <w:tabs>
+                <w:tab w:val="left" w:pos="5480"/>
+              </w:tabs>
+              <w:spacing w:line="240" w:lineRule="auto"/>
+              <w:rPr>
+                <w:rFonts w:asciiTheme="majorHAnsi" w:hAnsiTheme="majorHAnsi" w:cs="Nirmala UI"/>
+              </w:rPr>
+            </w:pPr>
+            <w:r>
+              <w:rPr>
+                <w:rFonts w:asciiTheme="majorHAnsi" w:hAnsiTheme="majorHAnsi" w:cs="Nirmala UI"/>
+              </w:rPr>
+              <w:t xml:space="preserve">New ReceiveTask </w:t>
+            </w:r>
+            <w:r>
+              <w:rPr>
+                <w:rFonts w:asciiTheme="majorHAnsi" w:hAnsiTheme="majorHAnsi" w:cs="Nirmala UI"/>
+              </w:rPr>
+              <w:t xml:space="preserve">creates a variable to hold the values in the package sent, </w:t>
+            </w:r>
+            <w:r>
+              <w:rPr>
+                <w:rFonts w:asciiTheme="majorHAnsi" w:hAnsiTheme="majorHAnsi" w:cs="Nirmala UI"/>
+              </w:rPr>
+              <w:t xml:space="preserve">waits for values to arrive, translates the two values to a message string stating “Received: </w:t>
+            </w:r>
+            <w:r>
+              <w:rPr>
+                <w:rFonts w:asciiTheme="majorHAnsi" w:hAnsiTheme="majorHAnsi" w:cs="Nirmala UI"/>
+              </w:rPr>
+              <w:t xml:space="preserve">__ blinks at __ ms)”, prints this message to the console, </w:t>
+            </w:r>
+            <w:r>
+              <w:rPr>
+                <w:rFonts w:asciiTheme="majorHAnsi" w:hAnsiTheme="majorHAnsi" w:cs="Nirmala UI"/>
+              </w:rPr>
+              <w:t xml:space="preserve">then goes through a loop up to the values i= number of blinks where </w:t>
+            </w:r>
+            <w:r>
+              <w:rPr>
+                <w:rFonts w:asciiTheme="majorHAnsi" w:hAnsiTheme="majorHAnsi" w:cs="Nirmala UI"/>
+              </w:rPr>
+              <w:t>the LED pin is turned ON and then waits the speed amount of time before turning OFF (repeating until done).</w:t>
+            </w:r>
+          </w:p>
+          <w:p>
+            <w:pPr>
+              <w:pStyle w:val="ListParagraph"/>
+              <w:tabs>
+                <w:tab w:val="left" w:pos="5480"/>
+              </w:tabs>
+              <w:spacing w:line="240" w:lineRule="auto"/>
+              <w:rPr>
+                <w:rFonts w:asciiTheme="majorHAnsi" w:hAnsiTheme="majorHAnsi" w:cs="Nirmala UI"/>
+              </w:rPr>
+            </w:pPr>
+          </w:p>
+          <w:p>
+            <w:pPr>
+              <w:pStyle w:val="ListParagraph"/>
+              <w:numPr>
+                <w:ilvl w:val="0"/>
+                <w:numId w:val="10"/>
+              </w:numPr>
+              <w:tabs>
+                <w:tab w:val="left" w:pos="5480"/>
+              </w:tabs>
+              <w:spacing w:line="240" w:lineRule="auto"/>
+              <w:rPr>
+                <w:rFonts w:asciiTheme="majorHAnsi" w:hAnsiTheme="majorHAnsi" w:cs="Nirmala UI"/>
+                <w:i/>
+                <w:iCs/>
+                <w:color w:val="EE0000"/>
+              </w:rPr>
+            </w:pPr>
+            <w:r>
+              <w:rPr>
+                <w:rFonts w:asciiTheme="majorHAnsi" w:hAnsiTheme="majorHAnsi" w:cs="Nirmala UI"/>
+                <w:i/>
+                <w:iCs/>
+                <w:color w:val="EE0000"/>
+              </w:rPr>
+              <w:t>Upload both files to GitHub repository and wait until I can test!</w:t>
+            </w:r>
+          </w:p>
+          <w:p>
+            <w:pPr>
+              <w:pStyle w:val="ListParagraph"/>
+              <w:tabs>
+                <w:tab w:val="left" w:pos="5480"/>
+              </w:tabs>
+              <w:spacing w:line="240" w:lineRule="auto"/>
               <w:rPr>
                 <w:rFonts w:asciiTheme="majorHAnsi" w:hAnsiTheme="majorHAnsi" w:cs="Nirmala UI"/>
               </w:rPr>
@@ -5203,6 +8086,7 @@
           </w:tcPr>
           <w:p>
             <w:pPr>
+              <w:shd w:val="clear" w:color="auto" w:fill="D86DCB" w:themeFill="accent5" w:themeFillTint="99"/>
               <w:tabs>
                 <w:tab w:val="left" w:pos="5480"/>
               </w:tabs>
@@ -5221,6 +8105,7 @@
                 <w:b/>
                 <w:bCs/>
               </w:rPr>
+              <w:lastRenderedPageBreak/>
               <w:t xml:space="preserve">WEEK </w:t>
             </w:r>
             <w:r>
@@ -5245,31 +8130,7 @@
                 <w:b/>
                 <w:bCs/>
               </w:rPr>
-              <w:t>28</w:t>
-            </w:r>
-            <w:r>
-              <w:rPr>
-                <w:rFonts w:asciiTheme="majorHAnsi" w:hAnsiTheme="majorHAnsi" w:cs="Nirmala UI"/>
-                <w:b/>
-                <w:bCs/>
-              </w:rPr>
-              <w:t xml:space="preserve"> – </w:t>
-            </w:r>
-            <w:r>
-              <w:rPr>
-                <w:rFonts w:asciiTheme="majorHAnsi" w:hAnsiTheme="majorHAnsi" w:cs="Nirmala UI"/>
-                <w:b/>
-                <w:bCs/>
-              </w:rPr>
-              <w:t>4</w:t>
-            </w:r>
-            <w:r>
-              <w:rPr>
-                <w:rFonts w:asciiTheme="majorHAnsi" w:hAnsiTheme="majorHAnsi" w:cs="Nirmala UI"/>
-                <w:b/>
-                <w:bCs/>
-              </w:rPr>
-              <w:t xml:space="preserve"> </w:t>
+              <w:t xml:space="preserve">5 – 11 </w:t>
             </w:r>
             <w:r>
               <w:rPr>
@@ -5361,6 +8222,7 @@
           </w:tcPr>
           <w:p>
             <w:pPr>
+              <w:shd w:val="clear" w:color="auto" w:fill="D86DCB" w:themeFill="accent5" w:themeFillTint="99"/>
               <w:tabs>
                 <w:tab w:val="left" w:pos="5480"/>
               </w:tabs>
@@ -5403,7 +8265,15 @@
                 <w:b/>
                 <w:bCs/>
               </w:rPr>
-              <w:t>5 – 11 October</w:t>
+              <w:t>12 – 18</w:t>
+            </w:r>
+            <w:r>
+              <w:rPr>
+                <w:rFonts w:asciiTheme="majorHAnsi" w:hAnsiTheme="majorHAnsi" w:cs="Nirmala UI"/>
+                <w:b/>
+                <w:bCs/>
+              </w:rPr>
+              <w:t xml:space="preserve"> October</w:t>
             </w:r>
             <w:r>
               <w:rPr>
@@ -7129,7 +9999,7 @@
   <w:abstractNum w:abstractNumId="14" w15:restartNumberingAfterBreak="0">
     <w:nsid w:val="5FFB6DDB"/>
     <w:multiLevelType w:val="hybridMultilevel"/>
-    <w:tmpl w:val="BFDE50C6"/>
+    <w:tmpl w:val="858A9232"/>
     <w:lvl w:ilvl="0" w:tplc="DA9AD208">
       <w:start w:val="1"/>
       <w:numFmt w:val="bullet"/>
@@ -7142,16 +10012,16 @@
         <w:rFonts w:ascii="Wingdings" w:hAnsi="Wingdings" w:hint="default"/>
       </w:rPr>
     </w:lvl>
-    <w:lvl w:ilvl="1" w:tplc="08090003">
-      <w:start w:val="1"/>
-      <w:numFmt w:val="bullet"/>
-      <w:lvlText w:val="o"/>
-      <w:lvlJc w:val="left"/>
-      <w:pPr>
-        <w:ind w:left="1440" w:hanging="360"/>
-      </w:pPr>
-      <w:rPr>
-        <w:rFonts w:ascii="Courier New" w:hAnsi="Courier New" w:cs="Courier New" w:hint="default"/>
+    <w:lvl w:ilvl="1" w:tplc="DA9AD208">
+      <w:start w:val="1"/>
+      <w:numFmt w:val="bullet"/>
+      <w:lvlText w:val=""/>
+      <w:lvlJc w:val="left"/>
+      <w:pPr>
+        <w:ind w:left="1080" w:hanging="360"/>
+      </w:pPr>
+      <w:rPr>
+        <w:rFonts w:ascii="Wingdings" w:hAnsi="Wingdings" w:hint="default"/>
       </w:rPr>
     </w:lvl>
     <w:lvl w:ilvl="2" w:tplc="08090005" w:tentative="1">
@@ -7466,119 +10336,232 @@
     </w:lvl>
   </w:abstractNum>
   <w:abstractNum w:abstractNumId="17" w15:restartNumberingAfterBreak="0">
+    <w:nsid w:val="73A84158"/>
+    <w:multiLevelType w:val="hybridMultilevel"/>
+    <w:tmpl w:val="B2C819A0"/>
+    <w:lvl w:ilvl="0" w:tplc="DA9AD208">
+      <w:start w:val="1"/>
+      <w:numFmt w:val="bullet"/>
+      <w:lvlText w:val=""/>
+      <w:lvlJc w:val="left"/>
+      <w:pPr>
+        <w:ind w:left="720" w:hanging="360"/>
+      </w:pPr>
+      <w:rPr>
+        <w:rFonts w:ascii="Wingdings" w:hAnsi="Wingdings" w:hint="default"/>
+      </w:rPr>
+    </w:lvl>
+    <w:lvl w:ilvl="1" w:tplc="08090003" w:tentative="1">
+      <w:start w:val="1"/>
+      <w:numFmt w:val="bullet"/>
+      <w:lvlText w:val="o"/>
+      <w:lvlJc w:val="left"/>
+      <w:pPr>
+        <w:ind w:left="1440" w:hanging="360"/>
+      </w:pPr>
+      <w:rPr>
+        <w:rFonts w:ascii="Courier New" w:hAnsi="Courier New" w:cs="Courier New" w:hint="default"/>
+      </w:rPr>
+    </w:lvl>
+    <w:lvl w:ilvl="2" w:tplc="08090005" w:tentative="1">
+      <w:start w:val="1"/>
+      <w:numFmt w:val="bullet"/>
+      <w:lvlText w:val=""/>
+      <w:lvlJc w:val="left"/>
+      <w:pPr>
+        <w:ind w:left="2160" w:hanging="360"/>
+      </w:pPr>
+      <w:rPr>
+        <w:rFonts w:ascii="Wingdings" w:hAnsi="Wingdings" w:hint="default"/>
+      </w:rPr>
+    </w:lvl>
+    <w:lvl w:ilvl="3" w:tplc="08090001" w:tentative="1">
+      <w:start w:val="1"/>
+      <w:numFmt w:val="bullet"/>
+      <w:lvlText w:val=""/>
+      <w:lvlJc w:val="left"/>
+      <w:pPr>
+        <w:ind w:left="2880" w:hanging="360"/>
+      </w:pPr>
+      <w:rPr>
+        <w:rFonts w:ascii="Symbol" w:hAnsi="Symbol" w:hint="default"/>
+      </w:rPr>
+    </w:lvl>
+    <w:lvl w:ilvl="4" w:tplc="08090003" w:tentative="1">
+      <w:start w:val="1"/>
+      <w:numFmt w:val="bullet"/>
+      <w:lvlText w:val="o"/>
+      <w:lvlJc w:val="left"/>
+      <w:pPr>
+        <w:ind w:left="3600" w:hanging="360"/>
+      </w:pPr>
+      <w:rPr>
+        <w:rFonts w:ascii="Courier New" w:hAnsi="Courier New" w:cs="Courier New" w:hint="default"/>
+      </w:rPr>
+    </w:lvl>
+    <w:lvl w:ilvl="5" w:tplc="08090005" w:tentative="1">
+      <w:start w:val="1"/>
+      <w:numFmt w:val="bullet"/>
+      <w:lvlText w:val=""/>
+      <w:lvlJc w:val="left"/>
+      <w:pPr>
+        <w:ind w:left="4320" w:hanging="360"/>
+      </w:pPr>
+      <w:rPr>
+        <w:rFonts w:ascii="Wingdings" w:hAnsi="Wingdings" w:hint="default"/>
+      </w:rPr>
+    </w:lvl>
+    <w:lvl w:ilvl="6" w:tplc="08090001" w:tentative="1">
+      <w:start w:val="1"/>
+      <w:numFmt w:val="bullet"/>
+      <w:lvlText w:val=""/>
+      <w:lvlJc w:val="left"/>
+      <w:pPr>
+        <w:ind w:left="5040" w:hanging="360"/>
+      </w:pPr>
+      <w:rPr>
+        <w:rFonts w:ascii="Symbol" w:hAnsi="Symbol" w:hint="default"/>
+      </w:rPr>
+    </w:lvl>
+    <w:lvl w:ilvl="7" w:tplc="08090003" w:tentative="1">
+      <w:start w:val="1"/>
+      <w:numFmt w:val="bullet"/>
+      <w:lvlText w:val="o"/>
+      <w:lvlJc w:val="left"/>
+      <w:pPr>
+        <w:ind w:left="5760" w:hanging="360"/>
+      </w:pPr>
+      <w:rPr>
+        <w:rFonts w:ascii="Courier New" w:hAnsi="Courier New" w:cs="Courier New" w:hint="default"/>
+      </w:rPr>
+    </w:lvl>
+    <w:lvl w:ilvl="8" w:tplc="08090005" w:tentative="1">
+      <w:start w:val="1"/>
+      <w:numFmt w:val="bullet"/>
+      <w:lvlText w:val=""/>
+      <w:lvlJc w:val="left"/>
+      <w:pPr>
+        <w:ind w:left="6480" w:hanging="360"/>
+      </w:pPr>
+      <w:rPr>
+        <w:rFonts w:ascii="Wingdings" w:hAnsi="Wingdings" w:hint="default"/>
+      </w:rPr>
+    </w:lvl>
+  </w:abstractNum>
+  <w:abstractNum w:abstractNumId="18" w15:restartNumberingAfterBreak="0">
     <w:nsid w:val="75A054B4"/>
     <w:multiLevelType w:val="hybridMultilevel"/>
-    <w:tmpl w:val="3E300B2C"/>
-    <w:lvl w:ilvl="0" w:tplc="08090001">
+    <w:tmpl w:val="1CE62202"/>
+    <w:lvl w:ilvl="0" w:tplc="DA9AD208">
+      <w:start w:val="1"/>
+      <w:numFmt w:val="bullet"/>
+      <w:lvlText w:val=""/>
+      <w:lvlJc w:val="left"/>
+      <w:pPr>
+        <w:ind w:left="720" w:hanging="360"/>
+      </w:pPr>
+      <w:rPr>
+        <w:rFonts w:ascii="Wingdings" w:hAnsi="Wingdings" w:hint="default"/>
+      </w:rPr>
+    </w:lvl>
+    <w:lvl w:ilvl="1" w:tplc="08090003" w:tentative="1">
+      <w:start w:val="1"/>
+      <w:numFmt w:val="bullet"/>
+      <w:lvlText w:val="o"/>
+      <w:lvlJc w:val="left"/>
+      <w:pPr>
+        <w:ind w:left="1440" w:hanging="360"/>
+      </w:pPr>
+      <w:rPr>
+        <w:rFonts w:ascii="Courier New" w:hAnsi="Courier New" w:cs="Courier New" w:hint="default"/>
+      </w:rPr>
+    </w:lvl>
+    <w:lvl w:ilvl="2" w:tplc="08090005" w:tentative="1">
+      <w:start w:val="1"/>
+      <w:numFmt w:val="bullet"/>
+      <w:lvlText w:val=""/>
+      <w:lvlJc w:val="left"/>
+      <w:pPr>
+        <w:ind w:left="2160" w:hanging="360"/>
+      </w:pPr>
+      <w:rPr>
+        <w:rFonts w:ascii="Wingdings" w:hAnsi="Wingdings" w:hint="default"/>
+      </w:rPr>
+    </w:lvl>
+    <w:lvl w:ilvl="3" w:tplc="08090001" w:tentative="1">
       <w:start w:val="1"/>
       <w:numFmt w:val="bullet"/>
       <w:lvlText w:val=""/>
       <w:lvlJc w:val="left"/>
       <w:pPr>
-        <w:ind w:left="720" w:hanging="360"/>
+        <w:ind w:left="2880" w:hanging="360"/>
       </w:pPr>
       <w:rPr>
         <w:rFonts w:ascii="Symbol" w:hAnsi="Symbol" w:hint="default"/>
       </w:rPr>
     </w:lvl>
-    <w:lvl w:ilvl="1" w:tplc="08090003" w:tentative="1">
+    <w:lvl w:ilvl="4" w:tplc="08090003" w:tentative="1">
       <w:start w:val="1"/>
       <w:numFmt w:val="bullet"/>
       <w:lvlText w:val="o"/>
       <w:lvlJc w:val="left"/>
       <w:pPr>
-        <w:ind w:left="1440" w:hanging="360"/>
+        <w:ind w:left="3600" w:hanging="360"/>
       </w:pPr>
       <w:rPr>
         <w:rFonts w:ascii="Courier New" w:hAnsi="Courier New" w:cs="Courier New" w:hint="default"/>
       </w:rPr>
     </w:lvl>
-    <w:lvl w:ilvl="2" w:tplc="08090005" w:tentative="1">
+    <w:lvl w:ilvl="5" w:tplc="08090005" w:tentative="1">
       <w:start w:val="1"/>
       <w:numFmt w:val="bullet"/>
       <w:lvlText w:val=""/>
       <w:lvlJc w:val="left"/>
       <w:pPr>
-        <w:ind w:left="2160" w:hanging="360"/>
+        <w:ind w:left="4320" w:hanging="360"/>
       </w:pPr>
       <w:rPr>
         <w:rFonts w:ascii="Wingdings" w:hAnsi="Wingdings" w:hint="default"/>
       </w:rPr>
     </w:lvl>
-    <w:lvl w:ilvl="3" w:tplc="08090001" w:tentative="1">
+    <w:lvl w:ilvl="6" w:tplc="08090001" w:tentative="1">
       <w:start w:val="1"/>
       <w:numFmt w:val="bullet"/>
       <w:lvlText w:val=""/>
       <w:lvlJc w:val="left"/>
       <w:pPr>
-        <w:ind w:left="2880" w:hanging="360"/>
+        <w:ind w:left="5040" w:hanging="360"/>
       </w:pPr>
       <w:rPr>
         <w:rFonts w:ascii="Symbol" w:hAnsi="Symbol" w:hint="default"/>
       </w:rPr>
     </w:lvl>
-    <w:lvl w:ilvl="4" w:tplc="08090003" w:tentative="1">
+    <w:lvl w:ilvl="7" w:tplc="08090003" w:tentative="1">
       <w:start w:val="1"/>
       <w:numFmt w:val="bullet"/>
       <w:lvlText w:val="o"/>
       <w:lvlJc w:val="left"/>
       <w:pPr>
-        <w:ind w:left="3600" w:hanging="360"/>
+        <w:ind w:left="5760" w:hanging="360"/>
       </w:pPr>
       <w:rPr>
         <w:rFonts w:ascii="Courier New" w:hAnsi="Courier New" w:cs="Courier New" w:hint="default"/>
       </w:rPr>
     </w:lvl>
-    <w:lvl w:ilvl="5" w:tplc="08090005" w:tentative="1">
+    <w:lvl w:ilvl="8" w:tplc="08090005" w:tentative="1">
       <w:start w:val="1"/>
       <w:numFmt w:val="bullet"/>
       <w:lvlText w:val=""/>
       <w:lvlJc w:val="left"/>
       <w:pPr>
-        <w:ind w:left="4320" w:hanging="360"/>
+        <w:ind w:left="6480" w:hanging="360"/>
       </w:pPr>
       <w:rPr>
         <w:rFonts w:ascii="Wingdings" w:hAnsi="Wingdings" w:hint="default"/>
       </w:rPr>
     </w:lvl>
-    <w:lvl w:ilvl="6" w:tplc="08090001" w:tentative="1">
-      <w:start w:val="1"/>
-      <w:numFmt w:val="bullet"/>
-      <w:lvlText w:val=""/>
-      <w:lvlJc w:val="left"/>
-      <w:pPr>
-        <w:ind w:left="5040" w:hanging="360"/>
-      </w:pPr>
-      <w:rPr>
-        <w:rFonts w:ascii="Symbol" w:hAnsi="Symbol" w:hint="default"/>
-      </w:rPr>
-    </w:lvl>
-    <w:lvl w:ilvl="7" w:tplc="08090003" w:tentative="1">
-      <w:start w:val="1"/>
-      <w:numFmt w:val="bullet"/>
-      <w:lvlText w:val="o"/>
-      <w:lvlJc w:val="left"/>
-      <w:pPr>
-        <w:ind w:left="5760" w:hanging="360"/>
-      </w:pPr>
-      <w:rPr>
-        <w:rFonts w:ascii="Courier New" w:hAnsi="Courier New" w:cs="Courier New" w:hint="default"/>
-      </w:rPr>
-    </w:lvl>
-    <w:lvl w:ilvl="8" w:tplc="08090005" w:tentative="1">
-      <w:start w:val="1"/>
-      <w:numFmt w:val="bullet"/>
-      <w:lvlText w:val=""/>
-      <w:lvlJc w:val="left"/>
-      <w:pPr>
-        <w:ind w:left="6480" w:hanging="360"/>
-      </w:pPr>
-      <w:rPr>
-        <w:rFonts w:ascii="Wingdings" w:hAnsi="Wingdings" w:hint="default"/>
-      </w:rPr>
-    </w:lvl>
   </w:abstractNum>
-  <w:abstractNum w:abstractNumId="18" w15:restartNumberingAfterBreak="0">
+  <w:abstractNum w:abstractNumId="19" w15:restartNumberingAfterBreak="0">
     <w:nsid w:val="7C6873E5"/>
     <w:multiLevelType w:val="multilevel"/>
     <w:tmpl w:val="DE0ABEFA"/>
@@ -7737,7 +10720,7 @@
     <w:abstractNumId w:val="1"/>
   </w:num>
   <w:num w:numId="4" w16cid:durableId="2127848435">
-    <w:abstractNumId w:val="18"/>
+    <w:abstractNumId w:val="19"/>
   </w:num>
   <w:num w:numId="5" w16cid:durableId="1575704934">
     <w:abstractNumId w:val="16"/>
@@ -7755,7 +10738,7 @@
     <w:abstractNumId w:val="4"/>
   </w:num>
   <w:num w:numId="10" w16cid:durableId="1893299710">
-    <w:abstractNumId w:val="17"/>
+    <w:abstractNumId w:val="18"/>
   </w:num>
   <w:num w:numId="11" w16cid:durableId="654802416">
     <w:abstractNumId w:val="3"/>
@@ -7783,6 +10766,9 @@
   </w:num>
   <w:num w:numId="19" w16cid:durableId="2114401775">
     <w:abstractNumId w:val="10"/>
+  </w:num>
+  <w:num w:numId="20" w16cid:durableId="1927419137">
+    <w:abstractNumId w:val="17"/>
   </w:num>
 </w:numbering>
 </file>
@@ -8838,6 +11824,49 @@
       <w:u w:val="single"/>
     </w:rPr>
   </w:style>
+  <w:style w:type="paragraph" w:styleId="EndnoteText">
+    <w:name w:val="endnote text"/>
+    <w:basedOn w:val="Normal"/>
+    <w:link w:val="EndnoteTextChar"/>
+    <w:uiPriority w:val="99"/>
+    <w:semiHidden/>
+    <w:unhideWhenUsed/>
+    <w:rsid w:val="008847BE"/>
+    <w:pPr>
+      <w:spacing w:after="0" w:line="240" w:lineRule="auto"/>
+    </w:pPr>
+    <w:rPr>
+      <w:sz w:val="20"/>
+      <w:szCs w:val="20"/>
+    </w:rPr>
+  </w:style>
+  <w:style w:type="character" w:customStyle="1" w:styleId="EndnoteTextChar">
+    <w:name w:val="Endnote Text Char"/>
+    <w:basedOn w:val="DefaultParagraphFont"/>
+    <w:link w:val="EndnoteText"/>
+    <w:uiPriority w:val="99"/>
+    <w:semiHidden/>
+    <w:rsid w:val="008847BE"/>
+    <w:rPr>
+      <w:rFonts w:ascii="Rethink Sans" w:eastAsiaTheme="minorEastAsia" w:hAnsi="Rethink Sans" w:cs="Arial"/>
+      <w:kern w:val="0"/>
+      <w:sz w:val="20"/>
+      <w:szCs w:val="20"/>
+      <w:lang w:val="en-US" w:eastAsia="ja-JP"/>
+      <w14:ligatures w14:val="none"/>
+    </w:rPr>
+  </w:style>
+  <w:style w:type="character" w:styleId="EndnoteReference">
+    <w:name w:val="endnote reference"/>
+    <w:basedOn w:val="DefaultParagraphFont"/>
+    <w:uiPriority w:val="99"/>
+    <w:semiHidden/>
+    <w:unhideWhenUsed/>
+    <w:rsid w:val="008847BE"/>
+    <w:rPr>
+      <w:vertAlign w:val="superscript"/>
+    </w:rPr>
+  </w:style>
 </w:styles>
 </file>
 
@@ -9134,4 +12163,16 @@
     </a:ext>
   </a:extLst>
 </a:theme>
+</file>
+
+<file path=customXml/item1.xml><?xml version="1.0" encoding="utf-8"?>
+<b:Sources xmlns:b="http://schemas.openxmlformats.org/officeDocument/2006/bibliography" xmlns="http://schemas.openxmlformats.org/officeDocument/2006/bibliography" SelectedStyle="\APASixthEditionOfficeOnline.xsl" StyleName="APA" Version="6"/>
+</file>
+
+<file path=customXml/itemProps1.xml><?xml version="1.0" encoding="utf-8"?>
+<ds:datastoreItem xmlns:ds="http://schemas.openxmlformats.org/officeDocument/2006/customXml" ds:itemID="{F5896151-9C50-46E9-8F48-D4CF79658CBE}">
+  <ds:schemaRefs>
+    <ds:schemaRef ds:uri="http://schemas.openxmlformats.org/officeDocument/2006/bibliography"/>
+  </ds:schemaRefs>
+</ds:datastoreItem>
 </file>
--- a/PAST Logbook - Zoe Haggett.docx
+++ b/PAST Logbook - Zoe Haggett.docx
@@ -1271,6 +1271,63 @@
           </w:p>
           <w:p>
             <w:pPr>
+              <w:tabs>
+                <w:tab w:val="left" w:pos="5480"/>
+              </w:tabs>
+              <w:spacing w:line="240" w:lineRule="auto"/>
+              <w:rPr>
+                <w:rFonts w:asciiTheme="majorHAnsi" w:hAnsiTheme="majorHAnsi" w:cs="Nirmala UI"/>
+                <w:b/>
+                <w:bCs/>
+              </w:rPr>
+            </w:pPr>
+          </w:p>
+          <w:p>
+            <w:pPr>
+              <w:pStyle w:val="ListParagraph"/>
+              <w:numPr>
+                <w:ilvl w:val="0"/>
+                <w:numId w:val="11"/>
+              </w:numPr>
+              <w:tabs>
+                <w:tab w:val="left" w:pos="5480"/>
+              </w:tabs>
+              <w:spacing w:line="240" w:lineRule="auto"/>
+              <w:rPr>
+                <w:rFonts w:asciiTheme="majorHAnsi" w:hAnsiTheme="majorHAnsi" w:cs="Nirmala UI"/>
+                <w:b/>
+                <w:bCs/>
+              </w:rPr>
+            </w:pPr>
+            <w:proofErr w:type="gramStart"/>
+            <w:r>
+              <w:rPr>
+                <w:rFonts w:asciiTheme="majorHAnsi" w:hAnsiTheme="majorHAnsi" w:cs="Nirmala UI"/>
+              </w:rPr>
+              <w:t>Chose</w:t>
+            </w:r>
+            <w:proofErr w:type="gramEnd"/>
+            <w:r>
+              <w:rPr>
+                <w:rFonts w:asciiTheme="majorHAnsi" w:hAnsiTheme="majorHAnsi" w:cs="Nirmala UI"/>
+              </w:rPr>
+              <w:t xml:space="preserve"> RTOS project. This interests me as I have only ever used R and Python and would love to learn a new programming language, in this case C. </w:t>
+            </w:r>
+            <w:r>
+              <w:rPr>
+                <w:rFonts w:asciiTheme="majorHAnsi" w:hAnsiTheme="majorHAnsi" w:cs="Nirmala UI"/>
+              </w:rPr>
+              <w:t>This will allow me to learn topics and ideas I haven’t touched on before and throw myself into a software challenge</w:t>
+            </w:r>
+            <w:r>
+              <w:rPr>
+                <w:rFonts w:asciiTheme="majorHAnsi" w:hAnsiTheme="majorHAnsi" w:cs="Nirmala UI"/>
+              </w:rPr>
+              <w:t>.</w:t>
+            </w:r>
+          </w:p>
+          <w:p>
+            <w:pPr>
               <w:pStyle w:val="ListParagraph"/>
               <w:tabs>
                 <w:tab w:val="left" w:pos="5480"/>
@@ -1790,6 +1847,53 @@
               </w:rPr>
             </w:pPr>
           </w:p>
+          <w:p>
+            <w:pPr>
+              <w:pStyle w:val="ListParagraph"/>
+              <w:tabs>
+                <w:tab w:val="left" w:pos="5480"/>
+              </w:tabs>
+              <w:spacing w:line="240" w:lineRule="auto"/>
+              <w:rPr>
+                <w:rFonts w:asciiTheme="majorHAnsi" w:hAnsiTheme="majorHAnsi" w:cs="Nirmala UI"/>
+                <w:i/>
+                <w:iCs/>
+                <w:color w:val="EE0000"/>
+              </w:rPr>
+            </w:pPr>
+            <w:r>
+              <w:rPr>
+                <w:rFonts w:asciiTheme="majorHAnsi" w:hAnsiTheme="majorHAnsi" w:cs="Nirmala UI"/>
+                <w:i/>
+                <w:iCs/>
+                <w:color w:val="EE0000"/>
+              </w:rPr>
+              <w:t xml:space="preserve">It was a bit of a struggle to set these up (and I didn’t even end up using VS for this project in the further parts anyway!). I was worried I would be behind others as basic steps like this were a little confusing for me, however I watched a lot of YouTube videos of setting up STM32CubeIDE and </w:t>
+            </w:r>
+            <w:r>
+              <w:rPr>
+                <w:rFonts w:asciiTheme="majorHAnsi" w:hAnsiTheme="majorHAnsi" w:cs="Nirmala UI"/>
+                <w:i/>
+                <w:iCs/>
+                <w:color w:val="EE0000"/>
+              </w:rPr>
+              <w:t>how FreeRTOS actually works in general project (less specific than this), which were super helpful.</w:t>
+            </w:r>
+          </w:p>
+          <w:p>
+            <w:pPr>
+              <w:pStyle w:val="ListParagraph"/>
+              <w:tabs>
+                <w:tab w:val="left" w:pos="5480"/>
+              </w:tabs>
+              <w:spacing w:line="240" w:lineRule="auto"/>
+              <w:rPr>
+                <w:rFonts w:asciiTheme="majorHAnsi" w:hAnsiTheme="majorHAnsi" w:cs="Nirmala UI"/>
+                <w:i/>
+                <w:iCs/>
+              </w:rPr>
+            </w:pPr>
+          </w:p>
         </w:tc>
       </w:tr>
       <w:tr>
@@ -2056,9 +2160,6 @@
             <w:pPr>
               <w:pStyle w:val="ListParagraph"/>
               <w:spacing w:line="276" w:lineRule="auto"/>
-              <w:rPr>
-                <w:color w:val="000000" w:themeColor="text1"/>
-              </w:rPr>
             </w:pPr>
             <w:hyperlink r:id="rId18" w:history="1">
               <w:r>
@@ -2068,6 +2169,106 @@
                 <w:t>https://medium.com/teamshiksha/a-primer-on-queuing-systems-in-computer-science-76743c1196de</w:t>
               </w:r>
             </w:hyperlink>
+          </w:p>
+          <w:p>
+            <w:pPr>
+              <w:pStyle w:val="ListParagraph"/>
+              <w:spacing w:line="276" w:lineRule="auto"/>
+              <w:rPr>
+                <w:color w:val="000000" w:themeColor="text1"/>
+              </w:rPr>
+            </w:pPr>
+          </w:p>
+          <w:p>
+            <w:pPr>
+              <w:pStyle w:val="ListParagraph"/>
+              <w:spacing w:line="276" w:lineRule="auto"/>
+              <w:rPr>
+                <w:i/>
+                <w:iCs/>
+                <w:color w:val="EE0000"/>
+              </w:rPr>
+            </w:pPr>
+            <w:r>
+              <w:rPr>
+                <w:i/>
+                <w:iCs/>
+                <w:color w:val="EE0000"/>
+              </w:rPr>
+              <w:t>Got through</w:t>
+            </w:r>
+            <w:r>
+              <w:rPr>
+                <w:i/>
+                <w:iCs/>
+                <w:color w:val="EE0000"/>
+              </w:rPr>
+              <w:t xml:space="preserve"> defining and researching what a</w:t>
+            </w:r>
+            <w:r>
+              <w:rPr>
+                <w:i/>
+                <w:iCs/>
+                <w:color w:val="EE0000"/>
+              </w:rPr>
+              <w:t xml:space="preserve"> </w:t>
+            </w:r>
+            <w:r>
+              <w:rPr>
+                <w:i/>
+                <w:iCs/>
+                <w:color w:val="EE0000"/>
+              </w:rPr>
+              <w:t>queue and mutex is, got down a bit of a rabbit hole trying to learn the foundational terminology for software</w:t>
+            </w:r>
+            <w:r>
+              <w:rPr>
+                <w:i/>
+                <w:iCs/>
+                <w:color w:val="EE0000"/>
+              </w:rPr>
+              <w:t>-</w:t>
+            </w:r>
+            <w:r>
+              <w:rPr>
+                <w:i/>
+                <w:iCs/>
+                <w:color w:val="EE0000"/>
+              </w:rPr>
+              <w:t xml:space="preserve">related </w:t>
+            </w:r>
+            <w:r>
+              <w:rPr>
+                <w:i/>
+                <w:iCs/>
+                <w:color w:val="EE0000"/>
+              </w:rPr>
+              <w:t>ideas</w:t>
+            </w:r>
+            <w:r>
+              <w:rPr>
+                <w:i/>
+                <w:iCs/>
+                <w:color w:val="EE0000"/>
+              </w:rPr>
+              <w:t xml:space="preserve"> in general to try to catch myself </w:t>
+            </w:r>
+            <w:r>
+              <w:rPr>
+                <w:i/>
+                <w:iCs/>
+                <w:color w:val="EE0000"/>
+              </w:rPr>
+              <w:t xml:space="preserve">up </w:t>
+            </w:r>
+            <w:r>
+              <w:rPr>
+                <w:i/>
+                <w:iCs/>
+                <w:color w:val="EE0000"/>
+              </w:rPr>
+              <w:t>a bit more.</w:t>
+            </w:r>
           </w:p>
           <w:p>
             <w:pPr>
@@ -2436,6 +2637,7 @@
                 <w:b/>
                 <w:bCs/>
               </w:rPr>
+              <w:lastRenderedPageBreak/>
               <w:t xml:space="preserve">WEEK </w:t>
             </w:r>
             <w:r>
@@ -2999,7 +3201,7 @@
                 <w:noProof/>
               </w:rPr>
               <w:drawing>
-                <wp:anchor distT="0" distB="0" distL="114300" distR="114300" simplePos="0" relativeHeight="251661312" behindDoc="1" locked="0" layoutInCell="1" allowOverlap="1" wp14:anchorId="5C2F1801" wp14:editId="429AB6E7">
+                <wp:anchor distT="0" distB="0" distL="114300" distR="114300" simplePos="0" relativeHeight="251661312" behindDoc="1" locked="0" layoutInCell="1" allowOverlap="1" wp14:anchorId="5C2F1801" wp14:editId="77CB204B">
                   <wp:simplePos x="0" y="0"/>
                   <wp:positionH relativeFrom="column">
                     <wp:posOffset>448310</wp:posOffset>
@@ -3290,6 +3492,28 @@
           </w:p>
           <w:p>
             <w:pPr>
+              <w:pStyle w:val="ListParagraph"/>
+              <w:tabs>
+                <w:tab w:val="left" w:pos="5480"/>
+              </w:tabs>
+              <w:spacing w:line="240" w:lineRule="auto"/>
+              <w:rPr>
+                <w:rFonts w:asciiTheme="majorHAnsi" w:hAnsiTheme="majorHAnsi" w:cs="Nirmala UI"/>
+                <w:i/>
+                <w:iCs/>
+              </w:rPr>
+            </w:pPr>
+            <w:r>
+              <w:rPr>
+                <w:rFonts w:asciiTheme="majorHAnsi" w:hAnsiTheme="majorHAnsi" w:cs="Nirmala UI"/>
+                <w:i/>
+                <w:iCs/>
+              </w:rPr>
+              <w:t>Took note of baud rate as might be important later / is generally important to write down.</w:t>
+            </w:r>
+          </w:p>
+          <w:p>
+            <w:pPr>
               <w:tabs>
                 <w:tab w:val="left" w:pos="5480"/>
               </w:tabs>
@@ -3305,8 +3529,9 @@
                 <w:noProof/>
                 <w:color w:val="EE0000"/>
               </w:rPr>
+              <w:lastRenderedPageBreak/>
               <w:drawing>
-                <wp:anchor distT="0" distB="0" distL="114300" distR="114300" simplePos="0" relativeHeight="251662336" behindDoc="1" locked="0" layoutInCell="1" allowOverlap="1" wp14:anchorId="78CF7EA5" wp14:editId="315FC87A">
+                <wp:anchor distT="0" distB="0" distL="114300" distR="114300" simplePos="0" relativeHeight="251662336" behindDoc="1" locked="0" layoutInCell="1" allowOverlap="1" wp14:anchorId="78CF7EA5" wp14:editId="77439C2B">
                   <wp:simplePos x="0" y="0"/>
                   <wp:positionH relativeFrom="column">
                     <wp:posOffset>456799</wp:posOffset>
@@ -3408,6 +3633,48 @@
           </w:p>
           <w:p>
             <w:pPr>
+              <w:pStyle w:val="ListParagraph"/>
+              <w:numPr>
+                <w:ilvl w:val="0"/>
+                <w:numId w:val="14"/>
+              </w:numPr>
+              <w:tabs>
+                <w:tab w:val="left" w:pos="5480"/>
+              </w:tabs>
+              <w:spacing w:line="240" w:lineRule="auto"/>
+              <w:rPr>
+                <w:rFonts w:asciiTheme="majorHAnsi" w:hAnsiTheme="majorHAnsi" w:cs="Nirmala UI"/>
+              </w:rPr>
+            </w:pPr>
+            <w:r>
+              <w:rPr>
+                <w:rFonts w:asciiTheme="majorHAnsi" w:hAnsiTheme="majorHAnsi" w:cs="Nirmala UI"/>
+              </w:rPr>
+              <w:t>The ‘</w:t>
+            </w:r>
+            <w:proofErr w:type="spellStart"/>
+            <w:r>
+              <w:rPr>
+                <w:rFonts w:asciiTheme="majorHAnsi" w:hAnsiTheme="majorHAnsi" w:cs="Nirmala UI"/>
+              </w:rPr>
+              <w:t>sprintf</w:t>
+            </w:r>
+            <w:proofErr w:type="spellEnd"/>
+            <w:r>
+              <w:rPr>
+                <w:rFonts w:asciiTheme="majorHAnsi" w:hAnsiTheme="majorHAnsi" w:cs="Nirmala UI"/>
+              </w:rPr>
+              <w:t xml:space="preserve">’ function writes the sentence down into the console to see when connected to the microcontroller. This function will be useful later for </w:t>
+            </w:r>
+            <w:r>
+              <w:rPr>
+                <w:rFonts w:asciiTheme="majorHAnsi" w:hAnsiTheme="majorHAnsi" w:cs="Nirmala UI"/>
+              </w:rPr>
+              <w:t>noting things the code may be doing into the console.</w:t>
+            </w:r>
+          </w:p>
+          <w:p>
+            <w:pPr>
               <w:tabs>
                 <w:tab w:val="left" w:pos="5480"/>
               </w:tabs>
@@ -3661,7 +3928,6 @@
                 <w:b/>
                 <w:bCs/>
               </w:rPr>
-              <w:lastRenderedPageBreak/>
               <w:t xml:space="preserve">WEEK </w:t>
             </w:r>
             <w:r>
@@ -4548,7 +4814,6 @@
                 <w:rFonts w:asciiTheme="majorHAnsi" w:hAnsiTheme="majorHAnsi" w:cs="Nirmala UI"/>
                 <w:noProof/>
               </w:rPr>
-              <w:lastRenderedPageBreak/>
               <w:drawing>
                 <wp:anchor distT="0" distB="0" distL="114300" distR="114300" simplePos="0" relativeHeight="251665408" behindDoc="1" locked="0" layoutInCell="1" allowOverlap="1" wp14:anchorId="6FF9F456" wp14:editId="4B9F65DF">
                   <wp:simplePos x="0" y="0"/>
@@ -5180,6 +5445,7 @@
                 <w:b/>
                 <w:bCs/>
               </w:rPr>
+              <w:lastRenderedPageBreak/>
               <w:t xml:space="preserve">WEEK </w:t>
             </w:r>
             <w:r>
@@ -5698,7 +5964,6 @@
                 <w:b/>
                 <w:bCs/>
               </w:rPr>
-              <w:lastRenderedPageBreak/>
               <w:t xml:space="preserve">WEEK </w:t>
             </w:r>
             <w:r>
@@ -5975,7 +6240,7 @@
                 <w:noProof/>
               </w:rPr>
               <w:drawing>
-                <wp:anchor distT="0" distB="0" distL="114300" distR="114300" simplePos="0" relativeHeight="251667456" behindDoc="1" locked="0" layoutInCell="1" allowOverlap="1" wp14:anchorId="4BA1CC15" wp14:editId="3764CED6">
+                <wp:anchor distT="0" distB="0" distL="114300" distR="114300" simplePos="0" relativeHeight="251667456" behindDoc="1" locked="0" layoutInCell="1" allowOverlap="1" wp14:anchorId="4BA1CC15" wp14:editId="632400E7">
                   <wp:simplePos x="0" y="0"/>
                   <wp:positionH relativeFrom="column">
                     <wp:posOffset>480060</wp:posOffset>
@@ -6355,6 +6620,7 @@
                 <w:bCs/>
                 <w:noProof/>
               </w:rPr>
+              <w:lastRenderedPageBreak/>
               <w:drawing>
                 <wp:inline distT="0" distB="0" distL="0" distR="0" wp14:anchorId="27BA3EDF" wp14:editId="36D19D5D">
                   <wp:extent cx="5281189" cy="228600"/>
@@ -6474,7 +6740,7 @@
                 <w:noProof/>
               </w:rPr>
               <w:drawing>
-                <wp:anchor distT="0" distB="0" distL="114300" distR="114300" simplePos="0" relativeHeight="251669504" behindDoc="1" locked="0" layoutInCell="1" allowOverlap="1" wp14:anchorId="47F9DE19" wp14:editId="2BBAC6AE">
+                <wp:anchor distT="0" distB="0" distL="114300" distR="114300" simplePos="0" relativeHeight="251669504" behindDoc="1" locked="0" layoutInCell="1" allowOverlap="1" wp14:anchorId="47F9DE19" wp14:editId="3A6C2DC0">
                   <wp:simplePos x="0" y="0"/>
                   <wp:positionH relativeFrom="column">
                     <wp:posOffset>442929</wp:posOffset>
@@ -6736,6 +7002,7 @@
                 <w:rFonts w:asciiTheme="majorHAnsi" w:hAnsiTheme="majorHAnsi" w:cs="Nirmala UI"/>
                 <w:b/>
                 <w:bCs/>
+                <w:noProof/>
               </w:rPr>
               <w:drawing>
                 <wp:inline distT="0" distB="0" distL="0" distR="0" wp14:anchorId="43B968F9" wp14:editId="3AFCFFC9">
@@ -6909,6 +7176,7 @@
             <w:r>
               <w:rPr>
                 <w:rFonts w:asciiTheme="majorHAnsi" w:hAnsiTheme="majorHAnsi" w:cs="Nirmala UI"/>
+                <w:noProof/>
               </w:rPr>
               <w:drawing>
                 <wp:inline distT="0" distB="0" distL="0" distR="0" wp14:anchorId="58F16EE8" wp14:editId="3A070278">
@@ -7037,7 +7305,9 @@
             <w:r>
               <w:rPr>
                 <w:rFonts w:asciiTheme="majorHAnsi" w:hAnsiTheme="majorHAnsi" w:cs="Nirmala UI"/>
-              </w:rPr>
+                <w:noProof/>
+              </w:rPr>
+              <w:lastRenderedPageBreak/>
               <w:drawing>
                 <wp:inline distT="0" distB="0" distL="0" distR="0" wp14:anchorId="11BEA957" wp14:editId="3D96BFB6">
                   <wp:extent cx="2502568" cy="3004844"/>
@@ -7189,6 +7459,7 @@
             <w:r>
               <w:rPr>
                 <w:rFonts w:asciiTheme="majorHAnsi" w:hAnsiTheme="majorHAnsi" w:cs="Nirmala UI"/>
+                <w:noProof/>
               </w:rPr>
               <w:drawing>
                 <wp:inline distT="0" distB="0" distL="0" distR="0" wp14:anchorId="3AE6B554" wp14:editId="3FC73746">
@@ -7397,6 +7668,7 @@
                 <w:rFonts w:asciiTheme="majorHAnsi" w:hAnsiTheme="majorHAnsi" w:cs="Nirmala UI"/>
                 <w:i/>
                 <w:iCs/>
+                <w:noProof/>
               </w:rPr>
               <w:drawing>
                 <wp:inline distT="0" distB="0" distL="0" distR="0" wp14:anchorId="634ADF20" wp14:editId="4A5EB640">
@@ -7509,6 +7781,7 @@
                 <w:rFonts w:asciiTheme="majorHAnsi" w:hAnsiTheme="majorHAnsi" w:cs="Nirmala UI"/>
                 <w:i/>
                 <w:iCs/>
+                <w:noProof/>
               </w:rPr>
               <w:drawing>
                 <wp:inline distT="0" distB="0" distL="0" distR="0" wp14:anchorId="343AA551" wp14:editId="305AEB59">
@@ -7671,6 +7944,7 @@
             <w:r>
               <w:rPr>
                 <w:rFonts w:asciiTheme="majorHAnsi" w:hAnsiTheme="majorHAnsi" w:cs="Nirmala UI"/>
+                <w:noProof/>
               </w:rPr>
               <w:drawing>
                 <wp:anchor distT="0" distB="0" distL="114300" distR="114300" simplePos="0" relativeHeight="251671552" behindDoc="1" locked="0" layoutInCell="1" allowOverlap="1" wp14:anchorId="2166C3D6" wp14:editId="57CFE9E6">
@@ -7733,9 +8007,10 @@
             <w:r>
               <w:rPr>
                 <w:rFonts w:asciiTheme="majorHAnsi" w:hAnsiTheme="majorHAnsi" w:cs="Nirmala UI"/>
+                <w:noProof/>
               </w:rPr>
               <w:drawing>
-                <wp:anchor distT="0" distB="0" distL="114300" distR="114300" simplePos="0" relativeHeight="251670528" behindDoc="1" locked="0" layoutInCell="1" allowOverlap="1" wp14:anchorId="6E406FD5" wp14:editId="07718F15">
+                <wp:anchor distT="0" distB="0" distL="114300" distR="114300" simplePos="0" relativeHeight="251670528" behindDoc="1" locked="0" layoutInCell="1" allowOverlap="1" wp14:anchorId="6E406FD5" wp14:editId="547F805C">
                   <wp:simplePos x="0" y="0"/>
                   <wp:positionH relativeFrom="column">
                     <wp:posOffset>473977</wp:posOffset>
@@ -8151,6 +8426,7 @@
           </w:p>
           <w:p>
             <w:pPr>
+              <w:shd w:val="clear" w:color="auto" w:fill="84E290" w:themeFill="accent3" w:themeFillTint="66"/>
               <w:tabs>
                 <w:tab w:val="left" w:pos="5480"/>
               </w:tabs>
@@ -8159,13 +8435,17 @@
               <w:jc w:val="center"/>
               <w:rPr>
                 <w:rFonts w:asciiTheme="majorHAnsi" w:hAnsiTheme="majorHAnsi" w:cs="Nirmala UI"/>
-              </w:rPr>
-            </w:pPr>
-            <w:r>
-              <w:rPr>
-                <w:rFonts w:asciiTheme="majorHAnsi" w:hAnsiTheme="majorHAnsi" w:cs="Nirmala UI"/>
-              </w:rPr>
-              <w:t>Total Hours Spent:</w:t>
+                <w:b/>
+                <w:bCs/>
+              </w:rPr>
+            </w:pPr>
+            <w:r>
+              <w:rPr>
+                <w:rFonts w:asciiTheme="majorHAnsi" w:hAnsiTheme="majorHAnsi" w:cs="Nirmala UI"/>
+                <w:b/>
+                <w:bCs/>
+              </w:rPr>
+              <w:t>Refining/Reflecting Stage</w:t>
             </w:r>
           </w:p>
           <w:p>
@@ -8184,7 +8464,38 @@
               <w:rPr>
                 <w:rFonts w:asciiTheme="majorHAnsi" w:hAnsiTheme="majorHAnsi" w:cs="Nirmala UI"/>
               </w:rPr>
+              <w:t>Total Hours Spent:</w:t>
+            </w:r>
+            <w:r>
+              <w:rPr>
+                <w:rFonts w:asciiTheme="majorHAnsi" w:hAnsiTheme="majorHAnsi" w:cs="Nirmala UI"/>
+              </w:rPr>
+              <w:t xml:space="preserve"> 3</w:t>
+            </w:r>
+          </w:p>
+          <w:p>
+            <w:pPr>
+              <w:tabs>
+                <w:tab w:val="left" w:pos="5480"/>
+              </w:tabs>
+              <w:spacing w:line="240" w:lineRule="auto"/>
+              <w:contextualSpacing/>
+              <w:jc w:val="center"/>
+              <w:rPr>
+                <w:rFonts w:asciiTheme="majorHAnsi" w:hAnsiTheme="majorHAnsi" w:cs="Nirmala UI"/>
+              </w:rPr>
+            </w:pPr>
+            <w:r>
+              <w:rPr>
+                <w:rFonts w:asciiTheme="majorHAnsi" w:hAnsiTheme="majorHAnsi" w:cs="Nirmala UI"/>
+              </w:rPr>
               <w:t>Running Total:</w:t>
+            </w:r>
+            <w:r>
+              <w:rPr>
+                <w:rFonts w:asciiTheme="majorHAnsi" w:hAnsiTheme="majorHAnsi" w:cs="Nirmala UI"/>
+              </w:rPr>
+              <w:t xml:space="preserve"> 28.5</w:t>
             </w:r>
           </w:p>
         </w:tc>
@@ -8204,6 +8515,1163 @@
               </w:tabs>
               <w:spacing w:line="240" w:lineRule="auto"/>
               <w:contextualSpacing/>
+              <w:jc w:val="center"/>
+              <w:rPr>
+                <w:rFonts w:asciiTheme="majorHAnsi" w:hAnsiTheme="majorHAnsi" w:cs="Nirmala UI"/>
+              </w:rPr>
+            </w:pPr>
+          </w:p>
+          <w:p>
+            <w:pPr>
+              <w:tabs>
+                <w:tab w:val="left" w:pos="5480"/>
+              </w:tabs>
+              <w:spacing w:line="240" w:lineRule="auto"/>
+              <w:contextualSpacing/>
+              <w:rPr>
+                <w:rFonts w:asciiTheme="majorHAnsi" w:hAnsiTheme="majorHAnsi" w:cs="Nirmala UI"/>
+                <w:b/>
+                <w:bCs/>
+              </w:rPr>
+            </w:pPr>
+            <w:r>
+              <w:rPr>
+                <w:rFonts w:asciiTheme="majorHAnsi" w:hAnsiTheme="majorHAnsi" w:cs="Nirmala UI"/>
+                <w:b/>
+                <w:bCs/>
+              </w:rPr>
+              <w:t>8</w:t>
+            </w:r>
+            <w:r>
+              <w:rPr>
+                <w:rFonts w:asciiTheme="majorHAnsi" w:hAnsiTheme="majorHAnsi" w:cs="Nirmala UI"/>
+                <w:b/>
+                <w:bCs/>
+              </w:rPr>
+              <w:t>/10/2026</w:t>
+            </w:r>
+            <w:r>
+              <w:rPr>
+                <w:rFonts w:asciiTheme="majorHAnsi" w:hAnsiTheme="majorHAnsi" w:cs="Nirmala UI"/>
+                <w:b/>
+                <w:bCs/>
+              </w:rPr>
+              <w:t xml:space="preserve">                                                                                                                                                                                  </w:t>
+            </w:r>
+            <w:r>
+              <w:rPr>
+                <w:rFonts w:asciiTheme="majorHAnsi" w:hAnsiTheme="majorHAnsi" w:cs="Nirmala UI"/>
+                <w:b/>
+                <w:bCs/>
+              </w:rPr>
+              <w:t xml:space="preserve">   </w:t>
+            </w:r>
+            <w:r>
+              <w:rPr>
+                <w:rFonts w:asciiTheme="majorHAnsi" w:hAnsiTheme="majorHAnsi" w:cs="Nirmala UI"/>
+                <w:i/>
+                <w:iCs/>
+              </w:rPr>
+              <w:t>Hours: 2</w:t>
+            </w:r>
+          </w:p>
+          <w:p>
+            <w:pPr>
+              <w:tabs>
+                <w:tab w:val="left" w:pos="5480"/>
+              </w:tabs>
+              <w:spacing w:line="240" w:lineRule="auto"/>
+              <w:contextualSpacing/>
+              <w:rPr>
+                <w:rFonts w:asciiTheme="majorHAnsi" w:hAnsiTheme="majorHAnsi" w:cs="Nirmala UI"/>
+                <w:b/>
+                <w:bCs/>
+              </w:rPr>
+            </w:pPr>
+          </w:p>
+          <w:p>
+            <w:pPr>
+              <w:pStyle w:val="ListParagraph"/>
+              <w:numPr>
+                <w:ilvl w:val="0"/>
+                <w:numId w:val="21"/>
+              </w:numPr>
+              <w:tabs>
+                <w:tab w:val="left" w:pos="5480"/>
+              </w:tabs>
+              <w:spacing w:line="240" w:lineRule="auto"/>
+              <w:rPr>
+                <w:rFonts w:asciiTheme="majorHAnsi" w:hAnsiTheme="majorHAnsi" w:cs="Nirmala UI"/>
+                <w:b/>
+                <w:bCs/>
+              </w:rPr>
+            </w:pPr>
+            <w:r>
+              <w:rPr>
+                <w:rFonts w:asciiTheme="majorHAnsi" w:hAnsiTheme="majorHAnsi" w:cs="Nirmala UI"/>
+              </w:rPr>
+              <w:t xml:space="preserve">Complete final deliverable of creating an IPC diagram </w:t>
+            </w:r>
+            <w:r>
+              <w:rPr>
+                <w:rFonts w:asciiTheme="majorHAnsi" w:hAnsiTheme="majorHAnsi" w:cs="Nirmala UI"/>
+              </w:rPr>
+              <w:t>for the data transfer code</w:t>
+            </w:r>
+            <w:r>
+              <w:rPr>
+                <w:rFonts w:asciiTheme="majorHAnsi" w:hAnsiTheme="majorHAnsi" w:cs="Nirmala UI"/>
+              </w:rPr>
+              <w:t xml:space="preserve">. </w:t>
+            </w:r>
+            <w:r>
+              <w:rPr>
+                <w:rFonts w:asciiTheme="majorHAnsi" w:hAnsiTheme="majorHAnsi" w:cs="Nirmala UI"/>
+              </w:rPr>
+              <w:t xml:space="preserve">Used </w:t>
+            </w:r>
+            <w:hyperlink r:id="rId54" w:history="1">
+              <w:r>
+                <w:rPr>
+                  <w:rStyle w:val="Hyperlink"/>
+                  <w:rFonts w:asciiTheme="majorHAnsi" w:hAnsiTheme="majorHAnsi" w:cs="Nirmala UI"/>
+                </w:rPr>
+                <w:t>https://www.drawio.com/</w:t>
+              </w:r>
+            </w:hyperlink>
+            <w:r>
+              <w:rPr>
+                <w:rFonts w:asciiTheme="majorHAnsi" w:hAnsiTheme="majorHAnsi" w:cs="Nirmala UI"/>
+              </w:rPr>
+              <w:t xml:space="preserve"> to make the diagram and searched what shapes will need to be used for it to be accurate. Used rounded </w:t>
+            </w:r>
+            <w:r>
+              <w:rPr>
+                <w:rFonts w:asciiTheme="majorHAnsi" w:hAnsiTheme="majorHAnsi" w:cs="Nirmala UI"/>
+              </w:rPr>
+              <w:t xml:space="preserve">rectangle for SendTask as it is the </w:t>
+            </w:r>
+            <w:proofErr w:type="gramStart"/>
+            <w:r>
+              <w:rPr>
+                <w:rFonts w:asciiTheme="majorHAnsi" w:hAnsiTheme="majorHAnsi" w:cs="Nirmala UI"/>
+              </w:rPr>
+              <w:t>start, but</w:t>
+            </w:r>
+            <w:proofErr w:type="gramEnd"/>
+            <w:r>
+              <w:rPr>
+                <w:rFonts w:asciiTheme="majorHAnsi" w:hAnsiTheme="majorHAnsi" w:cs="Nirmala UI"/>
+              </w:rPr>
+              <w:t xml:space="preserve"> did not use a rounded rectangle to display an ‘end’ as both the ReceiveTask and LED </w:t>
+            </w:r>
+            <w:r>
+              <w:rPr>
+                <w:rFonts w:asciiTheme="majorHAnsi" w:hAnsiTheme="majorHAnsi" w:cs="Nirmala UI"/>
+              </w:rPr>
+              <w:t xml:space="preserve">loop as much as is asked for in the </w:t>
+            </w:r>
+            <w:proofErr w:type="spellStart"/>
+            <w:r>
+              <w:rPr>
+                <w:rFonts w:asciiTheme="majorHAnsi" w:hAnsiTheme="majorHAnsi" w:cs="Nirmala UI"/>
+              </w:rPr>
+              <w:t>BlinkCommand</w:t>
+            </w:r>
+            <w:proofErr w:type="spellEnd"/>
+            <w:r>
+              <w:rPr>
+                <w:rFonts w:asciiTheme="majorHAnsi" w:hAnsiTheme="majorHAnsi" w:cs="Nirmala UI"/>
+              </w:rPr>
+              <w:t xml:space="preserve"> structure, so once it gets to the LED the first time it will delay and go back to ReceiveTask to loop </w:t>
+            </w:r>
+            <w:r>
+              <w:rPr>
+                <w:rFonts w:asciiTheme="majorHAnsi" w:hAnsiTheme="majorHAnsi" w:cs="Nirmala UI"/>
+              </w:rPr>
+              <w:t>until done.</w:t>
+            </w:r>
+          </w:p>
+          <w:p>
+            <w:pPr>
+              <w:pStyle w:val="ListParagraph"/>
+              <w:tabs>
+                <w:tab w:val="left" w:pos="5480"/>
+              </w:tabs>
+              <w:spacing w:line="240" w:lineRule="auto"/>
+              <w:rPr>
+                <w:rFonts w:asciiTheme="majorHAnsi" w:hAnsiTheme="majorHAnsi" w:cs="Nirmala UI"/>
+              </w:rPr>
+            </w:pPr>
+            <w:r>
+              <w:rPr>
+                <w:rFonts w:asciiTheme="majorHAnsi" w:hAnsiTheme="majorHAnsi" w:cs="Nirmala UI"/>
+              </w:rPr>
+              <w:drawing>
+                <wp:anchor distT="0" distB="0" distL="114300" distR="114300" simplePos="0" relativeHeight="251673600" behindDoc="1" locked="0" layoutInCell="1" allowOverlap="1" wp14:anchorId="39F5D0DD" wp14:editId="63A77939">
+                  <wp:simplePos x="0" y="0"/>
+                  <wp:positionH relativeFrom="column">
+                    <wp:posOffset>420370</wp:posOffset>
+                  </wp:positionH>
+                  <wp:positionV relativeFrom="paragraph">
+                    <wp:posOffset>49530</wp:posOffset>
+                  </wp:positionV>
+                  <wp:extent cx="3325495" cy="1473835"/>
+                  <wp:effectExtent l="0" t="0" r="8255" b="0"/>
+                  <wp:wrapTight wrapText="bothSides">
+                    <wp:wrapPolygon edited="0">
+                      <wp:start x="0" y="0"/>
+                      <wp:lineTo x="0" y="21218"/>
+                      <wp:lineTo x="21530" y="21218"/>
+                      <wp:lineTo x="21530" y="0"/>
+                      <wp:lineTo x="0" y="0"/>
+                    </wp:wrapPolygon>
+                  </wp:wrapTight>
+                  <wp:docPr id="17664954" name="Picture 1"/>
+                  <wp:cNvGraphicFramePr>
+                    <a:graphicFrameLocks xmlns:a="http://schemas.openxmlformats.org/drawingml/2006/main" noChangeAspect="1"/>
+                  </wp:cNvGraphicFramePr>
+                  <a:graphic xmlns:a="http://schemas.openxmlformats.org/drawingml/2006/main">
+                    <a:graphicData uri="http://schemas.openxmlformats.org/drawingml/2006/picture">
+                      <pic:pic xmlns:pic="http://schemas.openxmlformats.org/drawingml/2006/picture">
+                        <pic:nvPicPr>
+                          <pic:cNvPr id="17664954" name=""/>
+                          <pic:cNvPicPr/>
+                        </pic:nvPicPr>
+                        <pic:blipFill>
+                          <a:blip r:embed="rId55" cstate="print">
+                            <a:extLst>
+                              <a:ext uri="{28A0092B-C50C-407E-A947-70E740481C1C}">
+                                <a14:useLocalDpi xmlns:a14="http://schemas.microsoft.com/office/drawing/2010/main" val="0"/>
+                              </a:ext>
+                            </a:extLst>
+                          </a:blip>
+                          <a:stretch>
+                            <a:fillRect/>
+                          </a:stretch>
+                        </pic:blipFill>
+                        <pic:spPr>
+                          <a:xfrm>
+                            <a:off x="0" y="0"/>
+                            <a:ext cx="3325495" cy="1473835"/>
+                          </a:xfrm>
+                          <a:prstGeom prst="rect">
+                            <a:avLst/>
+                          </a:prstGeom>
+                        </pic:spPr>
+                      </pic:pic>
+                    </a:graphicData>
+                  </a:graphic>
+                  <wp14:sizeRelH relativeFrom="margin">
+                    <wp14:pctWidth>0</wp14:pctWidth>
+                  </wp14:sizeRelH>
+                  <wp14:sizeRelV relativeFrom="margin">
+                    <wp14:pctHeight>0</wp14:pctHeight>
+                  </wp14:sizeRelV>
+                </wp:anchor>
+              </w:drawing>
+            </w:r>
+          </w:p>
+          <w:p>
+            <w:pPr>
+              <w:pStyle w:val="ListParagraph"/>
+              <w:tabs>
+                <w:tab w:val="left" w:pos="5480"/>
+              </w:tabs>
+              <w:spacing w:line="240" w:lineRule="auto"/>
+              <w:rPr>
+                <w:rFonts w:asciiTheme="majorHAnsi" w:hAnsiTheme="majorHAnsi" w:cs="Nirmala UI"/>
+              </w:rPr>
+            </w:pPr>
+          </w:p>
+          <w:p>
+            <w:pPr>
+              <w:pStyle w:val="ListParagraph"/>
+              <w:tabs>
+                <w:tab w:val="left" w:pos="5480"/>
+              </w:tabs>
+              <w:spacing w:line="240" w:lineRule="auto"/>
+              <w:rPr>
+                <w:rFonts w:asciiTheme="majorHAnsi" w:hAnsiTheme="majorHAnsi" w:cs="Nirmala UI"/>
+              </w:rPr>
+            </w:pPr>
+          </w:p>
+          <w:p>
+            <w:pPr>
+              <w:pStyle w:val="ListParagraph"/>
+              <w:tabs>
+                <w:tab w:val="left" w:pos="5480"/>
+              </w:tabs>
+              <w:spacing w:line="240" w:lineRule="auto"/>
+              <w:rPr>
+                <w:rFonts w:asciiTheme="majorHAnsi" w:hAnsiTheme="majorHAnsi" w:cs="Nirmala UI"/>
+              </w:rPr>
+            </w:pPr>
+          </w:p>
+          <w:p>
+            <w:pPr>
+              <w:pStyle w:val="ListParagraph"/>
+              <w:tabs>
+                <w:tab w:val="left" w:pos="5480"/>
+              </w:tabs>
+              <w:spacing w:line="240" w:lineRule="auto"/>
+              <w:rPr>
+                <w:rFonts w:asciiTheme="majorHAnsi" w:hAnsiTheme="majorHAnsi" w:cs="Nirmala UI"/>
+              </w:rPr>
+            </w:pPr>
+          </w:p>
+          <w:p>
+            <w:pPr>
+              <w:pStyle w:val="ListParagraph"/>
+              <w:tabs>
+                <w:tab w:val="left" w:pos="5480"/>
+              </w:tabs>
+              <w:spacing w:line="240" w:lineRule="auto"/>
+              <w:rPr>
+                <w:rFonts w:asciiTheme="majorHAnsi" w:hAnsiTheme="majorHAnsi" w:cs="Nirmala UI"/>
+              </w:rPr>
+            </w:pPr>
+          </w:p>
+          <w:p>
+            <w:pPr>
+              <w:pStyle w:val="ListParagraph"/>
+              <w:tabs>
+                <w:tab w:val="left" w:pos="5480"/>
+              </w:tabs>
+              <w:spacing w:line="240" w:lineRule="auto"/>
+              <w:rPr>
+                <w:rFonts w:asciiTheme="majorHAnsi" w:hAnsiTheme="majorHAnsi" w:cs="Nirmala UI"/>
+              </w:rPr>
+            </w:pPr>
+          </w:p>
+          <w:p>
+            <w:pPr>
+              <w:pStyle w:val="ListParagraph"/>
+              <w:tabs>
+                <w:tab w:val="left" w:pos="5480"/>
+              </w:tabs>
+              <w:spacing w:line="240" w:lineRule="auto"/>
+              <w:rPr>
+                <w:rFonts w:asciiTheme="majorHAnsi" w:hAnsiTheme="majorHAnsi" w:cs="Nirmala UI"/>
+              </w:rPr>
+            </w:pPr>
+          </w:p>
+          <w:p>
+            <w:pPr>
+              <w:pStyle w:val="ListParagraph"/>
+              <w:tabs>
+                <w:tab w:val="left" w:pos="5480"/>
+              </w:tabs>
+              <w:spacing w:line="240" w:lineRule="auto"/>
+              <w:rPr>
+                <w:rFonts w:asciiTheme="majorHAnsi" w:hAnsiTheme="majorHAnsi" w:cs="Nirmala UI"/>
+              </w:rPr>
+            </w:pPr>
+          </w:p>
+          <w:p>
+            <w:pPr>
+              <w:pStyle w:val="ListParagraph"/>
+              <w:tabs>
+                <w:tab w:val="left" w:pos="5480"/>
+              </w:tabs>
+              <w:spacing w:line="240" w:lineRule="auto"/>
+              <w:rPr>
+                <w:rFonts w:asciiTheme="majorHAnsi" w:hAnsiTheme="majorHAnsi" w:cs="Nirmala UI"/>
+              </w:rPr>
+            </w:pPr>
+          </w:p>
+          <w:p>
+            <w:pPr>
+              <w:pStyle w:val="ListParagraph"/>
+              <w:tabs>
+                <w:tab w:val="left" w:pos="5480"/>
+              </w:tabs>
+              <w:spacing w:line="240" w:lineRule="auto"/>
+              <w:rPr>
+                <w:rFonts w:asciiTheme="majorHAnsi" w:hAnsiTheme="majorHAnsi" w:cs="Nirmala UI"/>
+              </w:rPr>
+            </w:pPr>
+          </w:p>
+          <w:p>
+            <w:pPr>
+              <w:pStyle w:val="ListParagraph"/>
+              <w:numPr>
+                <w:ilvl w:val="0"/>
+                <w:numId w:val="21"/>
+              </w:numPr>
+              <w:tabs>
+                <w:tab w:val="left" w:pos="5480"/>
+              </w:tabs>
+              <w:spacing w:line="240" w:lineRule="auto"/>
+              <w:rPr>
+                <w:rFonts w:asciiTheme="majorHAnsi" w:hAnsiTheme="majorHAnsi" w:cs="Nirmala UI"/>
+              </w:rPr>
+            </w:pPr>
+            <w:r>
+              <w:rPr>
+                <w:rFonts w:asciiTheme="majorHAnsi" w:hAnsiTheme="majorHAnsi" w:cs="Nirmala UI"/>
+              </w:rPr>
+              <w:t>After writing the extra worded part on avoiding race conditions through using a queue, the IPC diagram is complete!</w:t>
+            </w:r>
+          </w:p>
+          <w:p>
+            <w:pPr>
+              <w:tabs>
+                <w:tab w:val="left" w:pos="5480"/>
+              </w:tabs>
+              <w:spacing w:line="240" w:lineRule="auto"/>
+              <w:rPr>
+                <w:rFonts w:asciiTheme="majorHAnsi" w:hAnsiTheme="majorHAnsi" w:cs="Nirmala UI"/>
+              </w:rPr>
+            </w:pPr>
+            <w:r>
+              <w:rPr>
+                <w:rFonts w:asciiTheme="majorHAnsi" w:hAnsiTheme="majorHAnsi" w:cs="Nirmala UI"/>
+              </w:rPr>
+              <w:drawing>
+                <wp:anchor distT="0" distB="0" distL="114300" distR="114300" simplePos="0" relativeHeight="251672576" behindDoc="1" locked="0" layoutInCell="1" allowOverlap="1" wp14:anchorId="4F582A05" wp14:editId="52345114">
+                  <wp:simplePos x="0" y="0"/>
+                  <wp:positionH relativeFrom="column">
+                    <wp:posOffset>456129</wp:posOffset>
+                  </wp:positionH>
+                  <wp:positionV relativeFrom="paragraph">
+                    <wp:posOffset>184146</wp:posOffset>
+                  </wp:positionV>
+                  <wp:extent cx="3493770" cy="3235325"/>
+                  <wp:effectExtent l="0" t="0" r="0" b="3175"/>
+                  <wp:wrapTight wrapText="bothSides">
+                    <wp:wrapPolygon edited="0">
+                      <wp:start x="0" y="0"/>
+                      <wp:lineTo x="0" y="21494"/>
+                      <wp:lineTo x="21435" y="21494"/>
+                      <wp:lineTo x="21435" y="0"/>
+                      <wp:lineTo x="0" y="0"/>
+                    </wp:wrapPolygon>
+                  </wp:wrapTight>
+                  <wp:docPr id="1525624004" name="Picture 1"/>
+                  <wp:cNvGraphicFramePr>
+                    <a:graphicFrameLocks xmlns:a="http://schemas.openxmlformats.org/drawingml/2006/main" noChangeAspect="1"/>
+                  </wp:cNvGraphicFramePr>
+                  <a:graphic xmlns:a="http://schemas.openxmlformats.org/drawingml/2006/main">
+                    <a:graphicData uri="http://schemas.openxmlformats.org/drawingml/2006/picture">
+                      <pic:pic xmlns:pic="http://schemas.openxmlformats.org/drawingml/2006/picture">
+                        <pic:nvPicPr>
+                          <pic:cNvPr id="1525624004" name=""/>
+                          <pic:cNvPicPr/>
+                        </pic:nvPicPr>
+                        <pic:blipFill>
+                          <a:blip r:embed="rId56" cstate="print">
+                            <a:extLst>
+                              <a:ext uri="{28A0092B-C50C-407E-A947-70E740481C1C}">
+                                <a14:useLocalDpi xmlns:a14="http://schemas.microsoft.com/office/drawing/2010/main" val="0"/>
+                              </a:ext>
+                            </a:extLst>
+                          </a:blip>
+                          <a:stretch>
+                            <a:fillRect/>
+                          </a:stretch>
+                        </pic:blipFill>
+                        <pic:spPr>
+                          <a:xfrm>
+                            <a:off x="0" y="0"/>
+                            <a:ext cx="3493770" cy="3235325"/>
+                          </a:xfrm>
+                          <a:prstGeom prst="rect">
+                            <a:avLst/>
+                          </a:prstGeom>
+                        </pic:spPr>
+                      </pic:pic>
+                    </a:graphicData>
+                  </a:graphic>
+                  <wp14:sizeRelH relativeFrom="margin">
+                    <wp14:pctWidth>0</wp14:pctWidth>
+                  </wp14:sizeRelH>
+                  <wp14:sizeRelV relativeFrom="margin">
+                    <wp14:pctHeight>0</wp14:pctHeight>
+                  </wp14:sizeRelV>
+                </wp:anchor>
+              </w:drawing>
+            </w:r>
+          </w:p>
+          <w:p>
+            <w:pPr>
+              <w:tabs>
+                <w:tab w:val="left" w:pos="5480"/>
+              </w:tabs>
+              <w:spacing w:line="240" w:lineRule="auto"/>
+              <w:rPr>
+                <w:rFonts w:asciiTheme="majorHAnsi" w:hAnsiTheme="majorHAnsi" w:cs="Nirmala UI"/>
+              </w:rPr>
+            </w:pPr>
+          </w:p>
+          <w:p>
+            <w:pPr>
+              <w:pStyle w:val="ListParagraph"/>
+              <w:tabs>
+                <w:tab w:val="left" w:pos="5480"/>
+              </w:tabs>
+              <w:spacing w:line="240" w:lineRule="auto"/>
+              <w:rPr>
+                <w:rFonts w:asciiTheme="majorHAnsi" w:hAnsiTheme="majorHAnsi" w:cs="Nirmala UI"/>
+              </w:rPr>
+            </w:pPr>
+          </w:p>
+          <w:p>
+            <w:pPr>
+              <w:pStyle w:val="ListParagraph"/>
+              <w:tabs>
+                <w:tab w:val="left" w:pos="5480"/>
+              </w:tabs>
+              <w:spacing w:line="240" w:lineRule="auto"/>
+              <w:rPr>
+                <w:rFonts w:asciiTheme="majorHAnsi" w:hAnsiTheme="majorHAnsi" w:cs="Nirmala UI"/>
+              </w:rPr>
+            </w:pPr>
+          </w:p>
+          <w:p>
+            <w:pPr>
+              <w:pStyle w:val="ListParagraph"/>
+              <w:tabs>
+                <w:tab w:val="left" w:pos="5480"/>
+              </w:tabs>
+              <w:spacing w:line="240" w:lineRule="auto"/>
+              <w:rPr>
+                <w:rFonts w:asciiTheme="majorHAnsi" w:hAnsiTheme="majorHAnsi" w:cs="Nirmala UI"/>
+              </w:rPr>
+            </w:pPr>
+          </w:p>
+          <w:p>
+            <w:pPr>
+              <w:pStyle w:val="ListParagraph"/>
+              <w:tabs>
+                <w:tab w:val="left" w:pos="5480"/>
+              </w:tabs>
+              <w:spacing w:line="240" w:lineRule="auto"/>
+              <w:rPr>
+                <w:rFonts w:asciiTheme="majorHAnsi" w:hAnsiTheme="majorHAnsi" w:cs="Nirmala UI"/>
+              </w:rPr>
+            </w:pPr>
+          </w:p>
+          <w:p>
+            <w:pPr>
+              <w:pStyle w:val="ListParagraph"/>
+              <w:tabs>
+                <w:tab w:val="left" w:pos="5480"/>
+              </w:tabs>
+              <w:spacing w:line="240" w:lineRule="auto"/>
+              <w:rPr>
+                <w:rFonts w:asciiTheme="majorHAnsi" w:hAnsiTheme="majorHAnsi" w:cs="Nirmala UI"/>
+              </w:rPr>
+            </w:pPr>
+          </w:p>
+          <w:p>
+            <w:pPr>
+              <w:pStyle w:val="ListParagraph"/>
+              <w:tabs>
+                <w:tab w:val="left" w:pos="5480"/>
+              </w:tabs>
+              <w:spacing w:line="240" w:lineRule="auto"/>
+              <w:rPr>
+                <w:rFonts w:asciiTheme="majorHAnsi" w:hAnsiTheme="majorHAnsi" w:cs="Nirmala UI"/>
+              </w:rPr>
+            </w:pPr>
+          </w:p>
+          <w:p>
+            <w:pPr>
+              <w:pStyle w:val="ListParagraph"/>
+              <w:tabs>
+                <w:tab w:val="left" w:pos="5480"/>
+              </w:tabs>
+              <w:spacing w:line="240" w:lineRule="auto"/>
+              <w:rPr>
+                <w:rFonts w:asciiTheme="majorHAnsi" w:hAnsiTheme="majorHAnsi" w:cs="Nirmala UI"/>
+              </w:rPr>
+            </w:pPr>
+          </w:p>
+          <w:p>
+            <w:pPr>
+              <w:tabs>
+                <w:tab w:val="left" w:pos="5480"/>
+              </w:tabs>
+              <w:spacing w:line="240" w:lineRule="auto"/>
+              <w:contextualSpacing/>
+              <w:rPr>
+                <w:rFonts w:asciiTheme="majorHAnsi" w:hAnsiTheme="majorHAnsi" w:cs="Nirmala UI"/>
+              </w:rPr>
+            </w:pPr>
+          </w:p>
+          <w:p>
+            <w:pPr>
+              <w:tabs>
+                <w:tab w:val="left" w:pos="5480"/>
+              </w:tabs>
+              <w:spacing w:line="240" w:lineRule="auto"/>
+              <w:contextualSpacing/>
+              <w:jc w:val="center"/>
+              <w:rPr>
+                <w:rFonts w:asciiTheme="majorHAnsi" w:hAnsiTheme="majorHAnsi" w:cs="Nirmala UI"/>
+              </w:rPr>
+            </w:pPr>
+          </w:p>
+          <w:p>
+            <w:pPr>
+              <w:tabs>
+                <w:tab w:val="left" w:pos="5480"/>
+              </w:tabs>
+              <w:spacing w:line="240" w:lineRule="auto"/>
+              <w:contextualSpacing/>
+              <w:jc w:val="center"/>
+              <w:rPr>
+                <w:rFonts w:asciiTheme="majorHAnsi" w:hAnsiTheme="majorHAnsi" w:cs="Nirmala UI"/>
+              </w:rPr>
+            </w:pPr>
+          </w:p>
+          <w:p>
+            <w:pPr>
+              <w:tabs>
+                <w:tab w:val="left" w:pos="5480"/>
+              </w:tabs>
+              <w:spacing w:line="240" w:lineRule="auto"/>
+              <w:contextualSpacing/>
+              <w:jc w:val="center"/>
+              <w:rPr>
+                <w:rFonts w:asciiTheme="majorHAnsi" w:hAnsiTheme="majorHAnsi" w:cs="Nirmala UI"/>
+              </w:rPr>
+            </w:pPr>
+          </w:p>
+          <w:p>
+            <w:pPr>
+              <w:tabs>
+                <w:tab w:val="left" w:pos="5480"/>
+              </w:tabs>
+              <w:spacing w:line="240" w:lineRule="auto"/>
+              <w:contextualSpacing/>
+              <w:jc w:val="center"/>
+              <w:rPr>
+                <w:rFonts w:asciiTheme="majorHAnsi" w:hAnsiTheme="majorHAnsi" w:cs="Nirmala UI"/>
+              </w:rPr>
+            </w:pPr>
+          </w:p>
+          <w:p>
+            <w:pPr>
+              <w:tabs>
+                <w:tab w:val="left" w:pos="5480"/>
+              </w:tabs>
+              <w:spacing w:line="240" w:lineRule="auto"/>
+              <w:contextualSpacing/>
+              <w:jc w:val="center"/>
+              <w:rPr>
+                <w:rFonts w:asciiTheme="majorHAnsi" w:hAnsiTheme="majorHAnsi" w:cs="Nirmala UI"/>
+              </w:rPr>
+            </w:pPr>
+          </w:p>
+          <w:p>
+            <w:pPr>
+              <w:tabs>
+                <w:tab w:val="left" w:pos="5480"/>
+              </w:tabs>
+              <w:spacing w:line="240" w:lineRule="auto"/>
+              <w:contextualSpacing/>
+              <w:jc w:val="center"/>
+              <w:rPr>
+                <w:rFonts w:asciiTheme="majorHAnsi" w:hAnsiTheme="majorHAnsi" w:cs="Nirmala UI"/>
+              </w:rPr>
+            </w:pPr>
+          </w:p>
+          <w:p>
+            <w:pPr>
+              <w:tabs>
+                <w:tab w:val="left" w:pos="5480"/>
+              </w:tabs>
+              <w:spacing w:line="240" w:lineRule="auto"/>
+              <w:contextualSpacing/>
+              <w:jc w:val="center"/>
+              <w:rPr>
+                <w:rFonts w:asciiTheme="majorHAnsi" w:hAnsiTheme="majorHAnsi" w:cs="Nirmala UI"/>
+              </w:rPr>
+            </w:pPr>
+          </w:p>
+          <w:p>
+            <w:pPr>
+              <w:tabs>
+                <w:tab w:val="left" w:pos="5480"/>
+              </w:tabs>
+              <w:spacing w:line="240" w:lineRule="auto"/>
+              <w:contextualSpacing/>
+              <w:jc w:val="center"/>
+              <w:rPr>
+                <w:rFonts w:asciiTheme="majorHAnsi" w:hAnsiTheme="majorHAnsi" w:cs="Nirmala UI"/>
+              </w:rPr>
+            </w:pPr>
+          </w:p>
+          <w:p>
+            <w:pPr>
+              <w:tabs>
+                <w:tab w:val="left" w:pos="5480"/>
+              </w:tabs>
+              <w:spacing w:line="240" w:lineRule="auto"/>
+              <w:contextualSpacing/>
+              <w:jc w:val="center"/>
+              <w:rPr>
+                <w:rFonts w:asciiTheme="majorHAnsi" w:hAnsiTheme="majorHAnsi" w:cs="Nirmala UI"/>
+              </w:rPr>
+            </w:pPr>
+          </w:p>
+          <w:p>
+            <w:pPr>
+              <w:tabs>
+                <w:tab w:val="left" w:pos="5480"/>
+              </w:tabs>
+              <w:spacing w:line="240" w:lineRule="auto"/>
+              <w:contextualSpacing/>
+              <w:jc w:val="center"/>
+              <w:rPr>
+                <w:rFonts w:asciiTheme="majorHAnsi" w:hAnsiTheme="majorHAnsi" w:cs="Nirmala UI"/>
+              </w:rPr>
+            </w:pPr>
+          </w:p>
+          <w:p>
+            <w:pPr>
+              <w:pStyle w:val="ListParagraph"/>
+              <w:numPr>
+                <w:ilvl w:val="0"/>
+                <w:numId w:val="21"/>
+              </w:numPr>
+              <w:tabs>
+                <w:tab w:val="left" w:pos="5480"/>
+              </w:tabs>
+              <w:spacing w:line="240" w:lineRule="auto"/>
+              <w:rPr>
+                <w:rFonts w:asciiTheme="majorHAnsi" w:hAnsiTheme="majorHAnsi" w:cs="Nirmala UI"/>
+              </w:rPr>
+            </w:pPr>
+            <w:r>
+              <w:rPr>
+                <w:rFonts w:asciiTheme="majorHAnsi" w:hAnsiTheme="majorHAnsi" w:cs="Nirmala UI"/>
+              </w:rPr>
+              <w:lastRenderedPageBreak/>
+              <w:t>Read over logbook and ensure all information up to now has been logged and appropriate reflections have been made each week in enough detail. Add extra detail and thoughts where may be missing.</w:t>
+            </w:r>
+          </w:p>
+          <w:p>
+            <w:pPr>
+              <w:tabs>
+                <w:tab w:val="left" w:pos="5480"/>
+              </w:tabs>
+              <w:spacing w:line="240" w:lineRule="auto"/>
+              <w:contextualSpacing/>
+              <w:rPr>
+                <w:rFonts w:asciiTheme="majorHAnsi" w:hAnsiTheme="majorHAnsi" w:cs="Nirmala UI"/>
+              </w:rPr>
+            </w:pPr>
+          </w:p>
+          <w:p>
+            <w:pPr>
+              <w:tabs>
+                <w:tab w:val="left" w:pos="5480"/>
+              </w:tabs>
+              <w:spacing w:line="240" w:lineRule="auto"/>
+              <w:contextualSpacing/>
+              <w:rPr>
+                <w:rFonts w:asciiTheme="majorHAnsi" w:hAnsiTheme="majorHAnsi" w:cs="Nirmala UI"/>
+              </w:rPr>
+            </w:pPr>
+          </w:p>
+        </w:tc>
+      </w:tr>
+      <w:tr>
+        <w:trPr>
+          <w:trHeight w:val="316"/>
+        </w:trPr>
+        <w:tc>
+          <w:tcPr>
+            <w:tcW w:w="10545" w:type="dxa"/>
+          </w:tcPr>
+          <w:p>
+            <w:pPr>
+              <w:tabs>
+                <w:tab w:val="left" w:pos="5480"/>
+              </w:tabs>
+              <w:spacing w:line="240" w:lineRule="auto"/>
+              <w:contextualSpacing/>
+              <w:jc w:val="center"/>
+              <w:rPr>
+                <w:rFonts w:asciiTheme="majorHAnsi" w:hAnsiTheme="majorHAnsi" w:cs="Nirmala UI"/>
+              </w:rPr>
+            </w:pPr>
+          </w:p>
+          <w:p>
+            <w:pPr>
+              <w:tabs>
+                <w:tab w:val="left" w:pos="5480"/>
+              </w:tabs>
+              <w:spacing w:line="240" w:lineRule="auto"/>
+              <w:contextualSpacing/>
+              <w:rPr>
+                <w:rFonts w:asciiTheme="majorHAnsi" w:hAnsiTheme="majorHAnsi" w:cs="Nirmala UI"/>
+                <w:i/>
+                <w:iCs/>
+              </w:rPr>
+            </w:pPr>
+            <w:r>
+              <w:rPr>
+                <w:rFonts w:asciiTheme="majorHAnsi" w:hAnsiTheme="majorHAnsi" w:cs="Nirmala UI"/>
+                <w:b/>
+                <w:bCs/>
+              </w:rPr>
+              <w:t xml:space="preserve">11/10/26                                                                                                                                                                                        </w:t>
+            </w:r>
+            <w:r>
+              <w:rPr>
+                <w:rFonts w:asciiTheme="majorHAnsi" w:hAnsiTheme="majorHAnsi" w:cs="Nirmala UI"/>
+                <w:i/>
+                <w:iCs/>
+              </w:rPr>
+              <w:t>Hours: 1</w:t>
+            </w:r>
+          </w:p>
+          <w:p>
+            <w:pPr>
+              <w:tabs>
+                <w:tab w:val="left" w:pos="5480"/>
+              </w:tabs>
+              <w:spacing w:line="240" w:lineRule="auto"/>
+              <w:contextualSpacing/>
+              <w:jc w:val="center"/>
+              <w:rPr>
+                <w:rFonts w:asciiTheme="majorHAnsi" w:hAnsiTheme="majorHAnsi" w:cs="Nirmala UI"/>
+              </w:rPr>
+            </w:pPr>
+          </w:p>
+          <w:p>
+            <w:pPr>
+              <w:pStyle w:val="ListParagraph"/>
+              <w:numPr>
+                <w:ilvl w:val="0"/>
+                <w:numId w:val="21"/>
+              </w:numPr>
+              <w:tabs>
+                <w:tab w:val="left" w:pos="5480"/>
+              </w:tabs>
+              <w:spacing w:line="240" w:lineRule="auto"/>
+              <w:rPr>
+                <w:rFonts w:asciiTheme="majorHAnsi" w:hAnsiTheme="majorHAnsi" w:cs="Nirmala UI"/>
+              </w:rPr>
+            </w:pPr>
+            <w:r>
+              <w:rPr>
+                <w:rFonts w:asciiTheme="majorHAnsi" w:hAnsiTheme="majorHAnsi" w:cs="Nirmala UI"/>
+              </w:rPr>
+              <w:t xml:space="preserve">Work on </w:t>
+            </w:r>
+            <w:r>
+              <w:rPr>
+                <w:rFonts w:asciiTheme="majorHAnsi" w:hAnsiTheme="majorHAnsi" w:cs="Nirmala UI"/>
+              </w:rPr>
+              <w:t>extra deliverable as cannot add/reflect on code or debug any further until I can access the microcontrollers on Wednesday of Week 8.</w:t>
+            </w:r>
+          </w:p>
+          <w:p>
+            <w:pPr>
+              <w:tabs>
+                <w:tab w:val="left" w:pos="5480"/>
+              </w:tabs>
+              <w:spacing w:line="240" w:lineRule="auto"/>
+              <w:rPr>
+                <w:rFonts w:asciiTheme="majorHAnsi" w:hAnsiTheme="majorHAnsi" w:cs="Nirmala UI"/>
+              </w:rPr>
+            </w:pPr>
+          </w:p>
+          <w:p>
+            <w:pPr>
+              <w:pStyle w:val="ListParagraph"/>
+              <w:tabs>
+                <w:tab w:val="left" w:pos="5480"/>
+              </w:tabs>
+              <w:rPr>
+                <w:rFonts w:asciiTheme="majorHAnsi" w:hAnsiTheme="majorHAnsi" w:cs="Nirmala UI"/>
+                <w:i/>
+                <w:iCs/>
+                <w:lang w:val="en-GB"/>
+              </w:rPr>
+            </w:pPr>
+            <w:r>
+              <w:rPr>
+                <w:rFonts w:asciiTheme="majorHAnsi" w:hAnsiTheme="majorHAnsi" w:cs="Nirmala UI"/>
+                <w:i/>
+                <w:iCs/>
+                <w:lang w:val="en-GB"/>
+              </w:rPr>
+              <w:t>Research how an RTOS could be used in a Flight Computer.</w:t>
+            </w:r>
+          </w:p>
+          <w:p>
+            <w:pPr>
+              <w:pStyle w:val="ListParagraph"/>
+              <w:numPr>
+                <w:ilvl w:val="1"/>
+                <w:numId w:val="22"/>
+              </w:numPr>
+              <w:tabs>
+                <w:tab w:val="left" w:pos="5480"/>
+              </w:tabs>
+              <w:rPr>
+                <w:rFonts w:asciiTheme="majorHAnsi" w:hAnsiTheme="majorHAnsi" w:cs="Nirmala UI"/>
+                <w:i/>
+                <w:iCs/>
+                <w:lang w:val="en-GB"/>
+              </w:rPr>
+            </w:pPr>
+            <w:r>
+              <w:rPr>
+                <w:rFonts w:asciiTheme="majorHAnsi" w:hAnsiTheme="majorHAnsi" w:cs="Nirmala UI"/>
+                <w:i/>
+                <w:iCs/>
+                <w:lang w:val="en-GB"/>
+              </w:rPr>
+              <w:t>Which tasks the system would be responsible for, e.g. polling subsystems, creating packets, sending packets, responding to commands.</w:t>
+            </w:r>
+          </w:p>
+          <w:p>
+            <w:pPr>
+              <w:pStyle w:val="ListParagraph"/>
+              <w:numPr>
+                <w:ilvl w:val="1"/>
+                <w:numId w:val="22"/>
+              </w:numPr>
+              <w:tabs>
+                <w:tab w:val="left" w:pos="5480"/>
+              </w:tabs>
+              <w:rPr>
+                <w:rFonts w:asciiTheme="majorHAnsi" w:hAnsiTheme="majorHAnsi" w:cs="Nirmala UI"/>
+                <w:i/>
+                <w:iCs/>
+                <w:lang w:val="en-GB"/>
+              </w:rPr>
+            </w:pPr>
+            <w:r>
+              <w:rPr>
+                <w:rFonts w:asciiTheme="majorHAnsi" w:hAnsiTheme="majorHAnsi" w:cs="Nirmala UI"/>
+                <w:i/>
+                <w:iCs/>
+                <w:lang w:val="en-GB"/>
+              </w:rPr>
+              <w:t>Which tasks require the highest priority.</w:t>
+            </w:r>
+          </w:p>
+          <w:p>
+            <w:pPr>
+              <w:pStyle w:val="ListParagraph"/>
+              <w:numPr>
+                <w:ilvl w:val="1"/>
+                <w:numId w:val="22"/>
+              </w:numPr>
+              <w:tabs>
+                <w:tab w:val="left" w:pos="5480"/>
+              </w:tabs>
+              <w:rPr>
+                <w:rFonts w:asciiTheme="majorHAnsi" w:hAnsiTheme="majorHAnsi" w:cs="Nirmala UI"/>
+                <w:i/>
+                <w:iCs/>
+                <w:lang w:val="en-GB"/>
+              </w:rPr>
+            </w:pPr>
+            <w:r>
+              <w:rPr>
+                <w:rFonts w:asciiTheme="majorHAnsi" w:hAnsiTheme="majorHAnsi" w:cs="Nirmala UI"/>
+                <w:i/>
+                <w:iCs/>
+                <w:lang w:val="en-GB"/>
+              </w:rPr>
+              <w:t>How the system would handle task failures.</w:t>
+            </w:r>
+          </w:p>
+          <w:p>
+            <w:pPr>
+              <w:tabs>
+                <w:tab w:val="left" w:pos="5480"/>
+              </w:tabs>
+              <w:rPr>
+                <w:rFonts w:asciiTheme="majorHAnsi" w:hAnsiTheme="majorHAnsi" w:cs="Nirmala UI"/>
+                <w:i/>
+                <w:iCs/>
+                <w:lang w:val="en-GB"/>
+              </w:rPr>
+            </w:pPr>
+          </w:p>
+          <w:p>
+            <w:pPr>
+              <w:pStyle w:val="ListParagraph"/>
+              <w:tabs>
+                <w:tab w:val="left" w:pos="5480"/>
+              </w:tabs>
+              <w:rPr>
+                <w:rFonts w:asciiTheme="majorHAnsi" w:hAnsiTheme="majorHAnsi" w:cs="Nirmala UI"/>
+                <w:lang w:val="en-GB"/>
+              </w:rPr>
+            </w:pPr>
+            <w:hyperlink r:id="rId57" w:history="1">
+              <w:r>
+                <w:rPr>
+                  <w:rStyle w:val="Hyperlink"/>
+                  <w:rFonts w:asciiTheme="majorHAnsi" w:hAnsiTheme="majorHAnsi" w:cs="Nirmala UI"/>
+                  <w:lang w:val="en-GB"/>
+                </w:rPr>
+                <w:t>https://flightlevelengineering.com/real-time-operating-systems-rtos-in-aerospace-embedded-software/</w:t>
+              </w:r>
+            </w:hyperlink>
+          </w:p>
+          <w:p>
+            <w:pPr>
+              <w:pStyle w:val="ListParagraph"/>
+              <w:tabs>
+                <w:tab w:val="left" w:pos="5480"/>
+              </w:tabs>
+              <w:rPr>
+                <w:rFonts w:asciiTheme="majorHAnsi" w:hAnsiTheme="majorHAnsi" w:cs="Nirmala UI"/>
+                <w:lang w:val="en-GB"/>
+              </w:rPr>
+            </w:pPr>
+          </w:p>
+          <w:p>
+            <w:pPr>
+              <w:pStyle w:val="ListParagraph"/>
+              <w:tabs>
+                <w:tab w:val="left" w:pos="5480"/>
+              </w:tabs>
+              <w:rPr>
+                <w:rFonts w:asciiTheme="majorHAnsi" w:hAnsiTheme="majorHAnsi" w:cs="Nirmala UI"/>
+                <w:lang w:val="en-GB"/>
+              </w:rPr>
+            </w:pPr>
+            <w:hyperlink r:id="rId58" w:history="1">
+              <w:r>
+                <w:rPr>
+                  <w:rStyle w:val="Hyperlink"/>
+                  <w:rFonts w:asciiTheme="majorHAnsi" w:hAnsiTheme="majorHAnsi" w:cs="Nirmala UI"/>
+                  <w:lang w:val="en-GB"/>
+                </w:rPr>
+                <w:t>https://arc.aiaa.org/doi/pdf/10.2514/6.2025-99648</w:t>
+              </w:r>
+            </w:hyperlink>
+          </w:p>
+          <w:p>
+            <w:pPr>
+              <w:pStyle w:val="ListParagraph"/>
+              <w:tabs>
+                <w:tab w:val="left" w:pos="5480"/>
+              </w:tabs>
+              <w:rPr>
+                <w:rFonts w:asciiTheme="majorHAnsi" w:hAnsiTheme="majorHAnsi" w:cs="Nirmala UI"/>
+                <w:lang w:val="en-GB"/>
+              </w:rPr>
+            </w:pPr>
+          </w:p>
+          <w:p>
+            <w:pPr>
+              <w:pStyle w:val="ListParagraph"/>
+              <w:tabs>
+                <w:tab w:val="left" w:pos="5480"/>
+              </w:tabs>
+              <w:rPr>
+                <w:rFonts w:asciiTheme="majorHAnsi" w:hAnsiTheme="majorHAnsi" w:cs="Nirmala UI"/>
+                <w:lang w:val="en-GB"/>
+              </w:rPr>
+            </w:pPr>
+            <w:hyperlink r:id="rId59" w:history="1">
+              <w:r>
+                <w:rPr>
+                  <w:rStyle w:val="Hyperlink"/>
+                  <w:rFonts w:asciiTheme="majorHAnsi" w:hAnsiTheme="majorHAnsi" w:cs="Nirmala UI"/>
+                  <w:lang w:val="en-GB"/>
+                </w:rPr>
+                <w:t>https://www.airbus.com/en/newsroom/stories/2023-02-safety-innovation-7-flight-envelope-protection</w:t>
+              </w:r>
+            </w:hyperlink>
+          </w:p>
+          <w:p>
+            <w:pPr>
+              <w:pStyle w:val="ListParagraph"/>
+              <w:tabs>
+                <w:tab w:val="left" w:pos="5480"/>
+              </w:tabs>
+              <w:rPr>
+                <w:rFonts w:asciiTheme="majorHAnsi" w:hAnsiTheme="majorHAnsi" w:cs="Nirmala UI"/>
+                <w:lang w:val="en-GB"/>
+              </w:rPr>
+            </w:pPr>
+          </w:p>
+          <w:p>
+            <w:pPr>
+              <w:pStyle w:val="ListParagraph"/>
+              <w:tabs>
+                <w:tab w:val="left" w:pos="5480"/>
+              </w:tabs>
+              <w:rPr>
+                <w:rFonts w:asciiTheme="majorHAnsi" w:hAnsiTheme="majorHAnsi" w:cs="Nirmala UI"/>
+                <w:lang w:val="en-GB"/>
+              </w:rPr>
+            </w:pPr>
+          </w:p>
+          <w:p>
+            <w:pPr>
+              <w:pStyle w:val="ListParagraph"/>
+              <w:numPr>
+                <w:ilvl w:val="0"/>
+                <w:numId w:val="21"/>
+              </w:numPr>
+              <w:tabs>
+                <w:tab w:val="left" w:pos="5480"/>
+              </w:tabs>
+              <w:rPr>
+                <w:rFonts w:asciiTheme="majorHAnsi" w:hAnsiTheme="majorHAnsi" w:cs="Nirmala UI"/>
+                <w:i/>
+                <w:iCs/>
+                <w:color w:val="EE0000"/>
+                <w:lang w:val="en-GB"/>
+              </w:rPr>
+            </w:pPr>
+            <w:r>
+              <w:rPr>
+                <w:rFonts w:asciiTheme="majorHAnsi" w:hAnsiTheme="majorHAnsi" w:cs="Nirmala UI"/>
+                <w:i/>
+                <w:iCs/>
+                <w:color w:val="EE0000"/>
+                <w:lang w:val="en-GB"/>
+              </w:rPr>
+              <w:t xml:space="preserve">Completed extra deliverable, </w:t>
+            </w:r>
+            <w:r>
+              <w:rPr>
+                <w:rFonts w:asciiTheme="majorHAnsi" w:hAnsiTheme="majorHAnsi" w:cs="Nirmala UI"/>
+                <w:i/>
+                <w:iCs/>
+                <w:color w:val="EE0000"/>
+                <w:lang w:val="en-GB"/>
+              </w:rPr>
+              <w:t>discussing the uses for an RTOS in a flight computer, now must wait until Wednesday to test codes and hope they work!</w:t>
+            </w:r>
+          </w:p>
+          <w:p>
+            <w:pPr>
+              <w:pStyle w:val="ListParagraph"/>
+              <w:tabs>
+                <w:tab w:val="left" w:pos="5480"/>
+              </w:tabs>
+              <w:spacing w:line="240" w:lineRule="auto"/>
+              <w:rPr>
+                <w:rFonts w:asciiTheme="majorHAnsi" w:hAnsiTheme="majorHAnsi" w:cs="Nirmala UI"/>
+              </w:rPr>
+            </w:pPr>
+          </w:p>
+          <w:p>
+            <w:pPr>
+              <w:tabs>
+                <w:tab w:val="left" w:pos="5480"/>
+              </w:tabs>
+              <w:spacing w:line="240" w:lineRule="auto"/>
+              <w:contextualSpacing/>
+              <w:jc w:val="center"/>
               <w:rPr>
                 <w:rFonts w:asciiTheme="majorHAnsi" w:hAnsiTheme="majorHAnsi" w:cs="Nirmala UI"/>
               </w:rPr>
@@ -8286,6 +9754,7 @@
           </w:p>
           <w:p>
             <w:pPr>
+              <w:shd w:val="clear" w:color="auto" w:fill="84E290" w:themeFill="accent3" w:themeFillTint="66"/>
               <w:tabs>
                 <w:tab w:val="left" w:pos="5480"/>
               </w:tabs>
@@ -8294,13 +9763,17 @@
               <w:jc w:val="center"/>
               <w:rPr>
                 <w:rFonts w:asciiTheme="majorHAnsi" w:hAnsiTheme="majorHAnsi" w:cs="Nirmala UI"/>
-              </w:rPr>
-            </w:pPr>
-            <w:r>
-              <w:rPr>
-                <w:rFonts w:asciiTheme="majorHAnsi" w:hAnsiTheme="majorHAnsi" w:cs="Nirmala UI"/>
-              </w:rPr>
-              <w:t>Total Hours Spent:</w:t>
+                <w:b/>
+                <w:bCs/>
+              </w:rPr>
+            </w:pPr>
+            <w:r>
+              <w:rPr>
+                <w:rFonts w:asciiTheme="majorHAnsi" w:hAnsiTheme="majorHAnsi" w:cs="Nirmala UI"/>
+                <w:b/>
+                <w:bCs/>
+              </w:rPr>
+              <w:t>Refining/Reflecting Stage</w:t>
             </w:r>
           </w:p>
           <w:p>
@@ -8319,7 +9792,38 @@
               <w:rPr>
                 <w:rFonts w:asciiTheme="majorHAnsi" w:hAnsiTheme="majorHAnsi" w:cs="Nirmala UI"/>
               </w:rPr>
+              <w:t>Total Hours Spent:</w:t>
+            </w:r>
+            <w:r>
+              <w:rPr>
+                <w:rFonts w:asciiTheme="majorHAnsi" w:hAnsiTheme="majorHAnsi" w:cs="Nirmala UI"/>
+              </w:rPr>
+              <w:t xml:space="preserve"> 3.5</w:t>
+            </w:r>
+          </w:p>
+          <w:p>
+            <w:pPr>
+              <w:tabs>
+                <w:tab w:val="left" w:pos="5480"/>
+              </w:tabs>
+              <w:spacing w:line="240" w:lineRule="auto"/>
+              <w:contextualSpacing/>
+              <w:jc w:val="center"/>
+              <w:rPr>
+                <w:rFonts w:asciiTheme="majorHAnsi" w:hAnsiTheme="majorHAnsi" w:cs="Nirmala UI"/>
+              </w:rPr>
+            </w:pPr>
+            <w:r>
+              <w:rPr>
+                <w:rFonts w:asciiTheme="majorHAnsi" w:hAnsiTheme="majorHAnsi" w:cs="Nirmala UI"/>
+              </w:rPr>
               <w:t>Running Total:</w:t>
+            </w:r>
+            <w:r>
+              <w:rPr>
+                <w:rFonts w:asciiTheme="majorHAnsi" w:hAnsiTheme="majorHAnsi" w:cs="Nirmala UI"/>
+              </w:rPr>
+              <w:t xml:space="preserve"> 32</w:t>
             </w:r>
           </w:p>
         </w:tc>
@@ -8444,7 +9948,7 @@
   <w:abstractNum w:abstractNumId="0" w15:restartNumberingAfterBreak="0">
     <w:nsid w:val="17392A73"/>
     <w:multiLevelType w:val="hybridMultilevel"/>
-    <w:tmpl w:val="E702EDE6"/>
+    <w:tmpl w:val="02A490D6"/>
     <w:lvl w:ilvl="0" w:tplc="DA9AD208">
       <w:start w:val="1"/>
       <w:numFmt w:val="bullet"/>
@@ -8783,7 +10287,7 @@
   <w:abstractNum w:abstractNumId="3" w15:restartNumberingAfterBreak="0">
     <w:nsid w:val="31816451"/>
     <w:multiLevelType w:val="hybridMultilevel"/>
-    <w:tmpl w:val="CB262236"/>
+    <w:tmpl w:val="6E08A738"/>
     <w:lvl w:ilvl="0" w:tplc="DA9AD208">
       <w:start w:val="1"/>
       <w:numFmt w:val="bullet"/>
@@ -9432,6 +10936,119 @@
     </w:lvl>
   </w:abstractNum>
   <w:abstractNum w:abstractNumId="9" w15:restartNumberingAfterBreak="0">
+    <w:nsid w:val="4B0E18A4"/>
+    <w:multiLevelType w:val="hybridMultilevel"/>
+    <w:tmpl w:val="8654B304"/>
+    <w:lvl w:ilvl="0" w:tplc="DA9AD208">
+      <w:start w:val="1"/>
+      <w:numFmt w:val="bullet"/>
+      <w:lvlText w:val=""/>
+      <w:lvlJc w:val="left"/>
+      <w:pPr>
+        <w:ind w:left="720" w:hanging="360"/>
+      </w:pPr>
+      <w:rPr>
+        <w:rFonts w:ascii="Wingdings" w:hAnsi="Wingdings" w:hint="default"/>
+      </w:rPr>
+    </w:lvl>
+    <w:lvl w:ilvl="1" w:tplc="08090003" w:tentative="1">
+      <w:start w:val="1"/>
+      <w:numFmt w:val="bullet"/>
+      <w:lvlText w:val="o"/>
+      <w:lvlJc w:val="left"/>
+      <w:pPr>
+        <w:ind w:left="1440" w:hanging="360"/>
+      </w:pPr>
+      <w:rPr>
+        <w:rFonts w:ascii="Courier New" w:hAnsi="Courier New" w:cs="Courier New" w:hint="default"/>
+      </w:rPr>
+    </w:lvl>
+    <w:lvl w:ilvl="2" w:tplc="08090005" w:tentative="1">
+      <w:start w:val="1"/>
+      <w:numFmt w:val="bullet"/>
+      <w:lvlText w:val=""/>
+      <w:lvlJc w:val="left"/>
+      <w:pPr>
+        <w:ind w:left="2160" w:hanging="360"/>
+      </w:pPr>
+      <w:rPr>
+        <w:rFonts w:ascii="Wingdings" w:hAnsi="Wingdings" w:hint="default"/>
+      </w:rPr>
+    </w:lvl>
+    <w:lvl w:ilvl="3" w:tplc="08090001" w:tentative="1">
+      <w:start w:val="1"/>
+      <w:numFmt w:val="bullet"/>
+      <w:lvlText w:val=""/>
+      <w:lvlJc w:val="left"/>
+      <w:pPr>
+        <w:ind w:left="2880" w:hanging="360"/>
+      </w:pPr>
+      <w:rPr>
+        <w:rFonts w:ascii="Symbol" w:hAnsi="Symbol" w:hint="default"/>
+      </w:rPr>
+    </w:lvl>
+    <w:lvl w:ilvl="4" w:tplc="08090003" w:tentative="1">
+      <w:start w:val="1"/>
+      <w:numFmt w:val="bullet"/>
+      <w:lvlText w:val="o"/>
+      <w:lvlJc w:val="left"/>
+      <w:pPr>
+        <w:ind w:left="3600" w:hanging="360"/>
+      </w:pPr>
+      <w:rPr>
+        <w:rFonts w:ascii="Courier New" w:hAnsi="Courier New" w:cs="Courier New" w:hint="default"/>
+      </w:rPr>
+    </w:lvl>
+    <w:lvl w:ilvl="5" w:tplc="08090005" w:tentative="1">
+      <w:start w:val="1"/>
+      <w:numFmt w:val="bullet"/>
+      <w:lvlText w:val=""/>
+      <w:lvlJc w:val="left"/>
+      <w:pPr>
+        <w:ind w:left="4320" w:hanging="360"/>
+      </w:pPr>
+      <w:rPr>
+        <w:rFonts w:ascii="Wingdings" w:hAnsi="Wingdings" w:hint="default"/>
+      </w:rPr>
+    </w:lvl>
+    <w:lvl w:ilvl="6" w:tplc="08090001" w:tentative="1">
+      <w:start w:val="1"/>
+      <w:numFmt w:val="bullet"/>
+      <w:lvlText w:val=""/>
+      <w:lvlJc w:val="left"/>
+      <w:pPr>
+        <w:ind w:left="5040" w:hanging="360"/>
+      </w:pPr>
+      <w:rPr>
+        <w:rFonts w:ascii="Symbol" w:hAnsi="Symbol" w:hint="default"/>
+      </w:rPr>
+    </w:lvl>
+    <w:lvl w:ilvl="7" w:tplc="08090003" w:tentative="1">
+      <w:start w:val="1"/>
+      <w:numFmt w:val="bullet"/>
+      <w:lvlText w:val="o"/>
+      <w:lvlJc w:val="left"/>
+      <w:pPr>
+        <w:ind w:left="5760" w:hanging="360"/>
+      </w:pPr>
+      <w:rPr>
+        <w:rFonts w:ascii="Courier New" w:hAnsi="Courier New" w:cs="Courier New" w:hint="default"/>
+      </w:rPr>
+    </w:lvl>
+    <w:lvl w:ilvl="8" w:tplc="08090005" w:tentative="1">
+      <w:start w:val="1"/>
+      <w:numFmt w:val="bullet"/>
+      <w:lvlText w:val=""/>
+      <w:lvlJc w:val="left"/>
+      <w:pPr>
+        <w:ind w:left="6480" w:hanging="360"/>
+      </w:pPr>
+      <w:rPr>
+        <w:rFonts w:ascii="Wingdings" w:hAnsi="Wingdings" w:hint="default"/>
+      </w:rPr>
+    </w:lvl>
+  </w:abstractNum>
+  <w:abstractNum w:abstractNumId="10" w15:restartNumberingAfterBreak="0">
     <w:nsid w:val="551F455F"/>
     <w:multiLevelType w:val="hybridMultilevel"/>
     <w:tmpl w:val="88ACD9D6"/>
@@ -9544,7 +11161,7 @@
       </w:rPr>
     </w:lvl>
   </w:abstractNum>
-  <w:abstractNum w:abstractNumId="10" w15:restartNumberingAfterBreak="0">
+  <w:abstractNum w:abstractNumId="11" w15:restartNumberingAfterBreak="0">
     <w:nsid w:val="5E0F33A6"/>
     <w:multiLevelType w:val="hybridMultilevel"/>
     <w:tmpl w:val="50E24CA2"/>
@@ -9657,7 +11274,7 @@
       </w:rPr>
     </w:lvl>
   </w:abstractNum>
-  <w:abstractNum w:abstractNumId="11" w15:restartNumberingAfterBreak="0">
+  <w:abstractNum w:abstractNumId="12" w15:restartNumberingAfterBreak="0">
     <w:nsid w:val="5F09291D"/>
     <w:multiLevelType w:val="hybridMultilevel"/>
     <w:tmpl w:val="F7A29908"/>
@@ -9770,7 +11387,7 @@
       </w:rPr>
     </w:lvl>
   </w:abstractNum>
-  <w:abstractNum w:abstractNumId="12" w15:restartNumberingAfterBreak="0">
+  <w:abstractNum w:abstractNumId="13" w15:restartNumberingAfterBreak="0">
     <w:nsid w:val="5FAC20B5"/>
     <w:multiLevelType w:val="hybridMultilevel"/>
     <w:tmpl w:val="A712FCC8"/>
@@ -9883,7 +11500,7 @@
       </w:rPr>
     </w:lvl>
   </w:abstractNum>
-  <w:abstractNum w:abstractNumId="13" w15:restartNumberingAfterBreak="0">
+  <w:abstractNum w:abstractNumId="14" w15:restartNumberingAfterBreak="0">
     <w:nsid w:val="5FF63203"/>
     <w:multiLevelType w:val="hybridMultilevel"/>
     <w:tmpl w:val="C97AD77A"/>
@@ -9996,7 +11613,7 @@
       </w:rPr>
     </w:lvl>
   </w:abstractNum>
-  <w:abstractNum w:abstractNumId="14" w15:restartNumberingAfterBreak="0">
+  <w:abstractNum w:abstractNumId="15" w15:restartNumberingAfterBreak="0">
     <w:nsid w:val="5FFB6DDB"/>
     <w:multiLevelType w:val="hybridMultilevel"/>
     <w:tmpl w:val="858A9232"/>
@@ -10109,7 +11726,7 @@
       </w:rPr>
     </w:lvl>
   </w:abstractNum>
-  <w:abstractNum w:abstractNumId="15" w15:restartNumberingAfterBreak="0">
+  <w:abstractNum w:abstractNumId="16" w15:restartNumberingAfterBreak="0">
     <w:nsid w:val="69E71DD7"/>
     <w:multiLevelType w:val="hybridMultilevel"/>
     <w:tmpl w:val="FACE5970"/>
@@ -10222,7 +11839,7 @@
       </w:rPr>
     </w:lvl>
   </w:abstractNum>
-  <w:abstractNum w:abstractNumId="16" w15:restartNumberingAfterBreak="0">
+  <w:abstractNum w:abstractNumId="17" w15:restartNumberingAfterBreak="0">
     <w:nsid w:val="6C7D43B9"/>
     <w:multiLevelType w:val="hybridMultilevel"/>
     <w:tmpl w:val="35A4266A"/>
@@ -10335,7 +11952,7 @@
       </w:rPr>
     </w:lvl>
   </w:abstractNum>
-  <w:abstractNum w:abstractNumId="17" w15:restartNumberingAfterBreak="0">
+  <w:abstractNum w:abstractNumId="18" w15:restartNumberingAfterBreak="0">
     <w:nsid w:val="73A84158"/>
     <w:multiLevelType w:val="hybridMultilevel"/>
     <w:tmpl w:val="B2C819A0"/>
@@ -10448,7 +12065,7 @@
       </w:rPr>
     </w:lvl>
   </w:abstractNum>
-  <w:abstractNum w:abstractNumId="18" w15:restartNumberingAfterBreak="0">
+  <w:abstractNum w:abstractNumId="19" w15:restartNumberingAfterBreak="0">
     <w:nsid w:val="75A054B4"/>
     <w:multiLevelType w:val="hybridMultilevel"/>
     <w:tmpl w:val="1CE62202"/>
@@ -10561,7 +12178,156 @@
       </w:rPr>
     </w:lvl>
   </w:abstractNum>
-  <w:abstractNum w:abstractNumId="19" w15:restartNumberingAfterBreak="0">
+  <w:abstractNum w:abstractNumId="20" w15:restartNumberingAfterBreak="0">
+    <w:nsid w:val="7C07716C"/>
+    <w:multiLevelType w:val="multilevel"/>
+    <w:tmpl w:val="19ECB3E8"/>
+    <w:lvl w:ilvl="0">
+      <w:start w:val="1"/>
+      <w:numFmt w:val="bullet"/>
+      <w:lvlText w:val=""/>
+      <w:lvlJc w:val="left"/>
+      <w:pPr>
+        <w:tabs>
+          <w:tab w:val="num" w:pos="720"/>
+        </w:tabs>
+        <w:ind w:left="720" w:hanging="360"/>
+      </w:pPr>
+      <w:rPr>
+        <w:rFonts w:ascii="Symbol" w:hAnsi="Symbol" w:hint="default"/>
+        <w:sz w:val="20"/>
+      </w:rPr>
+    </w:lvl>
+    <w:lvl w:ilvl="1">
+      <w:start w:val="1"/>
+      <w:numFmt w:val="bullet"/>
+      <w:lvlText w:val="o"/>
+      <w:lvlJc w:val="left"/>
+      <w:pPr>
+        <w:tabs>
+          <w:tab w:val="num" w:pos="1440"/>
+        </w:tabs>
+        <w:ind w:left="1440" w:hanging="360"/>
+      </w:pPr>
+      <w:rPr>
+        <w:rFonts w:ascii="Courier New" w:hAnsi="Courier New" w:hint="default"/>
+        <w:sz w:val="20"/>
+      </w:rPr>
+    </w:lvl>
+    <w:lvl w:ilvl="2" w:tentative="1">
+      <w:start w:val="1"/>
+      <w:numFmt w:val="bullet"/>
+      <w:lvlText w:val=""/>
+      <w:lvlJc w:val="left"/>
+      <w:pPr>
+        <w:tabs>
+          <w:tab w:val="num" w:pos="2160"/>
+        </w:tabs>
+        <w:ind w:left="2160" w:hanging="360"/>
+      </w:pPr>
+      <w:rPr>
+        <w:rFonts w:ascii="Wingdings" w:hAnsi="Wingdings" w:hint="default"/>
+        <w:sz w:val="20"/>
+      </w:rPr>
+    </w:lvl>
+    <w:lvl w:ilvl="3" w:tentative="1">
+      <w:start w:val="1"/>
+      <w:numFmt w:val="bullet"/>
+      <w:lvlText w:val=""/>
+      <w:lvlJc w:val="left"/>
+      <w:pPr>
+        <w:tabs>
+          <w:tab w:val="num" w:pos="2880"/>
+        </w:tabs>
+        <w:ind w:left="2880" w:hanging="360"/>
+      </w:pPr>
+      <w:rPr>
+        <w:rFonts w:ascii="Wingdings" w:hAnsi="Wingdings" w:hint="default"/>
+        <w:sz w:val="20"/>
+      </w:rPr>
+    </w:lvl>
+    <w:lvl w:ilvl="4" w:tentative="1">
+      <w:start w:val="1"/>
+      <w:numFmt w:val="bullet"/>
+      <w:lvlText w:val=""/>
+      <w:lvlJc w:val="left"/>
+      <w:pPr>
+        <w:tabs>
+          <w:tab w:val="num" w:pos="3600"/>
+        </w:tabs>
+        <w:ind w:left="3600" w:hanging="360"/>
+      </w:pPr>
+      <w:rPr>
+        <w:rFonts w:ascii="Wingdings" w:hAnsi="Wingdings" w:hint="default"/>
+        <w:sz w:val="20"/>
+      </w:rPr>
+    </w:lvl>
+    <w:lvl w:ilvl="5" w:tentative="1">
+      <w:start w:val="1"/>
+      <w:numFmt w:val="bullet"/>
+      <w:lvlText w:val=""/>
+      <w:lvlJc w:val="left"/>
+      <w:pPr>
+        <w:tabs>
+          <w:tab w:val="num" w:pos="4320"/>
+        </w:tabs>
+        <w:ind w:left="4320" w:hanging="360"/>
+      </w:pPr>
+      <w:rPr>
+        <w:rFonts w:ascii="Wingdings" w:hAnsi="Wingdings" w:hint="default"/>
+        <w:sz w:val="20"/>
+      </w:rPr>
+    </w:lvl>
+    <w:lvl w:ilvl="6" w:tentative="1">
+      <w:start w:val="1"/>
+      <w:numFmt w:val="bullet"/>
+      <w:lvlText w:val=""/>
+      <w:lvlJc w:val="left"/>
+      <w:pPr>
+        <w:tabs>
+          <w:tab w:val="num" w:pos="5040"/>
+        </w:tabs>
+        <w:ind w:left="5040" w:hanging="360"/>
+      </w:pPr>
+      <w:rPr>
+        <w:rFonts w:ascii="Wingdings" w:hAnsi="Wingdings" w:hint="default"/>
+        <w:sz w:val="20"/>
+      </w:rPr>
+    </w:lvl>
+    <w:lvl w:ilvl="7" w:tentative="1">
+      <w:start w:val="1"/>
+      <w:numFmt w:val="bullet"/>
+      <w:lvlText w:val=""/>
+      <w:lvlJc w:val="left"/>
+      <w:pPr>
+        <w:tabs>
+          <w:tab w:val="num" w:pos="5760"/>
+        </w:tabs>
+        <w:ind w:left="5760" w:hanging="360"/>
+      </w:pPr>
+      <w:rPr>
+        <w:rFonts w:ascii="Wingdings" w:hAnsi="Wingdings" w:hint="default"/>
+        <w:sz w:val="20"/>
+      </w:rPr>
+    </w:lvl>
+    <w:lvl w:ilvl="8" w:tentative="1">
+      <w:start w:val="1"/>
+      <w:numFmt w:val="bullet"/>
+      <w:lvlText w:val=""/>
+      <w:lvlJc w:val="left"/>
+      <w:pPr>
+        <w:tabs>
+          <w:tab w:val="num" w:pos="6480"/>
+        </w:tabs>
+        <w:ind w:left="6480" w:hanging="360"/>
+      </w:pPr>
+      <w:rPr>
+        <w:rFonts w:ascii="Wingdings" w:hAnsi="Wingdings" w:hint="default"/>
+        <w:sz w:val="20"/>
+      </w:rPr>
+    </w:lvl>
+  </w:abstractNum>
+  <w:abstractNum w:abstractNumId="21" w15:restartNumberingAfterBreak="0">
     <w:nsid w:val="7C6873E5"/>
     <w:multiLevelType w:val="multilevel"/>
     <w:tmpl w:val="DE0ABEFA"/>
@@ -10711,25 +12477,25 @@
     </w:lvl>
   </w:abstractNum>
   <w:num w:numId="1" w16cid:durableId="376782374">
-    <w:abstractNumId w:val="15"/>
+    <w:abstractNumId w:val="16"/>
   </w:num>
   <w:num w:numId="2" w16cid:durableId="199510199">
-    <w:abstractNumId w:val="11"/>
+    <w:abstractNumId w:val="12"/>
   </w:num>
   <w:num w:numId="3" w16cid:durableId="1241328162">
     <w:abstractNumId w:val="1"/>
   </w:num>
   <w:num w:numId="4" w16cid:durableId="2127848435">
-    <w:abstractNumId w:val="19"/>
+    <w:abstractNumId w:val="21"/>
   </w:num>
   <w:num w:numId="5" w16cid:durableId="1575704934">
-    <w:abstractNumId w:val="16"/>
+    <w:abstractNumId w:val="17"/>
   </w:num>
   <w:num w:numId="6" w16cid:durableId="1555848857">
-    <w:abstractNumId w:val="13"/>
+    <w:abstractNumId w:val="14"/>
   </w:num>
   <w:num w:numId="7" w16cid:durableId="1619068462">
-    <w:abstractNumId w:val="9"/>
+    <w:abstractNumId w:val="10"/>
   </w:num>
   <w:num w:numId="8" w16cid:durableId="227692250">
     <w:abstractNumId w:val="5"/>
@@ -10738,7 +12504,7 @@
     <w:abstractNumId w:val="4"/>
   </w:num>
   <w:num w:numId="10" w16cid:durableId="1893299710">
-    <w:abstractNumId w:val="18"/>
+    <w:abstractNumId w:val="19"/>
   </w:num>
   <w:num w:numId="11" w16cid:durableId="654802416">
     <w:abstractNumId w:val="3"/>
@@ -10747,7 +12513,7 @@
     <w:abstractNumId w:val="2"/>
   </w:num>
   <w:num w:numId="13" w16cid:durableId="1369985768">
-    <w:abstractNumId w:val="12"/>
+    <w:abstractNumId w:val="13"/>
   </w:num>
   <w:num w:numId="14" w16cid:durableId="1482380877">
     <w:abstractNumId w:val="0"/>
@@ -10762,13 +12528,19 @@
     <w:abstractNumId w:val="8"/>
   </w:num>
   <w:num w:numId="18" w16cid:durableId="416022719">
-    <w:abstractNumId w:val="14"/>
+    <w:abstractNumId w:val="15"/>
   </w:num>
   <w:num w:numId="19" w16cid:durableId="2114401775">
-    <w:abstractNumId w:val="10"/>
+    <w:abstractNumId w:val="11"/>
   </w:num>
   <w:num w:numId="20" w16cid:durableId="1927419137">
-    <w:abstractNumId w:val="17"/>
+    <w:abstractNumId w:val="18"/>
+  </w:num>
+  <w:num w:numId="21" w16cid:durableId="143086695">
+    <w:abstractNumId w:val="9"/>
+  </w:num>
+  <w:num w:numId="22" w16cid:durableId="630945030">
+    <w:abstractNumId w:val="20"/>
   </w:num>
 </w:numbering>
 </file>
@@ -11388,7 +13160,6 @@
   <w:style w:type="character" w:default="1" w:styleId="DefaultParagraphFont">
     <w:name w:val="Default Paragraph Font"/>
     <w:uiPriority w:val="1"/>
-    <w:semiHidden/>
     <w:unhideWhenUsed/>
   </w:style>
   <w:style w:type="table" w:default="1" w:styleId="TableNormal">

--- a/PAST Logbook - Zoe Haggett.docx
+++ b/PAST Logbook - Zoe Haggett.docx
@@ -659,6 +659,73 @@
           <w:rFonts w:asciiTheme="minorHAnsi" w:hAnsiTheme="minorHAnsi"/>
           <w:color w:val="000000" w:themeColor="text1"/>
         </w:rPr>
+      </w:pPr>
+      <w:r>
+        <w:rPr>
+          <w:rFonts w:asciiTheme="minorHAnsi" w:hAnsiTheme="minorHAnsi"/>
+          <w:color w:val="000000" w:themeColor="text1"/>
+        </w:rPr>
+        <w:t>How the system would handle task failures.</w:t>
+      </w:r>
+    </w:p>
+    <w:p>
+      <w:pPr>
+        <w:spacing w:line="276" w:lineRule="auto"/>
+        <w:rPr>
+          <w:rFonts w:asciiTheme="minorHAnsi" w:hAnsiTheme="minorHAnsi"/>
+          <w:color w:val="000000" w:themeColor="text1"/>
+        </w:rPr>
+      </w:pPr>
+    </w:p>
+    <w:p>
+      <w:pPr>
+        <w:spacing w:line="276" w:lineRule="auto"/>
+        <w:rPr>
+          <w:rFonts w:asciiTheme="minorHAnsi" w:hAnsiTheme="minorHAnsi"/>
+          <w:color w:val="000000" w:themeColor="text1"/>
+        </w:rPr>
+      </w:pPr>
+    </w:p>
+    <w:p>
+      <w:pPr>
+        <w:spacing w:line="276" w:lineRule="auto"/>
+        <w:rPr>
+          <w:rFonts w:asciiTheme="minorHAnsi" w:hAnsiTheme="minorHAnsi"/>
+          <w:color w:val="000000" w:themeColor="text1"/>
+        </w:rPr>
+      </w:pPr>
+    </w:p>
+    <w:p>
+      <w:pPr>
+        <w:shd w:val="clear" w:color="auto" w:fill="FAE2D5" w:themeFill="accent2" w:themeFillTint="33"/>
+        <w:spacing w:line="276" w:lineRule="auto"/>
+        <w:rPr>
+          <w:rFonts w:asciiTheme="minorHAnsi" w:hAnsiTheme="minorHAnsi"/>
+          <w:b/>
+          <w:bCs/>
+          <w:color w:val="EE0000"/>
+        </w:rPr>
+      </w:pPr>
+      <w:r>
+        <w:rPr>
+          <w:rFonts w:asciiTheme="minorHAnsi" w:hAnsiTheme="minorHAnsi"/>
+          <w:b/>
+          <w:bCs/>
+          <w:color w:val="EE0000"/>
+        </w:rPr>
+        <w:t>Link to GitHub Repository</w:t>
+      </w:r>
+    </w:p>
+    <w:p>
+      <w:pPr>
+        <w:shd w:val="clear" w:color="auto" w:fill="FAE2D5" w:themeFill="accent2" w:themeFillTint="33"/>
+        <w:spacing w:line="276" w:lineRule="auto"/>
+        <w:rPr>
+          <w:rFonts w:asciiTheme="minorHAnsi" w:hAnsiTheme="minorHAnsi"/>
+          <w:b/>
+          <w:bCs/>
+          <w:color w:val="EE0000"/>
+        </w:rPr>
         <w:sectPr>
           <w:headerReference w:type="default" r:id="rId10"/>
           <w:pgSz w:w="11906" w:h="16838"/>
@@ -668,12 +735,25 @@
           <w:docGrid w:linePitch="360"/>
         </w:sectPr>
       </w:pPr>
+      <w:hyperlink r:id="rId11" w:history="1">
+        <w:r>
+          <w:rPr>
+            <w:rStyle w:val="Hyperlink"/>
+            <w:rFonts w:asciiTheme="minorHAnsi" w:hAnsiTheme="minorHAnsi"/>
+            <w:b/>
+            <w:bCs/>
+          </w:rPr>
+          <w:t>https://github.com/zoe-haggett/Zoe-Haggett---Software---5.05-RTOS.git</w:t>
+        </w:r>
+      </w:hyperlink>
       <w:r>
         <w:rPr>
           <w:rFonts w:asciiTheme="minorHAnsi" w:hAnsiTheme="minorHAnsi"/>
-          <w:color w:val="000000" w:themeColor="text1"/>
+          <w:b/>
+          <w:bCs/>
+          <w:color w:val="EE0000"/>
         </w:rPr>
-        <w:t>How the system would handle task failures.</w:t>
+        <w:t xml:space="preserve"> </w:t>
       </w:r>
     </w:p>
     <w:tbl>
@@ -1382,7 +1462,7 @@
                 <w:bCs/>
               </w:rPr>
             </w:pPr>
-            <w:hyperlink r:id="rId11" w:history="1">
+            <w:hyperlink r:id="rId12" w:history="1">
               <w:r>
                 <w:rPr>
                   <w:rStyle w:val="Hyperlink"/>
@@ -1402,7 +1482,7 @@
               </w:tabs>
               <w:spacing w:line="240" w:lineRule="auto"/>
             </w:pPr>
-            <w:hyperlink r:id="rId12" w:history="1">
+            <w:hyperlink r:id="rId13" w:history="1">
               <w:r>
                 <w:rPr>
                   <w:rStyle w:val="Hyperlink"/>
@@ -1633,7 +1713,7 @@
               </w:rPr>
               <w:t xml:space="preserve">Read through attached beginners guide - </w:t>
             </w:r>
-            <w:hyperlink r:id="rId13" w:history="1">
+            <w:hyperlink r:id="rId14" w:history="1">
               <w:r>
                 <w:rPr>
                   <w:rStyle w:val="Hyperlink"/>
@@ -1747,7 +1827,7 @@
                           <pic:cNvPicPr/>
                         </pic:nvPicPr>
                         <pic:blipFill>
-                          <a:blip r:embed="rId14"/>
+                          <a:blip r:embed="rId15"/>
                           <a:stretch>
                             <a:fillRect/>
                           </a:stretch>
@@ -1817,7 +1897,7 @@
                 <w:rFonts w:asciiTheme="majorHAnsi" w:hAnsiTheme="majorHAnsi" w:cs="Nirmala UI"/>
               </w:rPr>
             </w:pPr>
-            <w:hyperlink r:id="rId15" w:history="1">
+            <w:hyperlink r:id="rId16" w:history="1">
               <w:r>
                 <w:rPr>
                   <w:rStyle w:val="Hyperlink"/>
@@ -1926,7 +2006,6 @@
                 <w:b/>
                 <w:bCs/>
               </w:rPr>
-              <w:lastRenderedPageBreak/>
               <w:t xml:space="preserve">WEEK 2: </w:t>
             </w:r>
             <w:r>
@@ -2127,7 +2206,7 @@
               </w:tabs>
               <w:spacing w:line="240" w:lineRule="auto"/>
             </w:pPr>
-            <w:hyperlink r:id="rId16" w:history="1">
+            <w:hyperlink r:id="rId17" w:history="1">
               <w:r>
                 <w:rPr>
                   <w:rStyle w:val="Hyperlink"/>
@@ -2147,7 +2226,7 @@
                 <w:color w:val="000000" w:themeColor="text1"/>
               </w:rPr>
             </w:pPr>
-            <w:hyperlink r:id="rId17" w:anchor="google_vignette" w:history="1">
+            <w:hyperlink r:id="rId18" w:anchor="google_vignette" w:history="1">
               <w:r>
                 <w:rPr>
                   <w:rStyle w:val="Hyperlink"/>
@@ -2161,7 +2240,7 @@
               <w:pStyle w:val="ListParagraph"/>
               <w:spacing w:line="276" w:lineRule="auto"/>
             </w:pPr>
-            <w:hyperlink r:id="rId18" w:history="1">
+            <w:hyperlink r:id="rId19" w:history="1">
               <w:r>
                 <w:rPr>
                   <w:rStyle w:val="Hyperlink"/>
@@ -2491,7 +2570,7 @@
                 <w:bCs/>
               </w:rPr>
             </w:pPr>
-            <w:hyperlink r:id="rId19" w:history="1">
+            <w:hyperlink r:id="rId20" w:history="1">
               <w:r>
                 <w:rPr>
                   <w:rStyle w:val="Hyperlink"/>
@@ -2530,7 +2609,7 @@
                 <w:bCs/>
               </w:rPr>
             </w:pPr>
-            <w:hyperlink r:id="rId20" w:history="1">
+            <w:hyperlink r:id="rId21" w:history="1">
               <w:r>
                 <w:rPr>
                   <w:rStyle w:val="Hyperlink"/>
@@ -2569,7 +2648,7 @@
                 <w:bCs/>
               </w:rPr>
             </w:pPr>
-            <w:hyperlink r:id="rId21" w:history="1">
+            <w:hyperlink r:id="rId22" w:history="1">
               <w:r>
                 <w:rPr>
                   <w:rStyle w:val="Hyperlink"/>
@@ -3013,7 +3092,7 @@
               </w:tabs>
               <w:spacing w:line="240" w:lineRule="auto"/>
             </w:pPr>
-            <w:hyperlink r:id="rId22" w:history="1">
+            <w:hyperlink r:id="rId23" w:history="1">
               <w:r>
                 <w:rPr>
                   <w:rStyle w:val="Hyperlink"/>
@@ -3064,7 +3143,7 @@
                           <pic:cNvPicPr/>
                         </pic:nvPicPr>
                         <pic:blipFill>
-                          <a:blip r:embed="rId23"/>
+                          <a:blip r:embed="rId24"/>
                           <a:stretch>
                             <a:fillRect/>
                           </a:stretch>
@@ -3201,7 +3280,7 @@
                 <w:noProof/>
               </w:rPr>
               <w:drawing>
-                <wp:anchor distT="0" distB="0" distL="114300" distR="114300" simplePos="0" relativeHeight="251661312" behindDoc="1" locked="0" layoutInCell="1" allowOverlap="1" wp14:anchorId="5C2F1801" wp14:editId="77CB204B">
+                <wp:anchor distT="0" distB="0" distL="114300" distR="114300" simplePos="0" relativeHeight="251661312" behindDoc="1" locked="0" layoutInCell="1" allowOverlap="1" wp14:anchorId="5C2F1801" wp14:editId="54BE0503">
                   <wp:simplePos x="0" y="0"/>
                   <wp:positionH relativeFrom="column">
                     <wp:posOffset>448310</wp:posOffset>
@@ -3232,7 +3311,7 @@
                           <pic:cNvPicPr/>
                         </pic:nvPicPr>
                         <pic:blipFill>
-                          <a:blip r:embed="rId24" cstate="print">
+                          <a:blip r:embed="rId25" cstate="print">
                             <a:extLst>
                               <a:ext uri="{28A0092B-C50C-407E-A947-70E740481C1C}">
                                 <a14:useLocalDpi xmlns:a14="http://schemas.microsoft.com/office/drawing/2010/main" val="0"/>
@@ -3427,7 +3506,7 @@
                           <pic:cNvPicPr/>
                         </pic:nvPicPr>
                         <pic:blipFill>
-                          <a:blip r:embed="rId25">
+                          <a:blip r:embed="rId26">
                             <a:extLst>
                               <a:ext uri="{28A0092B-C50C-407E-A947-70E740481C1C}">
                                 <a14:useLocalDpi xmlns:a14="http://schemas.microsoft.com/office/drawing/2010/main" val="0"/>
@@ -3531,7 +3610,7 @@
               </w:rPr>
               <w:lastRenderedPageBreak/>
               <w:drawing>
-                <wp:anchor distT="0" distB="0" distL="114300" distR="114300" simplePos="0" relativeHeight="251662336" behindDoc="1" locked="0" layoutInCell="1" allowOverlap="1" wp14:anchorId="78CF7EA5" wp14:editId="77439C2B">
+                <wp:anchor distT="0" distB="0" distL="114300" distR="114300" simplePos="0" relativeHeight="251662336" behindDoc="1" locked="0" layoutInCell="1" allowOverlap="1" wp14:anchorId="78CF7EA5" wp14:editId="10EFA5F3">
                   <wp:simplePos x="0" y="0"/>
                   <wp:positionH relativeFrom="column">
                     <wp:posOffset>456799</wp:posOffset>
@@ -3562,7 +3641,7 @@
                           <pic:cNvPicPr/>
                         </pic:nvPicPr>
                         <pic:blipFill>
-                          <a:blip r:embed="rId26" cstate="print">
+                          <a:blip r:embed="rId27" cstate="print">
                             <a:extLst>
                               <a:ext uri="{28A0092B-C50C-407E-A947-70E740481C1C}">
                                 <a14:useLocalDpi xmlns:a14="http://schemas.microsoft.com/office/drawing/2010/main" val="0"/>
@@ -3826,7 +3905,7 @@
                 <w:rFonts w:asciiTheme="majorHAnsi" w:hAnsiTheme="majorHAnsi" w:cs="Nirmala UI"/>
               </w:rPr>
             </w:pPr>
-            <w:hyperlink r:id="rId27" w:history="1">
+            <w:hyperlink r:id="rId28" w:history="1">
               <w:r>
                 <w:rPr>
                   <w:rStyle w:val="Hyperlink"/>
@@ -3853,7 +3932,7 @@
                 <w:rFonts w:asciiTheme="majorHAnsi" w:hAnsiTheme="majorHAnsi" w:cs="Nirmala UI"/>
               </w:rPr>
             </w:pPr>
-            <w:hyperlink r:id="rId28" w:history="1">
+            <w:hyperlink r:id="rId29" w:history="1">
               <w:r>
                 <w:rPr>
                   <w:rStyle w:val="Hyperlink"/>
@@ -3874,7 +3953,7 @@
                 <w:rFonts w:asciiTheme="majorHAnsi" w:hAnsiTheme="majorHAnsi" w:cs="Nirmala UI"/>
               </w:rPr>
             </w:pPr>
-            <w:hyperlink r:id="rId29" w:history="1">
+            <w:hyperlink r:id="rId30" w:history="1">
               <w:r>
                 <w:rPr>
                   <w:rStyle w:val="Hyperlink"/>
@@ -4239,7 +4318,7 @@
                           <pic:cNvPicPr/>
                         </pic:nvPicPr>
                         <pic:blipFill>
-                          <a:blip r:embed="rId30"/>
+                          <a:blip r:embed="rId31"/>
                           <a:stretch>
                             <a:fillRect/>
                           </a:stretch>
@@ -4315,7 +4394,7 @@
                           </pic:cNvPicPr>
                         </pic:nvPicPr>
                         <pic:blipFill>
-                          <a:blip r:embed="rId31" cstate="print">
+                          <a:blip r:embed="rId32" cstate="print">
                             <a:extLst>
                               <a:ext uri="{28A0092B-C50C-407E-A947-70E740481C1C}">
                                 <a14:useLocalDpi xmlns:a14="http://schemas.microsoft.com/office/drawing/2010/main" val="0"/>
@@ -4395,7 +4474,7 @@
                           </pic:cNvPicPr>
                         </pic:nvPicPr>
                         <pic:blipFill>
-                          <a:blip r:embed="rId32" cstate="print">
+                          <a:blip r:embed="rId33" cstate="print">
                             <a:extLst>
                               <a:ext uri="{28A0092B-C50C-407E-A947-70E740481C1C}">
                                 <a14:useLocalDpi xmlns:a14="http://schemas.microsoft.com/office/drawing/2010/main" val="0"/>
@@ -4555,7 +4634,7 @@
                 <w:rFonts w:asciiTheme="majorHAnsi" w:hAnsiTheme="majorHAnsi" w:cs="Nirmala UI"/>
               </w:rPr>
             </w:pPr>
-            <w:hyperlink r:id="rId33" w:history="1">
+            <w:hyperlink r:id="rId34" w:history="1">
               <w:r>
                 <w:rPr>
                   <w:rStyle w:val="Hyperlink"/>
@@ -4649,7 +4728,7 @@
               </w:rPr>
               <w:t xml:space="preserve">: </w:t>
             </w:r>
-            <w:hyperlink r:id="rId34" w:history="1">
+            <w:hyperlink r:id="rId35" w:history="1">
               <w:r>
                 <w:rPr>
                   <w:rStyle w:val="Hyperlink"/>
@@ -4686,7 +4765,7 @@
               </w:rPr>
               <w:t xml:space="preserve">Gathered functions from: </w:t>
             </w:r>
-            <w:hyperlink r:id="rId35" w:history="1">
+            <w:hyperlink r:id="rId36" w:history="1">
               <w:r>
                 <w:rPr>
                   <w:rStyle w:val="Hyperlink"/>
@@ -4767,7 +4846,7 @@
                           <pic:cNvPicPr/>
                         </pic:nvPicPr>
                         <pic:blipFill>
-                          <a:blip r:embed="rId36"/>
+                          <a:blip r:embed="rId37"/>
                           <a:stretch>
                             <a:fillRect/>
                           </a:stretch>
@@ -4846,7 +4925,7 @@
                           <pic:cNvPicPr/>
                         </pic:nvPicPr>
                         <pic:blipFill>
-                          <a:blip r:embed="rId37" cstate="print">
+                          <a:blip r:embed="rId38" cstate="print">
                             <a:extLst>
                               <a:ext uri="{28A0092B-C50C-407E-A947-70E740481C1C}">
                                 <a14:useLocalDpi xmlns:a14="http://schemas.microsoft.com/office/drawing/2010/main" val="0"/>
@@ -4950,7 +5029,7 @@
                           <pic:cNvPicPr/>
                         </pic:nvPicPr>
                         <pic:blipFill>
-                          <a:blip r:embed="rId38">
+                          <a:blip r:embed="rId39">
                             <a:extLst>
                               <a:ext uri="{28A0092B-C50C-407E-A947-70E740481C1C}">
                                 <a14:useLocalDpi xmlns:a14="http://schemas.microsoft.com/office/drawing/2010/main" val="0"/>
@@ -5353,7 +5432,7 @@
                 <w:color w:val="000000" w:themeColor="text1"/>
               </w:rPr>
             </w:pPr>
-            <w:hyperlink r:id="rId39" w:history="1">
+            <w:hyperlink r:id="rId40" w:history="1">
               <w:r>
                 <w:rPr>
                   <w:rStyle w:val="Hyperlink"/>
@@ -5372,7 +5451,7 @@
                 <w:color w:val="000000" w:themeColor="text1"/>
               </w:rPr>
             </w:pPr>
-            <w:hyperlink r:id="rId40" w:history="1">
+            <w:hyperlink r:id="rId41" w:history="1">
               <w:r>
                 <w:rPr>
                   <w:rStyle w:val="Hyperlink"/>
@@ -5391,7 +5470,7 @@
                 <w:color w:val="000000" w:themeColor="text1"/>
               </w:rPr>
             </w:pPr>
-            <w:hyperlink r:id="rId41" w:history="1">
+            <w:hyperlink r:id="rId42" w:history="1">
               <w:r>
                 <w:rPr>
                   <w:rStyle w:val="Hyperlink"/>
@@ -5445,7 +5524,6 @@
                 <w:b/>
                 <w:bCs/>
               </w:rPr>
-              <w:lastRenderedPageBreak/>
               <w:t xml:space="preserve">WEEK </w:t>
             </w:r>
             <w:r>
@@ -6240,7 +6318,7 @@
                 <w:noProof/>
               </w:rPr>
               <w:drawing>
-                <wp:anchor distT="0" distB="0" distL="114300" distR="114300" simplePos="0" relativeHeight="251667456" behindDoc="1" locked="0" layoutInCell="1" allowOverlap="1" wp14:anchorId="4BA1CC15" wp14:editId="632400E7">
+                <wp:anchor distT="0" distB="0" distL="114300" distR="114300" simplePos="0" relativeHeight="251667456" behindDoc="1" locked="0" layoutInCell="1" allowOverlap="1" wp14:anchorId="4BA1CC15" wp14:editId="5E8AE13C">
                   <wp:simplePos x="0" y="0"/>
                   <wp:positionH relativeFrom="column">
                     <wp:posOffset>480060</wp:posOffset>
@@ -6271,7 +6349,7 @@
                           <pic:cNvPicPr/>
                         </pic:nvPicPr>
                         <pic:blipFill>
-                          <a:blip r:embed="rId42" cstate="print">
+                          <a:blip r:embed="rId43" cstate="print">
                             <a:extLst>
                               <a:ext uri="{28A0092B-C50C-407E-A947-70E740481C1C}">
                                 <a14:useLocalDpi xmlns:a14="http://schemas.microsoft.com/office/drawing/2010/main" val="0"/>
@@ -6501,7 +6579,7 @@
                           <pic:cNvPicPr/>
                         </pic:nvPicPr>
                         <pic:blipFill>
-                          <a:blip r:embed="rId43">
+                          <a:blip r:embed="rId44">
                             <a:extLst>
                               <a:ext uri="{28A0092B-C50C-407E-A947-70E740481C1C}">
                                 <a14:useLocalDpi xmlns:a14="http://schemas.microsoft.com/office/drawing/2010/main" val="0"/>
@@ -6637,7 +6715,7 @@
                           <pic:cNvPicPr/>
                         </pic:nvPicPr>
                         <pic:blipFill rotWithShape="1">
-                          <a:blip r:embed="rId44"/>
+                          <a:blip r:embed="rId45"/>
                           <a:srcRect l="3517"/>
                           <a:stretch>
                             <a:fillRect/>
@@ -6740,7 +6818,7 @@
                 <w:noProof/>
               </w:rPr>
               <w:drawing>
-                <wp:anchor distT="0" distB="0" distL="114300" distR="114300" simplePos="0" relativeHeight="251669504" behindDoc="1" locked="0" layoutInCell="1" allowOverlap="1" wp14:anchorId="47F9DE19" wp14:editId="3A6C2DC0">
+                <wp:anchor distT="0" distB="0" distL="114300" distR="114300" simplePos="0" relativeHeight="251669504" behindDoc="1" locked="0" layoutInCell="1" allowOverlap="1" wp14:anchorId="47F9DE19" wp14:editId="5678420D">
                   <wp:simplePos x="0" y="0"/>
                   <wp:positionH relativeFrom="column">
                     <wp:posOffset>442929</wp:posOffset>
@@ -6771,7 +6849,7 @@
                           <pic:cNvPicPr/>
                         </pic:nvPicPr>
                         <pic:blipFill>
-                          <a:blip r:embed="rId45" cstate="print">
+                          <a:blip r:embed="rId46" cstate="print">
                             <a:extLst>
                               <a:ext uri="{28A0092B-C50C-407E-A947-70E740481C1C}">
                                 <a14:useLocalDpi xmlns:a14="http://schemas.microsoft.com/office/drawing/2010/main" val="0"/>
@@ -7020,7 +7098,7 @@
                           <pic:cNvPicPr/>
                         </pic:nvPicPr>
                         <pic:blipFill>
-                          <a:blip r:embed="rId46"/>
+                          <a:blip r:embed="rId47"/>
                           <a:stretch>
                             <a:fillRect/>
                           </a:stretch>
@@ -7194,7 +7272,7 @@
                           <pic:cNvPicPr/>
                         </pic:nvPicPr>
                         <pic:blipFill>
-                          <a:blip r:embed="rId47"/>
+                          <a:blip r:embed="rId48"/>
                           <a:stretch>
                             <a:fillRect/>
                           </a:stretch>
@@ -7324,7 +7402,7 @@
                           <pic:cNvPicPr/>
                         </pic:nvPicPr>
                         <pic:blipFill>
-                          <a:blip r:embed="rId48"/>
+                          <a:blip r:embed="rId49"/>
                           <a:stretch>
                             <a:fillRect/>
                           </a:stretch>
@@ -7477,7 +7555,7 @@
                           <pic:cNvPicPr/>
                         </pic:nvPicPr>
                         <pic:blipFill>
-                          <a:blip r:embed="rId49"/>
+                          <a:blip r:embed="rId50"/>
                           <a:stretch>
                             <a:fillRect/>
                           </a:stretch>
@@ -7686,7 +7764,7 @@
                           <pic:cNvPicPr/>
                         </pic:nvPicPr>
                         <pic:blipFill>
-                          <a:blip r:embed="rId50"/>
+                          <a:blip r:embed="rId51"/>
                           <a:stretch>
                             <a:fillRect/>
                           </a:stretch>
@@ -7799,7 +7877,7 @@
                           <pic:cNvPicPr/>
                         </pic:nvPicPr>
                         <pic:blipFill>
-                          <a:blip r:embed="rId51"/>
+                          <a:blip r:embed="rId52"/>
                           <a:stretch>
                             <a:fillRect/>
                           </a:stretch>
@@ -7978,7 +8056,7 @@
                           <pic:cNvPicPr/>
                         </pic:nvPicPr>
                         <pic:blipFill>
-                          <a:blip r:embed="rId52">
+                          <a:blip r:embed="rId53">
                             <a:extLst>
                               <a:ext uri="{28A0092B-C50C-407E-A947-70E740481C1C}">
                                 <a14:useLocalDpi xmlns:a14="http://schemas.microsoft.com/office/drawing/2010/main" val="0"/>
@@ -8010,7 +8088,7 @@
                 <w:noProof/>
               </w:rPr>
               <w:drawing>
-                <wp:anchor distT="0" distB="0" distL="114300" distR="114300" simplePos="0" relativeHeight="251670528" behindDoc="1" locked="0" layoutInCell="1" allowOverlap="1" wp14:anchorId="6E406FD5" wp14:editId="547F805C">
+                <wp:anchor distT="0" distB="0" distL="114300" distR="114300" simplePos="0" relativeHeight="251670528" behindDoc="1" locked="0" layoutInCell="1" allowOverlap="1" wp14:anchorId="6E406FD5" wp14:editId="0F65FBC4">
                   <wp:simplePos x="0" y="0"/>
                   <wp:positionH relativeFrom="column">
                     <wp:posOffset>473977</wp:posOffset>
@@ -8041,7 +8119,7 @@
                           <pic:cNvPicPr/>
                         </pic:nvPicPr>
                         <pic:blipFill>
-                          <a:blip r:embed="rId53" cstate="print">
+                          <a:blip r:embed="rId54" cstate="print">
                             <a:extLst>
                               <a:ext uri="{28A0092B-C50C-407E-A947-70E740481C1C}">
                                 <a14:useLocalDpi xmlns:a14="http://schemas.microsoft.com/office/drawing/2010/main" val="0"/>
@@ -8630,7 +8708,7 @@
               </w:rPr>
               <w:t xml:space="preserve">Used </w:t>
             </w:r>
-            <w:hyperlink r:id="rId54" w:history="1">
+            <w:hyperlink r:id="rId55" w:history="1">
               <w:r>
                 <w:rPr>
                   <w:rStyle w:val="Hyperlink"/>
@@ -8706,9 +8784,10 @@
             <w:r>
               <w:rPr>
                 <w:rFonts w:asciiTheme="majorHAnsi" w:hAnsiTheme="majorHAnsi" w:cs="Nirmala UI"/>
+                <w:noProof/>
               </w:rPr>
               <w:drawing>
-                <wp:anchor distT="0" distB="0" distL="114300" distR="114300" simplePos="0" relativeHeight="251673600" behindDoc="1" locked="0" layoutInCell="1" allowOverlap="1" wp14:anchorId="39F5D0DD" wp14:editId="63A77939">
+                <wp:anchor distT="0" distB="0" distL="114300" distR="114300" simplePos="0" relativeHeight="251673600" behindDoc="1" locked="0" layoutInCell="1" allowOverlap="1" wp14:anchorId="39F5D0DD" wp14:editId="6C418116">
                   <wp:simplePos x="0" y="0"/>
                   <wp:positionH relativeFrom="column">
                     <wp:posOffset>420370</wp:posOffset>
@@ -8739,7 +8818,7 @@
                           <pic:cNvPicPr/>
                         </pic:nvPicPr>
                         <pic:blipFill>
-                          <a:blip r:embed="rId55" cstate="print">
+                          <a:blip r:embed="rId56" cstate="print">
                             <a:extLst>
                               <a:ext uri="{28A0092B-C50C-407E-A947-70E740481C1C}">
                                 <a14:useLocalDpi xmlns:a14="http://schemas.microsoft.com/office/drawing/2010/main" val="0"/>
@@ -8927,6 +9006,7 @@
             <w:r>
               <w:rPr>
                 <w:rFonts w:asciiTheme="majorHAnsi" w:hAnsiTheme="majorHAnsi" w:cs="Nirmala UI"/>
+                <w:noProof/>
               </w:rPr>
               <w:drawing>
                 <wp:anchor distT="0" distB="0" distL="114300" distR="114300" simplePos="0" relativeHeight="251672576" behindDoc="1" locked="0" layoutInCell="1" allowOverlap="1" wp14:anchorId="4F582A05" wp14:editId="52345114">
@@ -8960,7 +9040,7 @@
                           <pic:cNvPicPr/>
                         </pic:nvPicPr>
                         <pic:blipFill>
-                          <a:blip r:embed="rId56" cstate="print">
+                          <a:blip r:embed="rId57" cstate="print">
                             <a:extLst>
                               <a:ext uri="{28A0092B-C50C-407E-A947-70E740481C1C}">
                                 <a14:useLocalDpi xmlns:a14="http://schemas.microsoft.com/office/drawing/2010/main" val="0"/>
@@ -9510,7 +9590,7 @@
                 <w:lang w:val="en-GB"/>
               </w:rPr>
             </w:pPr>
-            <w:hyperlink r:id="rId57" w:history="1">
+            <w:hyperlink r:id="rId58" w:history="1">
               <w:r>
                 <w:rPr>
                   <w:rStyle w:val="Hyperlink"/>
@@ -9544,7 +9624,7 @@
                 <w:lang w:val="en-GB"/>
               </w:rPr>
             </w:pPr>
-            <w:hyperlink r:id="rId58" w:history="1">
+            <w:hyperlink r:id="rId59" w:history="1">
               <w:r>
                 <w:rPr>
                   <w:rStyle w:val="Hyperlink"/>
@@ -9578,7 +9658,7 @@
                 <w:lang w:val="en-GB"/>
               </w:rPr>
             </w:pPr>
-            <w:hyperlink r:id="rId59" w:history="1">
+            <w:hyperlink r:id="rId60" w:history="1">
               <w:r>
                 <w:rPr>
                   <w:rStyle w:val="Hyperlink"/>
@@ -9798,7 +9878,13 @@
               <w:rPr>
                 <w:rFonts w:asciiTheme="majorHAnsi" w:hAnsiTheme="majorHAnsi" w:cs="Nirmala UI"/>
               </w:rPr>
-              <w:t xml:space="preserve"> 3.5</w:t>
+              <w:t xml:space="preserve"> </w:t>
+            </w:r>
+            <w:r>
+              <w:rPr>
+                <w:rFonts w:asciiTheme="majorHAnsi" w:hAnsiTheme="majorHAnsi" w:cs="Nirmala UI"/>
+              </w:rPr>
+              <w:t>2</w:t>
             </w:r>
           </w:p>
           <w:p>
@@ -9823,7 +9909,19 @@
               <w:rPr>
                 <w:rFonts w:asciiTheme="majorHAnsi" w:hAnsiTheme="majorHAnsi" w:cs="Nirmala UI"/>
               </w:rPr>
-              <w:t xml:space="preserve"> 32</w:t>
+              <w:t xml:space="preserve"> 3</w:t>
+            </w:r>
+            <w:r>
+              <w:rPr>
+                <w:rFonts w:asciiTheme="majorHAnsi" w:hAnsiTheme="majorHAnsi" w:cs="Nirmala UI"/>
+              </w:rPr>
+              <w:t>0</w:t>
+            </w:r>
+            <w:r>
+              <w:rPr>
+                <w:rFonts w:asciiTheme="majorHAnsi" w:hAnsiTheme="majorHAnsi" w:cs="Nirmala UI"/>
+              </w:rPr>
+              <w:t>.5</w:t>
             </w:r>
           </w:p>
         </w:tc>
@@ -9836,6 +9934,793 @@
           <w:tcPr>
             <w:tcW w:w="10545" w:type="dxa"/>
           </w:tcPr>
+          <w:p>
+            <w:pPr>
+              <w:tabs>
+                <w:tab w:val="left" w:pos="5480"/>
+              </w:tabs>
+              <w:spacing w:line="240" w:lineRule="auto"/>
+              <w:contextualSpacing/>
+              <w:rPr>
+                <w:rFonts w:asciiTheme="majorHAnsi" w:hAnsiTheme="majorHAnsi" w:cs="Nirmala UI"/>
+              </w:rPr>
+            </w:pPr>
+          </w:p>
+          <w:p>
+            <w:pPr>
+              <w:tabs>
+                <w:tab w:val="left" w:pos="5480"/>
+              </w:tabs>
+              <w:spacing w:line="240" w:lineRule="auto"/>
+              <w:contextualSpacing/>
+              <w:rPr>
+                <w:rFonts w:asciiTheme="majorHAnsi" w:hAnsiTheme="majorHAnsi" w:cs="Nirmala UI"/>
+                <w:i/>
+                <w:iCs/>
+              </w:rPr>
+            </w:pPr>
+            <w:r>
+              <w:rPr>
+                <w:rFonts w:asciiTheme="majorHAnsi" w:hAnsiTheme="majorHAnsi" w:cs="Nirmala UI"/>
+                <w:b/>
+                <w:bCs/>
+              </w:rPr>
+              <w:t xml:space="preserve">14/10/26            </w:t>
+            </w:r>
+            <w:r>
+              <w:rPr>
+                <w:rFonts w:asciiTheme="majorHAnsi" w:hAnsiTheme="majorHAnsi" w:cs="Nirmala UI"/>
+              </w:rPr>
+              <w:t xml:space="preserve">                                                                                                                                                                            </w:t>
+            </w:r>
+            <w:r>
+              <w:rPr>
+                <w:rFonts w:asciiTheme="majorHAnsi" w:hAnsiTheme="majorHAnsi" w:cs="Nirmala UI"/>
+                <w:i/>
+                <w:iCs/>
+              </w:rPr>
+              <w:t>Hours: 2</w:t>
+            </w:r>
+          </w:p>
+          <w:p>
+            <w:pPr>
+              <w:tabs>
+                <w:tab w:val="left" w:pos="5480"/>
+              </w:tabs>
+              <w:spacing w:line="240" w:lineRule="auto"/>
+              <w:contextualSpacing/>
+              <w:rPr>
+                <w:rFonts w:asciiTheme="majorHAnsi" w:hAnsiTheme="majorHAnsi" w:cs="Nirmala UI"/>
+                <w:i/>
+                <w:iCs/>
+              </w:rPr>
+            </w:pPr>
+          </w:p>
+          <w:p>
+            <w:pPr>
+              <w:pStyle w:val="ListParagraph"/>
+              <w:numPr>
+                <w:ilvl w:val="0"/>
+                <w:numId w:val="23"/>
+              </w:numPr>
+              <w:tabs>
+                <w:tab w:val="left" w:pos="5480"/>
+              </w:tabs>
+              <w:spacing w:line="240" w:lineRule="auto"/>
+              <w:rPr>
+                <w:rFonts w:asciiTheme="majorHAnsi" w:hAnsiTheme="majorHAnsi" w:cs="Nirmala UI"/>
+              </w:rPr>
+            </w:pPr>
+            <w:r>
+              <w:rPr>
+                <w:rFonts w:asciiTheme="majorHAnsi" w:hAnsiTheme="majorHAnsi" w:cs="Nirmala UI"/>
+              </w:rPr>
+              <w:t xml:space="preserve">Came in </w:t>
+            </w:r>
+            <w:r>
+              <w:rPr>
+                <w:rFonts w:asciiTheme="majorHAnsi" w:hAnsiTheme="majorHAnsi" w:cs="Nirmala UI"/>
+              </w:rPr>
+              <w:t xml:space="preserve">on </w:t>
+            </w:r>
+            <w:r>
+              <w:rPr>
+                <w:rFonts w:asciiTheme="majorHAnsi" w:hAnsiTheme="majorHAnsi" w:cs="Nirmala UI"/>
+              </w:rPr>
+              <w:t>Wednesday session to test codes</w:t>
+            </w:r>
+            <w:r>
+              <w:rPr>
+                <w:rFonts w:asciiTheme="majorHAnsi" w:hAnsiTheme="majorHAnsi" w:cs="Nirmala UI"/>
+              </w:rPr>
+              <w:t xml:space="preserve"> for both deliverables</w:t>
+            </w:r>
+            <w:r>
+              <w:rPr>
+                <w:rFonts w:asciiTheme="majorHAnsi" w:hAnsiTheme="majorHAnsi" w:cs="Nirmala UI"/>
+              </w:rPr>
+              <w:t xml:space="preserve"> (praying they work</w:t>
+            </w:r>
+            <w:proofErr w:type="gramStart"/>
+            <w:r>
+              <w:rPr>
+                <w:rFonts w:asciiTheme="majorHAnsi" w:hAnsiTheme="majorHAnsi" w:cs="Nirmala UI"/>
+              </w:rPr>
+              <w:t>…..</w:t>
+            </w:r>
+            <w:proofErr w:type="gramEnd"/>
+            <w:r>
+              <w:rPr>
+                <w:rFonts w:asciiTheme="majorHAnsi" w:hAnsiTheme="majorHAnsi" w:cs="Nirmala UI"/>
+              </w:rPr>
+              <w:t>).</w:t>
+            </w:r>
+          </w:p>
+          <w:p>
+            <w:pPr>
+              <w:pStyle w:val="ListParagraph"/>
+              <w:numPr>
+                <w:ilvl w:val="0"/>
+                <w:numId w:val="24"/>
+              </w:numPr>
+              <w:tabs>
+                <w:tab w:val="left" w:pos="5480"/>
+              </w:tabs>
+              <w:spacing w:line="240" w:lineRule="auto"/>
+              <w:rPr>
+                <w:rFonts w:asciiTheme="majorHAnsi" w:hAnsiTheme="majorHAnsi" w:cs="Nirmala UI"/>
+              </w:rPr>
+            </w:pPr>
+            <w:r>
+              <w:rPr>
+                <w:rFonts w:asciiTheme="majorHAnsi" w:hAnsiTheme="majorHAnsi" w:cs="Nirmala UI"/>
+              </w:rPr>
+              <w:t>First code deliverable worked! Flashed like the photos attached for the demo.</w:t>
+            </w:r>
+          </w:p>
+          <w:p>
+            <w:pPr>
+              <w:pStyle w:val="ListParagraph"/>
+              <w:numPr>
+                <w:ilvl w:val="0"/>
+                <w:numId w:val="24"/>
+              </w:numPr>
+              <w:tabs>
+                <w:tab w:val="left" w:pos="5480"/>
+              </w:tabs>
+              <w:spacing w:line="240" w:lineRule="auto"/>
+              <w:rPr>
+                <w:rFonts w:asciiTheme="majorHAnsi" w:hAnsiTheme="majorHAnsi" w:cs="Nirmala UI"/>
+              </w:rPr>
+            </w:pPr>
+            <w:r>
+              <w:rPr>
+                <w:rFonts w:asciiTheme="majorHAnsi" w:hAnsiTheme="majorHAnsi" w:cs="Nirmala UI"/>
+              </w:rPr>
+              <w:t>When trying to test second deliverable (not extended version, normal console version), it kept giving me an error.</w:t>
+            </w:r>
+          </w:p>
+          <w:p>
+            <w:pPr>
+              <w:pStyle w:val="ListParagraph"/>
+              <w:tabs>
+                <w:tab w:val="left" w:pos="5480"/>
+              </w:tabs>
+              <w:spacing w:line="240" w:lineRule="auto"/>
+              <w:ind w:left="1440"/>
+              <w:rPr>
+                <w:rFonts w:asciiTheme="majorHAnsi" w:hAnsiTheme="majorHAnsi" w:cs="Nirmala UI"/>
+              </w:rPr>
+            </w:pPr>
+          </w:p>
+          <w:p>
+            <w:pPr>
+              <w:pStyle w:val="ListParagraph"/>
+              <w:tabs>
+                <w:tab w:val="left" w:pos="5480"/>
+              </w:tabs>
+              <w:spacing w:line="240" w:lineRule="auto"/>
+              <w:ind w:left="1440"/>
+              <w:rPr>
+                <w:rFonts w:asciiTheme="majorHAnsi" w:hAnsiTheme="majorHAnsi" w:cs="Nirmala UI"/>
+              </w:rPr>
+            </w:pPr>
+            <w:r>
+              <w:rPr>
+                <w:rFonts w:asciiTheme="majorHAnsi" w:hAnsiTheme="majorHAnsi" w:cs="Nirmala UI"/>
+                <w:noProof/>
+              </w:rPr>
+              <w:drawing>
+                <wp:inline distT="0" distB="0" distL="0" distR="0" wp14:anchorId="63D3ECAD" wp14:editId="30C72847">
+                  <wp:extent cx="2611175" cy="658981"/>
+                  <wp:effectExtent l="0" t="0" r="0" b="8255"/>
+                  <wp:docPr id="46128327" name="Picture 1"/>
+                  <wp:cNvGraphicFramePr>
+                    <a:graphicFrameLocks xmlns:a="http://schemas.openxmlformats.org/drawingml/2006/main" noChangeAspect="1"/>
+                  </wp:cNvGraphicFramePr>
+                  <a:graphic xmlns:a="http://schemas.openxmlformats.org/drawingml/2006/main">
+                    <a:graphicData uri="http://schemas.openxmlformats.org/drawingml/2006/picture">
+                      <pic:pic xmlns:pic="http://schemas.openxmlformats.org/drawingml/2006/picture">
+                        <pic:nvPicPr>
+                          <pic:cNvPr id="46128327" name=""/>
+                          <pic:cNvPicPr/>
+                        </pic:nvPicPr>
+                        <pic:blipFill>
+                          <a:blip r:embed="rId61"/>
+                          <a:stretch>
+                            <a:fillRect/>
+                          </a:stretch>
+                        </pic:blipFill>
+                        <pic:spPr>
+                          <a:xfrm>
+                            <a:off x="0" y="0"/>
+                            <a:ext cx="2657649" cy="670710"/>
+                          </a:xfrm>
+                          <a:prstGeom prst="rect">
+                            <a:avLst/>
+                          </a:prstGeom>
+                        </pic:spPr>
+                      </pic:pic>
+                    </a:graphicData>
+                  </a:graphic>
+                </wp:inline>
+              </w:drawing>
+            </w:r>
+          </w:p>
+          <w:p>
+            <w:pPr>
+              <w:pStyle w:val="ListParagraph"/>
+              <w:tabs>
+                <w:tab w:val="left" w:pos="5480"/>
+              </w:tabs>
+              <w:spacing w:line="240" w:lineRule="auto"/>
+              <w:ind w:left="1440"/>
+              <w:rPr>
+                <w:rFonts w:asciiTheme="majorHAnsi" w:hAnsiTheme="majorHAnsi" w:cs="Nirmala UI"/>
+              </w:rPr>
+            </w:pPr>
+          </w:p>
+          <w:p>
+            <w:pPr>
+              <w:pStyle w:val="ListParagraph"/>
+              <w:numPr>
+                <w:ilvl w:val="0"/>
+                <w:numId w:val="24"/>
+              </w:numPr>
+              <w:tabs>
+                <w:tab w:val="left" w:pos="5480"/>
+              </w:tabs>
+              <w:spacing w:line="240" w:lineRule="auto"/>
+              <w:rPr>
+                <w:rFonts w:asciiTheme="majorHAnsi" w:hAnsiTheme="majorHAnsi" w:cs="Nirmala UI"/>
+              </w:rPr>
+            </w:pPr>
+            <w:r>
+              <w:rPr>
+                <w:rFonts w:asciiTheme="majorHAnsi" w:hAnsiTheme="majorHAnsi" w:cs="Nirmala UI"/>
+              </w:rPr>
+              <w:t>After re-opening the files</w:t>
+            </w:r>
+            <w:r>
+              <w:rPr>
+                <w:rFonts w:asciiTheme="majorHAnsi" w:hAnsiTheme="majorHAnsi" w:cs="Nirmala UI"/>
+              </w:rPr>
+              <w:t>, rebuilding the project, and connecting to console,</w:t>
+            </w:r>
+          </w:p>
+          <w:p>
+            <w:pPr>
+              <w:pStyle w:val="ListParagraph"/>
+              <w:tabs>
+                <w:tab w:val="left" w:pos="5480"/>
+              </w:tabs>
+              <w:spacing w:line="240" w:lineRule="auto"/>
+              <w:ind w:left="1440"/>
+              <w:rPr>
+                <w:rFonts w:asciiTheme="majorHAnsi" w:hAnsiTheme="majorHAnsi" w:cs="Nirmala UI"/>
+              </w:rPr>
+            </w:pPr>
+            <w:r>
+              <w:rPr>
+                <w:rFonts w:asciiTheme="majorHAnsi" w:hAnsiTheme="majorHAnsi" w:cs="Nirmala UI"/>
+              </w:rPr>
+              <w:drawing>
+                <wp:inline distT="0" distB="0" distL="0" distR="0" wp14:anchorId="004B41B5" wp14:editId="62246EBB">
+                  <wp:extent cx="5124713" cy="1447874"/>
+                  <wp:effectExtent l="0" t="0" r="0" b="0"/>
+                  <wp:docPr id="772172218" name="Picture 1"/>
+                  <wp:cNvGraphicFramePr>
+                    <a:graphicFrameLocks xmlns:a="http://schemas.openxmlformats.org/drawingml/2006/main" noChangeAspect="1"/>
+                  </wp:cNvGraphicFramePr>
+                  <a:graphic xmlns:a="http://schemas.openxmlformats.org/drawingml/2006/main">
+                    <a:graphicData uri="http://schemas.openxmlformats.org/drawingml/2006/picture">
+                      <pic:pic xmlns:pic="http://schemas.openxmlformats.org/drawingml/2006/picture">
+                        <pic:nvPicPr>
+                          <pic:cNvPr id="772172218" name=""/>
+                          <pic:cNvPicPr/>
+                        </pic:nvPicPr>
+                        <pic:blipFill>
+                          <a:blip r:embed="rId62"/>
+                          <a:stretch>
+                            <a:fillRect/>
+                          </a:stretch>
+                        </pic:blipFill>
+                        <pic:spPr>
+                          <a:xfrm>
+                            <a:off x="0" y="0"/>
+                            <a:ext cx="5124713" cy="1447874"/>
+                          </a:xfrm>
+                          <a:prstGeom prst="rect">
+                            <a:avLst/>
+                          </a:prstGeom>
+                        </pic:spPr>
+                      </pic:pic>
+                    </a:graphicData>
+                  </a:graphic>
+                </wp:inline>
+              </w:drawing>
+            </w:r>
+          </w:p>
+          <w:p>
+            <w:pPr>
+              <w:pStyle w:val="ListParagraph"/>
+              <w:tabs>
+                <w:tab w:val="left" w:pos="5480"/>
+              </w:tabs>
+              <w:spacing w:line="240" w:lineRule="auto"/>
+              <w:ind w:left="1440"/>
+              <w:rPr>
+                <w:rFonts w:asciiTheme="majorHAnsi" w:hAnsiTheme="majorHAnsi" w:cs="Nirmala UI"/>
+              </w:rPr>
+            </w:pPr>
+            <w:r>
+              <w:rPr>
+                <w:rFonts w:asciiTheme="majorHAnsi" w:hAnsiTheme="majorHAnsi" w:cs="Nirmala UI"/>
+              </w:rPr>
+              <w:t>It worked! Yay!</w:t>
+            </w:r>
+          </w:p>
+          <w:p>
+            <w:pPr>
+              <w:pStyle w:val="ListParagraph"/>
+              <w:tabs>
+                <w:tab w:val="left" w:pos="5480"/>
+              </w:tabs>
+              <w:spacing w:line="240" w:lineRule="auto"/>
+              <w:ind w:left="1440"/>
+              <w:rPr>
+                <w:rFonts w:asciiTheme="majorHAnsi" w:hAnsiTheme="majorHAnsi" w:cs="Nirmala UI"/>
+              </w:rPr>
+            </w:pPr>
+          </w:p>
+          <w:p>
+            <w:pPr>
+              <w:pStyle w:val="ListParagraph"/>
+              <w:numPr>
+                <w:ilvl w:val="0"/>
+                <w:numId w:val="24"/>
+              </w:numPr>
+              <w:tabs>
+                <w:tab w:val="left" w:pos="5480"/>
+              </w:tabs>
+              <w:spacing w:line="240" w:lineRule="auto"/>
+              <w:rPr>
+                <w:rFonts w:asciiTheme="majorHAnsi" w:hAnsiTheme="majorHAnsi" w:cs="Nirmala UI"/>
+              </w:rPr>
+            </w:pPr>
+            <w:r>
+              <w:rPr>
+                <w:rFonts w:asciiTheme="majorHAnsi" w:hAnsiTheme="majorHAnsi" w:cs="Nirmala UI"/>
+              </w:rPr>
+              <w:t>Trying to run final extended version of second code deliverable.</w:t>
+            </w:r>
+          </w:p>
+          <w:p>
+            <w:pPr>
+              <w:pStyle w:val="ListParagraph"/>
+              <w:tabs>
+                <w:tab w:val="left" w:pos="5480"/>
+              </w:tabs>
+              <w:spacing w:line="240" w:lineRule="auto"/>
+              <w:ind w:left="1440"/>
+              <w:rPr>
+                <w:rFonts w:asciiTheme="majorHAnsi" w:hAnsiTheme="majorHAnsi" w:cs="Nirmala UI"/>
+              </w:rPr>
+            </w:pPr>
+            <w:r>
+              <w:rPr>
+                <w:rFonts w:asciiTheme="majorHAnsi" w:hAnsiTheme="majorHAnsi" w:cs="Nirmala UI"/>
+              </w:rPr>
+              <w:drawing>
+                <wp:inline distT="0" distB="0" distL="0" distR="0" wp14:anchorId="5D43A048" wp14:editId="14A660D1">
+                  <wp:extent cx="5507502" cy="1361926"/>
+                  <wp:effectExtent l="0" t="0" r="0" b="0"/>
+                  <wp:docPr id="642703592" name="Picture 1"/>
+                  <wp:cNvGraphicFramePr>
+                    <a:graphicFrameLocks xmlns:a="http://schemas.openxmlformats.org/drawingml/2006/main" noChangeAspect="1"/>
+                  </wp:cNvGraphicFramePr>
+                  <a:graphic xmlns:a="http://schemas.openxmlformats.org/drawingml/2006/main">
+                    <a:graphicData uri="http://schemas.openxmlformats.org/drawingml/2006/picture">
+                      <pic:pic xmlns:pic="http://schemas.openxmlformats.org/drawingml/2006/picture">
+                        <pic:nvPicPr>
+                          <pic:cNvPr id="642703592" name=""/>
+                          <pic:cNvPicPr/>
+                        </pic:nvPicPr>
+                        <pic:blipFill>
+                          <a:blip r:embed="rId63"/>
+                          <a:stretch>
+                            <a:fillRect/>
+                          </a:stretch>
+                        </pic:blipFill>
+                        <pic:spPr>
+                          <a:xfrm>
+                            <a:off x="0" y="0"/>
+                            <a:ext cx="5513376" cy="1363379"/>
+                          </a:xfrm>
+                          <a:prstGeom prst="rect">
+                            <a:avLst/>
+                          </a:prstGeom>
+                        </pic:spPr>
+                      </pic:pic>
+                    </a:graphicData>
+                  </a:graphic>
+                </wp:inline>
+              </w:drawing>
+            </w:r>
+          </w:p>
+          <w:p>
+            <w:pPr>
+              <w:pStyle w:val="ListParagraph"/>
+              <w:tabs>
+                <w:tab w:val="left" w:pos="5480"/>
+              </w:tabs>
+              <w:spacing w:line="240" w:lineRule="auto"/>
+              <w:rPr>
+                <w:rFonts w:asciiTheme="majorHAnsi" w:hAnsiTheme="majorHAnsi" w:cs="Nirmala UI"/>
+              </w:rPr>
+            </w:pPr>
+          </w:p>
+          <w:p>
+            <w:pPr>
+              <w:pStyle w:val="ListParagraph"/>
+              <w:tabs>
+                <w:tab w:val="left" w:pos="5480"/>
+              </w:tabs>
+              <w:spacing w:line="240" w:lineRule="auto"/>
+              <w:ind w:left="1440"/>
+              <w:rPr>
+                <w:rFonts w:asciiTheme="majorHAnsi" w:hAnsiTheme="majorHAnsi" w:cs="Nirmala UI"/>
+              </w:rPr>
+            </w:pPr>
+            <w:r>
+              <w:rPr>
+                <w:rFonts w:asciiTheme="majorHAnsi" w:hAnsiTheme="majorHAnsi" w:cs="Nirmala UI"/>
+              </w:rPr>
+              <w:drawing>
+                <wp:inline distT="0" distB="0" distL="0" distR="0" wp14:anchorId="4402A98D" wp14:editId="5B9F24D8">
+                  <wp:extent cx="5521569" cy="940245"/>
+                  <wp:effectExtent l="0" t="0" r="3175" b="0"/>
+                  <wp:docPr id="1269865844" name="Picture 1"/>
+                  <wp:cNvGraphicFramePr>
+                    <a:graphicFrameLocks xmlns:a="http://schemas.openxmlformats.org/drawingml/2006/main" noChangeAspect="1"/>
+                  </wp:cNvGraphicFramePr>
+                  <a:graphic xmlns:a="http://schemas.openxmlformats.org/drawingml/2006/main">
+                    <a:graphicData uri="http://schemas.openxmlformats.org/drawingml/2006/picture">
+                      <pic:pic xmlns:pic="http://schemas.openxmlformats.org/drawingml/2006/picture">
+                        <pic:nvPicPr>
+                          <pic:cNvPr id="1269865844" name=""/>
+                          <pic:cNvPicPr/>
+                        </pic:nvPicPr>
+                        <pic:blipFill>
+                          <a:blip r:embed="rId64"/>
+                          <a:stretch>
+                            <a:fillRect/>
+                          </a:stretch>
+                        </pic:blipFill>
+                        <pic:spPr>
+                          <a:xfrm>
+                            <a:off x="0" y="0"/>
+                            <a:ext cx="5566262" cy="947856"/>
+                          </a:xfrm>
+                          <a:prstGeom prst="rect">
+                            <a:avLst/>
+                          </a:prstGeom>
+                        </pic:spPr>
+                      </pic:pic>
+                    </a:graphicData>
+                  </a:graphic>
+                </wp:inline>
+              </w:drawing>
+            </w:r>
+          </w:p>
+          <w:p>
+            <w:pPr>
+              <w:pStyle w:val="ListParagraph"/>
+              <w:tabs>
+                <w:tab w:val="left" w:pos="5480"/>
+              </w:tabs>
+              <w:spacing w:line="240" w:lineRule="auto"/>
+              <w:ind w:left="1440"/>
+              <w:rPr>
+                <w:rFonts w:asciiTheme="majorHAnsi" w:hAnsiTheme="majorHAnsi" w:cs="Nirmala UI"/>
+              </w:rPr>
+            </w:pPr>
+          </w:p>
+          <w:p>
+            <w:pPr>
+              <w:pStyle w:val="ListParagraph"/>
+              <w:tabs>
+                <w:tab w:val="left" w:pos="5480"/>
+              </w:tabs>
+              <w:spacing w:line="240" w:lineRule="auto"/>
+              <w:ind w:left="1440"/>
+              <w:rPr>
+                <w:rFonts w:asciiTheme="majorHAnsi" w:hAnsiTheme="majorHAnsi" w:cs="Nirmala UI"/>
+              </w:rPr>
+            </w:pPr>
+            <w:r>
+              <w:rPr>
+                <w:rFonts w:asciiTheme="majorHAnsi" w:hAnsiTheme="majorHAnsi" w:cs="Nirmala UI"/>
+              </w:rPr>
+              <w:t xml:space="preserve">Console </w:t>
+            </w:r>
+            <w:r>
+              <w:rPr>
+                <w:rFonts w:asciiTheme="majorHAnsi" w:hAnsiTheme="majorHAnsi" w:cs="Nirmala UI"/>
+              </w:rPr>
+              <w:t>message received and blinks on microcontroller work!</w:t>
+            </w:r>
+          </w:p>
+          <w:p>
+            <w:pPr>
+              <w:pStyle w:val="ListParagraph"/>
+              <w:tabs>
+                <w:tab w:val="left" w:pos="5480"/>
+              </w:tabs>
+              <w:spacing w:line="240" w:lineRule="auto"/>
+              <w:ind w:left="1440"/>
+              <w:rPr>
+                <w:rFonts w:asciiTheme="majorHAnsi" w:hAnsiTheme="majorHAnsi" w:cs="Nirmala UI"/>
+              </w:rPr>
+            </w:pPr>
+            <w:r>
+              <w:rPr>
+                <w:rFonts w:asciiTheme="majorHAnsi" w:hAnsiTheme="majorHAnsi" w:cs="Nirmala UI"/>
+                <w:lang w:val="en-GB"/>
+              </w:rPr>
+              <w:drawing>
+                <wp:anchor distT="0" distB="0" distL="114300" distR="114300" simplePos="0" relativeHeight="251675648" behindDoc="1" locked="0" layoutInCell="1" allowOverlap="1" wp14:anchorId="786B1B7C" wp14:editId="599B5FBF">
+                  <wp:simplePos x="0" y="0"/>
+                  <wp:positionH relativeFrom="column">
+                    <wp:posOffset>3324958</wp:posOffset>
+                  </wp:positionH>
+                  <wp:positionV relativeFrom="paragraph">
+                    <wp:posOffset>181561</wp:posOffset>
+                  </wp:positionV>
+                  <wp:extent cx="2159000" cy="632460"/>
+                  <wp:effectExtent l="0" t="0" r="0" b="0"/>
+                  <wp:wrapTight wrapText="bothSides">
+                    <wp:wrapPolygon edited="0">
+                      <wp:start x="0" y="0"/>
+                      <wp:lineTo x="0" y="20819"/>
+                      <wp:lineTo x="21346" y="20819"/>
+                      <wp:lineTo x="21346" y="0"/>
+                      <wp:lineTo x="0" y="0"/>
+                    </wp:wrapPolygon>
+                  </wp:wrapTight>
+                  <wp:docPr id="250613082" name="Picture 4"/>
+                  <wp:cNvGraphicFramePr>
+                    <a:graphicFrameLocks xmlns:a="http://schemas.openxmlformats.org/drawingml/2006/main" noChangeAspect="1"/>
+                  </wp:cNvGraphicFramePr>
+                  <a:graphic xmlns:a="http://schemas.openxmlformats.org/drawingml/2006/main">
+                    <a:graphicData uri="http://schemas.openxmlformats.org/drawingml/2006/picture">
+                      <pic:pic xmlns:pic="http://schemas.openxmlformats.org/drawingml/2006/picture">
+                        <pic:nvPicPr>
+                          <pic:cNvPr id="0" name="Picture 13"/>
+                          <pic:cNvPicPr>
+                            <a:picLocks noChangeAspect="1" noChangeArrowheads="1"/>
+                          </pic:cNvPicPr>
+                        </pic:nvPicPr>
+                        <pic:blipFill>
+                          <a:blip r:embed="rId65" cstate="print">
+                            <a:extLst>
+                              <a:ext uri="{28A0092B-C50C-407E-A947-70E740481C1C}">
+                                <a14:useLocalDpi xmlns:a14="http://schemas.microsoft.com/office/drawing/2010/main" val="0"/>
+                              </a:ext>
+                            </a:extLst>
+                          </a:blip>
+                          <a:srcRect/>
+                          <a:stretch>
+                            <a:fillRect/>
+                          </a:stretch>
+                        </pic:blipFill>
+                        <pic:spPr bwMode="auto">
+                          <a:xfrm>
+                            <a:off x="0" y="0"/>
+                            <a:ext cx="2159000" cy="632460"/>
+                          </a:xfrm>
+                          <a:prstGeom prst="rect">
+                            <a:avLst/>
+                          </a:prstGeom>
+                          <a:noFill/>
+                          <a:ln>
+                            <a:noFill/>
+                          </a:ln>
+                        </pic:spPr>
+                      </pic:pic>
+                    </a:graphicData>
+                  </a:graphic>
+                  <wp14:sizeRelH relativeFrom="margin">
+                    <wp14:pctWidth>0</wp14:pctWidth>
+                  </wp14:sizeRelH>
+                  <wp14:sizeRelV relativeFrom="margin">
+                    <wp14:pctHeight>0</wp14:pctHeight>
+                  </wp14:sizeRelV>
+                </wp:anchor>
+              </w:drawing>
+            </w:r>
+            <w:r>
+              <w:rPr>
+                <w:rFonts w:asciiTheme="majorHAnsi" w:hAnsiTheme="majorHAnsi" w:cs="Nirmala UI"/>
+                <w:lang w:val="en-GB"/>
+              </w:rPr>
+              <w:drawing>
+                <wp:anchor distT="0" distB="0" distL="114300" distR="114300" simplePos="0" relativeHeight="251674624" behindDoc="1" locked="0" layoutInCell="1" allowOverlap="1" wp14:anchorId="0F0DD502" wp14:editId="560D5C50">
+                  <wp:simplePos x="0" y="0"/>
+                  <wp:positionH relativeFrom="column">
+                    <wp:posOffset>912495</wp:posOffset>
+                  </wp:positionH>
+                  <wp:positionV relativeFrom="paragraph">
+                    <wp:posOffset>186055</wp:posOffset>
+                  </wp:positionV>
+                  <wp:extent cx="2271395" cy="628015"/>
+                  <wp:effectExtent l="0" t="0" r="0" b="635"/>
+                  <wp:wrapTight wrapText="bothSides">
+                    <wp:wrapPolygon edited="0">
+                      <wp:start x="0" y="0"/>
+                      <wp:lineTo x="0" y="20967"/>
+                      <wp:lineTo x="21377" y="20967"/>
+                      <wp:lineTo x="21377" y="0"/>
+                      <wp:lineTo x="0" y="0"/>
+                    </wp:wrapPolygon>
+                  </wp:wrapTight>
+                  <wp:docPr id="1725779713" name="Picture 2"/>
+                  <wp:cNvGraphicFramePr>
+                    <a:graphicFrameLocks xmlns:a="http://schemas.openxmlformats.org/drawingml/2006/main" noChangeAspect="1"/>
+                  </wp:cNvGraphicFramePr>
+                  <a:graphic xmlns:a="http://schemas.openxmlformats.org/drawingml/2006/main">
+                    <a:graphicData uri="http://schemas.openxmlformats.org/drawingml/2006/picture">
+                      <pic:pic xmlns:pic="http://schemas.openxmlformats.org/drawingml/2006/picture">
+                        <pic:nvPicPr>
+                          <pic:cNvPr id="0" name="Picture 6"/>
+                          <pic:cNvPicPr>
+                            <a:picLocks noChangeAspect="1" noChangeArrowheads="1"/>
+                          </pic:cNvPicPr>
+                        </pic:nvPicPr>
+                        <pic:blipFill>
+                          <a:blip r:embed="rId66" cstate="print">
+                            <a:extLst>
+                              <a:ext uri="{28A0092B-C50C-407E-A947-70E740481C1C}">
+                                <a14:useLocalDpi xmlns:a14="http://schemas.microsoft.com/office/drawing/2010/main" val="0"/>
+                              </a:ext>
+                            </a:extLst>
+                          </a:blip>
+                          <a:srcRect/>
+                          <a:stretch>
+                            <a:fillRect/>
+                          </a:stretch>
+                        </pic:blipFill>
+                        <pic:spPr bwMode="auto">
+                          <a:xfrm>
+                            <a:off x="0" y="0"/>
+                            <a:ext cx="2271395" cy="628015"/>
+                          </a:xfrm>
+                          <a:prstGeom prst="rect">
+                            <a:avLst/>
+                          </a:prstGeom>
+                          <a:noFill/>
+                          <a:ln>
+                            <a:noFill/>
+                          </a:ln>
+                        </pic:spPr>
+                      </pic:pic>
+                    </a:graphicData>
+                  </a:graphic>
+                  <wp14:sizeRelH relativeFrom="margin">
+                    <wp14:pctWidth>0</wp14:pctWidth>
+                  </wp14:sizeRelH>
+                  <wp14:sizeRelV relativeFrom="margin">
+                    <wp14:pctHeight>0</wp14:pctHeight>
+                  </wp14:sizeRelV>
+                </wp:anchor>
+              </w:drawing>
+            </w:r>
+          </w:p>
+          <w:p>
+            <w:pPr>
+              <w:pStyle w:val="ListParagraph"/>
+              <w:tabs>
+                <w:tab w:val="left" w:pos="5480"/>
+              </w:tabs>
+              <w:ind w:left="1440"/>
+              <w:rPr>
+                <w:rFonts w:asciiTheme="majorHAnsi" w:hAnsiTheme="majorHAnsi" w:cs="Nirmala UI"/>
+                <w:lang w:val="en-GB"/>
+              </w:rPr>
+            </w:pPr>
+          </w:p>
+          <w:p>
+            <w:pPr>
+              <w:pStyle w:val="ListParagraph"/>
+              <w:tabs>
+                <w:tab w:val="left" w:pos="5480"/>
+              </w:tabs>
+              <w:ind w:left="1440"/>
+              <w:rPr>
+                <w:rFonts w:asciiTheme="majorHAnsi" w:hAnsiTheme="majorHAnsi" w:cs="Nirmala UI"/>
+                <w:lang w:val="en-GB"/>
+              </w:rPr>
+            </w:pPr>
+          </w:p>
+          <w:p>
+            <w:pPr>
+              <w:pStyle w:val="ListParagraph"/>
+              <w:tabs>
+                <w:tab w:val="left" w:pos="5480"/>
+              </w:tabs>
+              <w:spacing w:line="240" w:lineRule="auto"/>
+              <w:ind w:left="1440"/>
+              <w:rPr>
+                <w:rFonts w:asciiTheme="majorHAnsi" w:hAnsiTheme="majorHAnsi" w:cs="Nirmala UI"/>
+              </w:rPr>
+            </w:pPr>
+          </w:p>
+          <w:p>
+            <w:pPr>
+              <w:tabs>
+                <w:tab w:val="left" w:pos="5480"/>
+              </w:tabs>
+              <w:spacing w:line="240" w:lineRule="auto"/>
+              <w:contextualSpacing/>
+              <w:rPr>
+                <w:rFonts w:asciiTheme="majorHAnsi" w:hAnsiTheme="majorHAnsi" w:cs="Nirmala UI"/>
+              </w:rPr>
+            </w:pPr>
+          </w:p>
+          <w:p>
+            <w:pPr>
+              <w:tabs>
+                <w:tab w:val="left" w:pos="5480"/>
+              </w:tabs>
+              <w:spacing w:line="240" w:lineRule="auto"/>
+              <w:contextualSpacing/>
+              <w:rPr>
+                <w:rFonts w:asciiTheme="majorHAnsi" w:hAnsiTheme="majorHAnsi" w:cs="Nirmala UI"/>
+              </w:rPr>
+            </w:pPr>
+          </w:p>
+          <w:p>
+            <w:pPr>
+              <w:pStyle w:val="ListParagraph"/>
+              <w:numPr>
+                <w:ilvl w:val="0"/>
+                <w:numId w:val="23"/>
+              </w:numPr>
+              <w:tabs>
+                <w:tab w:val="left" w:pos="5480"/>
+              </w:tabs>
+              <w:spacing w:line="240" w:lineRule="auto"/>
+              <w:rPr>
+                <w:rFonts w:asciiTheme="majorHAnsi" w:hAnsiTheme="majorHAnsi" w:cs="Nirmala UI"/>
+              </w:rPr>
+            </w:pPr>
+            <w:r>
+              <w:rPr>
+                <w:rFonts w:asciiTheme="majorHAnsi" w:hAnsiTheme="majorHAnsi" w:cs="Nirmala UI"/>
+              </w:rPr>
+              <w:t>All codes work as intended and all deliverables complete! Submit when link is available.</w:t>
+            </w:r>
+          </w:p>
           <w:p>
             <w:pPr>
               <w:tabs>
@@ -9946,6 +10831,119 @@
 <file path=word/numbering.xml><?xml version="1.0" encoding="utf-8"?>
 <w:numbering xmlns:wpc="http://schemas.microsoft.com/office/word/2010/wordprocessingCanvas" xmlns:cx="http://schemas.microsoft.com/office/drawing/2014/chartex" xmlns:cx1="http://schemas.microsoft.com/office/drawing/2015/9/8/chartex" xmlns:cx2="http://schemas.microsoft.com/office/drawing/2015/10/21/chartex" xmlns:cx3="http://schemas.microsoft.com/office/drawing/2016/5/9/chartex" xmlns:cx4="http://schemas.microsoft.com/office/drawing/2016/5/10/chartex" xmlns:cx5="http://schemas.microsoft.com/office/drawing/2016/5/11/chartex" xmlns:cx6="http://schemas.microsoft.com/office/drawing/2016/5/12/chartex" xmlns:cx7="http://schemas.microsoft.com/office/drawing/2016/5/13/chartex" xmlns:cx8="http://schemas.microsoft.com/office/drawing/2016/5/14/chartex" xmlns:mc="http://schemas.openxmlformats.org/markup-compatibility/2006" xmlns:aink="http://schemas.microsoft.com/office/drawing/2016/ink" xmlns:am3d="http://schemas.microsoft.com/office/drawing/2017/model3d" xmlns:o="urn:schemas-microsoft-com:office:office" xmlns:oel="http://schemas.microsoft.com/office/2019/extlst" xmlns:r="http://schemas.openxmlformats.org/officeDocument/2006/relationships" xmlns:m="http://schemas.openxmlformats.org/officeDocument/2006/math" xmlns:v="urn:schemas-microsoft-com:vml" xmlns:wp14="http://schemas.microsoft.com/office/word/2010/wordprocessingDrawing" xmlns:wp="http://schemas.openxmlformats.org/drawingml/2006/wordprocessingDrawing" xmlns:w10="urn:schemas-microsoft-com:office:word" xmlns:w="http://schemas.openxmlformats.org/wordprocessingml/2006/main" xmlns:w14="http://schemas.microsoft.com/office/word/2010/wordml" xmlns:w15="http://schemas.microsoft.com/office/word/2012/wordml" xmlns:w16cex="http://schemas.microsoft.com/office/word/2018/wordml/cex" xmlns:w16cid="http://schemas.microsoft.com/office/word/2016/wordml/cid" xmlns:w16="http://schemas.microsoft.com/office/word/2018/wordml" xmlns:w16du="http://schemas.microsoft.com/office/word/2023/wordml/word16du" xmlns:w16sdtdh="http://schemas.microsoft.com/office/word/2020/wordml/sdtdatahash" xmlns:w16sdtfl="http://schemas.microsoft.com/office/word/2024/wordml/sdtformatlock" xmlns:w16se="http://schemas.microsoft.com/office/word/2015/wordml/symex" xmlns:wpg="http://schemas.microsoft.com/office/word/2010/wordprocessingGroup" xmlns:wpi="http://schemas.microsoft.com/office/word/2010/wordprocessingInk" xmlns:wne="http://schemas.microsoft.com/office/word/2006/wordml" xmlns:wps="http://schemas.microsoft.com/office/word/2010/wordprocessingShape" mc:Ignorable="w14 w15 w16se w16cid w16 w16cex w16sdtdh w16sdtfl w16du wp14">
   <w:abstractNum w:abstractNumId="0" w15:restartNumberingAfterBreak="0">
+    <w:nsid w:val="07736F9D"/>
+    <w:multiLevelType w:val="hybridMultilevel"/>
+    <w:tmpl w:val="CAF81848"/>
+    <w:lvl w:ilvl="0" w:tplc="DA9AD208">
+      <w:start w:val="1"/>
+      <w:numFmt w:val="bullet"/>
+      <w:lvlText w:val=""/>
+      <w:lvlJc w:val="left"/>
+      <w:pPr>
+        <w:ind w:left="720" w:hanging="360"/>
+      </w:pPr>
+      <w:rPr>
+        <w:rFonts w:ascii="Wingdings" w:hAnsi="Wingdings" w:hint="default"/>
+      </w:rPr>
+    </w:lvl>
+    <w:lvl w:ilvl="1" w:tplc="08090003" w:tentative="1">
+      <w:start w:val="1"/>
+      <w:numFmt w:val="bullet"/>
+      <w:lvlText w:val="o"/>
+      <w:lvlJc w:val="left"/>
+      <w:pPr>
+        <w:ind w:left="1440" w:hanging="360"/>
+      </w:pPr>
+      <w:rPr>
+        <w:rFonts w:ascii="Courier New" w:hAnsi="Courier New" w:cs="Courier New" w:hint="default"/>
+      </w:rPr>
+    </w:lvl>
+    <w:lvl w:ilvl="2" w:tplc="08090005" w:tentative="1">
+      <w:start w:val="1"/>
+      <w:numFmt w:val="bullet"/>
+      <w:lvlText w:val=""/>
+      <w:lvlJc w:val="left"/>
+      <w:pPr>
+        <w:ind w:left="2160" w:hanging="360"/>
+      </w:pPr>
+      <w:rPr>
+        <w:rFonts w:ascii="Wingdings" w:hAnsi="Wingdings" w:hint="default"/>
+      </w:rPr>
+    </w:lvl>
+    <w:lvl w:ilvl="3" w:tplc="08090001" w:tentative="1">
+      <w:start w:val="1"/>
+      <w:numFmt w:val="bullet"/>
+      <w:lvlText w:val=""/>
+      <w:lvlJc w:val="left"/>
+      <w:pPr>
+        <w:ind w:left="2880" w:hanging="360"/>
+      </w:pPr>
+      <w:rPr>
+        <w:rFonts w:ascii="Symbol" w:hAnsi="Symbol" w:hint="default"/>
+      </w:rPr>
+    </w:lvl>
+    <w:lvl w:ilvl="4" w:tplc="08090003" w:tentative="1">
+      <w:start w:val="1"/>
+      <w:numFmt w:val="bullet"/>
+      <w:lvlText w:val="o"/>
+      <w:lvlJc w:val="left"/>
+      <w:pPr>
+        <w:ind w:left="3600" w:hanging="360"/>
+      </w:pPr>
+      <w:rPr>
+        <w:rFonts w:ascii="Courier New" w:hAnsi="Courier New" w:cs="Courier New" w:hint="default"/>
+      </w:rPr>
+    </w:lvl>
+    <w:lvl w:ilvl="5" w:tplc="08090005" w:tentative="1">
+      <w:start w:val="1"/>
+      <w:numFmt w:val="bullet"/>
+      <w:lvlText w:val=""/>
+      <w:lvlJc w:val="left"/>
+      <w:pPr>
+        <w:ind w:left="4320" w:hanging="360"/>
+      </w:pPr>
+      <w:rPr>
+        <w:rFonts w:ascii="Wingdings" w:hAnsi="Wingdings" w:hint="default"/>
+      </w:rPr>
+    </w:lvl>
+    <w:lvl w:ilvl="6" w:tplc="08090001" w:tentative="1">
+      <w:start w:val="1"/>
+      <w:numFmt w:val="bullet"/>
+      <w:lvlText w:val=""/>
+      <w:lvlJc w:val="left"/>
+      <w:pPr>
+        <w:ind w:left="5040" w:hanging="360"/>
+      </w:pPr>
+      <w:rPr>
+        <w:rFonts w:ascii="Symbol" w:hAnsi="Symbol" w:hint="default"/>
+      </w:rPr>
+    </w:lvl>
+    <w:lvl w:ilvl="7" w:tplc="08090003" w:tentative="1">
+      <w:start w:val="1"/>
+      <w:numFmt w:val="bullet"/>
+      <w:lvlText w:val="o"/>
+      <w:lvlJc w:val="left"/>
+      <w:pPr>
+        <w:ind w:left="5760" w:hanging="360"/>
+      </w:pPr>
+      <w:rPr>
+        <w:rFonts w:ascii="Courier New" w:hAnsi="Courier New" w:cs="Courier New" w:hint="default"/>
+      </w:rPr>
+    </w:lvl>
+    <w:lvl w:ilvl="8" w:tplc="08090005" w:tentative="1">
+      <w:start w:val="1"/>
+      <w:numFmt w:val="bullet"/>
+      <w:lvlText w:val=""/>
+      <w:lvlJc w:val="left"/>
+      <w:pPr>
+        <w:ind w:left="6480" w:hanging="360"/>
+      </w:pPr>
+      <w:rPr>
+        <w:rFonts w:ascii="Wingdings" w:hAnsi="Wingdings" w:hint="default"/>
+      </w:rPr>
+    </w:lvl>
+  </w:abstractNum>
+  <w:abstractNum w:abstractNumId="1" w15:restartNumberingAfterBreak="0">
     <w:nsid w:val="17392A73"/>
     <w:multiLevelType w:val="hybridMultilevel"/>
     <w:tmpl w:val="02A490D6"/>
@@ -10058,7 +11056,7 @@
       </w:rPr>
     </w:lvl>
   </w:abstractNum>
-  <w:abstractNum w:abstractNumId="1" w15:restartNumberingAfterBreak="0">
+  <w:abstractNum w:abstractNumId="2" w15:restartNumberingAfterBreak="0">
     <w:nsid w:val="1BD33263"/>
     <w:multiLevelType w:val="hybridMultilevel"/>
     <w:tmpl w:val="88BE588C"/>
@@ -10171,7 +11169,7 @@
       </w:rPr>
     </w:lvl>
   </w:abstractNum>
-  <w:abstractNum w:abstractNumId="2" w15:restartNumberingAfterBreak="0">
+  <w:abstractNum w:abstractNumId="3" w15:restartNumberingAfterBreak="0">
     <w:nsid w:val="21795397"/>
     <w:multiLevelType w:val="hybridMultilevel"/>
     <w:tmpl w:val="A49224F8"/>
@@ -10284,7 +11282,7 @@
       </w:rPr>
     </w:lvl>
   </w:abstractNum>
-  <w:abstractNum w:abstractNumId="3" w15:restartNumberingAfterBreak="0">
+  <w:abstractNum w:abstractNumId="4" w15:restartNumberingAfterBreak="0">
     <w:nsid w:val="31816451"/>
     <w:multiLevelType w:val="hybridMultilevel"/>
     <w:tmpl w:val="6E08A738"/>
@@ -10397,7 +11395,7 @@
       </w:rPr>
     </w:lvl>
   </w:abstractNum>
-  <w:abstractNum w:abstractNumId="4" w15:restartNumberingAfterBreak="0">
+  <w:abstractNum w:abstractNumId="5" w15:restartNumberingAfterBreak="0">
     <w:nsid w:val="3214578D"/>
     <w:multiLevelType w:val="hybridMultilevel"/>
     <w:tmpl w:val="26A84CC0"/>
@@ -10510,7 +11508,7 @@
       </w:rPr>
     </w:lvl>
   </w:abstractNum>
-  <w:abstractNum w:abstractNumId="5" w15:restartNumberingAfterBreak="0">
+  <w:abstractNum w:abstractNumId="6" w15:restartNumberingAfterBreak="0">
     <w:nsid w:val="3A23105B"/>
     <w:multiLevelType w:val="hybridMultilevel"/>
     <w:tmpl w:val="99F8594C"/>
@@ -10623,7 +11621,7 @@
       </w:rPr>
     </w:lvl>
   </w:abstractNum>
-  <w:abstractNum w:abstractNumId="6" w15:restartNumberingAfterBreak="0">
+  <w:abstractNum w:abstractNumId="7" w15:restartNumberingAfterBreak="0">
     <w:nsid w:val="3CD91E99"/>
     <w:multiLevelType w:val="hybridMultilevel"/>
     <w:tmpl w:val="9404F0CA"/>
@@ -10736,7 +11734,7 @@
       </w:rPr>
     </w:lvl>
   </w:abstractNum>
-  <w:abstractNum w:abstractNumId="7" w15:restartNumberingAfterBreak="0">
+  <w:abstractNum w:abstractNumId="8" w15:restartNumberingAfterBreak="0">
     <w:nsid w:val="3D716A23"/>
     <w:multiLevelType w:val="hybridMultilevel"/>
     <w:tmpl w:val="1B10AA42"/>
@@ -10849,7 +11847,7 @@
       </w:rPr>
     </w:lvl>
   </w:abstractNum>
-  <w:abstractNum w:abstractNumId="8" w15:restartNumberingAfterBreak="0">
+  <w:abstractNum w:abstractNumId="9" w15:restartNumberingAfterBreak="0">
     <w:nsid w:val="4AA4424D"/>
     <w:multiLevelType w:val="hybridMultilevel"/>
     <w:tmpl w:val="A59A9368"/>
@@ -10935,7 +11933,7 @@
       </w:pPr>
     </w:lvl>
   </w:abstractNum>
-  <w:abstractNum w:abstractNumId="9" w15:restartNumberingAfterBreak="0">
+  <w:abstractNum w:abstractNumId="10" w15:restartNumberingAfterBreak="0">
     <w:nsid w:val="4B0E18A4"/>
     <w:multiLevelType w:val="hybridMultilevel"/>
     <w:tmpl w:val="8654B304"/>
@@ -11048,7 +12046,120 @@
       </w:rPr>
     </w:lvl>
   </w:abstractNum>
-  <w:abstractNum w:abstractNumId="10" w15:restartNumberingAfterBreak="0">
+  <w:abstractNum w:abstractNumId="11" w15:restartNumberingAfterBreak="0">
+    <w:nsid w:val="54B74938"/>
+    <w:multiLevelType w:val="hybridMultilevel"/>
+    <w:tmpl w:val="0AA470C8"/>
+    <w:lvl w:ilvl="0" w:tplc="08090003">
+      <w:start w:val="1"/>
+      <w:numFmt w:val="bullet"/>
+      <w:lvlText w:val="o"/>
+      <w:lvlJc w:val="left"/>
+      <w:pPr>
+        <w:ind w:left="1440" w:hanging="360"/>
+      </w:pPr>
+      <w:rPr>
+        <w:rFonts w:ascii="Courier New" w:hAnsi="Courier New" w:cs="Courier New" w:hint="default"/>
+      </w:rPr>
+    </w:lvl>
+    <w:lvl w:ilvl="1" w:tplc="08090003" w:tentative="1">
+      <w:start w:val="1"/>
+      <w:numFmt w:val="bullet"/>
+      <w:lvlText w:val="o"/>
+      <w:lvlJc w:val="left"/>
+      <w:pPr>
+        <w:ind w:left="2160" w:hanging="360"/>
+      </w:pPr>
+      <w:rPr>
+        <w:rFonts w:ascii="Courier New" w:hAnsi="Courier New" w:cs="Courier New" w:hint="default"/>
+      </w:rPr>
+    </w:lvl>
+    <w:lvl w:ilvl="2" w:tplc="08090005" w:tentative="1">
+      <w:start w:val="1"/>
+      <w:numFmt w:val="bullet"/>
+      <w:lvlText w:val=""/>
+      <w:lvlJc w:val="left"/>
+      <w:pPr>
+        <w:ind w:left="2880" w:hanging="360"/>
+      </w:pPr>
+      <w:rPr>
+        <w:rFonts w:ascii="Wingdings" w:hAnsi="Wingdings" w:hint="default"/>
+      </w:rPr>
+    </w:lvl>
+    <w:lvl w:ilvl="3" w:tplc="08090001" w:tentative="1">
+      <w:start w:val="1"/>
+      <w:numFmt w:val="bullet"/>
+      <w:lvlText w:val=""/>
+      <w:lvlJc w:val="left"/>
+      <w:pPr>
+        <w:ind w:left="3600" w:hanging="360"/>
+      </w:pPr>
+      <w:rPr>
+        <w:rFonts w:ascii="Symbol" w:hAnsi="Symbol" w:hint="default"/>
+      </w:rPr>
+    </w:lvl>
+    <w:lvl w:ilvl="4" w:tplc="08090003" w:tentative="1">
+      <w:start w:val="1"/>
+      <w:numFmt w:val="bullet"/>
+      <w:lvlText w:val="o"/>
+      <w:lvlJc w:val="left"/>
+      <w:pPr>
+        <w:ind w:left="4320" w:hanging="360"/>
+      </w:pPr>
+      <w:rPr>
+        <w:rFonts w:ascii="Courier New" w:hAnsi="Courier New" w:cs="Courier New" w:hint="default"/>
+      </w:rPr>
+    </w:lvl>
+    <w:lvl w:ilvl="5" w:tplc="08090005" w:tentative="1">
+      <w:start w:val="1"/>
+      <w:numFmt w:val="bullet"/>
+      <w:lvlText w:val=""/>
+      <w:lvlJc w:val="left"/>
+      <w:pPr>
+        <w:ind w:left="5040" w:hanging="360"/>
+      </w:pPr>
+      <w:rPr>
+        <w:rFonts w:ascii="Wingdings" w:hAnsi="Wingdings" w:hint="default"/>
+      </w:rPr>
+    </w:lvl>
+    <w:lvl w:ilvl="6" w:tplc="08090001" w:tentative="1">
+      <w:start w:val="1"/>
+      <w:numFmt w:val="bullet"/>
+      <w:lvlText w:val=""/>
+      <w:lvlJc w:val="left"/>
+      <w:pPr>
+        <w:ind w:left="5760" w:hanging="360"/>
+      </w:pPr>
+      <w:rPr>
+        <w:rFonts w:ascii="Symbol" w:hAnsi="Symbol" w:hint="default"/>
+      </w:rPr>
+    </w:lvl>
+    <w:lvl w:ilvl="7" w:tplc="08090003" w:tentative="1">
+      <w:start w:val="1"/>
+      <w:numFmt w:val="bullet"/>
+      <w:lvlText w:val="o"/>
+      <w:lvlJc w:val="left"/>
+      <w:pPr>
+        <w:ind w:left="6480" w:hanging="360"/>
+      </w:pPr>
+      <w:rPr>
+        <w:rFonts w:ascii="Courier New" w:hAnsi="Courier New" w:cs="Courier New" w:hint="default"/>
+      </w:rPr>
+    </w:lvl>
+    <w:lvl w:ilvl="8" w:tplc="08090005" w:tentative="1">
+      <w:start w:val="1"/>
+      <w:numFmt w:val="bullet"/>
+      <w:lvlText w:val=""/>
+      <w:lvlJc w:val="left"/>
+      <w:pPr>
+        <w:ind w:left="7200" w:hanging="360"/>
+      </w:pPr>
+      <w:rPr>
+        <w:rFonts w:ascii="Wingdings" w:hAnsi="Wingdings" w:hint="default"/>
+      </w:rPr>
+    </w:lvl>
+  </w:abstractNum>
+  <w:abstractNum w:abstractNumId="12" w15:restartNumberingAfterBreak="0">
     <w:nsid w:val="551F455F"/>
     <w:multiLevelType w:val="hybridMultilevel"/>
     <w:tmpl w:val="88ACD9D6"/>
@@ -11161,7 +12272,7 @@
       </w:rPr>
     </w:lvl>
   </w:abstractNum>
-  <w:abstractNum w:abstractNumId="11" w15:restartNumberingAfterBreak="0">
+  <w:abstractNum w:abstractNumId="13" w15:restartNumberingAfterBreak="0">
     <w:nsid w:val="5E0F33A6"/>
     <w:multiLevelType w:val="hybridMultilevel"/>
     <w:tmpl w:val="50E24CA2"/>
@@ -11274,7 +12385,7 @@
       </w:rPr>
     </w:lvl>
   </w:abstractNum>
-  <w:abstractNum w:abstractNumId="12" w15:restartNumberingAfterBreak="0">
+  <w:abstractNum w:abstractNumId="14" w15:restartNumberingAfterBreak="0">
     <w:nsid w:val="5F09291D"/>
     <w:multiLevelType w:val="hybridMultilevel"/>
     <w:tmpl w:val="F7A29908"/>
@@ -11387,7 +12498,7 @@
       </w:rPr>
     </w:lvl>
   </w:abstractNum>
-  <w:abstractNum w:abstractNumId="13" w15:restartNumberingAfterBreak="0">
+  <w:abstractNum w:abstractNumId="15" w15:restartNumberingAfterBreak="0">
     <w:nsid w:val="5FAC20B5"/>
     <w:multiLevelType w:val="hybridMultilevel"/>
     <w:tmpl w:val="A712FCC8"/>
@@ -11500,7 +12611,7 @@
       </w:rPr>
     </w:lvl>
   </w:abstractNum>
-  <w:abstractNum w:abstractNumId="14" w15:restartNumberingAfterBreak="0">
+  <w:abstractNum w:abstractNumId="16" w15:restartNumberingAfterBreak="0">
     <w:nsid w:val="5FF63203"/>
     <w:multiLevelType w:val="hybridMultilevel"/>
     <w:tmpl w:val="C97AD77A"/>
@@ -11613,7 +12724,7 @@
       </w:rPr>
     </w:lvl>
   </w:abstractNum>
-  <w:abstractNum w:abstractNumId="15" w15:restartNumberingAfterBreak="0">
+  <w:abstractNum w:abstractNumId="17" w15:restartNumberingAfterBreak="0">
     <w:nsid w:val="5FFB6DDB"/>
     <w:multiLevelType w:val="hybridMultilevel"/>
     <w:tmpl w:val="858A9232"/>
@@ -11726,7 +12837,7 @@
       </w:rPr>
     </w:lvl>
   </w:abstractNum>
-  <w:abstractNum w:abstractNumId="16" w15:restartNumberingAfterBreak="0">
+  <w:abstractNum w:abstractNumId="18" w15:restartNumberingAfterBreak="0">
     <w:nsid w:val="69E71DD7"/>
     <w:multiLevelType w:val="hybridMultilevel"/>
     <w:tmpl w:val="FACE5970"/>
@@ -11839,7 +12950,120 @@
       </w:rPr>
     </w:lvl>
   </w:abstractNum>
-  <w:abstractNum w:abstractNumId="17" w15:restartNumberingAfterBreak="0">
+  <w:abstractNum w:abstractNumId="19" w15:restartNumberingAfterBreak="0">
+    <w:nsid w:val="6B532E0F"/>
+    <w:multiLevelType w:val="hybridMultilevel"/>
+    <w:tmpl w:val="8024817A"/>
+    <w:lvl w:ilvl="0" w:tplc="08090001">
+      <w:start w:val="1"/>
+      <w:numFmt w:val="bullet"/>
+      <w:lvlText w:val=""/>
+      <w:lvlJc w:val="left"/>
+      <w:pPr>
+        <w:ind w:left="2160" w:hanging="360"/>
+      </w:pPr>
+      <w:rPr>
+        <w:rFonts w:ascii="Symbol" w:hAnsi="Symbol" w:hint="default"/>
+      </w:rPr>
+    </w:lvl>
+    <w:lvl w:ilvl="1" w:tplc="08090003" w:tentative="1">
+      <w:start w:val="1"/>
+      <w:numFmt w:val="bullet"/>
+      <w:lvlText w:val="o"/>
+      <w:lvlJc w:val="left"/>
+      <w:pPr>
+        <w:ind w:left="2880" w:hanging="360"/>
+      </w:pPr>
+      <w:rPr>
+        <w:rFonts w:ascii="Courier New" w:hAnsi="Courier New" w:cs="Courier New" w:hint="default"/>
+      </w:rPr>
+    </w:lvl>
+    <w:lvl w:ilvl="2" w:tplc="08090005" w:tentative="1">
+      <w:start w:val="1"/>
+      <w:numFmt w:val="bullet"/>
+      <w:lvlText w:val=""/>
+      <w:lvlJc w:val="left"/>
+      <w:pPr>
+        <w:ind w:left="3600" w:hanging="360"/>
+      </w:pPr>
+      <w:rPr>
+        <w:rFonts w:ascii="Wingdings" w:hAnsi="Wingdings" w:hint="default"/>
+      </w:rPr>
+    </w:lvl>
+    <w:lvl w:ilvl="3" w:tplc="08090001" w:tentative="1">
+      <w:start w:val="1"/>
+      <w:numFmt w:val="bullet"/>
+      <w:lvlText w:val=""/>
+      <w:lvlJc w:val="left"/>
+      <w:pPr>
+        <w:ind w:left="4320" w:hanging="360"/>
+      </w:pPr>
+      <w:rPr>
+        <w:rFonts w:ascii="Symbol" w:hAnsi="Symbol" w:hint="default"/>
+      </w:rPr>
+    </w:lvl>
+    <w:lvl w:ilvl="4" w:tplc="08090003" w:tentative="1">
+      <w:start w:val="1"/>
+      <w:numFmt w:val="bullet"/>
+      <w:lvlText w:val="o"/>
+      <w:lvlJc w:val="left"/>
+      <w:pPr>
+        <w:ind w:left="5040" w:hanging="360"/>
+      </w:pPr>
+      <w:rPr>
+        <w:rFonts w:ascii="Courier New" w:hAnsi="Courier New" w:cs="Courier New" w:hint="default"/>
+      </w:rPr>
+    </w:lvl>
+    <w:lvl w:ilvl="5" w:tplc="08090005" w:tentative="1">
+      <w:start w:val="1"/>
+      <w:numFmt w:val="bullet"/>
+      <w:lvlText w:val=""/>
+      <w:lvlJc w:val="left"/>
+      <w:pPr>
+        <w:ind w:left="5760" w:hanging="360"/>
+      </w:pPr>
+      <w:rPr>
+        <w:rFonts w:ascii="Wingdings" w:hAnsi="Wingdings" w:hint="default"/>
+      </w:rPr>
+    </w:lvl>
+    <w:lvl w:ilvl="6" w:tplc="08090001" w:tentative="1">
+      <w:start w:val="1"/>
+      <w:numFmt w:val="bullet"/>
+      <w:lvlText w:val=""/>
+      <w:lvlJc w:val="left"/>
+      <w:pPr>
+        <w:ind w:left="6480" w:hanging="360"/>
+      </w:pPr>
+      <w:rPr>
+        <w:rFonts w:ascii="Symbol" w:hAnsi="Symbol" w:hint="default"/>
+      </w:rPr>
+    </w:lvl>
+    <w:lvl w:ilvl="7" w:tplc="08090003" w:tentative="1">
+      <w:start w:val="1"/>
+      <w:numFmt w:val="bullet"/>
+      <w:lvlText w:val="o"/>
+      <w:lvlJc w:val="left"/>
+      <w:pPr>
+        <w:ind w:left="7200" w:hanging="360"/>
+      </w:pPr>
+      <w:rPr>
+        <w:rFonts w:ascii="Courier New" w:hAnsi="Courier New" w:cs="Courier New" w:hint="default"/>
+      </w:rPr>
+    </w:lvl>
+    <w:lvl w:ilvl="8" w:tplc="08090005" w:tentative="1">
+      <w:start w:val="1"/>
+      <w:numFmt w:val="bullet"/>
+      <w:lvlText w:val=""/>
+      <w:lvlJc w:val="left"/>
+      <w:pPr>
+        <w:ind w:left="7920" w:hanging="360"/>
+      </w:pPr>
+      <w:rPr>
+        <w:rFonts w:ascii="Wingdings" w:hAnsi="Wingdings" w:hint="default"/>
+      </w:rPr>
+    </w:lvl>
+  </w:abstractNum>
+  <w:abstractNum w:abstractNumId="20" w15:restartNumberingAfterBreak="0">
     <w:nsid w:val="6C7D43B9"/>
     <w:multiLevelType w:val="hybridMultilevel"/>
     <w:tmpl w:val="35A4266A"/>
@@ -11952,7 +13176,7 @@
       </w:rPr>
     </w:lvl>
   </w:abstractNum>
-  <w:abstractNum w:abstractNumId="18" w15:restartNumberingAfterBreak="0">
+  <w:abstractNum w:abstractNumId="21" w15:restartNumberingAfterBreak="0">
     <w:nsid w:val="73A84158"/>
     <w:multiLevelType w:val="hybridMultilevel"/>
     <w:tmpl w:val="B2C819A0"/>
@@ -12065,7 +13289,7 @@
       </w:rPr>
     </w:lvl>
   </w:abstractNum>
-  <w:abstractNum w:abstractNumId="19" w15:restartNumberingAfterBreak="0">
+  <w:abstractNum w:abstractNumId="22" w15:restartNumberingAfterBreak="0">
     <w:nsid w:val="75A054B4"/>
     <w:multiLevelType w:val="hybridMultilevel"/>
     <w:tmpl w:val="1CE62202"/>
@@ -12178,7 +13402,7 @@
       </w:rPr>
     </w:lvl>
   </w:abstractNum>
-  <w:abstractNum w:abstractNumId="20" w15:restartNumberingAfterBreak="0">
+  <w:abstractNum w:abstractNumId="23" w15:restartNumberingAfterBreak="0">
     <w:nsid w:val="7C07716C"/>
     <w:multiLevelType w:val="multilevel"/>
     <w:tmpl w:val="19ECB3E8"/>
@@ -12327,7 +13551,7 @@
       </w:rPr>
     </w:lvl>
   </w:abstractNum>
-  <w:abstractNum w:abstractNumId="21" w15:restartNumberingAfterBreak="0">
+  <w:abstractNum w:abstractNumId="24" w15:restartNumberingAfterBreak="0">
     <w:nsid w:val="7C6873E5"/>
     <w:multiLevelType w:val="multilevel"/>
     <w:tmpl w:val="DE0ABEFA"/>
@@ -12477,70 +13701,79 @@
     </w:lvl>
   </w:abstractNum>
   <w:num w:numId="1" w16cid:durableId="376782374">
+    <w:abstractNumId w:val="18"/>
+  </w:num>
+  <w:num w:numId="2" w16cid:durableId="199510199">
+    <w:abstractNumId w:val="14"/>
+  </w:num>
+  <w:num w:numId="3" w16cid:durableId="1241328162">
+    <w:abstractNumId w:val="2"/>
+  </w:num>
+  <w:num w:numId="4" w16cid:durableId="2127848435">
+    <w:abstractNumId w:val="24"/>
+  </w:num>
+  <w:num w:numId="5" w16cid:durableId="1575704934">
+    <w:abstractNumId w:val="20"/>
+  </w:num>
+  <w:num w:numId="6" w16cid:durableId="1555848857">
     <w:abstractNumId w:val="16"/>
   </w:num>
-  <w:num w:numId="2" w16cid:durableId="199510199">
+  <w:num w:numId="7" w16cid:durableId="1619068462">
     <w:abstractNumId w:val="12"/>
   </w:num>
-  <w:num w:numId="3" w16cid:durableId="1241328162">
+  <w:num w:numId="8" w16cid:durableId="227692250">
+    <w:abstractNumId w:val="6"/>
+  </w:num>
+  <w:num w:numId="9" w16cid:durableId="1861385685">
+    <w:abstractNumId w:val="5"/>
+  </w:num>
+  <w:num w:numId="10" w16cid:durableId="1893299710">
+    <w:abstractNumId w:val="22"/>
+  </w:num>
+  <w:num w:numId="11" w16cid:durableId="654802416">
+    <w:abstractNumId w:val="4"/>
+  </w:num>
+  <w:num w:numId="12" w16cid:durableId="1980499698">
+    <w:abstractNumId w:val="3"/>
+  </w:num>
+  <w:num w:numId="13" w16cid:durableId="1369985768">
+    <w:abstractNumId w:val="15"/>
+  </w:num>
+  <w:num w:numId="14" w16cid:durableId="1482380877">
     <w:abstractNumId w:val="1"/>
   </w:num>
-  <w:num w:numId="4" w16cid:durableId="2127848435">
+  <w:num w:numId="15" w16cid:durableId="1116633177">
+    <w:abstractNumId w:val="8"/>
+  </w:num>
+  <w:num w:numId="16" w16cid:durableId="900672232">
+    <w:abstractNumId w:val="7"/>
+  </w:num>
+  <w:num w:numId="17" w16cid:durableId="1298805047">
+    <w:abstractNumId w:val="9"/>
+  </w:num>
+  <w:num w:numId="18" w16cid:durableId="416022719">
+    <w:abstractNumId w:val="17"/>
+  </w:num>
+  <w:num w:numId="19" w16cid:durableId="2114401775">
+    <w:abstractNumId w:val="13"/>
+  </w:num>
+  <w:num w:numId="20" w16cid:durableId="1927419137">
     <w:abstractNumId w:val="21"/>
   </w:num>
-  <w:num w:numId="5" w16cid:durableId="1575704934">
-    <w:abstractNumId w:val="17"/>
-  </w:num>
-  <w:num w:numId="6" w16cid:durableId="1555848857">
-    <w:abstractNumId w:val="14"/>
-  </w:num>
-  <w:num w:numId="7" w16cid:durableId="1619068462">
+  <w:num w:numId="21" w16cid:durableId="143086695">
     <w:abstractNumId w:val="10"/>
   </w:num>
-  <w:num w:numId="8" w16cid:durableId="227692250">
-    <w:abstractNumId w:val="5"/>
+  <w:num w:numId="22" w16cid:durableId="630945030">
+    <w:abstractNumId w:val="23"/>
   </w:num>
-  <w:num w:numId="9" w16cid:durableId="1861385685">
-    <w:abstractNumId w:val="4"/>
-  </w:num>
-  <w:num w:numId="10" w16cid:durableId="1893299710">
-    <w:abstractNumId w:val="19"/>
-  </w:num>
-  <w:num w:numId="11" w16cid:durableId="654802416">
-    <w:abstractNumId w:val="3"/>
-  </w:num>
-  <w:num w:numId="12" w16cid:durableId="1980499698">
-    <w:abstractNumId w:val="2"/>
-  </w:num>
-  <w:num w:numId="13" w16cid:durableId="1369985768">
-    <w:abstractNumId w:val="13"/>
-  </w:num>
-  <w:num w:numId="14" w16cid:durableId="1482380877">
+  <w:num w:numId="23" w16cid:durableId="1923568401">
     <w:abstractNumId w:val="0"/>
   </w:num>
-  <w:num w:numId="15" w16cid:durableId="1116633177">
-    <w:abstractNumId w:val="7"/>
-  </w:num>
-  <w:num w:numId="16" w16cid:durableId="900672232">
-    <w:abstractNumId w:val="6"/>
-  </w:num>
-  <w:num w:numId="17" w16cid:durableId="1298805047">
-    <w:abstractNumId w:val="8"/>
-  </w:num>
-  <w:num w:numId="18" w16cid:durableId="416022719">
-    <w:abstractNumId w:val="15"/>
-  </w:num>
-  <w:num w:numId="19" w16cid:durableId="2114401775">
+  <w:num w:numId="24" w16cid:durableId="1527136999">
     <w:abstractNumId w:val="11"/>
   </w:num>
-  <w:num w:numId="20" w16cid:durableId="1927419137">
-    <w:abstractNumId w:val="18"/>
-  </w:num>
-  <w:num w:numId="21" w16cid:durableId="143086695">
-    <w:abstractNumId w:val="9"/>
-  </w:num>
-  <w:num w:numId="22" w16cid:durableId="630945030">
-    <w:abstractNumId w:val="20"/>
+  <w:num w:numId="25" w16cid:durableId="228419850">
+    <w:abstractNumId w:val="19"/>
   </w:num>
 </w:numbering>
 </file>

--- a/PAST Logbook - Zoe Haggett.docx
+++ b/PAST Logbook - Zoe Haggett.docx
@@ -715,6 +715,35 @@
         </w:rPr>
         <w:t>Link to GitHub Repository</w:t>
       </w:r>
+      <w:r>
+        <w:rPr>
+          <w:rFonts w:asciiTheme="minorHAnsi" w:hAnsiTheme="minorHAnsi"/>
+          <w:b/>
+          <w:bCs/>
+          <w:color w:val="EE0000"/>
+        </w:rPr>
+        <w:t xml:space="preserve"> </w:t>
+      </w:r>
+      <w:proofErr w:type="gramStart"/>
+      <w:r>
+        <w:rPr>
+          <w:rFonts w:asciiTheme="minorHAnsi" w:hAnsiTheme="minorHAnsi"/>
+          <w:b/>
+          <w:bCs/>
+          <w:color w:val="EE0000"/>
+        </w:rPr>
+        <w:t>For</w:t>
+      </w:r>
+      <w:proofErr w:type="gramEnd"/>
+      <w:r>
+        <w:rPr>
+          <w:rFonts w:asciiTheme="minorHAnsi" w:hAnsiTheme="minorHAnsi"/>
+          <w:b/>
+          <w:bCs/>
+          <w:color w:val="EE0000"/>
+        </w:rPr>
+        <w:t xml:space="preserve"> Additional Files</w:t>
+      </w:r>
     </w:p>
     <w:p>
       <w:pPr>
@@ -1957,7 +1986,25 @@
                 <w:iCs/>
                 <w:color w:val="EE0000"/>
               </w:rPr>
-              <w:t>how FreeRTOS actually works in general project (less specific than this), which were super helpful.</w:t>
+              <w:t>how FreeRTOS actually works in general project</w:t>
+            </w:r>
+            <w:r>
+              <w:rPr>
+                <w:rFonts w:asciiTheme="majorHAnsi" w:hAnsiTheme="majorHAnsi" w:cs="Nirmala UI"/>
+                <w:i/>
+                <w:iCs/>
+                <w:color w:val="EE0000"/>
+              </w:rPr>
+              <w:t>s</w:t>
+            </w:r>
+            <w:r>
+              <w:rPr>
+                <w:rFonts w:asciiTheme="majorHAnsi" w:hAnsiTheme="majorHAnsi" w:cs="Nirmala UI"/>
+                <w:i/>
+                <w:iCs/>
+                <w:color w:val="EE0000"/>
+              </w:rPr>
+              <w:t xml:space="preserve"> (less specific than this), which were super helpful.</w:t>
             </w:r>
           </w:p>
           <w:p>
@@ -2006,6 +2053,7 @@
                 <w:b/>
                 <w:bCs/>
               </w:rPr>
+              <w:lastRenderedPageBreak/>
               <w:t xml:space="preserve">WEEK 2: </w:t>
             </w:r>
             <w:r>
@@ -3280,7 +3328,7 @@
                 <w:noProof/>
               </w:rPr>
               <w:drawing>
-                <wp:anchor distT="0" distB="0" distL="114300" distR="114300" simplePos="0" relativeHeight="251661312" behindDoc="1" locked="0" layoutInCell="1" allowOverlap="1" wp14:anchorId="5C2F1801" wp14:editId="54BE0503">
+                <wp:anchor distT="0" distB="0" distL="114300" distR="114300" simplePos="0" relativeHeight="251661312" behindDoc="1" locked="0" layoutInCell="1" allowOverlap="1" wp14:anchorId="5C2F1801" wp14:editId="044CBAFC">
                   <wp:simplePos x="0" y="0"/>
                   <wp:positionH relativeFrom="column">
                     <wp:posOffset>448310</wp:posOffset>
@@ -3610,7 +3658,7 @@
               </w:rPr>
               <w:lastRenderedPageBreak/>
               <w:drawing>
-                <wp:anchor distT="0" distB="0" distL="114300" distR="114300" simplePos="0" relativeHeight="251662336" behindDoc="1" locked="0" layoutInCell="1" allowOverlap="1" wp14:anchorId="78CF7EA5" wp14:editId="10EFA5F3">
+                <wp:anchor distT="0" distB="0" distL="114300" distR="114300" simplePos="0" relativeHeight="251662336" behindDoc="1" locked="0" layoutInCell="1" allowOverlap="1" wp14:anchorId="78CF7EA5" wp14:editId="44D040A4">
                   <wp:simplePos x="0" y="0"/>
                   <wp:positionH relativeFrom="column">
                     <wp:posOffset>456799</wp:posOffset>
@@ -5524,6 +5572,7 @@
                 <w:b/>
                 <w:bCs/>
               </w:rPr>
+              <w:lastRenderedPageBreak/>
               <w:t xml:space="preserve">WEEK </w:t>
             </w:r>
             <w:r>
@@ -6318,7 +6367,7 @@
                 <w:noProof/>
               </w:rPr>
               <w:drawing>
-                <wp:anchor distT="0" distB="0" distL="114300" distR="114300" simplePos="0" relativeHeight="251667456" behindDoc="1" locked="0" layoutInCell="1" allowOverlap="1" wp14:anchorId="4BA1CC15" wp14:editId="5E8AE13C">
+                <wp:anchor distT="0" distB="0" distL="114300" distR="114300" simplePos="0" relativeHeight="251667456" behindDoc="1" locked="0" layoutInCell="1" allowOverlap="1" wp14:anchorId="4BA1CC15" wp14:editId="4E7049E9">
                   <wp:simplePos x="0" y="0"/>
                   <wp:positionH relativeFrom="column">
                     <wp:posOffset>480060</wp:posOffset>
@@ -6818,7 +6867,7 @@
                 <w:noProof/>
               </w:rPr>
               <w:drawing>
-                <wp:anchor distT="0" distB="0" distL="114300" distR="114300" simplePos="0" relativeHeight="251669504" behindDoc="1" locked="0" layoutInCell="1" allowOverlap="1" wp14:anchorId="47F9DE19" wp14:editId="5678420D">
+                <wp:anchor distT="0" distB="0" distL="114300" distR="114300" simplePos="0" relativeHeight="251669504" behindDoc="1" locked="0" layoutInCell="1" allowOverlap="1" wp14:anchorId="47F9DE19" wp14:editId="1F4252D4">
                   <wp:simplePos x="0" y="0"/>
                   <wp:positionH relativeFrom="column">
                     <wp:posOffset>442929</wp:posOffset>
@@ -8088,7 +8137,7 @@
                 <w:noProof/>
               </w:rPr>
               <w:drawing>
-                <wp:anchor distT="0" distB="0" distL="114300" distR="114300" simplePos="0" relativeHeight="251670528" behindDoc="1" locked="0" layoutInCell="1" allowOverlap="1" wp14:anchorId="6E406FD5" wp14:editId="0F65FBC4">
+                <wp:anchor distT="0" distB="0" distL="114300" distR="114300" simplePos="0" relativeHeight="251670528" behindDoc="1" locked="0" layoutInCell="1" allowOverlap="1" wp14:anchorId="6E406FD5" wp14:editId="4C2E1757">
                   <wp:simplePos x="0" y="0"/>
                   <wp:positionH relativeFrom="column">
                     <wp:posOffset>473977</wp:posOffset>
@@ -10223,6 +10272,7 @@
             <w:r>
               <w:rPr>
                 <w:rFonts w:asciiTheme="majorHAnsi" w:hAnsiTheme="majorHAnsi" w:cs="Nirmala UI"/>
+                <w:noProof/>
               </w:rPr>
               <w:drawing>
                 <wp:inline distT="0" distB="0" distL="0" distR="0" wp14:anchorId="004B41B5" wp14:editId="62246EBB">
@@ -10330,6 +10380,7 @@
             <w:r>
               <w:rPr>
                 <w:rFonts w:asciiTheme="majorHAnsi" w:hAnsiTheme="majorHAnsi" w:cs="Nirmala UI"/>
+                <w:noProof/>
               </w:rPr>
               <w:drawing>
                 <wp:inline distT="0" distB="0" distL="0" distR="0" wp14:anchorId="5D43A048" wp14:editId="14A660D1">
@@ -10395,6 +10446,7 @@
             <w:r>
               <w:rPr>
                 <w:rFonts w:asciiTheme="majorHAnsi" w:hAnsiTheme="majorHAnsi" w:cs="Nirmala UI"/>
+                <w:noProof/>
               </w:rPr>
               <w:drawing>
                 <wp:inline distT="0" distB="0" distL="0" distR="0" wp14:anchorId="4402A98D" wp14:editId="5B9F24D8">
@@ -10486,6 +10538,7 @@
             <w:r>
               <w:rPr>
                 <w:rFonts w:asciiTheme="majorHAnsi" w:hAnsiTheme="majorHAnsi" w:cs="Nirmala UI"/>
+                <w:noProof/>
                 <w:lang w:val="en-GB"/>
               </w:rPr>
               <w:drawing>
@@ -10562,6 +10615,7 @@
             <w:r>
               <w:rPr>
                 <w:rFonts w:asciiTheme="majorHAnsi" w:hAnsiTheme="majorHAnsi" w:cs="Nirmala UI"/>
+                <w:noProof/>
                 <w:lang w:val="en-GB"/>
               </w:rPr>
               <w:drawing>
@@ -10746,6 +10800,217 @@
         </w:rPr>
       </w:pPr>
     </w:p>
+    <w:p>
+      <w:pPr>
+        <w:tabs>
+          <w:tab w:val="left" w:pos="5480"/>
+        </w:tabs>
+        <w:rPr>
+          <w:rFonts w:asciiTheme="majorHAnsi" w:hAnsiTheme="majorHAnsi" w:cs="Nirmala UI"/>
+        </w:rPr>
+      </w:pPr>
+    </w:p>
+    <w:p>
+      <w:pPr>
+        <w:tabs>
+          <w:tab w:val="left" w:pos="5480"/>
+        </w:tabs>
+        <w:rPr>
+          <w:rFonts w:asciiTheme="majorHAnsi" w:hAnsiTheme="majorHAnsi" w:cs="Nirmala UI"/>
+        </w:rPr>
+      </w:pPr>
+    </w:p>
+    <w:p>
+      <w:pPr>
+        <w:tabs>
+          <w:tab w:val="left" w:pos="5480"/>
+        </w:tabs>
+        <w:rPr>
+          <w:rFonts w:asciiTheme="majorHAnsi" w:hAnsiTheme="majorHAnsi" w:cs="Nirmala UI"/>
+        </w:rPr>
+      </w:pPr>
+    </w:p>
+    <w:p>
+      <w:pPr>
+        <w:tabs>
+          <w:tab w:val="left" w:pos="5480"/>
+        </w:tabs>
+        <w:rPr>
+          <w:rFonts w:asciiTheme="majorHAnsi" w:hAnsiTheme="majorHAnsi" w:cs="Nirmala UI"/>
+        </w:rPr>
+      </w:pPr>
+    </w:p>
+    <w:p>
+      <w:pPr>
+        <w:tabs>
+          <w:tab w:val="left" w:pos="5480"/>
+        </w:tabs>
+        <w:rPr>
+          <w:rFonts w:asciiTheme="majorHAnsi" w:hAnsiTheme="majorHAnsi" w:cs="Nirmala UI"/>
+        </w:rPr>
+      </w:pPr>
+    </w:p>
+    <w:p>
+      <w:pPr>
+        <w:tabs>
+          <w:tab w:val="left" w:pos="5480"/>
+        </w:tabs>
+        <w:rPr>
+          <w:rFonts w:asciiTheme="majorHAnsi" w:hAnsiTheme="majorHAnsi" w:cs="Nirmala UI"/>
+          <w:b/>
+          <w:bCs/>
+        </w:rPr>
+      </w:pPr>
+      <w:r>
+        <w:rPr>
+          <w:rFonts w:asciiTheme="majorHAnsi" w:hAnsiTheme="majorHAnsi" w:cs="Nirmala UI"/>
+          <w:b/>
+          <w:bCs/>
+        </w:rPr>
+        <w:lastRenderedPageBreak/>
+        <w:t>Reflection of Project</w:t>
+      </w:r>
+    </w:p>
+    <w:p>
+      <w:pPr>
+        <w:tabs>
+          <w:tab w:val="left" w:pos="5480"/>
+        </w:tabs>
+        <w:rPr>
+          <w:rFonts w:asciiTheme="majorHAnsi" w:hAnsiTheme="majorHAnsi" w:cs="Nirmala UI"/>
+          <w:b/>
+          <w:bCs/>
+        </w:rPr>
+      </w:pPr>
+    </w:p>
+    <w:p>
+      <w:pPr>
+        <w:tabs>
+          <w:tab w:val="left" w:pos="5480"/>
+        </w:tabs>
+        <w:rPr>
+          <w:rFonts w:asciiTheme="majorHAnsi" w:hAnsiTheme="majorHAnsi" w:cs="Nirmala UI"/>
+        </w:rPr>
+      </w:pPr>
+      <w:r>
+        <w:rPr>
+          <w:rFonts w:asciiTheme="majorHAnsi" w:hAnsiTheme="majorHAnsi" w:cs="Nirmala UI"/>
+        </w:rPr>
+        <w:t xml:space="preserve">Through </w:t>
+      </w:r>
+      <w:r>
+        <w:rPr>
+          <w:rFonts w:asciiTheme="majorHAnsi" w:hAnsiTheme="majorHAnsi" w:cs="Nirmala UI"/>
+        </w:rPr>
+        <w:t>completing this project, I have felt much more confident in my ability to pick up programming languages and being able to use new applications. I also enjoyed figuring out how I learn best</w:t>
+      </w:r>
+      <w:r>
+        <w:rPr>
+          <w:rFonts w:asciiTheme="majorHAnsi" w:hAnsiTheme="majorHAnsi" w:cs="Nirmala UI"/>
+        </w:rPr>
+        <w:t>. T</w:t>
+      </w:r>
+      <w:r>
+        <w:rPr>
+          <w:rFonts w:asciiTheme="majorHAnsi" w:hAnsiTheme="majorHAnsi" w:cs="Nirmala UI"/>
+        </w:rPr>
+        <w:t xml:space="preserve">hrough trying to read written pieces on how to </w:t>
+      </w:r>
+      <w:r>
+        <w:rPr>
+          <w:rFonts w:asciiTheme="majorHAnsi" w:hAnsiTheme="majorHAnsi" w:cs="Nirmala UI"/>
+        </w:rPr>
+        <w:t xml:space="preserve">approach a deliverable, and watching YouTube videos, I now know it is easiest for me when I am watching someone do an example similar first and then trying </w:t>
+      </w:r>
+      <w:r>
+        <w:rPr>
+          <w:rFonts w:asciiTheme="majorHAnsi" w:hAnsiTheme="majorHAnsi" w:cs="Nirmala UI"/>
+        </w:rPr>
+        <w:t xml:space="preserve">to do it </w:t>
+      </w:r>
+      <w:r>
+        <w:rPr>
+          <w:rFonts w:asciiTheme="majorHAnsi" w:hAnsiTheme="majorHAnsi" w:cs="Nirmala UI"/>
+        </w:rPr>
+        <w:t>myself after writing down key functions to use specific to my own problem!</w:t>
+      </w:r>
+    </w:p>
+    <w:p>
+      <w:pPr>
+        <w:tabs>
+          <w:tab w:val="left" w:pos="5480"/>
+        </w:tabs>
+        <w:rPr>
+          <w:rFonts w:asciiTheme="majorHAnsi" w:hAnsiTheme="majorHAnsi" w:cs="Nirmala UI"/>
+        </w:rPr>
+      </w:pPr>
+    </w:p>
+    <w:p>
+      <w:pPr>
+        <w:tabs>
+          <w:tab w:val="left" w:pos="5480"/>
+        </w:tabs>
+        <w:rPr>
+          <w:rFonts w:asciiTheme="majorHAnsi" w:hAnsiTheme="majorHAnsi" w:cs="Nirmala UI"/>
+        </w:rPr>
+      </w:pPr>
+      <w:r>
+        <w:rPr>
+          <w:rFonts w:asciiTheme="majorHAnsi" w:hAnsiTheme="majorHAnsi" w:cs="Nirmala UI"/>
+        </w:rPr>
+        <w:t>It was my first time properly using C in a project, and it was a lot more intuitive than I thought (more intuitive than when I was learning Python…). I feel I properly understand the code I have written, and would love to extend this knowledge further, whether it be in PAST or in university projects in the future.</w:t>
+      </w:r>
+    </w:p>
+    <w:p>
+      <w:pPr>
+        <w:tabs>
+          <w:tab w:val="left" w:pos="5480"/>
+        </w:tabs>
+        <w:rPr>
+          <w:rFonts w:asciiTheme="majorHAnsi" w:hAnsiTheme="majorHAnsi" w:cs="Nirmala UI"/>
+        </w:rPr>
+      </w:pPr>
+    </w:p>
+    <w:p>
+      <w:pPr>
+        <w:tabs>
+          <w:tab w:val="left" w:pos="5480"/>
+        </w:tabs>
+        <w:rPr>
+          <w:rFonts w:asciiTheme="majorHAnsi" w:hAnsiTheme="majorHAnsi" w:cs="Nirmala UI"/>
+        </w:rPr>
+      </w:pPr>
+      <w:r>
+        <w:rPr>
+          <w:rFonts w:asciiTheme="majorHAnsi" w:hAnsiTheme="majorHAnsi" w:cs="Nirmala UI"/>
+        </w:rPr>
+        <w:t xml:space="preserve">If I were to do this project again, I would </w:t>
+      </w:r>
+      <w:r>
+        <w:rPr>
+          <w:rFonts w:asciiTheme="majorHAnsi" w:hAnsiTheme="majorHAnsi" w:cs="Nirmala UI"/>
+        </w:rPr>
+        <w:t xml:space="preserve">probably learn what the functions mean in STM32CubeIDE and where the names for main code points come from earlier, instead of jumping straight into trying to understand and change the demo and being confused on what UART and HAL means. I would also try to make an extended version </w:t>
+      </w:r>
+      <w:r>
+        <w:rPr>
+          <w:rFonts w:asciiTheme="majorHAnsi" w:hAnsiTheme="majorHAnsi" w:cs="Nirmala UI"/>
+        </w:rPr>
+        <w:t>of</w:t>
+      </w:r>
+      <w:r>
+        <w:rPr>
+          <w:rFonts w:asciiTheme="majorHAnsi" w:hAnsiTheme="majorHAnsi" w:cs="Nirmala UI"/>
+        </w:rPr>
+        <w:t xml:space="preserve"> the first coding deliverable like I did for the second one, as it was very enjoyable to see how </w:t>
+      </w:r>
+      <w:r>
+        <w:rPr>
+          <w:rFonts w:asciiTheme="majorHAnsi" w:hAnsiTheme="majorHAnsi" w:cs="Nirmala UI"/>
+        </w:rPr>
+        <w:t>foundational learning can be changed into applicable learning for real-world tasks.</w:t>
+      </w:r>
+    </w:p>
     <w:sectPr>
       <w:pgSz w:w="11906" w:h="16838"/>
       <w:pgMar w:top="1440" w:right="1440" w:bottom="1440" w:left="1440" w:header="708" w:footer="708" w:gutter="0"/>
@@ -10833,7 +11098,7 @@
   <w:abstractNum w:abstractNumId="0" w15:restartNumberingAfterBreak="0">
     <w:nsid w:val="07736F9D"/>
     <w:multiLevelType w:val="hybridMultilevel"/>
-    <w:tmpl w:val="CAF81848"/>
+    <w:tmpl w:val="FA505BFE"/>
     <w:lvl w:ilvl="0" w:tplc="DA9AD208">
       <w:start w:val="1"/>
       <w:numFmt w:val="bullet"/>
@@ -10944,6 +11209,119 @@
     </w:lvl>
   </w:abstractNum>
   <w:abstractNum w:abstractNumId="1" w15:restartNumberingAfterBreak="0">
+    <w:nsid w:val="164744A4"/>
+    <w:multiLevelType w:val="hybridMultilevel"/>
+    <w:tmpl w:val="FD32081E"/>
+    <w:lvl w:ilvl="0" w:tplc="08090001">
+      <w:start w:val="1"/>
+      <w:numFmt w:val="bullet"/>
+      <w:lvlText w:val=""/>
+      <w:lvlJc w:val="left"/>
+      <w:pPr>
+        <w:ind w:left="720" w:hanging="360"/>
+      </w:pPr>
+      <w:rPr>
+        <w:rFonts w:ascii="Symbol" w:hAnsi="Symbol" w:hint="default"/>
+      </w:rPr>
+    </w:lvl>
+    <w:lvl w:ilvl="1" w:tplc="08090003" w:tentative="1">
+      <w:start w:val="1"/>
+      <w:numFmt w:val="bullet"/>
+      <w:lvlText w:val="o"/>
+      <w:lvlJc w:val="left"/>
+      <w:pPr>
+        <w:ind w:left="1440" w:hanging="360"/>
+      </w:pPr>
+      <w:rPr>
+        <w:rFonts w:ascii="Courier New" w:hAnsi="Courier New" w:cs="Courier New" w:hint="default"/>
+      </w:rPr>
+    </w:lvl>
+    <w:lvl w:ilvl="2" w:tplc="08090005" w:tentative="1">
+      <w:start w:val="1"/>
+      <w:numFmt w:val="bullet"/>
+      <w:lvlText w:val=""/>
+      <w:lvlJc w:val="left"/>
+      <w:pPr>
+        <w:ind w:left="2160" w:hanging="360"/>
+      </w:pPr>
+      <w:rPr>
+        <w:rFonts w:ascii="Wingdings" w:hAnsi="Wingdings" w:hint="default"/>
+      </w:rPr>
+    </w:lvl>
+    <w:lvl w:ilvl="3" w:tplc="08090001" w:tentative="1">
+      <w:start w:val="1"/>
+      <w:numFmt w:val="bullet"/>
+      <w:lvlText w:val=""/>
+      <w:lvlJc w:val="left"/>
+      <w:pPr>
+        <w:ind w:left="2880" w:hanging="360"/>
+      </w:pPr>
+      <w:rPr>
+        <w:rFonts w:ascii="Symbol" w:hAnsi="Symbol" w:hint="default"/>
+      </w:rPr>
+    </w:lvl>
+    <w:lvl w:ilvl="4" w:tplc="08090003" w:tentative="1">
+      <w:start w:val="1"/>
+      <w:numFmt w:val="bullet"/>
+      <w:lvlText w:val="o"/>
+      <w:lvlJc w:val="left"/>
+      <w:pPr>
+        <w:ind w:left="3600" w:hanging="360"/>
+      </w:pPr>
+      <w:rPr>
+        <w:rFonts w:ascii="Courier New" w:hAnsi="Courier New" w:cs="Courier New" w:hint="default"/>
+      </w:rPr>
+    </w:lvl>
+    <w:lvl w:ilvl="5" w:tplc="08090005" w:tentative="1">
+      <w:start w:val="1"/>
+      <w:numFmt w:val="bullet"/>
+      <w:lvlText w:val=""/>
+      <w:lvlJc w:val="left"/>
+      <w:pPr>
+        <w:ind w:left="4320" w:hanging="360"/>
+      </w:pPr>
+      <w:rPr>
+        <w:rFonts w:ascii="Wingdings" w:hAnsi="Wingdings" w:hint="default"/>
+      </w:rPr>
+    </w:lvl>
+    <w:lvl w:ilvl="6" w:tplc="08090001" w:tentative="1">
+      <w:start w:val="1"/>
+      <w:numFmt w:val="bullet"/>
+      <w:lvlText w:val=""/>
+      <w:lvlJc w:val="left"/>
+      <w:pPr>
+        <w:ind w:left="5040" w:hanging="360"/>
+      </w:pPr>
+      <w:rPr>
+        <w:rFonts w:ascii="Symbol" w:hAnsi="Symbol" w:hint="default"/>
+      </w:rPr>
+    </w:lvl>
+    <w:lvl w:ilvl="7" w:tplc="08090003" w:tentative="1">
+      <w:start w:val="1"/>
+      <w:numFmt w:val="bullet"/>
+      <w:lvlText w:val="o"/>
+      <w:lvlJc w:val="left"/>
+      <w:pPr>
+        <w:ind w:left="5760" w:hanging="360"/>
+      </w:pPr>
+      <w:rPr>
+        <w:rFonts w:ascii="Courier New" w:hAnsi="Courier New" w:cs="Courier New" w:hint="default"/>
+      </w:rPr>
+    </w:lvl>
+    <w:lvl w:ilvl="8" w:tplc="08090005" w:tentative="1">
+      <w:start w:val="1"/>
+      <w:numFmt w:val="bullet"/>
+      <w:lvlText w:val=""/>
+      <w:lvlJc w:val="left"/>
+      <w:pPr>
+        <w:ind w:left="6480" w:hanging="360"/>
+      </w:pPr>
+      <w:rPr>
+        <w:rFonts w:ascii="Wingdings" w:hAnsi="Wingdings" w:hint="default"/>
+      </w:rPr>
+    </w:lvl>
+  </w:abstractNum>
+  <w:abstractNum w:abstractNumId="2" w15:restartNumberingAfterBreak="0">
     <w:nsid w:val="17392A73"/>
     <w:multiLevelType w:val="hybridMultilevel"/>
     <w:tmpl w:val="02A490D6"/>
@@ -11056,7 +11434,7 @@
       </w:rPr>
     </w:lvl>
   </w:abstractNum>
-  <w:abstractNum w:abstractNumId="2" w15:restartNumberingAfterBreak="0">
+  <w:abstractNum w:abstractNumId="3" w15:restartNumberingAfterBreak="0">
     <w:nsid w:val="1BD33263"/>
     <w:multiLevelType w:val="hybridMultilevel"/>
     <w:tmpl w:val="88BE588C"/>
@@ -11169,7 +11547,7 @@
       </w:rPr>
     </w:lvl>
   </w:abstractNum>
-  <w:abstractNum w:abstractNumId="3" w15:restartNumberingAfterBreak="0">
+  <w:abstractNum w:abstractNumId="4" w15:restartNumberingAfterBreak="0">
     <w:nsid w:val="21795397"/>
     <w:multiLevelType w:val="hybridMultilevel"/>
     <w:tmpl w:val="A49224F8"/>
@@ -11282,7 +11660,7 @@
       </w:rPr>
     </w:lvl>
   </w:abstractNum>
-  <w:abstractNum w:abstractNumId="4" w15:restartNumberingAfterBreak="0">
+  <w:abstractNum w:abstractNumId="5" w15:restartNumberingAfterBreak="0">
     <w:nsid w:val="31816451"/>
     <w:multiLevelType w:val="hybridMultilevel"/>
     <w:tmpl w:val="6E08A738"/>
@@ -11395,7 +11773,7 @@
       </w:rPr>
     </w:lvl>
   </w:abstractNum>
-  <w:abstractNum w:abstractNumId="5" w15:restartNumberingAfterBreak="0">
+  <w:abstractNum w:abstractNumId="6" w15:restartNumberingAfterBreak="0">
     <w:nsid w:val="3214578D"/>
     <w:multiLevelType w:val="hybridMultilevel"/>
     <w:tmpl w:val="26A84CC0"/>
@@ -11508,7 +11886,7 @@
       </w:rPr>
     </w:lvl>
   </w:abstractNum>
-  <w:abstractNum w:abstractNumId="6" w15:restartNumberingAfterBreak="0">
+  <w:abstractNum w:abstractNumId="7" w15:restartNumberingAfterBreak="0">
     <w:nsid w:val="3A23105B"/>
     <w:multiLevelType w:val="hybridMultilevel"/>
     <w:tmpl w:val="99F8594C"/>
@@ -11621,7 +11999,7 @@
       </w:rPr>
     </w:lvl>
   </w:abstractNum>
-  <w:abstractNum w:abstractNumId="7" w15:restartNumberingAfterBreak="0">
+  <w:abstractNum w:abstractNumId="8" w15:restartNumberingAfterBreak="0">
     <w:nsid w:val="3CD91E99"/>
     <w:multiLevelType w:val="hybridMultilevel"/>
     <w:tmpl w:val="9404F0CA"/>
@@ -11734,7 +12112,7 @@
       </w:rPr>
     </w:lvl>
   </w:abstractNum>
-  <w:abstractNum w:abstractNumId="8" w15:restartNumberingAfterBreak="0">
+  <w:abstractNum w:abstractNumId="9" w15:restartNumberingAfterBreak="0">
     <w:nsid w:val="3D716A23"/>
     <w:multiLevelType w:val="hybridMultilevel"/>
     <w:tmpl w:val="1B10AA42"/>
@@ -11847,7 +12225,7 @@
       </w:rPr>
     </w:lvl>
   </w:abstractNum>
-  <w:abstractNum w:abstractNumId="9" w15:restartNumberingAfterBreak="0">
+  <w:abstractNum w:abstractNumId="10" w15:restartNumberingAfterBreak="0">
     <w:nsid w:val="4AA4424D"/>
     <w:multiLevelType w:val="hybridMultilevel"/>
     <w:tmpl w:val="A59A9368"/>
@@ -11933,7 +12311,7 @@
       </w:pPr>
     </w:lvl>
   </w:abstractNum>
-  <w:abstractNum w:abstractNumId="10" w15:restartNumberingAfterBreak="0">
+  <w:abstractNum w:abstractNumId="11" w15:restartNumberingAfterBreak="0">
     <w:nsid w:val="4B0E18A4"/>
     <w:multiLevelType w:val="hybridMultilevel"/>
     <w:tmpl w:val="8654B304"/>
@@ -12046,7 +12424,7 @@
       </w:rPr>
     </w:lvl>
   </w:abstractNum>
-  <w:abstractNum w:abstractNumId="11" w15:restartNumberingAfterBreak="0">
+  <w:abstractNum w:abstractNumId="12" w15:restartNumberingAfterBreak="0">
     <w:nsid w:val="54B74938"/>
     <w:multiLevelType w:val="hybridMultilevel"/>
     <w:tmpl w:val="0AA470C8"/>
@@ -12159,7 +12537,7 @@
       </w:rPr>
     </w:lvl>
   </w:abstractNum>
-  <w:abstractNum w:abstractNumId="12" w15:restartNumberingAfterBreak="0">
+  <w:abstractNum w:abstractNumId="13" w15:restartNumberingAfterBreak="0">
     <w:nsid w:val="551F455F"/>
     <w:multiLevelType w:val="hybridMultilevel"/>
     <w:tmpl w:val="88ACD9D6"/>
@@ -12272,7 +12650,7 @@
       </w:rPr>
     </w:lvl>
   </w:abstractNum>
-  <w:abstractNum w:abstractNumId="13" w15:restartNumberingAfterBreak="0">
+  <w:abstractNum w:abstractNumId="14" w15:restartNumberingAfterBreak="0">
     <w:nsid w:val="5E0F33A6"/>
     <w:multiLevelType w:val="hybridMultilevel"/>
     <w:tmpl w:val="50E24CA2"/>
@@ -12385,7 +12763,7 @@
       </w:rPr>
     </w:lvl>
   </w:abstractNum>
-  <w:abstractNum w:abstractNumId="14" w15:restartNumberingAfterBreak="0">
+  <w:abstractNum w:abstractNumId="15" w15:restartNumberingAfterBreak="0">
     <w:nsid w:val="5F09291D"/>
     <w:multiLevelType w:val="hybridMultilevel"/>
     <w:tmpl w:val="F7A29908"/>
@@ -12498,7 +12876,7 @@
       </w:rPr>
     </w:lvl>
   </w:abstractNum>
-  <w:abstractNum w:abstractNumId="15" w15:restartNumberingAfterBreak="0">
+  <w:abstractNum w:abstractNumId="16" w15:restartNumberingAfterBreak="0">
     <w:nsid w:val="5FAC20B5"/>
     <w:multiLevelType w:val="hybridMultilevel"/>
     <w:tmpl w:val="A712FCC8"/>
@@ -12611,7 +12989,7 @@
       </w:rPr>
     </w:lvl>
   </w:abstractNum>
-  <w:abstractNum w:abstractNumId="16" w15:restartNumberingAfterBreak="0">
+  <w:abstractNum w:abstractNumId="17" w15:restartNumberingAfterBreak="0">
     <w:nsid w:val="5FF63203"/>
     <w:multiLevelType w:val="hybridMultilevel"/>
     <w:tmpl w:val="C97AD77A"/>
@@ -12724,7 +13102,7 @@
       </w:rPr>
     </w:lvl>
   </w:abstractNum>
-  <w:abstractNum w:abstractNumId="17" w15:restartNumberingAfterBreak="0">
+  <w:abstractNum w:abstractNumId="18" w15:restartNumberingAfterBreak="0">
     <w:nsid w:val="5FFB6DDB"/>
     <w:multiLevelType w:val="hybridMultilevel"/>
     <w:tmpl w:val="858A9232"/>
@@ -12837,7 +13215,7 @@
       </w:rPr>
     </w:lvl>
   </w:abstractNum>
-  <w:abstractNum w:abstractNumId="18" w15:restartNumberingAfterBreak="0">
+  <w:abstractNum w:abstractNumId="19" w15:restartNumberingAfterBreak="0">
     <w:nsid w:val="69E71DD7"/>
     <w:multiLevelType w:val="hybridMultilevel"/>
     <w:tmpl w:val="FACE5970"/>
@@ -12950,7 +13328,7 @@
       </w:rPr>
     </w:lvl>
   </w:abstractNum>
-  <w:abstractNum w:abstractNumId="19" w15:restartNumberingAfterBreak="0">
+  <w:abstractNum w:abstractNumId="20" w15:restartNumberingAfterBreak="0">
     <w:nsid w:val="6B532E0F"/>
     <w:multiLevelType w:val="hybridMultilevel"/>
     <w:tmpl w:val="8024817A"/>
@@ -13063,7 +13441,7 @@
       </w:rPr>
     </w:lvl>
   </w:abstractNum>
-  <w:abstractNum w:abstractNumId="20" w15:restartNumberingAfterBreak="0">
+  <w:abstractNum w:abstractNumId="21" w15:restartNumberingAfterBreak="0">
     <w:nsid w:val="6C7D43B9"/>
     <w:multiLevelType w:val="hybridMultilevel"/>
     <w:tmpl w:val="35A4266A"/>
@@ -13176,7 +13554,7 @@
       </w:rPr>
     </w:lvl>
   </w:abstractNum>
-  <w:abstractNum w:abstractNumId="21" w15:restartNumberingAfterBreak="0">
+  <w:abstractNum w:abstractNumId="22" w15:restartNumberingAfterBreak="0">
     <w:nsid w:val="73A84158"/>
     <w:multiLevelType w:val="hybridMultilevel"/>
     <w:tmpl w:val="B2C819A0"/>
@@ -13289,7 +13667,7 @@
       </w:rPr>
     </w:lvl>
   </w:abstractNum>
-  <w:abstractNum w:abstractNumId="22" w15:restartNumberingAfterBreak="0">
+  <w:abstractNum w:abstractNumId="23" w15:restartNumberingAfterBreak="0">
     <w:nsid w:val="75A054B4"/>
     <w:multiLevelType w:val="hybridMultilevel"/>
     <w:tmpl w:val="1CE62202"/>
@@ -13402,7 +13780,7 @@
       </w:rPr>
     </w:lvl>
   </w:abstractNum>
-  <w:abstractNum w:abstractNumId="23" w15:restartNumberingAfterBreak="0">
+  <w:abstractNum w:abstractNumId="24" w15:restartNumberingAfterBreak="0">
     <w:nsid w:val="7C07716C"/>
     <w:multiLevelType w:val="multilevel"/>
     <w:tmpl w:val="19ECB3E8"/>
@@ -13551,7 +13929,7 @@
       </w:rPr>
     </w:lvl>
   </w:abstractNum>
-  <w:abstractNum w:abstractNumId="24" w15:restartNumberingAfterBreak="0">
+  <w:abstractNum w:abstractNumId="25" w15:restartNumberingAfterBreak="0">
     <w:nsid w:val="7C6873E5"/>
     <w:multiLevelType w:val="multilevel"/>
     <w:tmpl w:val="DE0ABEFA"/>
@@ -13701,79 +14079,82 @@
     </w:lvl>
   </w:abstractNum>
   <w:num w:numId="1" w16cid:durableId="376782374">
+    <w:abstractNumId w:val="19"/>
+  </w:num>
+  <w:num w:numId="2" w16cid:durableId="199510199">
+    <w:abstractNumId w:val="15"/>
+  </w:num>
+  <w:num w:numId="3" w16cid:durableId="1241328162">
+    <w:abstractNumId w:val="3"/>
+  </w:num>
+  <w:num w:numId="4" w16cid:durableId="2127848435">
+    <w:abstractNumId w:val="25"/>
+  </w:num>
+  <w:num w:numId="5" w16cid:durableId="1575704934">
+    <w:abstractNumId w:val="21"/>
+  </w:num>
+  <w:num w:numId="6" w16cid:durableId="1555848857">
+    <w:abstractNumId w:val="17"/>
+  </w:num>
+  <w:num w:numId="7" w16cid:durableId="1619068462">
+    <w:abstractNumId w:val="13"/>
+  </w:num>
+  <w:num w:numId="8" w16cid:durableId="227692250">
+    <w:abstractNumId w:val="7"/>
+  </w:num>
+  <w:num w:numId="9" w16cid:durableId="1861385685">
+    <w:abstractNumId w:val="6"/>
+  </w:num>
+  <w:num w:numId="10" w16cid:durableId="1893299710">
+    <w:abstractNumId w:val="23"/>
+  </w:num>
+  <w:num w:numId="11" w16cid:durableId="654802416">
+    <w:abstractNumId w:val="5"/>
+  </w:num>
+  <w:num w:numId="12" w16cid:durableId="1980499698">
+    <w:abstractNumId w:val="4"/>
+  </w:num>
+  <w:num w:numId="13" w16cid:durableId="1369985768">
+    <w:abstractNumId w:val="16"/>
+  </w:num>
+  <w:num w:numId="14" w16cid:durableId="1482380877">
+    <w:abstractNumId w:val="2"/>
+  </w:num>
+  <w:num w:numId="15" w16cid:durableId="1116633177">
+    <w:abstractNumId w:val="9"/>
+  </w:num>
+  <w:num w:numId="16" w16cid:durableId="900672232">
+    <w:abstractNumId w:val="8"/>
+  </w:num>
+  <w:num w:numId="17" w16cid:durableId="1298805047">
+    <w:abstractNumId w:val="10"/>
+  </w:num>
+  <w:num w:numId="18" w16cid:durableId="416022719">
     <w:abstractNumId w:val="18"/>
   </w:num>
-  <w:num w:numId="2" w16cid:durableId="199510199">
+  <w:num w:numId="19" w16cid:durableId="2114401775">
     <w:abstractNumId w:val="14"/>
   </w:num>
-  <w:num w:numId="3" w16cid:durableId="1241328162">
-    <w:abstractNumId w:val="2"/>
-  </w:num>
-  <w:num w:numId="4" w16cid:durableId="2127848435">
-    <w:abstractNumId w:val="24"/>
-  </w:num>
-  <w:num w:numId="5" w16cid:durableId="1575704934">
-    <w:abstractNumId w:val="20"/>
-  </w:num>
-  <w:num w:numId="6" w16cid:durableId="1555848857">
-    <w:abstractNumId w:val="16"/>
-  </w:num>
-  <w:num w:numId="7" w16cid:durableId="1619068462">
-    <w:abstractNumId w:val="12"/>
-  </w:num>
-  <w:num w:numId="8" w16cid:durableId="227692250">
-    <w:abstractNumId w:val="6"/>
-  </w:num>
-  <w:num w:numId="9" w16cid:durableId="1861385685">
-    <w:abstractNumId w:val="5"/>
-  </w:num>
-  <w:num w:numId="10" w16cid:durableId="1893299710">
+  <w:num w:numId="20" w16cid:durableId="1927419137">
     <w:abstractNumId w:val="22"/>
   </w:num>
-  <w:num w:numId="11" w16cid:durableId="654802416">
-    <w:abstractNumId w:val="4"/>
-  </w:num>
-  <w:num w:numId="12" w16cid:durableId="1980499698">
-    <w:abstractNumId w:val="3"/>
-  </w:num>
-  <w:num w:numId="13" w16cid:durableId="1369985768">
-    <w:abstractNumId w:val="15"/>
-  </w:num>
-  <w:num w:numId="14" w16cid:durableId="1482380877">
-    <w:abstractNumId w:val="1"/>
-  </w:num>
-  <w:num w:numId="15" w16cid:durableId="1116633177">
-    <w:abstractNumId w:val="8"/>
-  </w:num>
-  <w:num w:numId="16" w16cid:durableId="900672232">
-    <w:abstractNumId w:val="7"/>
-  </w:num>
-  <w:num w:numId="17" w16cid:durableId="1298805047">
-    <w:abstractNumId w:val="9"/>
-  </w:num>
-  <w:num w:numId="18" w16cid:durableId="416022719">
-    <w:abstractNumId w:val="17"/>
-  </w:num>
-  <w:num w:numId="19" w16cid:durableId="2114401775">
-    <w:abstractNumId w:val="13"/>
-  </w:num>
-  <w:num w:numId="20" w16cid:durableId="1927419137">
-    <w:abstractNumId w:val="21"/>
-  </w:num>
   <w:num w:numId="21" w16cid:durableId="143086695">
-    <w:abstractNumId w:val="10"/>
+    <w:abstractNumId w:val="11"/>
   </w:num>
   <w:num w:numId="22" w16cid:durableId="630945030">
-    <w:abstractNumId w:val="23"/>
+    <w:abstractNumId w:val="24"/>
   </w:num>
   <w:num w:numId="23" w16cid:durableId="1923568401">
     <w:abstractNumId w:val="0"/>
   </w:num>
   <w:num w:numId="24" w16cid:durableId="1527136999">
-    <w:abstractNumId w:val="11"/>
+    <w:abstractNumId w:val="12"/>
   </w:num>
   <w:num w:numId="25" w16cid:durableId="228419850">
-    <w:abstractNumId w:val="19"/>
+    <w:abstractNumId w:val="20"/>
+  </w:num>
+  <w:num w:numId="26" w16cid:durableId="2018582056">
+    <w:abstractNumId w:val="1"/>
   </w:num>
 </w:numbering>
 </file>
@@ -14393,6 +14774,7 @@
   <w:style w:type="character" w:default="1" w:styleId="DefaultParagraphFont">
     <w:name w:val="Default Paragraph Font"/>
     <w:uiPriority w:val="1"/>
+    <w:semiHidden/>
     <w:unhideWhenUsed/>
   </w:style>
   <w:style w:type="table" w:default="1" w:styleId="TableNormal">
